--- a/Project-BI.docx
+++ b/Project-BI.docx
@@ -1361,6 +1361,2149 @@
         </w:rPr>
         <w:t>Réduction du taux de défaut</w:t>
       </w:r>
+      <w:bookmarkStart w:id="0" w:name="_GoBack"/>
+      <w:bookmarkEnd w:id="0"/>
+    </w:p>
+    <w:p>
+      <w:pPr>
+        <w:pStyle w:val="8"/>
+        <w:keepNext w:val="0"/>
+        <w:keepLines w:val="0"/>
+        <w:widowControl/>
+        <w:numPr>
+          <w:numId w:val="0"/>
+        </w:numPr>
+        <w:suppressLineNumbers w:val="0"/>
+        <w:tabs>
+          <w:tab w:val="left" w:pos="840"/>
+        </w:tabs>
+        <w:spacing w:before="0" w:beforeAutospacing="1" w:after="0" w:afterAutospacing="1"/>
+        <w:ind w:right="0" w:rightChars="0"/>
+        <w:jc w:val="left"/>
+        <w:rPr>
+          <w:rFonts w:hint="default" w:cs="Times New Roman"/>
+          <w:b/>
+          <w:bCs/>
+          <w:sz w:val="22"/>
+          <w:szCs w:val="22"/>
+          <w:u w:val="single"/>
+          <w:lang w:val="fr-FR"/>
+        </w:rPr>
+      </w:pPr>
+      <w:r>
+        <w:rPr>
+          <w:rFonts w:hint="default" w:cs="Times New Roman"/>
+          <w:b/>
+          <w:bCs/>
+          <w:sz w:val="22"/>
+          <w:szCs w:val="22"/>
+          <w:u w:val="single"/>
+          <w:lang w:val="fr-FR"/>
+        </w:rPr>
+        <w:t>Matrice Fait/Dimension:</w:t>
+      </w:r>
+    </w:p>
+    <w:tbl>
+      <w:tblPr>
+        <w:tblW w:w="9308" w:type="dxa"/>
+        <w:tblInd w:w="-250" w:type="dxa"/>
+        <w:tblBorders>
+          <w:top w:val="single" w:color="auto" w:sz="4" w:space="0"/>
+          <w:left w:val="single" w:color="auto" w:sz="4" w:space="0"/>
+          <w:bottom w:val="single" w:color="auto" w:sz="4" w:space="0"/>
+          <w:right w:val="single" w:color="auto" w:sz="4" w:space="0"/>
+          <w:insideH w:val="single" w:color="auto" w:sz="4" w:space="0"/>
+          <w:insideV w:val="single" w:color="auto" w:sz="4" w:space="0"/>
+        </w:tblBorders>
+        <w:tblLayout w:type="fixed"/>
+        <w:tblCellMar>
+          <w:left w:w="108" w:type="dxa"/>
+          <w:right w:w="108" w:type="dxa"/>
+        </w:tblCellMar>
+      </w:tblPr>
+      <w:tblGrid>
+        <w:gridCol w:w="2033"/>
+        <w:gridCol w:w="1509"/>
+        <w:gridCol w:w="1133"/>
+        <w:gridCol w:w="1808"/>
+        <w:gridCol w:w="1334"/>
+        <w:gridCol w:w="1491"/>
+      </w:tblGrid>
+      <w:tr>
+        <w:tblPrEx>
+          <w:tblBorders>
+            <w:top w:val="single" w:color="auto" w:sz="4" w:space="0"/>
+            <w:left w:val="single" w:color="auto" w:sz="4" w:space="0"/>
+            <w:bottom w:val="single" w:color="auto" w:sz="4" w:space="0"/>
+            <w:right w:val="single" w:color="auto" w:sz="4" w:space="0"/>
+            <w:insideH w:val="single" w:color="auto" w:sz="4" w:space="0"/>
+            <w:insideV w:val="single" w:color="auto" w:sz="4" w:space="0"/>
+          </w:tblBorders>
+          <w:tblCellMar>
+            <w:left w:w="108" w:type="dxa"/>
+            <w:right w:w="108" w:type="dxa"/>
+          </w:tblCellMar>
+        </w:tblPrEx>
+        <w:tc>
+          <w:tcPr>
+            <w:tcW w:w="2033" w:type="dxa"/>
+          </w:tcPr>
+          <w:p>
+            <w:pPr>
+              <w:pStyle w:val="8"/>
+              <w:keepNext w:val="0"/>
+              <w:keepLines w:val="0"/>
+              <w:widowControl/>
+              <w:numPr>
+                <w:numId w:val="0"/>
+              </w:numPr>
+              <w:suppressLineNumbers w:val="0"/>
+              <w:tabs>
+                <w:tab w:val="left" w:pos="840"/>
+              </w:tabs>
+              <w:spacing w:before="0" w:beforeAutospacing="1" w:after="0" w:afterAutospacing="1"/>
+              <w:ind w:right="0" w:rightChars="0"/>
+              <w:jc w:val="left"/>
+              <w:rPr>
+                <w:rFonts w:hint="default"/>
+                <w:b/>
+                <w:bCs/>
+                <w:sz w:val="22"/>
+                <w:szCs w:val="22"/>
+                <w:u w:val="none"/>
+                <w:vertAlign w:val="baseline"/>
+                <w:lang w:val="fr-FR"/>
+              </w:rPr>
+            </w:pPr>
+            <w:r>
+              <w:rPr>
+                <w:rFonts w:hint="default"/>
+                <w:b/>
+                <w:bCs/>
+                <w:sz w:val="22"/>
+                <w:szCs w:val="22"/>
+                <w:u w:val="none"/>
+                <w:vertAlign w:val="baseline"/>
+                <w:lang w:val="fr-FR"/>
+              </w:rPr>
+              <w:t>Processus</w:t>
+            </w:r>
+          </w:p>
+          <w:p>
+            <w:pPr>
+              <w:pStyle w:val="8"/>
+              <w:keepNext w:val="0"/>
+              <w:keepLines w:val="0"/>
+              <w:widowControl/>
+              <w:numPr>
+                <w:numId w:val="0"/>
+              </w:numPr>
+              <w:suppressLineNumbers w:val="0"/>
+              <w:tabs>
+                <w:tab w:val="left" w:pos="840"/>
+              </w:tabs>
+              <w:spacing w:before="0" w:beforeAutospacing="1" w:after="0" w:afterAutospacing="1"/>
+              <w:ind w:right="0" w:rightChars="0"/>
+              <w:jc w:val="left"/>
+              <w:rPr>
+                <w:rFonts w:hint="default" w:cs="Times New Roman"/>
+                <w:b/>
+                <w:bCs/>
+                <w:sz w:val="22"/>
+                <w:szCs w:val="22"/>
+                <w:u w:val="none"/>
+                <w:vertAlign w:val="baseline"/>
+                <w:lang w:val="fr-FR"/>
+              </w:rPr>
+            </w:pPr>
+            <w:r>
+              <w:rPr>
+                <w:rFonts w:hint="default"/>
+                <w:b/>
+                <w:bCs/>
+                <w:sz w:val="22"/>
+                <w:szCs w:val="22"/>
+                <w:u w:val="none"/>
+                <w:vertAlign w:val="baseline"/>
+                <w:lang w:val="fr-FR"/>
+              </w:rPr>
+              <w:t>Métier / Indicateurs</w:t>
+            </w:r>
+          </w:p>
+        </w:tc>
+        <w:tc>
+          <w:tcPr>
+            <w:tcW w:w="1509" w:type="dxa"/>
+          </w:tcPr>
+          <w:p>
+            <w:pPr>
+              <w:pStyle w:val="8"/>
+              <w:keepNext w:val="0"/>
+              <w:keepLines w:val="0"/>
+              <w:widowControl/>
+              <w:numPr>
+                <w:numId w:val="0"/>
+              </w:numPr>
+              <w:suppressLineNumbers w:val="0"/>
+              <w:tabs>
+                <w:tab w:val="left" w:pos="840"/>
+              </w:tabs>
+              <w:spacing w:before="0" w:beforeAutospacing="1" w:after="0" w:afterAutospacing="1"/>
+              <w:ind w:right="0" w:rightChars="0"/>
+              <w:jc w:val="left"/>
+              <w:rPr>
+                <w:rFonts w:hint="default" w:cs="Times New Roman"/>
+                <w:b/>
+                <w:bCs/>
+                <w:sz w:val="22"/>
+                <w:szCs w:val="22"/>
+                <w:u w:val="none"/>
+                <w:vertAlign w:val="baseline"/>
+                <w:lang w:val="fr-FR"/>
+              </w:rPr>
+            </w:pPr>
+            <w:r>
+              <w:rPr>
+                <w:rFonts w:hint="default"/>
+                <w:b/>
+                <w:bCs/>
+                <w:sz w:val="22"/>
+                <w:szCs w:val="22"/>
+                <w:u w:val="none"/>
+                <w:vertAlign w:val="baseline"/>
+                <w:lang w:val="fr-FR"/>
+              </w:rPr>
+              <w:t>DIM_TEMPS</w:t>
+            </w:r>
+          </w:p>
+        </w:tc>
+        <w:tc>
+          <w:tcPr>
+            <w:tcW w:w="1133" w:type="dxa"/>
+          </w:tcPr>
+          <w:p>
+            <w:pPr>
+              <w:pStyle w:val="8"/>
+              <w:keepNext w:val="0"/>
+              <w:keepLines w:val="0"/>
+              <w:widowControl/>
+              <w:numPr>
+                <w:numId w:val="0"/>
+              </w:numPr>
+              <w:suppressLineNumbers w:val="0"/>
+              <w:tabs>
+                <w:tab w:val="left" w:pos="840"/>
+              </w:tabs>
+              <w:spacing w:before="0" w:beforeAutospacing="1" w:after="0" w:afterAutospacing="1"/>
+              <w:ind w:right="0" w:rightChars="0"/>
+              <w:jc w:val="left"/>
+              <w:rPr>
+                <w:rFonts w:hint="default" w:cs="Times New Roman"/>
+                <w:b/>
+                <w:bCs/>
+                <w:sz w:val="22"/>
+                <w:szCs w:val="22"/>
+                <w:u w:val="none"/>
+                <w:vertAlign w:val="baseline"/>
+                <w:lang w:val="fr-FR"/>
+              </w:rPr>
+            </w:pPr>
+            <w:r>
+              <w:rPr>
+                <w:rFonts w:hint="default"/>
+                <w:b/>
+                <w:bCs/>
+                <w:sz w:val="22"/>
+                <w:szCs w:val="22"/>
+                <w:u w:val="none"/>
+                <w:vertAlign w:val="baseline"/>
+                <w:lang w:val="fr-FR"/>
+              </w:rPr>
+              <w:t>DIM_CLIENTS</w:t>
+            </w:r>
+          </w:p>
+        </w:tc>
+        <w:tc>
+          <w:tcPr>
+            <w:tcW w:w="1808" w:type="dxa"/>
+          </w:tcPr>
+          <w:p>
+            <w:pPr>
+              <w:pStyle w:val="8"/>
+              <w:keepNext w:val="0"/>
+              <w:keepLines w:val="0"/>
+              <w:widowControl/>
+              <w:numPr>
+                <w:numId w:val="0"/>
+              </w:numPr>
+              <w:suppressLineNumbers w:val="0"/>
+              <w:tabs>
+                <w:tab w:val="left" w:pos="840"/>
+              </w:tabs>
+              <w:spacing w:before="0" w:beforeAutospacing="1" w:after="0" w:afterAutospacing="1"/>
+              <w:ind w:right="0" w:rightChars="0"/>
+              <w:jc w:val="left"/>
+              <w:rPr>
+                <w:rFonts w:hint="default" w:cs="Times New Roman"/>
+                <w:b/>
+                <w:bCs/>
+                <w:sz w:val="22"/>
+                <w:szCs w:val="22"/>
+                <w:u w:val="none"/>
+                <w:vertAlign w:val="baseline"/>
+                <w:lang w:val="fr-FR"/>
+              </w:rPr>
+            </w:pPr>
+            <w:r>
+              <w:rPr>
+                <w:rFonts w:hint="default"/>
+                <w:b/>
+                <w:bCs/>
+                <w:sz w:val="22"/>
+                <w:szCs w:val="22"/>
+                <w:u w:val="none"/>
+                <w:vertAlign w:val="baseline"/>
+                <w:lang w:val="fr-FR"/>
+              </w:rPr>
+              <w:t>DIM_AGENCES</w:t>
+            </w:r>
+          </w:p>
+        </w:tc>
+        <w:tc>
+          <w:tcPr>
+            <w:tcW w:w="1334" w:type="dxa"/>
+          </w:tcPr>
+          <w:p>
+            <w:pPr>
+              <w:pStyle w:val="8"/>
+              <w:keepNext w:val="0"/>
+              <w:keepLines w:val="0"/>
+              <w:widowControl/>
+              <w:numPr>
+                <w:numId w:val="0"/>
+              </w:numPr>
+              <w:suppressLineNumbers w:val="0"/>
+              <w:tabs>
+                <w:tab w:val="left" w:pos="840"/>
+              </w:tabs>
+              <w:spacing w:before="0" w:beforeAutospacing="1" w:after="0" w:afterAutospacing="1"/>
+              <w:ind w:right="0" w:rightChars="0"/>
+              <w:jc w:val="left"/>
+              <w:rPr>
+                <w:rFonts w:hint="default" w:cs="Times New Roman"/>
+                <w:b/>
+                <w:bCs/>
+                <w:sz w:val="22"/>
+                <w:szCs w:val="22"/>
+                <w:u w:val="none"/>
+                <w:vertAlign w:val="baseline"/>
+                <w:lang w:val="fr-FR"/>
+              </w:rPr>
+            </w:pPr>
+            <w:r>
+              <w:rPr>
+                <w:rFonts w:hint="default"/>
+                <w:b/>
+                <w:bCs/>
+                <w:sz w:val="22"/>
+                <w:szCs w:val="22"/>
+                <w:u w:val="none"/>
+                <w:vertAlign w:val="baseline"/>
+                <w:lang w:val="fr-FR"/>
+              </w:rPr>
+              <w:t>DIM_OFFRES</w:t>
+            </w:r>
+          </w:p>
+        </w:tc>
+        <w:tc>
+          <w:tcPr>
+            <w:tcW w:w="1491" w:type="dxa"/>
+          </w:tcPr>
+          <w:p>
+            <w:pPr>
+              <w:pStyle w:val="8"/>
+              <w:keepNext w:val="0"/>
+              <w:keepLines w:val="0"/>
+              <w:widowControl/>
+              <w:numPr>
+                <w:numId w:val="0"/>
+              </w:numPr>
+              <w:suppressLineNumbers w:val="0"/>
+              <w:tabs>
+                <w:tab w:val="left" w:pos="840"/>
+              </w:tabs>
+              <w:spacing w:before="0" w:beforeAutospacing="1" w:after="0" w:afterAutospacing="1"/>
+              <w:ind w:right="0" w:rightChars="0"/>
+              <w:jc w:val="left"/>
+              <w:rPr>
+                <w:rFonts w:hint="default"/>
+                <w:b/>
+                <w:bCs/>
+                <w:sz w:val="22"/>
+                <w:szCs w:val="22"/>
+                <w:u w:val="none"/>
+                <w:vertAlign w:val="baseline"/>
+                <w:lang w:val="fr-FR"/>
+              </w:rPr>
+            </w:pPr>
+            <w:r>
+              <w:rPr>
+                <w:rFonts w:hint="default"/>
+                <w:b/>
+                <w:bCs/>
+                <w:sz w:val="22"/>
+                <w:szCs w:val="22"/>
+                <w:u w:val="none"/>
+                <w:vertAlign w:val="baseline"/>
+                <w:lang w:val="fr-FR"/>
+              </w:rPr>
+              <w:t>Nature de</w:t>
+            </w:r>
+          </w:p>
+          <w:p>
+            <w:pPr>
+              <w:pStyle w:val="8"/>
+              <w:keepNext w:val="0"/>
+              <w:keepLines w:val="0"/>
+              <w:widowControl/>
+              <w:numPr>
+                <w:numId w:val="0"/>
+              </w:numPr>
+              <w:suppressLineNumbers w:val="0"/>
+              <w:tabs>
+                <w:tab w:val="left" w:pos="840"/>
+              </w:tabs>
+              <w:spacing w:before="0" w:beforeAutospacing="1" w:after="0" w:afterAutospacing="1"/>
+              <w:ind w:right="0" w:rightChars="0"/>
+              <w:jc w:val="left"/>
+              <w:rPr>
+                <w:rFonts w:hint="default" w:cs="Times New Roman"/>
+                <w:b/>
+                <w:bCs/>
+                <w:sz w:val="22"/>
+                <w:szCs w:val="22"/>
+                <w:u w:val="none"/>
+                <w:vertAlign w:val="baseline"/>
+                <w:lang w:val="fr-FR"/>
+              </w:rPr>
+            </w:pPr>
+            <w:r>
+              <w:rPr>
+                <w:rFonts w:hint="default"/>
+                <w:b/>
+                <w:bCs/>
+                <w:sz w:val="22"/>
+                <w:szCs w:val="22"/>
+                <w:u w:val="none"/>
+                <w:vertAlign w:val="baseline"/>
+                <w:lang w:val="fr-FR"/>
+              </w:rPr>
+              <w:t>l’indicateur</w:t>
+            </w:r>
+          </w:p>
+        </w:tc>
+      </w:tr>
+      <w:tr>
+        <w:tblPrEx>
+          <w:tblBorders>
+            <w:top w:val="single" w:color="auto" w:sz="4" w:space="0"/>
+            <w:left w:val="single" w:color="auto" w:sz="4" w:space="0"/>
+            <w:bottom w:val="single" w:color="auto" w:sz="4" w:space="0"/>
+            <w:right w:val="single" w:color="auto" w:sz="4" w:space="0"/>
+            <w:insideH w:val="single" w:color="auto" w:sz="4" w:space="0"/>
+            <w:insideV w:val="single" w:color="auto" w:sz="4" w:space="0"/>
+          </w:tblBorders>
+          <w:tblCellMar>
+            <w:left w:w="108" w:type="dxa"/>
+            <w:right w:w="108" w:type="dxa"/>
+          </w:tblCellMar>
+        </w:tblPrEx>
+        <w:trPr>
+          <w:trHeight w:val="735" w:hRule="atLeast"/>
+        </w:trPr>
+        <w:tc>
+          <w:tcPr>
+            <w:tcW w:w="2033" w:type="dxa"/>
+          </w:tcPr>
+          <w:p>
+            <w:pPr>
+              <w:pStyle w:val="8"/>
+              <w:keepNext w:val="0"/>
+              <w:keepLines w:val="0"/>
+              <w:widowControl/>
+              <w:numPr>
+                <w:numId w:val="0"/>
+              </w:numPr>
+              <w:suppressLineNumbers w:val="0"/>
+              <w:tabs>
+                <w:tab w:val="left" w:pos="840"/>
+              </w:tabs>
+              <w:spacing w:before="0" w:beforeAutospacing="1" w:after="0" w:afterAutospacing="1"/>
+              <w:ind w:right="0" w:rightChars="0"/>
+              <w:jc w:val="left"/>
+              <w:rPr>
+                <w:rFonts w:hint="default" w:cs="Times New Roman"/>
+                <w:b w:val="0"/>
+                <w:bCs w:val="0"/>
+                <w:sz w:val="22"/>
+                <w:szCs w:val="22"/>
+                <w:u w:val="none"/>
+                <w:vertAlign w:val="baseline"/>
+                <w:lang w:val="fr-FR"/>
+              </w:rPr>
+            </w:pPr>
+            <w:r>
+              <w:rPr>
+                <w:rFonts w:hint="default"/>
+                <w:b w:val="0"/>
+                <w:bCs w:val="0"/>
+                <w:sz w:val="22"/>
+                <w:szCs w:val="22"/>
+                <w:u w:val="none"/>
+                <w:vertAlign w:val="baseline"/>
+                <w:lang w:val="fr-FR"/>
+              </w:rPr>
+              <w:t xml:space="preserve">Montant Initial </w:t>
+            </w:r>
+          </w:p>
+        </w:tc>
+        <w:tc>
+          <w:tcPr>
+            <w:tcW w:w="1509" w:type="dxa"/>
+          </w:tcPr>
+          <w:p>
+            <w:pPr>
+              <w:pStyle w:val="8"/>
+              <w:keepNext w:val="0"/>
+              <w:keepLines w:val="0"/>
+              <w:widowControl/>
+              <w:numPr>
+                <w:numId w:val="0"/>
+              </w:numPr>
+              <w:suppressLineNumbers w:val="0"/>
+              <w:tabs>
+                <w:tab w:val="left" w:pos="840"/>
+              </w:tabs>
+              <w:spacing w:before="0" w:beforeAutospacing="1" w:after="0" w:afterAutospacing="1"/>
+              <w:ind w:right="0" w:rightChars="0"/>
+              <w:jc w:val="center"/>
+              <w:rPr>
+                <w:rFonts w:hint="default" w:cs="Times New Roman"/>
+                <w:b w:val="0"/>
+                <w:bCs w:val="0"/>
+                <w:sz w:val="22"/>
+                <w:szCs w:val="22"/>
+                <w:u w:val="none"/>
+                <w:vertAlign w:val="baseline"/>
+                <w:lang w:val="fr-FR"/>
+              </w:rPr>
+            </w:pPr>
+            <w:r>
+              <w:rPr>
+                <w:rFonts w:hint="default" w:cs="Times New Roman"/>
+                <w:b w:val="0"/>
+                <w:bCs w:val="0"/>
+                <w:sz w:val="22"/>
+                <w:szCs w:val="22"/>
+                <w:u w:val="none"/>
+                <w:vertAlign w:val="baseline"/>
+                <w:lang w:val="fr-FR"/>
+              </w:rPr>
+              <w:t>X</w:t>
+            </w:r>
+          </w:p>
+        </w:tc>
+        <w:tc>
+          <w:tcPr>
+            <w:tcW w:w="1133" w:type="dxa"/>
+          </w:tcPr>
+          <w:p>
+            <w:pPr>
+              <w:pStyle w:val="8"/>
+              <w:keepNext w:val="0"/>
+              <w:keepLines w:val="0"/>
+              <w:widowControl/>
+              <w:numPr>
+                <w:numId w:val="0"/>
+              </w:numPr>
+              <w:suppressLineNumbers w:val="0"/>
+              <w:tabs>
+                <w:tab w:val="left" w:pos="840"/>
+              </w:tabs>
+              <w:spacing w:before="0" w:beforeAutospacing="1" w:after="0" w:afterAutospacing="1"/>
+              <w:ind w:right="0" w:rightChars="0"/>
+              <w:jc w:val="center"/>
+              <w:rPr>
+                <w:rFonts w:hint="default" w:cs="Times New Roman"/>
+                <w:b w:val="0"/>
+                <w:bCs w:val="0"/>
+                <w:sz w:val="22"/>
+                <w:szCs w:val="22"/>
+                <w:u w:val="none"/>
+                <w:vertAlign w:val="baseline"/>
+                <w:lang w:val="fr-FR"/>
+              </w:rPr>
+            </w:pPr>
+            <w:r>
+              <w:rPr>
+                <w:rFonts w:hint="default" w:cs="Times New Roman"/>
+                <w:b w:val="0"/>
+                <w:bCs w:val="0"/>
+                <w:sz w:val="22"/>
+                <w:szCs w:val="22"/>
+                <w:u w:val="none"/>
+                <w:vertAlign w:val="baseline"/>
+                <w:lang w:val="fr-FR"/>
+              </w:rPr>
+              <w:t>X</w:t>
+            </w:r>
+          </w:p>
+        </w:tc>
+        <w:tc>
+          <w:tcPr>
+            <w:tcW w:w="1808" w:type="dxa"/>
+          </w:tcPr>
+          <w:p>
+            <w:pPr>
+              <w:pStyle w:val="8"/>
+              <w:keepNext w:val="0"/>
+              <w:keepLines w:val="0"/>
+              <w:widowControl/>
+              <w:numPr>
+                <w:numId w:val="0"/>
+              </w:numPr>
+              <w:suppressLineNumbers w:val="0"/>
+              <w:tabs>
+                <w:tab w:val="left" w:pos="840"/>
+              </w:tabs>
+              <w:spacing w:before="0" w:beforeAutospacing="1" w:after="0" w:afterAutospacing="1"/>
+              <w:ind w:right="0" w:rightChars="0"/>
+              <w:jc w:val="center"/>
+              <w:rPr>
+                <w:rFonts w:hint="default" w:cs="Times New Roman"/>
+                <w:b w:val="0"/>
+                <w:bCs w:val="0"/>
+                <w:sz w:val="22"/>
+                <w:szCs w:val="22"/>
+                <w:u w:val="none"/>
+                <w:vertAlign w:val="baseline"/>
+                <w:lang w:val="fr-FR"/>
+              </w:rPr>
+            </w:pPr>
+            <w:r>
+              <w:rPr>
+                <w:rFonts w:hint="default" w:cs="Times New Roman"/>
+                <w:b w:val="0"/>
+                <w:bCs w:val="0"/>
+                <w:sz w:val="22"/>
+                <w:szCs w:val="22"/>
+                <w:u w:val="none"/>
+                <w:vertAlign w:val="baseline"/>
+                <w:lang w:val="fr-FR"/>
+              </w:rPr>
+              <w:t>X</w:t>
+            </w:r>
+          </w:p>
+        </w:tc>
+        <w:tc>
+          <w:tcPr>
+            <w:tcW w:w="1334" w:type="dxa"/>
+          </w:tcPr>
+          <w:p>
+            <w:pPr>
+              <w:pStyle w:val="8"/>
+              <w:keepNext w:val="0"/>
+              <w:keepLines w:val="0"/>
+              <w:widowControl/>
+              <w:numPr>
+                <w:numId w:val="0"/>
+              </w:numPr>
+              <w:suppressLineNumbers w:val="0"/>
+              <w:tabs>
+                <w:tab w:val="left" w:pos="840"/>
+              </w:tabs>
+              <w:spacing w:before="0" w:beforeAutospacing="1" w:after="0" w:afterAutospacing="1"/>
+              <w:ind w:right="0" w:rightChars="0"/>
+              <w:jc w:val="center"/>
+              <w:rPr>
+                <w:rFonts w:hint="default" w:cs="Times New Roman"/>
+                <w:b w:val="0"/>
+                <w:bCs w:val="0"/>
+                <w:sz w:val="22"/>
+                <w:szCs w:val="22"/>
+                <w:u w:val="none"/>
+                <w:vertAlign w:val="baseline"/>
+                <w:lang w:val="fr-FR"/>
+              </w:rPr>
+            </w:pPr>
+            <w:r>
+              <w:rPr>
+                <w:rFonts w:hint="default" w:cs="Times New Roman"/>
+                <w:b w:val="0"/>
+                <w:bCs w:val="0"/>
+                <w:sz w:val="22"/>
+                <w:szCs w:val="22"/>
+                <w:u w:val="none"/>
+                <w:vertAlign w:val="baseline"/>
+                <w:lang w:val="fr-FR"/>
+              </w:rPr>
+              <w:t>X</w:t>
+            </w:r>
+          </w:p>
+        </w:tc>
+        <w:tc>
+          <w:tcPr>
+            <w:tcW w:w="1491" w:type="dxa"/>
+          </w:tcPr>
+          <w:p>
+            <w:pPr>
+              <w:pStyle w:val="8"/>
+              <w:keepNext w:val="0"/>
+              <w:keepLines w:val="0"/>
+              <w:widowControl/>
+              <w:numPr>
+                <w:numId w:val="0"/>
+              </w:numPr>
+              <w:suppressLineNumbers w:val="0"/>
+              <w:tabs>
+                <w:tab w:val="left" w:pos="840"/>
+              </w:tabs>
+              <w:spacing w:before="0" w:beforeAutospacing="1" w:after="0" w:afterAutospacing="1"/>
+              <w:ind w:right="0" w:rightChars="0"/>
+              <w:jc w:val="left"/>
+              <w:rPr>
+                <w:rFonts w:hint="default"/>
+                <w:b w:val="0"/>
+                <w:bCs w:val="0"/>
+                <w:sz w:val="22"/>
+                <w:szCs w:val="22"/>
+                <w:u w:val="none"/>
+                <w:vertAlign w:val="baseline"/>
+                <w:lang w:val="fr-FR"/>
+              </w:rPr>
+            </w:pPr>
+            <w:r>
+              <w:rPr>
+                <w:rFonts w:hint="default"/>
+                <w:b w:val="0"/>
+                <w:bCs w:val="0"/>
+                <w:sz w:val="22"/>
+                <w:szCs w:val="22"/>
+                <w:u w:val="none"/>
+                <w:vertAlign w:val="baseline"/>
+                <w:lang w:val="fr-FR"/>
+              </w:rPr>
+              <w:t>Mesure</w:t>
+            </w:r>
+          </w:p>
+          <w:p>
+            <w:pPr>
+              <w:pStyle w:val="8"/>
+              <w:keepNext w:val="0"/>
+              <w:keepLines w:val="0"/>
+              <w:widowControl/>
+              <w:numPr>
+                <w:numId w:val="0"/>
+              </w:numPr>
+              <w:suppressLineNumbers w:val="0"/>
+              <w:tabs>
+                <w:tab w:val="left" w:pos="840"/>
+              </w:tabs>
+              <w:spacing w:before="0" w:beforeAutospacing="1" w:after="0" w:afterAutospacing="1"/>
+              <w:ind w:right="0" w:rightChars="0"/>
+              <w:jc w:val="left"/>
+              <w:rPr>
+                <w:rFonts w:hint="default" w:cs="Times New Roman"/>
+                <w:b w:val="0"/>
+                <w:bCs w:val="0"/>
+                <w:sz w:val="22"/>
+                <w:szCs w:val="22"/>
+                <w:u w:val="none"/>
+                <w:vertAlign w:val="baseline"/>
+                <w:lang w:val="fr-FR"/>
+              </w:rPr>
+            </w:pPr>
+            <w:r>
+              <w:rPr>
+                <w:rFonts w:hint="default"/>
+                <w:b w:val="0"/>
+                <w:bCs w:val="0"/>
+                <w:sz w:val="22"/>
+                <w:szCs w:val="22"/>
+                <w:u w:val="none"/>
+                <w:vertAlign w:val="baseline"/>
+                <w:lang w:val="fr-FR"/>
+              </w:rPr>
+              <w:t>(Volume)</w:t>
+            </w:r>
+          </w:p>
+        </w:tc>
+      </w:tr>
+      <w:tr>
+        <w:tblPrEx>
+          <w:tblBorders>
+            <w:top w:val="single" w:color="auto" w:sz="4" w:space="0"/>
+            <w:left w:val="single" w:color="auto" w:sz="4" w:space="0"/>
+            <w:bottom w:val="single" w:color="auto" w:sz="4" w:space="0"/>
+            <w:right w:val="single" w:color="auto" w:sz="4" w:space="0"/>
+            <w:insideH w:val="single" w:color="auto" w:sz="4" w:space="0"/>
+            <w:insideV w:val="single" w:color="auto" w:sz="4" w:space="0"/>
+          </w:tblBorders>
+          <w:tblCellMar>
+            <w:left w:w="108" w:type="dxa"/>
+            <w:right w:w="108" w:type="dxa"/>
+          </w:tblCellMar>
+        </w:tblPrEx>
+        <w:tc>
+          <w:tcPr>
+            <w:tcW w:w="2033" w:type="dxa"/>
+          </w:tcPr>
+          <w:p>
+            <w:pPr>
+              <w:pStyle w:val="8"/>
+              <w:keepNext w:val="0"/>
+              <w:keepLines w:val="0"/>
+              <w:widowControl/>
+              <w:numPr>
+                <w:numId w:val="0"/>
+              </w:numPr>
+              <w:suppressLineNumbers w:val="0"/>
+              <w:tabs>
+                <w:tab w:val="left" w:pos="840"/>
+              </w:tabs>
+              <w:spacing w:before="0" w:beforeAutospacing="1" w:after="0" w:afterAutospacing="1"/>
+              <w:ind w:right="0" w:rightChars="0"/>
+              <w:jc w:val="left"/>
+              <w:rPr>
+                <w:rFonts w:hint="default"/>
+                <w:b w:val="0"/>
+                <w:bCs w:val="0"/>
+                <w:sz w:val="22"/>
+                <w:szCs w:val="22"/>
+                <w:u w:val="none"/>
+                <w:vertAlign w:val="baseline"/>
+                <w:lang w:val="fr-FR"/>
+              </w:rPr>
+            </w:pPr>
+            <w:r>
+              <w:rPr>
+                <w:rFonts w:hint="default"/>
+                <w:b w:val="0"/>
+                <w:bCs w:val="0"/>
+                <w:sz w:val="22"/>
+                <w:szCs w:val="22"/>
+                <w:u w:val="none"/>
+                <w:vertAlign w:val="baseline"/>
+                <w:lang w:val="fr-FR"/>
+              </w:rPr>
+              <w:t>Montant</w:t>
+            </w:r>
+          </w:p>
+          <w:p>
+            <w:pPr>
+              <w:pStyle w:val="8"/>
+              <w:keepNext w:val="0"/>
+              <w:keepLines w:val="0"/>
+              <w:widowControl/>
+              <w:numPr>
+                <w:numId w:val="0"/>
+              </w:numPr>
+              <w:suppressLineNumbers w:val="0"/>
+              <w:tabs>
+                <w:tab w:val="left" w:pos="840"/>
+              </w:tabs>
+              <w:spacing w:before="0" w:beforeAutospacing="1" w:after="0" w:afterAutospacing="1"/>
+              <w:ind w:right="0" w:rightChars="0"/>
+              <w:jc w:val="left"/>
+              <w:rPr>
+                <w:rFonts w:hint="default" w:cs="Times New Roman"/>
+                <w:b w:val="0"/>
+                <w:bCs w:val="0"/>
+                <w:sz w:val="22"/>
+                <w:szCs w:val="22"/>
+                <w:u w:val="none"/>
+                <w:vertAlign w:val="baseline"/>
+                <w:lang w:val="fr-FR"/>
+              </w:rPr>
+            </w:pPr>
+            <w:r>
+              <w:rPr>
+                <w:rFonts w:hint="default"/>
+                <w:b w:val="0"/>
+                <w:bCs w:val="0"/>
+                <w:sz w:val="22"/>
+                <w:szCs w:val="22"/>
+                <w:u w:val="none"/>
+                <w:vertAlign w:val="baseline"/>
+                <w:lang w:val="fr-FR"/>
+              </w:rPr>
+              <w:t>Remboursé</w:t>
+            </w:r>
+          </w:p>
+        </w:tc>
+        <w:tc>
+          <w:tcPr>
+            <w:tcW w:w="1509" w:type="dxa"/>
+          </w:tcPr>
+          <w:p>
+            <w:pPr>
+              <w:pStyle w:val="8"/>
+              <w:keepNext w:val="0"/>
+              <w:keepLines w:val="0"/>
+              <w:widowControl/>
+              <w:numPr>
+                <w:numId w:val="0"/>
+              </w:numPr>
+              <w:suppressLineNumbers w:val="0"/>
+              <w:tabs>
+                <w:tab w:val="left" w:pos="840"/>
+              </w:tabs>
+              <w:spacing w:before="0" w:beforeAutospacing="1" w:after="0" w:afterAutospacing="1"/>
+              <w:ind w:right="0" w:rightChars="0"/>
+              <w:jc w:val="center"/>
+              <w:rPr>
+                <w:rFonts w:hint="default" w:cs="Times New Roman"/>
+                <w:b w:val="0"/>
+                <w:bCs w:val="0"/>
+                <w:sz w:val="22"/>
+                <w:szCs w:val="22"/>
+                <w:u w:val="none"/>
+                <w:vertAlign w:val="baseline"/>
+                <w:lang w:val="fr-FR"/>
+              </w:rPr>
+            </w:pPr>
+            <w:r>
+              <w:rPr>
+                <w:rFonts w:hint="default" w:cs="Times New Roman"/>
+                <w:b w:val="0"/>
+                <w:bCs w:val="0"/>
+                <w:sz w:val="22"/>
+                <w:szCs w:val="22"/>
+                <w:u w:val="none"/>
+                <w:vertAlign w:val="baseline"/>
+                <w:lang w:val="fr-FR"/>
+              </w:rPr>
+              <w:t>X</w:t>
+            </w:r>
+          </w:p>
+        </w:tc>
+        <w:tc>
+          <w:tcPr>
+            <w:tcW w:w="1133" w:type="dxa"/>
+          </w:tcPr>
+          <w:p>
+            <w:pPr>
+              <w:pStyle w:val="8"/>
+              <w:keepNext w:val="0"/>
+              <w:keepLines w:val="0"/>
+              <w:widowControl/>
+              <w:numPr>
+                <w:numId w:val="0"/>
+              </w:numPr>
+              <w:suppressLineNumbers w:val="0"/>
+              <w:tabs>
+                <w:tab w:val="left" w:pos="840"/>
+              </w:tabs>
+              <w:spacing w:before="0" w:beforeAutospacing="1" w:after="0" w:afterAutospacing="1"/>
+              <w:ind w:right="0" w:rightChars="0"/>
+              <w:jc w:val="center"/>
+              <w:rPr>
+                <w:rFonts w:hint="default" w:cs="Times New Roman"/>
+                <w:b w:val="0"/>
+                <w:bCs w:val="0"/>
+                <w:sz w:val="22"/>
+                <w:szCs w:val="22"/>
+                <w:u w:val="none"/>
+                <w:vertAlign w:val="baseline"/>
+                <w:lang w:val="fr-FR"/>
+              </w:rPr>
+            </w:pPr>
+            <w:r>
+              <w:rPr>
+                <w:rFonts w:hint="default" w:cs="Times New Roman"/>
+                <w:b w:val="0"/>
+                <w:bCs w:val="0"/>
+                <w:sz w:val="22"/>
+                <w:szCs w:val="22"/>
+                <w:u w:val="none"/>
+                <w:vertAlign w:val="baseline"/>
+                <w:lang w:val="fr-FR"/>
+              </w:rPr>
+              <w:t>X</w:t>
+            </w:r>
+          </w:p>
+        </w:tc>
+        <w:tc>
+          <w:tcPr>
+            <w:tcW w:w="1808" w:type="dxa"/>
+          </w:tcPr>
+          <w:p>
+            <w:pPr>
+              <w:pStyle w:val="8"/>
+              <w:keepNext w:val="0"/>
+              <w:keepLines w:val="0"/>
+              <w:widowControl/>
+              <w:numPr>
+                <w:numId w:val="0"/>
+              </w:numPr>
+              <w:suppressLineNumbers w:val="0"/>
+              <w:tabs>
+                <w:tab w:val="left" w:pos="840"/>
+              </w:tabs>
+              <w:spacing w:before="0" w:beforeAutospacing="1" w:after="0" w:afterAutospacing="1"/>
+              <w:ind w:right="0" w:rightChars="0"/>
+              <w:jc w:val="center"/>
+              <w:rPr>
+                <w:rFonts w:hint="default" w:cs="Times New Roman"/>
+                <w:b w:val="0"/>
+                <w:bCs w:val="0"/>
+                <w:sz w:val="22"/>
+                <w:szCs w:val="22"/>
+                <w:u w:val="none"/>
+                <w:vertAlign w:val="baseline"/>
+                <w:lang w:val="fr-FR"/>
+              </w:rPr>
+            </w:pPr>
+            <w:r>
+              <w:rPr>
+                <w:rFonts w:hint="default" w:cs="Times New Roman"/>
+                <w:b w:val="0"/>
+                <w:bCs w:val="0"/>
+                <w:sz w:val="22"/>
+                <w:szCs w:val="22"/>
+                <w:u w:val="none"/>
+                <w:vertAlign w:val="baseline"/>
+                <w:lang w:val="fr-FR"/>
+              </w:rPr>
+              <w:t>X</w:t>
+            </w:r>
+          </w:p>
+        </w:tc>
+        <w:tc>
+          <w:tcPr>
+            <w:tcW w:w="1334" w:type="dxa"/>
+          </w:tcPr>
+          <w:p>
+            <w:pPr>
+              <w:pStyle w:val="8"/>
+              <w:keepNext w:val="0"/>
+              <w:keepLines w:val="0"/>
+              <w:widowControl/>
+              <w:numPr>
+                <w:numId w:val="0"/>
+              </w:numPr>
+              <w:suppressLineNumbers w:val="0"/>
+              <w:tabs>
+                <w:tab w:val="left" w:pos="840"/>
+              </w:tabs>
+              <w:spacing w:before="0" w:beforeAutospacing="1" w:after="0" w:afterAutospacing="1"/>
+              <w:ind w:right="0" w:rightChars="0"/>
+              <w:jc w:val="center"/>
+              <w:rPr>
+                <w:rFonts w:hint="default" w:cs="Times New Roman"/>
+                <w:b w:val="0"/>
+                <w:bCs w:val="0"/>
+                <w:sz w:val="22"/>
+                <w:szCs w:val="22"/>
+                <w:u w:val="none"/>
+                <w:vertAlign w:val="baseline"/>
+                <w:lang w:val="fr-FR"/>
+              </w:rPr>
+            </w:pPr>
+            <w:r>
+              <w:rPr>
+                <w:rFonts w:hint="default" w:cs="Times New Roman"/>
+                <w:b w:val="0"/>
+                <w:bCs w:val="0"/>
+                <w:sz w:val="22"/>
+                <w:szCs w:val="22"/>
+                <w:u w:val="none"/>
+                <w:vertAlign w:val="baseline"/>
+                <w:lang w:val="fr-FR"/>
+              </w:rPr>
+              <w:t>X</w:t>
+            </w:r>
+          </w:p>
+        </w:tc>
+        <w:tc>
+          <w:tcPr>
+            <w:tcW w:w="1491" w:type="dxa"/>
+          </w:tcPr>
+          <w:p>
+            <w:pPr>
+              <w:pStyle w:val="8"/>
+              <w:keepNext w:val="0"/>
+              <w:keepLines w:val="0"/>
+              <w:widowControl/>
+              <w:numPr>
+                <w:numId w:val="0"/>
+              </w:numPr>
+              <w:suppressLineNumbers w:val="0"/>
+              <w:tabs>
+                <w:tab w:val="left" w:pos="840"/>
+              </w:tabs>
+              <w:spacing w:before="0" w:beforeAutospacing="1" w:after="0" w:afterAutospacing="1"/>
+              <w:ind w:right="0" w:rightChars="0"/>
+              <w:jc w:val="left"/>
+              <w:rPr>
+                <w:rFonts w:hint="default"/>
+                <w:b w:val="0"/>
+                <w:bCs w:val="0"/>
+                <w:sz w:val="22"/>
+                <w:szCs w:val="22"/>
+                <w:u w:val="none"/>
+                <w:vertAlign w:val="baseline"/>
+                <w:lang w:val="fr-FR"/>
+              </w:rPr>
+            </w:pPr>
+            <w:r>
+              <w:rPr>
+                <w:rFonts w:hint="default"/>
+                <w:b w:val="0"/>
+                <w:bCs w:val="0"/>
+                <w:sz w:val="22"/>
+                <w:szCs w:val="22"/>
+                <w:u w:val="none"/>
+                <w:vertAlign w:val="baseline"/>
+                <w:lang w:val="fr-FR"/>
+              </w:rPr>
+              <w:t>Mesure</w:t>
+            </w:r>
+          </w:p>
+          <w:p>
+            <w:pPr>
+              <w:pStyle w:val="8"/>
+              <w:keepNext w:val="0"/>
+              <w:keepLines w:val="0"/>
+              <w:widowControl/>
+              <w:numPr>
+                <w:numId w:val="0"/>
+              </w:numPr>
+              <w:suppressLineNumbers w:val="0"/>
+              <w:tabs>
+                <w:tab w:val="left" w:pos="840"/>
+              </w:tabs>
+              <w:spacing w:before="0" w:beforeAutospacing="1" w:after="0" w:afterAutospacing="1"/>
+              <w:ind w:right="0" w:rightChars="0"/>
+              <w:jc w:val="left"/>
+              <w:rPr>
+                <w:rFonts w:hint="default" w:cs="Times New Roman"/>
+                <w:b w:val="0"/>
+                <w:bCs w:val="0"/>
+                <w:sz w:val="22"/>
+                <w:szCs w:val="22"/>
+                <w:u w:val="none"/>
+                <w:vertAlign w:val="baseline"/>
+                <w:lang w:val="fr-FR"/>
+              </w:rPr>
+            </w:pPr>
+            <w:r>
+              <w:rPr>
+                <w:rFonts w:hint="default"/>
+                <w:b w:val="0"/>
+                <w:bCs w:val="0"/>
+                <w:sz w:val="22"/>
+                <w:szCs w:val="22"/>
+                <w:u w:val="none"/>
+                <w:vertAlign w:val="baseline"/>
+                <w:lang w:val="fr-FR"/>
+              </w:rPr>
+              <w:t>(Performance)</w:t>
+            </w:r>
+          </w:p>
+        </w:tc>
+      </w:tr>
+      <w:tr>
+        <w:tblPrEx>
+          <w:tblBorders>
+            <w:top w:val="single" w:color="auto" w:sz="4" w:space="0"/>
+            <w:left w:val="single" w:color="auto" w:sz="4" w:space="0"/>
+            <w:bottom w:val="single" w:color="auto" w:sz="4" w:space="0"/>
+            <w:right w:val="single" w:color="auto" w:sz="4" w:space="0"/>
+            <w:insideH w:val="single" w:color="auto" w:sz="4" w:space="0"/>
+            <w:insideV w:val="single" w:color="auto" w:sz="4" w:space="0"/>
+          </w:tblBorders>
+          <w:tblCellMar>
+            <w:left w:w="108" w:type="dxa"/>
+            <w:right w:w="108" w:type="dxa"/>
+          </w:tblCellMar>
+        </w:tblPrEx>
+        <w:tc>
+          <w:tcPr>
+            <w:tcW w:w="2033" w:type="dxa"/>
+          </w:tcPr>
+          <w:p>
+            <w:pPr>
+              <w:pStyle w:val="8"/>
+              <w:keepNext w:val="0"/>
+              <w:keepLines w:val="0"/>
+              <w:widowControl/>
+              <w:numPr>
+                <w:numId w:val="0"/>
+              </w:numPr>
+              <w:suppressLineNumbers w:val="0"/>
+              <w:tabs>
+                <w:tab w:val="left" w:pos="840"/>
+              </w:tabs>
+              <w:spacing w:before="0" w:beforeAutospacing="1" w:after="0" w:afterAutospacing="1"/>
+              <w:ind w:right="0" w:rightChars="0"/>
+              <w:jc w:val="left"/>
+              <w:rPr>
+                <w:rFonts w:hint="default" w:cs="Times New Roman"/>
+                <w:b w:val="0"/>
+                <w:bCs w:val="0"/>
+                <w:sz w:val="22"/>
+                <w:szCs w:val="22"/>
+                <w:u w:val="none"/>
+                <w:vertAlign w:val="baseline"/>
+                <w:lang w:val="fr-FR"/>
+              </w:rPr>
+            </w:pPr>
+            <w:r>
+              <w:rPr>
+                <w:rFonts w:hint="default"/>
+                <w:b w:val="0"/>
+                <w:bCs w:val="0"/>
+                <w:sz w:val="22"/>
+                <w:szCs w:val="22"/>
+                <w:u w:val="none"/>
+                <w:vertAlign w:val="baseline"/>
+                <w:lang w:val="fr-FR"/>
+              </w:rPr>
+              <w:t>Capital Restant Dû</w:t>
+            </w:r>
+          </w:p>
+        </w:tc>
+        <w:tc>
+          <w:tcPr>
+            <w:tcW w:w="1509" w:type="dxa"/>
+          </w:tcPr>
+          <w:p>
+            <w:pPr>
+              <w:pStyle w:val="8"/>
+              <w:keepNext w:val="0"/>
+              <w:keepLines w:val="0"/>
+              <w:widowControl/>
+              <w:numPr>
+                <w:numId w:val="0"/>
+              </w:numPr>
+              <w:suppressLineNumbers w:val="0"/>
+              <w:tabs>
+                <w:tab w:val="left" w:pos="840"/>
+              </w:tabs>
+              <w:spacing w:before="0" w:beforeAutospacing="1" w:after="0" w:afterAutospacing="1"/>
+              <w:ind w:right="0" w:rightChars="0"/>
+              <w:jc w:val="center"/>
+              <w:rPr>
+                <w:rFonts w:hint="default" w:cs="Times New Roman"/>
+                <w:b w:val="0"/>
+                <w:bCs w:val="0"/>
+                <w:sz w:val="22"/>
+                <w:szCs w:val="22"/>
+                <w:u w:val="none"/>
+                <w:vertAlign w:val="baseline"/>
+                <w:lang w:val="fr-FR"/>
+              </w:rPr>
+            </w:pPr>
+            <w:r>
+              <w:rPr>
+                <w:rFonts w:hint="default" w:cs="Times New Roman"/>
+                <w:b w:val="0"/>
+                <w:bCs w:val="0"/>
+                <w:sz w:val="22"/>
+                <w:szCs w:val="22"/>
+                <w:u w:val="none"/>
+                <w:vertAlign w:val="baseline"/>
+                <w:lang w:val="fr-FR"/>
+              </w:rPr>
+              <w:t>X</w:t>
+            </w:r>
+          </w:p>
+        </w:tc>
+        <w:tc>
+          <w:tcPr>
+            <w:tcW w:w="1133" w:type="dxa"/>
+          </w:tcPr>
+          <w:p>
+            <w:pPr>
+              <w:pStyle w:val="8"/>
+              <w:keepNext w:val="0"/>
+              <w:keepLines w:val="0"/>
+              <w:widowControl/>
+              <w:numPr>
+                <w:numId w:val="0"/>
+              </w:numPr>
+              <w:suppressLineNumbers w:val="0"/>
+              <w:tabs>
+                <w:tab w:val="left" w:pos="840"/>
+              </w:tabs>
+              <w:spacing w:before="0" w:beforeAutospacing="1" w:after="0" w:afterAutospacing="1"/>
+              <w:ind w:right="0" w:rightChars="0"/>
+              <w:jc w:val="center"/>
+              <w:rPr>
+                <w:rFonts w:hint="default" w:cs="Times New Roman"/>
+                <w:b w:val="0"/>
+                <w:bCs w:val="0"/>
+                <w:sz w:val="22"/>
+                <w:szCs w:val="22"/>
+                <w:u w:val="none"/>
+                <w:vertAlign w:val="baseline"/>
+                <w:lang w:val="fr-FR"/>
+              </w:rPr>
+            </w:pPr>
+            <w:r>
+              <w:rPr>
+                <w:rFonts w:hint="default" w:cs="Times New Roman"/>
+                <w:b w:val="0"/>
+                <w:bCs w:val="0"/>
+                <w:sz w:val="22"/>
+                <w:szCs w:val="22"/>
+                <w:u w:val="none"/>
+                <w:vertAlign w:val="baseline"/>
+                <w:lang w:val="fr-FR"/>
+              </w:rPr>
+              <w:t>X</w:t>
+            </w:r>
+          </w:p>
+        </w:tc>
+        <w:tc>
+          <w:tcPr>
+            <w:tcW w:w="1808" w:type="dxa"/>
+          </w:tcPr>
+          <w:p>
+            <w:pPr>
+              <w:pStyle w:val="8"/>
+              <w:keepNext w:val="0"/>
+              <w:keepLines w:val="0"/>
+              <w:widowControl/>
+              <w:numPr>
+                <w:numId w:val="0"/>
+              </w:numPr>
+              <w:suppressLineNumbers w:val="0"/>
+              <w:tabs>
+                <w:tab w:val="left" w:pos="840"/>
+              </w:tabs>
+              <w:spacing w:before="0" w:beforeAutospacing="1" w:after="0" w:afterAutospacing="1"/>
+              <w:ind w:right="0" w:rightChars="0"/>
+              <w:jc w:val="center"/>
+              <w:rPr>
+                <w:rFonts w:hint="default" w:cs="Times New Roman"/>
+                <w:b w:val="0"/>
+                <w:bCs w:val="0"/>
+                <w:sz w:val="22"/>
+                <w:szCs w:val="22"/>
+                <w:u w:val="none"/>
+                <w:vertAlign w:val="baseline"/>
+                <w:lang w:val="fr-FR"/>
+              </w:rPr>
+            </w:pPr>
+            <w:r>
+              <w:rPr>
+                <w:rFonts w:hint="default" w:cs="Times New Roman"/>
+                <w:b w:val="0"/>
+                <w:bCs w:val="0"/>
+                <w:sz w:val="22"/>
+                <w:szCs w:val="22"/>
+                <w:u w:val="none"/>
+                <w:vertAlign w:val="baseline"/>
+                <w:lang w:val="fr-FR"/>
+              </w:rPr>
+              <w:t>X</w:t>
+            </w:r>
+          </w:p>
+        </w:tc>
+        <w:tc>
+          <w:tcPr>
+            <w:tcW w:w="1334" w:type="dxa"/>
+          </w:tcPr>
+          <w:p>
+            <w:pPr>
+              <w:pStyle w:val="8"/>
+              <w:keepNext w:val="0"/>
+              <w:keepLines w:val="0"/>
+              <w:widowControl/>
+              <w:numPr>
+                <w:numId w:val="0"/>
+              </w:numPr>
+              <w:suppressLineNumbers w:val="0"/>
+              <w:tabs>
+                <w:tab w:val="left" w:pos="840"/>
+              </w:tabs>
+              <w:spacing w:before="0" w:beforeAutospacing="1" w:after="0" w:afterAutospacing="1"/>
+              <w:ind w:right="0" w:rightChars="0"/>
+              <w:jc w:val="center"/>
+              <w:rPr>
+                <w:rFonts w:hint="default" w:cs="Times New Roman"/>
+                <w:b w:val="0"/>
+                <w:bCs w:val="0"/>
+                <w:sz w:val="22"/>
+                <w:szCs w:val="22"/>
+                <w:u w:val="none"/>
+                <w:vertAlign w:val="baseline"/>
+                <w:lang w:val="fr-FR"/>
+              </w:rPr>
+            </w:pPr>
+            <w:r>
+              <w:rPr>
+                <w:rFonts w:hint="default" w:cs="Times New Roman"/>
+                <w:b w:val="0"/>
+                <w:bCs w:val="0"/>
+                <w:sz w:val="22"/>
+                <w:szCs w:val="22"/>
+                <w:u w:val="none"/>
+                <w:vertAlign w:val="baseline"/>
+                <w:lang w:val="fr-FR"/>
+              </w:rPr>
+              <w:t>X</w:t>
+            </w:r>
+          </w:p>
+        </w:tc>
+        <w:tc>
+          <w:tcPr>
+            <w:tcW w:w="1491" w:type="dxa"/>
+          </w:tcPr>
+          <w:p>
+            <w:pPr>
+              <w:pStyle w:val="8"/>
+              <w:keepNext w:val="0"/>
+              <w:keepLines w:val="0"/>
+              <w:widowControl/>
+              <w:numPr>
+                <w:numId w:val="0"/>
+              </w:numPr>
+              <w:suppressLineNumbers w:val="0"/>
+              <w:tabs>
+                <w:tab w:val="left" w:pos="840"/>
+              </w:tabs>
+              <w:spacing w:before="0" w:beforeAutospacing="1" w:after="0" w:afterAutospacing="1"/>
+              <w:ind w:right="0" w:rightChars="0"/>
+              <w:jc w:val="left"/>
+              <w:rPr>
+                <w:rFonts w:hint="default"/>
+                <w:b w:val="0"/>
+                <w:bCs w:val="0"/>
+                <w:sz w:val="22"/>
+                <w:szCs w:val="22"/>
+                <w:u w:val="none"/>
+                <w:vertAlign w:val="baseline"/>
+                <w:lang w:val="fr-FR"/>
+              </w:rPr>
+            </w:pPr>
+            <w:r>
+              <w:rPr>
+                <w:rFonts w:hint="default"/>
+                <w:b w:val="0"/>
+                <w:bCs w:val="0"/>
+                <w:sz w:val="22"/>
+                <w:szCs w:val="22"/>
+                <w:u w:val="none"/>
+                <w:vertAlign w:val="baseline"/>
+                <w:lang w:val="fr-FR"/>
+              </w:rPr>
+              <w:t>Mesure</w:t>
+            </w:r>
+          </w:p>
+          <w:p>
+            <w:pPr>
+              <w:pStyle w:val="8"/>
+              <w:keepNext w:val="0"/>
+              <w:keepLines w:val="0"/>
+              <w:widowControl/>
+              <w:numPr>
+                <w:numId w:val="0"/>
+              </w:numPr>
+              <w:suppressLineNumbers w:val="0"/>
+              <w:tabs>
+                <w:tab w:val="left" w:pos="840"/>
+              </w:tabs>
+              <w:spacing w:before="0" w:beforeAutospacing="1" w:after="0" w:afterAutospacing="1"/>
+              <w:ind w:right="0" w:rightChars="0"/>
+              <w:jc w:val="left"/>
+              <w:rPr>
+                <w:rFonts w:hint="default" w:cs="Times New Roman"/>
+                <w:b w:val="0"/>
+                <w:bCs w:val="0"/>
+                <w:sz w:val="22"/>
+                <w:szCs w:val="22"/>
+                <w:u w:val="none"/>
+                <w:vertAlign w:val="baseline"/>
+                <w:lang w:val="fr-FR"/>
+              </w:rPr>
+            </w:pPr>
+            <w:r>
+              <w:rPr>
+                <w:rFonts w:hint="default"/>
+                <w:b w:val="0"/>
+                <w:bCs w:val="0"/>
+                <w:sz w:val="22"/>
+                <w:szCs w:val="22"/>
+                <w:u w:val="none"/>
+                <w:vertAlign w:val="baseline"/>
+                <w:lang w:val="fr-FR"/>
+              </w:rPr>
+              <w:t>(Trésorerie)</w:t>
+            </w:r>
+          </w:p>
+        </w:tc>
+      </w:tr>
+      <w:tr>
+        <w:tblPrEx>
+          <w:tblBorders>
+            <w:top w:val="single" w:color="auto" w:sz="4" w:space="0"/>
+            <w:left w:val="single" w:color="auto" w:sz="4" w:space="0"/>
+            <w:bottom w:val="single" w:color="auto" w:sz="4" w:space="0"/>
+            <w:right w:val="single" w:color="auto" w:sz="4" w:space="0"/>
+            <w:insideH w:val="single" w:color="auto" w:sz="4" w:space="0"/>
+            <w:insideV w:val="single" w:color="auto" w:sz="4" w:space="0"/>
+          </w:tblBorders>
+          <w:tblCellMar>
+            <w:left w:w="108" w:type="dxa"/>
+            <w:right w:w="108" w:type="dxa"/>
+          </w:tblCellMar>
+        </w:tblPrEx>
+        <w:trPr>
+          <w:trHeight w:val="464" w:hRule="atLeast"/>
+        </w:trPr>
+        <w:tc>
+          <w:tcPr>
+            <w:tcW w:w="2033" w:type="dxa"/>
+          </w:tcPr>
+          <w:p>
+            <w:pPr>
+              <w:pStyle w:val="8"/>
+              <w:keepNext w:val="0"/>
+              <w:keepLines w:val="0"/>
+              <w:widowControl/>
+              <w:numPr>
+                <w:numId w:val="0"/>
+              </w:numPr>
+              <w:suppressLineNumbers w:val="0"/>
+              <w:tabs>
+                <w:tab w:val="left" w:pos="840"/>
+              </w:tabs>
+              <w:spacing w:before="0" w:beforeAutospacing="1" w:after="0" w:afterAutospacing="1"/>
+              <w:ind w:right="0" w:rightChars="0"/>
+              <w:jc w:val="left"/>
+              <w:rPr>
+                <w:rFonts w:hint="default" w:cs="Times New Roman"/>
+                <w:b w:val="0"/>
+                <w:bCs w:val="0"/>
+                <w:sz w:val="22"/>
+                <w:szCs w:val="22"/>
+                <w:u w:val="none"/>
+                <w:vertAlign w:val="baseline"/>
+                <w:lang w:val="fr-FR"/>
+              </w:rPr>
+            </w:pPr>
+            <w:r>
+              <w:rPr>
+                <w:rFonts w:hint="default"/>
+                <w:b w:val="0"/>
+                <w:bCs w:val="0"/>
+                <w:sz w:val="22"/>
+                <w:szCs w:val="22"/>
+                <w:u w:val="none"/>
+                <w:vertAlign w:val="baseline"/>
+                <w:lang w:val="fr-FR"/>
+              </w:rPr>
+              <w:t xml:space="preserve">Jours de Retard </w:t>
+            </w:r>
+          </w:p>
+        </w:tc>
+        <w:tc>
+          <w:tcPr>
+            <w:tcW w:w="1509" w:type="dxa"/>
+          </w:tcPr>
+          <w:p>
+            <w:pPr>
+              <w:pStyle w:val="8"/>
+              <w:keepNext w:val="0"/>
+              <w:keepLines w:val="0"/>
+              <w:widowControl/>
+              <w:numPr>
+                <w:numId w:val="0"/>
+              </w:numPr>
+              <w:suppressLineNumbers w:val="0"/>
+              <w:tabs>
+                <w:tab w:val="left" w:pos="840"/>
+              </w:tabs>
+              <w:spacing w:before="0" w:beforeAutospacing="1" w:after="0" w:afterAutospacing="1"/>
+              <w:ind w:right="0" w:rightChars="0"/>
+              <w:jc w:val="center"/>
+              <w:rPr>
+                <w:rFonts w:hint="default" w:cs="Times New Roman"/>
+                <w:b w:val="0"/>
+                <w:bCs w:val="0"/>
+                <w:sz w:val="22"/>
+                <w:szCs w:val="22"/>
+                <w:u w:val="none"/>
+                <w:vertAlign w:val="baseline"/>
+                <w:lang w:val="fr-FR"/>
+              </w:rPr>
+            </w:pPr>
+            <w:r>
+              <w:rPr>
+                <w:rFonts w:hint="default" w:cs="Times New Roman"/>
+                <w:b w:val="0"/>
+                <w:bCs w:val="0"/>
+                <w:sz w:val="22"/>
+                <w:szCs w:val="22"/>
+                <w:u w:val="none"/>
+                <w:vertAlign w:val="baseline"/>
+                <w:lang w:val="fr-FR"/>
+              </w:rPr>
+              <w:t>X</w:t>
+            </w:r>
+          </w:p>
+        </w:tc>
+        <w:tc>
+          <w:tcPr>
+            <w:tcW w:w="1133" w:type="dxa"/>
+          </w:tcPr>
+          <w:p>
+            <w:pPr>
+              <w:pStyle w:val="8"/>
+              <w:keepNext w:val="0"/>
+              <w:keepLines w:val="0"/>
+              <w:widowControl/>
+              <w:numPr>
+                <w:numId w:val="0"/>
+              </w:numPr>
+              <w:suppressLineNumbers w:val="0"/>
+              <w:tabs>
+                <w:tab w:val="left" w:pos="840"/>
+              </w:tabs>
+              <w:spacing w:before="0" w:beforeAutospacing="1" w:after="0" w:afterAutospacing="1"/>
+              <w:ind w:right="0" w:rightChars="0"/>
+              <w:jc w:val="center"/>
+              <w:rPr>
+                <w:rFonts w:hint="default" w:cs="Times New Roman"/>
+                <w:b w:val="0"/>
+                <w:bCs w:val="0"/>
+                <w:sz w:val="22"/>
+                <w:szCs w:val="22"/>
+                <w:u w:val="none"/>
+                <w:vertAlign w:val="baseline"/>
+                <w:lang w:val="fr-FR"/>
+              </w:rPr>
+            </w:pPr>
+            <w:r>
+              <w:rPr>
+                <w:rFonts w:hint="default" w:cs="Times New Roman"/>
+                <w:b w:val="0"/>
+                <w:bCs w:val="0"/>
+                <w:sz w:val="22"/>
+                <w:szCs w:val="22"/>
+                <w:u w:val="none"/>
+                <w:vertAlign w:val="baseline"/>
+                <w:lang w:val="fr-FR"/>
+              </w:rPr>
+              <w:t>X</w:t>
+            </w:r>
+          </w:p>
+        </w:tc>
+        <w:tc>
+          <w:tcPr>
+            <w:tcW w:w="1808" w:type="dxa"/>
+          </w:tcPr>
+          <w:p>
+            <w:pPr>
+              <w:pStyle w:val="8"/>
+              <w:keepNext w:val="0"/>
+              <w:keepLines w:val="0"/>
+              <w:widowControl/>
+              <w:numPr>
+                <w:numId w:val="0"/>
+              </w:numPr>
+              <w:suppressLineNumbers w:val="0"/>
+              <w:tabs>
+                <w:tab w:val="left" w:pos="840"/>
+              </w:tabs>
+              <w:spacing w:before="0" w:beforeAutospacing="1" w:after="0" w:afterAutospacing="1"/>
+              <w:ind w:right="0" w:rightChars="0"/>
+              <w:jc w:val="center"/>
+              <w:rPr>
+                <w:rFonts w:hint="default" w:cs="Times New Roman"/>
+                <w:b w:val="0"/>
+                <w:bCs w:val="0"/>
+                <w:sz w:val="22"/>
+                <w:szCs w:val="22"/>
+                <w:u w:val="none"/>
+                <w:vertAlign w:val="baseline"/>
+                <w:lang w:val="fr-FR"/>
+              </w:rPr>
+            </w:pPr>
+            <w:r>
+              <w:rPr>
+                <w:rFonts w:hint="default" w:cs="Times New Roman"/>
+                <w:b w:val="0"/>
+                <w:bCs w:val="0"/>
+                <w:sz w:val="22"/>
+                <w:szCs w:val="22"/>
+                <w:u w:val="none"/>
+                <w:vertAlign w:val="baseline"/>
+                <w:lang w:val="fr-FR"/>
+              </w:rPr>
+              <w:t>X</w:t>
+            </w:r>
+          </w:p>
+        </w:tc>
+        <w:tc>
+          <w:tcPr>
+            <w:tcW w:w="1334" w:type="dxa"/>
+          </w:tcPr>
+          <w:p>
+            <w:pPr>
+              <w:pStyle w:val="8"/>
+              <w:keepNext w:val="0"/>
+              <w:keepLines w:val="0"/>
+              <w:widowControl/>
+              <w:numPr>
+                <w:numId w:val="0"/>
+              </w:numPr>
+              <w:suppressLineNumbers w:val="0"/>
+              <w:tabs>
+                <w:tab w:val="left" w:pos="840"/>
+              </w:tabs>
+              <w:spacing w:before="0" w:beforeAutospacing="1" w:after="0" w:afterAutospacing="1"/>
+              <w:ind w:right="0" w:rightChars="0"/>
+              <w:jc w:val="center"/>
+              <w:rPr>
+                <w:rFonts w:hint="default" w:cs="Times New Roman"/>
+                <w:b w:val="0"/>
+                <w:bCs w:val="0"/>
+                <w:sz w:val="22"/>
+                <w:szCs w:val="22"/>
+                <w:u w:val="none"/>
+                <w:vertAlign w:val="baseline"/>
+                <w:lang w:val="fr-FR"/>
+              </w:rPr>
+            </w:pPr>
+            <w:r>
+              <w:rPr>
+                <w:rFonts w:hint="default" w:cs="Times New Roman"/>
+                <w:b w:val="0"/>
+                <w:bCs w:val="0"/>
+                <w:sz w:val="22"/>
+                <w:szCs w:val="22"/>
+                <w:u w:val="none"/>
+                <w:vertAlign w:val="baseline"/>
+                <w:lang w:val="fr-FR"/>
+              </w:rPr>
+              <w:t>X</w:t>
+            </w:r>
+          </w:p>
+        </w:tc>
+        <w:tc>
+          <w:tcPr>
+            <w:tcW w:w="1491" w:type="dxa"/>
+          </w:tcPr>
+          <w:p>
+            <w:pPr>
+              <w:pStyle w:val="8"/>
+              <w:keepNext w:val="0"/>
+              <w:keepLines w:val="0"/>
+              <w:widowControl/>
+              <w:numPr>
+                <w:numId w:val="0"/>
+              </w:numPr>
+              <w:suppressLineNumbers w:val="0"/>
+              <w:tabs>
+                <w:tab w:val="left" w:pos="840"/>
+              </w:tabs>
+              <w:spacing w:before="0" w:beforeAutospacing="1" w:after="0" w:afterAutospacing="1"/>
+              <w:ind w:right="0" w:rightChars="0"/>
+              <w:jc w:val="left"/>
+              <w:rPr>
+                <w:rFonts w:hint="default" w:cs="Times New Roman"/>
+                <w:b w:val="0"/>
+                <w:bCs w:val="0"/>
+                <w:sz w:val="22"/>
+                <w:szCs w:val="22"/>
+                <w:u w:val="none"/>
+                <w:vertAlign w:val="baseline"/>
+                <w:lang w:val="fr-FR"/>
+              </w:rPr>
+            </w:pPr>
+            <w:r>
+              <w:rPr>
+                <w:rFonts w:hint="default"/>
+                <w:b w:val="0"/>
+                <w:bCs w:val="0"/>
+                <w:sz w:val="22"/>
+                <w:szCs w:val="22"/>
+                <w:u w:val="none"/>
+                <w:vertAlign w:val="baseline"/>
+                <w:lang w:val="fr-FR"/>
+              </w:rPr>
+              <w:t>Mesure (Risque)</w:t>
+            </w:r>
+          </w:p>
+        </w:tc>
+      </w:tr>
+      <w:tr>
+        <w:tblPrEx>
+          <w:tblBorders>
+            <w:top w:val="single" w:color="auto" w:sz="4" w:space="0"/>
+            <w:left w:val="single" w:color="auto" w:sz="4" w:space="0"/>
+            <w:bottom w:val="single" w:color="auto" w:sz="4" w:space="0"/>
+            <w:right w:val="single" w:color="auto" w:sz="4" w:space="0"/>
+            <w:insideH w:val="single" w:color="auto" w:sz="4" w:space="0"/>
+            <w:insideV w:val="single" w:color="auto" w:sz="4" w:space="0"/>
+          </w:tblBorders>
+          <w:tblCellMar>
+            <w:left w:w="108" w:type="dxa"/>
+            <w:right w:w="108" w:type="dxa"/>
+          </w:tblCellMar>
+        </w:tblPrEx>
+        <w:trPr>
+          <w:trHeight w:val="587" w:hRule="atLeast"/>
+        </w:trPr>
+        <w:tc>
+          <w:tcPr>
+            <w:tcW w:w="2033" w:type="dxa"/>
+          </w:tcPr>
+          <w:p>
+            <w:pPr>
+              <w:pStyle w:val="8"/>
+              <w:keepNext w:val="0"/>
+              <w:keepLines w:val="0"/>
+              <w:widowControl/>
+              <w:numPr>
+                <w:numId w:val="0"/>
+              </w:numPr>
+              <w:suppressLineNumbers w:val="0"/>
+              <w:tabs>
+                <w:tab w:val="left" w:pos="840"/>
+              </w:tabs>
+              <w:spacing w:before="0" w:beforeAutospacing="1" w:after="0" w:afterAutospacing="1"/>
+              <w:ind w:right="0" w:rightChars="0"/>
+              <w:jc w:val="left"/>
+              <w:rPr>
+                <w:rFonts w:hint="default" w:cs="Times New Roman"/>
+                <w:b w:val="0"/>
+                <w:bCs w:val="0"/>
+                <w:sz w:val="22"/>
+                <w:szCs w:val="22"/>
+                <w:u w:val="none"/>
+                <w:vertAlign w:val="baseline"/>
+                <w:lang w:val="fr-FR"/>
+              </w:rPr>
+            </w:pPr>
+            <w:r>
+              <w:rPr>
+                <w:rFonts w:hint="default"/>
+                <w:b w:val="0"/>
+                <w:bCs w:val="0"/>
+                <w:sz w:val="22"/>
+                <w:szCs w:val="22"/>
+                <w:u w:val="none"/>
+                <w:vertAlign w:val="baseline"/>
+                <w:lang w:val="fr-FR"/>
+              </w:rPr>
+              <w:t>Taux d’Intérêt</w:t>
+            </w:r>
+          </w:p>
+        </w:tc>
+        <w:tc>
+          <w:tcPr>
+            <w:tcW w:w="1509" w:type="dxa"/>
+          </w:tcPr>
+          <w:p>
+            <w:pPr>
+              <w:pStyle w:val="8"/>
+              <w:keepNext w:val="0"/>
+              <w:keepLines w:val="0"/>
+              <w:widowControl/>
+              <w:numPr>
+                <w:numId w:val="0"/>
+              </w:numPr>
+              <w:suppressLineNumbers w:val="0"/>
+              <w:tabs>
+                <w:tab w:val="left" w:pos="840"/>
+              </w:tabs>
+              <w:spacing w:before="0" w:beforeAutospacing="1" w:after="0" w:afterAutospacing="1"/>
+              <w:ind w:right="0" w:rightChars="0"/>
+              <w:jc w:val="center"/>
+              <w:rPr>
+                <w:rFonts w:hint="default" w:cs="Times New Roman"/>
+                <w:b w:val="0"/>
+                <w:bCs w:val="0"/>
+                <w:sz w:val="22"/>
+                <w:szCs w:val="22"/>
+                <w:u w:val="none"/>
+                <w:vertAlign w:val="baseline"/>
+                <w:lang w:val="fr-FR"/>
+              </w:rPr>
+            </w:pPr>
+            <w:r>
+              <w:rPr>
+                <w:rFonts w:hint="default" w:cs="Times New Roman"/>
+                <w:b w:val="0"/>
+                <w:bCs w:val="0"/>
+                <w:sz w:val="22"/>
+                <w:szCs w:val="22"/>
+                <w:u w:val="none"/>
+                <w:vertAlign w:val="baseline"/>
+                <w:lang w:val="fr-FR"/>
+              </w:rPr>
+              <w:t>X</w:t>
+            </w:r>
+          </w:p>
+        </w:tc>
+        <w:tc>
+          <w:tcPr>
+            <w:tcW w:w="1133" w:type="dxa"/>
+          </w:tcPr>
+          <w:p>
+            <w:pPr>
+              <w:pStyle w:val="8"/>
+              <w:keepNext w:val="0"/>
+              <w:keepLines w:val="0"/>
+              <w:widowControl/>
+              <w:numPr>
+                <w:numId w:val="0"/>
+              </w:numPr>
+              <w:suppressLineNumbers w:val="0"/>
+              <w:tabs>
+                <w:tab w:val="left" w:pos="840"/>
+              </w:tabs>
+              <w:spacing w:before="0" w:beforeAutospacing="1" w:after="0" w:afterAutospacing="1"/>
+              <w:ind w:right="0" w:rightChars="0"/>
+              <w:jc w:val="center"/>
+              <w:rPr>
+                <w:rFonts w:hint="default" w:cs="Times New Roman"/>
+                <w:b w:val="0"/>
+                <w:bCs w:val="0"/>
+                <w:sz w:val="22"/>
+                <w:szCs w:val="22"/>
+                <w:u w:val="none"/>
+                <w:vertAlign w:val="baseline"/>
+                <w:lang w:val="fr-FR"/>
+              </w:rPr>
+            </w:pPr>
+            <w:r>
+              <w:rPr>
+                <w:rFonts w:hint="default" w:cs="Times New Roman"/>
+                <w:b w:val="0"/>
+                <w:bCs w:val="0"/>
+                <w:sz w:val="22"/>
+                <w:szCs w:val="22"/>
+                <w:u w:val="none"/>
+                <w:vertAlign w:val="baseline"/>
+                <w:lang w:val="fr-FR"/>
+              </w:rPr>
+              <w:t>X</w:t>
+            </w:r>
+          </w:p>
+        </w:tc>
+        <w:tc>
+          <w:tcPr>
+            <w:tcW w:w="1808" w:type="dxa"/>
+          </w:tcPr>
+          <w:p>
+            <w:pPr>
+              <w:pStyle w:val="8"/>
+              <w:keepNext w:val="0"/>
+              <w:keepLines w:val="0"/>
+              <w:widowControl/>
+              <w:numPr>
+                <w:numId w:val="0"/>
+              </w:numPr>
+              <w:suppressLineNumbers w:val="0"/>
+              <w:tabs>
+                <w:tab w:val="left" w:pos="840"/>
+              </w:tabs>
+              <w:spacing w:before="0" w:beforeAutospacing="1" w:after="0" w:afterAutospacing="1"/>
+              <w:ind w:right="0" w:rightChars="0"/>
+              <w:jc w:val="center"/>
+              <w:rPr>
+                <w:rFonts w:hint="default" w:cs="Times New Roman"/>
+                <w:b w:val="0"/>
+                <w:bCs w:val="0"/>
+                <w:sz w:val="22"/>
+                <w:szCs w:val="22"/>
+                <w:u w:val="none"/>
+                <w:vertAlign w:val="baseline"/>
+                <w:lang w:val="fr-FR"/>
+              </w:rPr>
+            </w:pPr>
+            <w:r>
+              <w:rPr>
+                <w:rFonts w:hint="default" w:cs="Times New Roman"/>
+                <w:b w:val="0"/>
+                <w:bCs w:val="0"/>
+                <w:sz w:val="22"/>
+                <w:szCs w:val="22"/>
+                <w:u w:val="none"/>
+                <w:vertAlign w:val="baseline"/>
+                <w:lang w:val="fr-FR"/>
+              </w:rPr>
+              <w:t>X</w:t>
+            </w:r>
+          </w:p>
+        </w:tc>
+        <w:tc>
+          <w:tcPr>
+            <w:tcW w:w="1334" w:type="dxa"/>
+          </w:tcPr>
+          <w:p>
+            <w:pPr>
+              <w:pStyle w:val="8"/>
+              <w:keepNext w:val="0"/>
+              <w:keepLines w:val="0"/>
+              <w:widowControl/>
+              <w:numPr>
+                <w:numId w:val="0"/>
+              </w:numPr>
+              <w:suppressLineNumbers w:val="0"/>
+              <w:tabs>
+                <w:tab w:val="left" w:pos="840"/>
+              </w:tabs>
+              <w:spacing w:before="0" w:beforeAutospacing="1" w:after="0" w:afterAutospacing="1"/>
+              <w:ind w:right="0" w:rightChars="0"/>
+              <w:jc w:val="center"/>
+              <w:rPr>
+                <w:rFonts w:hint="default" w:cs="Times New Roman"/>
+                <w:b w:val="0"/>
+                <w:bCs w:val="0"/>
+                <w:sz w:val="22"/>
+                <w:szCs w:val="22"/>
+                <w:u w:val="none"/>
+                <w:vertAlign w:val="baseline"/>
+                <w:lang w:val="fr-FR"/>
+              </w:rPr>
+            </w:pPr>
+            <w:r>
+              <w:rPr>
+                <w:rFonts w:hint="default" w:cs="Times New Roman"/>
+                <w:b w:val="0"/>
+                <w:bCs w:val="0"/>
+                <w:sz w:val="22"/>
+                <w:szCs w:val="22"/>
+                <w:u w:val="none"/>
+                <w:vertAlign w:val="baseline"/>
+                <w:lang w:val="fr-FR"/>
+              </w:rPr>
+              <w:t>X</w:t>
+            </w:r>
+          </w:p>
+        </w:tc>
+        <w:tc>
+          <w:tcPr>
+            <w:tcW w:w="1491" w:type="dxa"/>
+          </w:tcPr>
+          <w:p>
+            <w:pPr>
+              <w:pStyle w:val="8"/>
+              <w:keepNext w:val="0"/>
+              <w:keepLines w:val="0"/>
+              <w:widowControl/>
+              <w:numPr>
+                <w:numId w:val="0"/>
+              </w:numPr>
+              <w:suppressLineNumbers w:val="0"/>
+              <w:tabs>
+                <w:tab w:val="left" w:pos="840"/>
+              </w:tabs>
+              <w:spacing w:before="0" w:beforeAutospacing="1" w:after="0" w:afterAutospacing="1"/>
+              <w:ind w:right="0" w:rightChars="0"/>
+              <w:jc w:val="left"/>
+              <w:rPr>
+                <w:rFonts w:hint="default"/>
+                <w:b w:val="0"/>
+                <w:bCs w:val="0"/>
+                <w:sz w:val="22"/>
+                <w:szCs w:val="22"/>
+                <w:u w:val="none"/>
+                <w:vertAlign w:val="baseline"/>
+                <w:lang w:val="fr-FR"/>
+              </w:rPr>
+            </w:pPr>
+            <w:r>
+              <w:rPr>
+                <w:rFonts w:hint="default"/>
+                <w:b w:val="0"/>
+                <w:bCs w:val="0"/>
+                <w:sz w:val="22"/>
+                <w:szCs w:val="22"/>
+                <w:u w:val="none"/>
+                <w:vertAlign w:val="baseline"/>
+                <w:lang w:val="fr-FR"/>
+              </w:rPr>
+              <w:t>Mesure</w:t>
+            </w:r>
+          </w:p>
+          <w:p>
+            <w:pPr>
+              <w:pStyle w:val="8"/>
+              <w:keepNext w:val="0"/>
+              <w:keepLines w:val="0"/>
+              <w:widowControl/>
+              <w:numPr>
+                <w:numId w:val="0"/>
+              </w:numPr>
+              <w:suppressLineNumbers w:val="0"/>
+              <w:tabs>
+                <w:tab w:val="left" w:pos="840"/>
+              </w:tabs>
+              <w:spacing w:before="0" w:beforeAutospacing="1" w:after="0" w:afterAutospacing="1"/>
+              <w:ind w:right="0" w:rightChars="0"/>
+              <w:jc w:val="left"/>
+              <w:rPr>
+                <w:rFonts w:hint="default" w:cs="Times New Roman"/>
+                <w:b w:val="0"/>
+                <w:bCs w:val="0"/>
+                <w:sz w:val="22"/>
+                <w:szCs w:val="22"/>
+                <w:u w:val="none"/>
+                <w:vertAlign w:val="baseline"/>
+                <w:lang w:val="fr-FR"/>
+              </w:rPr>
+            </w:pPr>
+            <w:r>
+              <w:rPr>
+                <w:rFonts w:hint="default"/>
+                <w:b w:val="0"/>
+                <w:bCs w:val="0"/>
+                <w:sz w:val="22"/>
+                <w:szCs w:val="22"/>
+                <w:u w:val="none"/>
+                <w:vertAlign w:val="baseline"/>
+                <w:lang w:val="fr-FR"/>
+              </w:rPr>
+              <w:t>(Rentabilité)</w:t>
+            </w:r>
+          </w:p>
+        </w:tc>
+      </w:tr>
+    </w:tbl>
+    <w:p>
+      <w:pPr>
+        <w:pStyle w:val="8"/>
+        <w:keepNext w:val="0"/>
+        <w:keepLines w:val="0"/>
+        <w:widowControl/>
+        <w:numPr>
+          <w:numId w:val="0"/>
+        </w:numPr>
+        <w:suppressLineNumbers w:val="0"/>
+        <w:tabs>
+          <w:tab w:val="left" w:pos="840"/>
+        </w:tabs>
+        <w:spacing w:before="0" w:beforeAutospacing="1" w:after="0" w:afterAutospacing="1"/>
+        <w:ind w:right="0" w:rightChars="0"/>
+        <w:jc w:val="left"/>
+        <w:rPr>
+          <w:rFonts w:hint="default" w:cs="Times New Roman"/>
+          <w:b w:val="0"/>
+          <w:bCs w:val="0"/>
+          <w:sz w:val="22"/>
+          <w:szCs w:val="22"/>
+          <w:u w:val="none"/>
+          <w:lang w:val="fr-FR"/>
+        </w:rPr>
+      </w:pPr>
     </w:p>
     <w:p>
       <w:pPr>
@@ -2361,6 +4504,7 @@
         <w:keepLines w:val="0"/>
         <w:widowControl/>
         <w:numPr>
+          <w:ilvl w:val="0"/>
           <w:numId w:val="0"/>
         </w:numPr>
         <w:suppressLineNumbers w:val="0"/>
@@ -2400,6 +4544,7 @@
         <w:keepLines w:val="0"/>
         <w:widowControl/>
         <w:numPr>
+          <w:ilvl w:val="0"/>
           <w:numId w:val="0"/>
         </w:numPr>
         <w:suppressLineNumbers w:val="0"/>
@@ -2646,6 +4791,7 @@
         <w:keepLines w:val="0"/>
         <w:widowControl/>
         <w:numPr>
+          <w:ilvl w:val="0"/>
           <w:numId w:val="0"/>
         </w:numPr>
         <w:suppressLineNumbers w:val="0"/>
@@ -3213,6 +5359,7 @@
         <w:keepLines w:val="0"/>
         <w:widowControl/>
         <w:numPr>
+          <w:ilvl w:val="0"/>
           <w:numId w:val="0"/>
         </w:numPr>
         <w:suppressLineNumbers w:val="0"/>
@@ -3269,6 +5416,7 @@
         <w:keepLines w:val="0"/>
         <w:widowControl/>
         <w:numPr>
+          <w:ilvl w:val="0"/>
           <w:numId w:val="0"/>
         </w:numPr>
         <w:suppressLineNumbers w:val="0"/>
@@ -3916,6 +6064,7 @@
         <w:keepLines w:val="0"/>
         <w:widowControl/>
         <w:numPr>
+          <w:ilvl w:val="0"/>
           <w:numId w:val="0"/>
         </w:numPr>
         <w:suppressLineNumbers w:val="0"/>
@@ -5203,6 +7352,7 @@
         <w:keepLines w:val="0"/>
         <w:widowControl/>
         <w:numPr>
+          <w:ilvl w:val="0"/>
           <w:numId w:val="0"/>
         </w:numPr>
         <w:suppressLineNumbers w:val="0"/>
@@ -5244,6 +7394,7 @@
         <w:keepLines w:val="0"/>
         <w:widowControl/>
         <w:numPr>
+          <w:ilvl w:val="0"/>
           <w:numId w:val="0"/>
         </w:numPr>
         <w:suppressLineNumbers w:val="0"/>
@@ -5276,6 +7427,7 @@
         <w:keepLines w:val="0"/>
         <w:widowControl/>
         <w:numPr>
+          <w:ilvl w:val="0"/>
           <w:numId w:val="0"/>
         </w:numPr>
         <w:suppressLineNumbers w:val="0"/>
@@ -5300,8 +7452,6 @@
         </w:rPr>
         <w:t xml:space="preserve">  </w:t>
       </w:r>
-      <w:bookmarkStart w:id="0" w:name="_GoBack"/>
-      <w:bookmarkEnd w:id="0"/>
       <w:r>
         <w:drawing>
           <wp:inline distT="0" distB="0" distL="114300" distR="114300">
@@ -5353,6 +7503,7 @@
         <w:keepLines w:val="0"/>
         <w:widowControl/>
         <w:numPr>
+          <w:ilvl w:val="0"/>
           <w:numId w:val="0"/>
         </w:numPr>
         <w:suppressLineNumbers w:val="0"/>
@@ -5420,22 +7571,6 @@
                       <a:ln w="6350">
                         <a:noFill/>
                       </a:ln>
-                      <a:extLst>
-                        <a:ext uri="{909E8E84-426E-40DD-AFC4-6F175D3DCCD1}">
-                          <a14:hiddenFill xmlns:a14="http://schemas.microsoft.com/office/drawing/2010/main">
-                            <a:solidFill>
-                              <a:schemeClr val="lt1"/>
-                            </a:solidFill>
-                          </a14:hiddenFill>
-                        </a:ext>
-                        <a:ext uri="{91240B29-F687-4F45-9708-019B960494DF}">
-                          <a14:hiddenLine xmlns:a14="http://schemas.microsoft.com/office/drawing/2010/main" w="6350">
-                            <a:solidFill>
-                              <a:prstClr val="black"/>
-                            </a:solidFill>
-                          </a14:hiddenLine>
-                        </a:ext>
-                      </a:extLst>
                     </wps:spPr>
                     <wps:style>
                       <a:lnRef idx="0">
@@ -5486,7 +7621,7 @@
         </mc:Choice>
         <mc:Fallback>
           <w:pict>
-            <v:shape id="_x0000_s1026" o:spid="_x0000_s1026" o:spt="202" type="#_x0000_t202" style="position:absolute;left:0pt;margin-top:0pt;height:144pt;width:144pt;mso-position-horizontal:center;mso-position-horizontal-relative:margin;mso-wrap-style:none;z-index:251659264;mso-width-relative:page;mso-height-relative:page;" filled="f" stroked="f" coordsize="21600,21600" o:gfxdata="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">
+            <v:shape id="_x0000_s1026" o:spid="_x0000_s1026" o:spt="202" type="#_x0000_t202" style="position:absolute;left:0pt;margin-top:0pt;height:144pt;width:144pt;mso-position-horizontal:center;mso-position-horizontal-relative:margin;mso-wrap-style:none;z-index:251659264;mso-width-relative:page;mso-height-relative:page;" filled="f" stroked="f" coordsize="21600,21600" o:gfxdata="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">
               <v:fill on="f" focussize="0,0"/>
               <v:stroke on="f" weight="0.5pt"/>
               <v:imagedata o:title=""/>

--- a/Project-BI.docx
+++ b/Project-BI.docx
@@ -1118,110 +1118,179 @@
     <w:p>
       <w:pPr>
         <w:pStyle w:val="2"/>
-        <w:keepNext w:val="0"/>
-        <w:keepLines w:val="0"/>
-        <w:widowControl/>
-        <w:suppressLineNumbers w:val="0"/>
-        <w:rPr>
-          <w:rFonts w:hint="default" w:ascii="Times New Roman" w:hAnsi="Times New Roman" w:cs="Times New Roman"/>
+        <w:bidi w:val="0"/>
+        <w:jc w:val="center"/>
+        <w:rPr>
+          <w:rFonts w:hint="default" w:ascii="Times New Roman" w:hAnsi="Times New Roman" w:cs="Times New Roman"/>
+          <w:sz w:val="36"/>
+          <w:szCs w:val="36"/>
+          <w:lang w:val="fr-FR"/>
+        </w:rPr>
+      </w:pPr>
+      <w:r>
+        <w:rPr>
+          <w:rFonts w:hint="default" w:ascii="Times New Roman" w:hAnsi="Times New Roman" w:cs="Times New Roman"/>
+          <w:sz w:val="36"/>
+          <w:szCs w:val="36"/>
+          <w:lang w:val="fr-FR"/>
+        </w:rPr>
+        <w:t>INTRODUCTION</w:t>
+      </w:r>
+    </w:p>
+    <w:p>
+      <w:pPr>
+        <w:pStyle w:val="10"/>
+        <w:keepNext w:val="0"/>
+        <w:keepLines w:val="0"/>
+        <w:widowControl/>
+        <w:suppressLineNumbers w:val="0"/>
+        <w:shd w:val="clear" w:fill="FFFFFF"/>
+        <w:spacing w:before="160" w:beforeAutospacing="0" w:after="160" w:afterAutospacing="0" w:line="360" w:lineRule="auto"/>
+        <w:ind w:left="0" w:right="0" w:firstLine="0"/>
+        <w:jc w:val="both"/>
+        <w:rPr>
+          <w:rFonts w:hint="default" w:ascii="Times New Roman" w:hAnsi="Times New Roman" w:eastAsia="Segoe UI" w:cs="Times New Roman"/>
+          <w:i w:val="0"/>
+          <w:iCs w:val="0"/>
+          <w:caps w:val="0"/>
+          <w:color w:val="0F1115"/>
+          <w:spacing w:val="0"/>
           <w:sz w:val="24"/>
           <w:szCs w:val="24"/>
         </w:rPr>
       </w:pPr>
       <w:r>
         <w:rPr>
-          <w:rFonts w:hint="default" w:ascii="Times New Roman" w:hAnsi="Times New Roman" w:cs="Times New Roman"/>
+          <w:rFonts w:hint="default" w:ascii="Times New Roman" w:hAnsi="Times New Roman" w:eastAsia="Segoe UI" w:cs="Times New Roman"/>
+          <w:i w:val="0"/>
+          <w:iCs w:val="0"/>
+          <w:caps w:val="0"/>
+          <w:color w:val="0F1115"/>
+          <w:spacing w:val="0"/>
           <w:sz w:val="24"/>
           <w:szCs w:val="24"/>
-        </w:rPr>
-        <w:t>1. Problématique</w:t>
-      </w:r>
-    </w:p>
-    <w:p>
-      <w:pPr>
-        <w:pStyle w:val="10"/>
-        <w:keepNext w:val="0"/>
-        <w:keepLines w:val="0"/>
-        <w:widowControl/>
-        <w:suppressLineNumbers w:val="0"/>
-        <w:ind w:left="720" w:right="720"/>
-        <w:rPr>
-          <w:rFonts w:hint="default" w:ascii="Times New Roman" w:hAnsi="Times New Roman" w:cs="Times New Roman"/>
+          <w:shd w:val="clear" w:fill="FFFFFF"/>
+        </w:rPr>
+        <w:t>Dans un secteur bancaire de plus en plus concurrentiel et fortement régulé, la maîtrise du risque de crédit constitue un levier stratégique majeur. Chaque année, les institutions financières traitent des millions de demandes de crédit, générant des volumes considérables de données transactionnelles, comportementales et démographiques. Pourtant, l’exploitation efficace de ces données reste un défi : comment passer d’une approche souvent réactive et uniforme à une gestion proactive, personnalisée et prédictive du risque ?</w:t>
+      </w:r>
+    </w:p>
+    <w:p>
+      <w:pPr>
+        <w:pStyle w:val="10"/>
+        <w:keepNext w:val="0"/>
+        <w:keepLines w:val="0"/>
+        <w:widowControl/>
+        <w:suppressLineNumbers w:val="0"/>
+        <w:shd w:val="clear" w:fill="FFFFFF"/>
+        <w:spacing w:before="160" w:beforeAutospacing="0" w:after="160" w:afterAutospacing="0" w:line="360" w:lineRule="auto"/>
+        <w:ind w:left="0" w:right="0" w:firstLine="0"/>
+        <w:jc w:val="both"/>
+        <w:rPr>
+          <w:rFonts w:hint="default" w:ascii="Times New Roman" w:hAnsi="Times New Roman" w:eastAsia="Segoe UI" w:cs="Times New Roman"/>
+          <w:i w:val="0"/>
+          <w:iCs w:val="0"/>
+          <w:caps w:val="0"/>
+          <w:color w:val="0F1115"/>
+          <w:spacing w:val="0"/>
           <w:sz w:val="24"/>
           <w:szCs w:val="24"/>
         </w:rPr>
       </w:pPr>
       <w:r>
         <w:rPr>
-          <w:rStyle w:val="8"/>
-          <w:rFonts w:hint="default" w:ascii="Times New Roman" w:hAnsi="Times New Roman" w:eastAsia="SimSun" w:cs="Times New Roman"/>
+          <w:rStyle w:val="7"/>
+          <w:rFonts w:hint="default" w:ascii="Times New Roman" w:hAnsi="Times New Roman" w:eastAsia="Segoe UI" w:cs="Times New Roman"/>
+          <w:b w:val="0"/>
+          <w:bCs w:val="0"/>
+          <w:i w:val="0"/>
+          <w:iCs w:val="0"/>
+          <w:caps w:val="0"/>
+          <w:color w:val="0F1115"/>
+          <w:spacing w:val="0"/>
           <w:sz w:val="24"/>
           <w:szCs w:val="24"/>
-        </w:rPr>
-        <w:t>Comment exploiter les données bancaires pour segmenter la clientèle et améliorer la prise de décision dans la gestion du risque de crédit ?</w:t>
-      </w:r>
-    </w:p>
-    <w:p>
-      <w:pPr>
-        <w:pStyle w:val="4"/>
-        <w:keepNext w:val="0"/>
-        <w:keepLines w:val="0"/>
-        <w:widowControl/>
-        <w:suppressLineNumbers w:val="0"/>
-        <w:rPr>
-          <w:rFonts w:hint="default" w:ascii="Times New Roman" w:hAnsi="Times New Roman" w:cs="Times New Roman"/>
+          <w:shd w:val="clear" w:fill="FFFFFF"/>
+        </w:rPr>
+        <w:t>C’est précisément à cette question que ce projet entend répondre.</w:t>
+      </w:r>
+      <w:r>
+        <w:rPr>
+          <w:rFonts w:hint="default" w:ascii="Times New Roman" w:hAnsi="Times New Roman" w:eastAsia="Segoe UI" w:cs="Times New Roman"/>
+          <w:i w:val="0"/>
+          <w:iCs w:val="0"/>
+          <w:caps w:val="0"/>
+          <w:color w:val="0F1115"/>
+          <w:spacing w:val="0"/>
           <w:sz w:val="24"/>
           <w:szCs w:val="24"/>
-        </w:rPr>
-      </w:pPr>
-      <w:r>
-        <w:rPr>
-          <w:rFonts w:hint="default" w:ascii="Times New Roman" w:hAnsi="Times New Roman" w:cs="Times New Roman"/>
+          <w:shd w:val="clear" w:fill="FFFFFF"/>
+        </w:rPr>
+        <w:t> La problématique centrale peut se formuler ainsi : </w:t>
+      </w:r>
+      <w:r>
+        <w:rPr>
+          <w:rStyle w:val="8"/>
+          <w:rFonts w:hint="default" w:ascii="Times New Roman" w:hAnsi="Times New Roman" w:eastAsia="Segoe UI" w:cs="Times New Roman"/>
+          <w:i w:val="0"/>
+          <w:iCs w:val="0"/>
+          <w:caps w:val="0"/>
+          <w:color w:val="0F1115"/>
+          <w:spacing w:val="0"/>
           <w:sz w:val="24"/>
           <w:szCs w:val="24"/>
-        </w:rPr>
-        <w:t>🎯 Objectifs</w:t>
-      </w:r>
-    </w:p>
-    <w:p>
-      <w:pPr>
-        <w:keepNext w:val="0"/>
-        <w:keepLines w:val="0"/>
-        <w:widowControl/>
-        <w:numPr>
-          <w:ilvl w:val="0"/>
-          <w:numId w:val="1"/>
-        </w:numPr>
-        <w:suppressLineNumbers w:val="0"/>
-        <w:spacing w:before="0" w:beforeAutospacing="1" w:after="0" w:afterAutospacing="1"/>
-        <w:ind w:left="720" w:hanging="360"/>
-        <w:rPr>
-          <w:rFonts w:hint="default" w:ascii="Times New Roman" w:hAnsi="Times New Roman" w:cs="Times New Roman"/>
+          <w:shd w:val="clear" w:fill="FFFFFF"/>
+        </w:rPr>
+        <w:t>Comment exploiter les données bancaires pour segmenter la clientèle et améliorer la prise de décision dans la gestion du risque de crédit ?</w:t>
+      </w:r>
+    </w:p>
+    <w:p>
+      <w:pPr>
+        <w:pStyle w:val="10"/>
+        <w:keepNext w:val="0"/>
+        <w:keepLines w:val="0"/>
+        <w:widowControl/>
+        <w:suppressLineNumbers w:val="0"/>
+        <w:shd w:val="clear" w:fill="FFFFFF"/>
+        <w:spacing w:before="160" w:beforeAutospacing="0" w:after="160" w:afterAutospacing="0" w:line="360" w:lineRule="auto"/>
+        <w:ind w:left="0" w:right="0" w:firstLine="0"/>
+        <w:jc w:val="both"/>
+        <w:rPr>
+          <w:rFonts w:hint="default" w:ascii="Times New Roman" w:hAnsi="Times New Roman" w:eastAsia="Segoe UI" w:cs="Times New Roman"/>
+          <w:i w:val="0"/>
+          <w:iCs w:val="0"/>
+          <w:caps w:val="0"/>
+          <w:color w:val="0F1115"/>
+          <w:spacing w:val="0"/>
           <w:sz w:val="24"/>
           <w:szCs w:val="24"/>
         </w:rPr>
       </w:pPr>
       <w:r>
         <w:rPr>
-          <w:rFonts w:hint="default" w:ascii="Times New Roman" w:hAnsi="Times New Roman" w:cs="Times New Roman"/>
+          <w:rFonts w:hint="default" w:ascii="Times New Roman" w:hAnsi="Times New Roman" w:eastAsia="Segoe UI" w:cs="Times New Roman"/>
+          <w:i w:val="0"/>
+          <w:iCs w:val="0"/>
+          <w:caps w:val="0"/>
+          <w:color w:val="0F1115"/>
+          <w:spacing w:val="0"/>
           <w:sz w:val="24"/>
           <w:szCs w:val="24"/>
-        </w:rPr>
-        <w:t xml:space="preserve">Identifier les profils clients (segmentation) </w:t>
-      </w:r>
-    </w:p>
-    <w:p>
-      <w:pPr>
-        <w:keepNext w:val="0"/>
-        <w:keepLines w:val="0"/>
-        <w:widowControl/>
-        <w:numPr>
-          <w:ilvl w:val="0"/>
-          <w:numId w:val="1"/>
-        </w:numPr>
-        <w:suppressLineNumbers w:val="0"/>
-        <w:spacing w:before="0" w:beforeAutospacing="1" w:after="0" w:afterAutospacing="1"/>
-        <w:ind w:left="720" w:hanging="360"/>
+          <w:shd w:val="clear" w:fill="FFFFFF"/>
+        </w:rPr>
+        <w:t>Face à ce constat, les approches traditionnelles basées sur des scores globaux ou des règles métier statiques montrent leurs limites. Elles peinent à capturer l’hétérogénéité des comportements de remboursement et à s’adapter en temps réel aux évolutions économiques. L’analyse décisionnelle moderne, couplée à des techniques robustes de segmentation et de modélisation prédictive, offre une alternative prometteuse.</w:t>
+      </w:r>
+    </w:p>
+    <w:p>
+      <w:pPr>
+        <w:pStyle w:val="10"/>
+        <w:keepNext w:val="0"/>
+        <w:keepLines w:val="0"/>
+        <w:widowControl/>
+        <w:suppressLineNumbers w:val="0"/>
+        <w:shd w:val="clear" w:fill="FFFFFF"/>
+        <w:spacing w:before="160" w:beforeAutospacing="0" w:after="160" w:afterAutospacing="0" w:line="360" w:lineRule="auto"/>
+        <w:ind w:left="0" w:right="0" w:firstLine="0"/>
+        <w:jc w:val="both"/>
         <w:rPr>
           <w:rFonts w:hint="default" w:ascii="Times New Roman" w:hAnsi="Times New Roman" w:cs="Times New Roman"/>
           <w:sz w:val="24"/>
@@ -1230,25 +1299,29 @@
       </w:pPr>
       <w:r>
         <w:rPr>
-          <w:rFonts w:hint="default" w:ascii="Times New Roman" w:hAnsi="Times New Roman" w:cs="Times New Roman"/>
+          <w:rFonts w:hint="default" w:ascii="Times New Roman" w:hAnsi="Times New Roman" w:eastAsia="Segoe UI" w:cs="Times New Roman"/>
+          <w:i w:val="0"/>
+          <w:iCs w:val="0"/>
+          <w:caps w:val="0"/>
+          <w:color w:val="0F1115"/>
+          <w:spacing w:val="0"/>
           <w:sz w:val="24"/>
           <w:szCs w:val="24"/>
-        </w:rPr>
-        <w:t xml:space="preserve">Prédire le risque de défaut </w:t>
-      </w:r>
-    </w:p>
-    <w:p>
-      <w:pPr>
-        <w:keepNext w:val="0"/>
-        <w:keepLines w:val="0"/>
-        <w:widowControl/>
-        <w:numPr>
-          <w:ilvl w:val="0"/>
-          <w:numId w:val="1"/>
-        </w:numPr>
-        <w:suppressLineNumbers w:val="0"/>
-        <w:spacing w:before="0" w:beforeAutospacing="1" w:after="0" w:afterAutospacing="1"/>
-        <w:ind w:left="720" w:hanging="360"/>
+          <w:shd w:val="clear" w:fill="FFFFFF"/>
+        </w:rPr>
+        <w:t>Ainsi, ce travail poursuit quatre objectifs opérationnels, articulés autour d’une chaîne de valeur data cohérente :</w:t>
+      </w:r>
+    </w:p>
+    <w:p>
+      <w:pPr>
+        <w:pStyle w:val="10"/>
+        <w:keepNext w:val="0"/>
+        <w:keepLines w:val="0"/>
+        <w:widowControl/>
+        <w:suppressLineNumbers w:val="0"/>
+        <w:spacing w:before="0" w:beforeAutospacing="0" w:after="0" w:afterAutospacing="0" w:line="360" w:lineRule="auto"/>
+        <w:ind w:left="0" w:right="0"/>
+        <w:jc w:val="both"/>
         <w:rPr>
           <w:rFonts w:hint="default" w:ascii="Times New Roman" w:hAnsi="Times New Roman" w:cs="Times New Roman"/>
           <w:sz w:val="24"/>
@@ -1257,277 +1330,275 @@
       </w:pPr>
       <w:r>
         <w:rPr>
-          <w:rFonts w:hint="default" w:ascii="Times New Roman" w:hAnsi="Times New Roman" w:cs="Times New Roman"/>
+          <w:rStyle w:val="7"/>
+          <w:rFonts w:hint="default" w:ascii="Times New Roman" w:hAnsi="Times New Roman" w:eastAsia="Segoe UI" w:cs="Times New Roman"/>
+          <w:b w:val="0"/>
+          <w:bCs w:val="0"/>
+          <w:i w:val="0"/>
+          <w:iCs w:val="0"/>
+          <w:caps w:val="0"/>
+          <w:color w:val="0F1115"/>
+          <w:spacing w:val="0"/>
           <w:sz w:val="24"/>
           <w:szCs w:val="24"/>
-        </w:rPr>
-        <w:t xml:space="preserve">Aider à la décision (acceptation/refus crédit) </w:t>
-      </w:r>
-    </w:p>
-    <w:p>
-      <w:pPr>
-        <w:keepNext w:val="0"/>
-        <w:keepLines w:val="0"/>
-        <w:widowControl/>
-        <w:numPr>
-          <w:ilvl w:val="0"/>
-          <w:numId w:val="1"/>
-        </w:numPr>
-        <w:suppressLineNumbers w:val="0"/>
-        <w:spacing w:before="0" w:beforeAutospacing="1" w:after="0" w:afterAutospacing="1"/>
-        <w:ind w:left="720" w:hanging="360"/>
-        <w:rPr>
-          <w:rFonts w:hint="default" w:ascii="Times New Roman" w:hAnsi="Times New Roman" w:cs="Times New Roman"/>
+          <w:shd w:val="clear" w:fill="FFFFFF"/>
+        </w:rPr>
+        <w:t>Identifier les profils clients (segmentation)</w:t>
+      </w:r>
+      <w:r>
+        <w:rPr>
+          <w:rFonts w:hint="default" w:ascii="Times New Roman" w:hAnsi="Times New Roman" w:eastAsia="Segoe UI" w:cs="Times New Roman"/>
+          <w:i w:val="0"/>
+          <w:iCs w:val="0"/>
+          <w:caps w:val="0"/>
+          <w:color w:val="0F1115"/>
+          <w:spacing w:val="0"/>
           <w:sz w:val="24"/>
           <w:szCs w:val="24"/>
-        </w:rPr>
-      </w:pPr>
-      <w:r>
+          <w:shd w:val="clear" w:fill="FFFFFF"/>
+        </w:rPr>
+        <w:t xml:space="preserve"> via des méthodes non supervisées (k-means, clustering hiérarchique, ou DBSCAN) afin de constituer des groupes homogènes de comportements financiers.</w:t>
+      </w:r>
+    </w:p>
+    <w:p>
+      <w:pPr>
+        <w:pStyle w:val="10"/>
+        <w:keepNext w:val="0"/>
+        <w:keepLines w:val="0"/>
+        <w:widowControl/>
+        <w:suppressLineNumbers w:val="0"/>
+        <w:spacing w:before="0" w:beforeAutospacing="0" w:after="0" w:afterAutospacing="0" w:line="360" w:lineRule="auto"/>
+        <w:ind w:left="0" w:right="0"/>
+        <w:jc w:val="both"/>
         <w:rPr>
           <w:rFonts w:hint="default" w:ascii="Times New Roman" w:hAnsi="Times New Roman" w:cs="Times New Roman"/>
           <w:sz w:val="24"/>
           <w:szCs w:val="24"/>
         </w:rPr>
+      </w:pPr>
+      <w:r>
+        <w:rPr>
+          <w:rStyle w:val="7"/>
+          <w:rFonts w:hint="default" w:ascii="Times New Roman" w:hAnsi="Times New Roman" w:eastAsia="Segoe UI" w:cs="Times New Roman"/>
+          <w:b w:val="0"/>
+          <w:bCs w:val="0"/>
+          <w:i w:val="0"/>
+          <w:iCs w:val="0"/>
+          <w:caps w:val="0"/>
+          <w:color w:val="0F1115"/>
+          <w:spacing w:val="0"/>
+          <w:sz w:val="24"/>
+          <w:szCs w:val="24"/>
+          <w:shd w:val="clear" w:fill="FFFFFF"/>
+        </w:rPr>
+        <w:t>Prédire le risque de défaut</w:t>
+      </w:r>
+      <w:r>
+        <w:rPr>
+          <w:rStyle w:val="7"/>
+          <w:rFonts w:hint="default" w:eastAsia="Segoe UI" w:cs="Times New Roman"/>
+          <w:b/>
+          <w:bCs/>
+          <w:i w:val="0"/>
+          <w:iCs w:val="0"/>
+          <w:caps w:val="0"/>
+          <w:color w:val="0F1115"/>
+          <w:spacing w:val="0"/>
+          <w:sz w:val="24"/>
+          <w:szCs w:val="24"/>
+          <w:shd w:val="clear" w:fill="FFFFFF"/>
+          <w:lang w:val="fr-FR"/>
+        </w:rPr>
+        <w:t xml:space="preserve"> </w:t>
+      </w:r>
+      <w:r>
+        <w:rPr>
+          <w:rFonts w:hint="default" w:ascii="Times New Roman" w:hAnsi="Times New Roman" w:eastAsia="Segoe UI" w:cs="Times New Roman"/>
+          <w:i w:val="0"/>
+          <w:iCs w:val="0"/>
+          <w:caps w:val="0"/>
+          <w:color w:val="0F1115"/>
+          <w:spacing w:val="0"/>
+          <w:sz w:val="24"/>
+          <w:szCs w:val="24"/>
+          <w:shd w:val="clear" w:fill="FFFFFF"/>
+        </w:rPr>
+        <w:t>en développant des modèles supervisés (régression logistique, random forest, XGBoost) calibrés sur des données historiques de crédit.</w:t>
+      </w:r>
+    </w:p>
+    <w:p>
+      <w:pPr>
+        <w:pStyle w:val="10"/>
+        <w:keepNext w:val="0"/>
+        <w:keepLines w:val="0"/>
+        <w:widowControl/>
+        <w:suppressLineNumbers w:val="0"/>
+        <w:spacing w:before="0" w:beforeAutospacing="0" w:after="0" w:afterAutospacing="0" w:line="360" w:lineRule="auto"/>
+        <w:ind w:left="0" w:right="0"/>
+        <w:jc w:val="both"/>
+        <w:rPr>
+          <w:rFonts w:hint="default" w:ascii="Times New Roman" w:hAnsi="Times New Roman" w:cs="Times New Roman"/>
+          <w:sz w:val="24"/>
+          <w:szCs w:val="24"/>
+        </w:rPr>
+      </w:pPr>
+      <w:r>
+        <w:rPr>
+          <w:rStyle w:val="7"/>
+          <w:rFonts w:hint="default" w:ascii="Times New Roman" w:hAnsi="Times New Roman" w:eastAsia="Segoe UI" w:cs="Times New Roman"/>
+          <w:b w:val="0"/>
+          <w:bCs w:val="0"/>
+          <w:i w:val="0"/>
+          <w:iCs w:val="0"/>
+          <w:caps w:val="0"/>
+          <w:color w:val="0F1115"/>
+          <w:spacing w:val="0"/>
+          <w:sz w:val="24"/>
+          <w:szCs w:val="24"/>
+          <w:shd w:val="clear" w:fill="FFFFFF"/>
+        </w:rPr>
+        <w:t>Aider à la décision (acceptation/refus de crédit)</w:t>
+      </w:r>
+      <w:r>
+        <w:rPr>
+          <w:rFonts w:hint="default" w:ascii="Times New Roman" w:hAnsi="Times New Roman" w:eastAsia="Segoe UI" w:cs="Times New Roman"/>
+          <w:i w:val="0"/>
+          <w:iCs w:val="0"/>
+          <w:caps w:val="0"/>
+          <w:color w:val="0F1115"/>
+          <w:spacing w:val="0"/>
+          <w:sz w:val="24"/>
+          <w:szCs w:val="24"/>
+          <w:shd w:val="clear" w:fill="FFFFFF"/>
+        </w:rPr>
+        <w:t xml:space="preserve"> en intégrant ces prédictions dans une grille d’analyse multicritère, combinant score de risque, segment client et règles métier.</w:t>
+      </w:r>
+    </w:p>
+    <w:p>
+      <w:pPr>
+        <w:pStyle w:val="10"/>
+        <w:keepNext w:val="0"/>
+        <w:keepLines w:val="0"/>
+        <w:widowControl/>
+        <w:suppressLineNumbers w:val="0"/>
+        <w:spacing w:before="0" w:beforeAutospacing="0" w:after="0" w:afterAutospacing="0" w:line="360" w:lineRule="auto"/>
+        <w:ind w:left="0" w:right="0"/>
+        <w:jc w:val="both"/>
+        <w:rPr>
+          <w:rFonts w:hint="default" w:ascii="Times New Roman" w:hAnsi="Times New Roman" w:cs="Times New Roman"/>
+          <w:sz w:val="24"/>
+          <w:szCs w:val="24"/>
+        </w:rPr>
+      </w:pPr>
+      <w:r>
+        <w:rPr>
+          <w:rStyle w:val="7"/>
+          <w:rFonts w:hint="default" w:ascii="Times New Roman" w:hAnsi="Times New Roman" w:eastAsia="Segoe UI" w:cs="Times New Roman"/>
+          <w:b w:val="0"/>
+          <w:bCs w:val="0"/>
+          <w:i w:val="0"/>
+          <w:iCs w:val="0"/>
+          <w:caps w:val="0"/>
+          <w:color w:val="0F1115"/>
+          <w:spacing w:val="0"/>
+          <w:sz w:val="24"/>
+          <w:szCs w:val="24"/>
+          <w:shd w:val="clear" w:fill="FFFFFF"/>
+        </w:rPr>
         <w:t>Visualiser les insights (dashboard)</w:t>
       </w:r>
-    </w:p>
-    <w:p>
-      <w:pPr>
-        <w:pStyle w:val="2"/>
-        <w:keepNext w:val="0"/>
-        <w:keepLines w:val="0"/>
-        <w:widowControl/>
-        <w:suppressLineNumbers w:val="0"/>
-      </w:pPr>
-      <w:r>
-        <w:t>🧠 2. Variables (features importantes)</w:t>
-      </w:r>
-    </w:p>
-    <w:p>
-      <w:pPr>
-        <w:pStyle w:val="4"/>
-        <w:keepNext w:val="0"/>
-        <w:keepLines w:val="0"/>
-        <w:widowControl/>
-        <w:suppressLineNumbers w:val="0"/>
-      </w:pPr>
-      <w:r>
-        <w:t>👤 Données client</w:t>
-      </w:r>
-    </w:p>
-    <w:p>
-      <w:pPr>
-        <w:keepNext w:val="0"/>
-        <w:keepLines w:val="0"/>
-        <w:widowControl/>
-        <w:numPr>
-          <w:ilvl w:val="0"/>
-          <w:numId w:val="2"/>
-        </w:numPr>
-        <w:suppressLineNumbers w:val="0"/>
-        <w:spacing w:before="0" w:beforeAutospacing="1" w:after="0" w:afterAutospacing="1"/>
-        <w:ind w:left="720" w:hanging="360"/>
-      </w:pPr>
-      <w:r>
-        <w:t xml:space="preserve">âge </w:t>
-      </w:r>
-    </w:p>
-    <w:p>
-      <w:pPr>
-        <w:keepNext w:val="0"/>
-        <w:keepLines w:val="0"/>
-        <w:widowControl/>
-        <w:numPr>
-          <w:ilvl w:val="0"/>
-          <w:numId w:val="2"/>
-        </w:numPr>
-        <w:suppressLineNumbers w:val="0"/>
-        <w:spacing w:before="0" w:beforeAutospacing="1" w:after="0" w:afterAutospacing="1"/>
-        <w:ind w:left="720" w:hanging="360"/>
-      </w:pPr>
-      <w:r>
-        <w:t xml:space="preserve">revenu </w:t>
-      </w:r>
-    </w:p>
-    <w:p>
-      <w:pPr>
-        <w:keepNext w:val="0"/>
-        <w:keepLines w:val="0"/>
-        <w:widowControl/>
-        <w:numPr>
-          <w:ilvl w:val="0"/>
-          <w:numId w:val="2"/>
-        </w:numPr>
-        <w:suppressLineNumbers w:val="0"/>
-        <w:spacing w:before="0" w:beforeAutospacing="1" w:after="0" w:afterAutospacing="1"/>
-        <w:ind w:left="720" w:hanging="360"/>
-      </w:pPr>
-      <w:r>
-        <w:t xml:space="preserve">situation familiale </w:t>
-      </w:r>
-    </w:p>
-    <w:p>
-      <w:pPr>
-        <w:keepNext w:val="0"/>
-        <w:keepLines w:val="0"/>
-        <w:widowControl/>
-        <w:numPr>
-          <w:ilvl w:val="0"/>
-          <w:numId w:val="2"/>
-        </w:numPr>
-        <w:suppressLineNumbers w:val="0"/>
-        <w:spacing w:before="0" w:beforeAutospacing="1" w:after="0" w:afterAutospacing="1"/>
-        <w:ind w:left="720" w:hanging="360"/>
-      </w:pPr>
-      <w:r>
-        <w:t xml:space="preserve">profession </w:t>
-      </w:r>
-    </w:p>
-    <w:p>
-      <w:pPr>
-        <w:pStyle w:val="4"/>
-        <w:keepNext w:val="0"/>
-        <w:keepLines w:val="0"/>
-        <w:widowControl/>
-        <w:suppressLineNumbers w:val="0"/>
-      </w:pPr>
-      <w:r>
-        <w:t>💳 Données financières</w:t>
-      </w:r>
-    </w:p>
-    <w:p>
-      <w:pPr>
-        <w:keepNext w:val="0"/>
-        <w:keepLines w:val="0"/>
-        <w:widowControl/>
-        <w:numPr>
-          <w:ilvl w:val="0"/>
-          <w:numId w:val="3"/>
-        </w:numPr>
-        <w:suppressLineNumbers w:val="0"/>
-        <w:spacing w:before="0" w:beforeAutospacing="1" w:after="0" w:afterAutospacing="1"/>
-        <w:ind w:left="720" w:hanging="360"/>
-      </w:pPr>
-      <w:r>
-        <w:t xml:space="preserve">montant du crédit </w:t>
-      </w:r>
-    </w:p>
-    <w:p>
-      <w:pPr>
-        <w:keepNext w:val="0"/>
-        <w:keepLines w:val="0"/>
-        <w:widowControl/>
-        <w:numPr>
-          <w:ilvl w:val="0"/>
-          <w:numId w:val="3"/>
-        </w:numPr>
-        <w:suppressLineNumbers w:val="0"/>
-        <w:spacing w:before="0" w:beforeAutospacing="1" w:after="0" w:afterAutospacing="1"/>
-        <w:ind w:left="720" w:hanging="360"/>
-      </w:pPr>
-      <w:r>
-        <w:t xml:space="preserve">durée </w:t>
-      </w:r>
-    </w:p>
-    <w:p>
-      <w:pPr>
-        <w:keepNext w:val="0"/>
-        <w:keepLines w:val="0"/>
-        <w:widowControl/>
-        <w:numPr>
-          <w:ilvl w:val="0"/>
-          <w:numId w:val="3"/>
-        </w:numPr>
-        <w:suppressLineNumbers w:val="0"/>
-        <w:spacing w:before="0" w:beforeAutospacing="1" w:after="0" w:afterAutospacing="1"/>
-        <w:ind w:left="720" w:hanging="360"/>
-      </w:pPr>
-      <w:r>
-        <w:t xml:space="preserve">taux d’intérêt </w:t>
-      </w:r>
-    </w:p>
-    <w:p>
-      <w:pPr>
-        <w:keepNext w:val="0"/>
-        <w:keepLines w:val="0"/>
-        <w:widowControl/>
-        <w:numPr>
-          <w:ilvl w:val="0"/>
-          <w:numId w:val="3"/>
-        </w:numPr>
-        <w:suppressLineNumbers w:val="0"/>
-        <w:spacing w:before="0" w:beforeAutospacing="1" w:after="0" w:afterAutospacing="1"/>
-        <w:ind w:left="720" w:hanging="360"/>
-      </w:pPr>
-      <w:r>
-        <w:t xml:space="preserve">historique de paiement </w:t>
-      </w:r>
-    </w:p>
-    <w:p>
-      <w:pPr>
-        <w:pStyle w:val="4"/>
-        <w:keepNext w:val="0"/>
-        <w:keepLines w:val="0"/>
-        <w:widowControl/>
-        <w:suppressLineNumbers w:val="0"/>
-      </w:pPr>
-      <w:r>
-        <w:t>⚠️ Variables comportementales</w:t>
-      </w:r>
-    </w:p>
-    <w:p>
-      <w:pPr>
-        <w:keepNext w:val="0"/>
-        <w:keepLines w:val="0"/>
-        <w:widowControl/>
-        <w:numPr>
-          <w:ilvl w:val="0"/>
-          <w:numId w:val="4"/>
-        </w:numPr>
-        <w:suppressLineNumbers w:val="0"/>
-        <w:spacing w:before="0" w:beforeAutospacing="1" w:after="0" w:afterAutospacing="1"/>
-        <w:ind w:left="720" w:hanging="360"/>
-      </w:pPr>
-      <w:r>
-        <w:t xml:space="preserve">retards de paiement </w:t>
-      </w:r>
-    </w:p>
-    <w:p>
-      <w:pPr>
-        <w:keepNext w:val="0"/>
-        <w:keepLines w:val="0"/>
-        <w:widowControl/>
-        <w:numPr>
-          <w:ilvl w:val="0"/>
-          <w:numId w:val="4"/>
-        </w:numPr>
-        <w:suppressLineNumbers w:val="0"/>
-        <w:spacing w:before="0" w:beforeAutospacing="1" w:after="0" w:afterAutospacing="1"/>
-        <w:ind w:left="720" w:hanging="360"/>
-      </w:pPr>
-      <w:r>
-        <w:t xml:space="preserve">nombre de crédits actifs </w:t>
-      </w:r>
-    </w:p>
-    <w:p>
-      <w:pPr>
-        <w:keepNext w:val="0"/>
-        <w:keepLines w:val="0"/>
-        <w:widowControl/>
-        <w:numPr>
-          <w:ilvl w:val="0"/>
-          <w:numId w:val="4"/>
-        </w:numPr>
-        <w:suppressLineNumbers w:val="0"/>
-        <w:spacing w:before="0" w:beforeAutospacing="1" w:after="0" w:afterAutospacing="1"/>
-        <w:ind w:left="720" w:hanging="360"/>
-      </w:pPr>
-      <w:r>
-        <w:t>score bancaire</w:t>
-      </w:r>
-    </w:p>
-    <w:p>
-      <w:pPr>
+      <w:r>
+        <w:rPr>
+          <w:rFonts w:hint="default" w:ascii="Times New Roman" w:hAnsi="Times New Roman" w:eastAsia="Segoe UI" w:cs="Times New Roman"/>
+          <w:i w:val="0"/>
+          <w:iCs w:val="0"/>
+          <w:caps w:val="0"/>
+          <w:color w:val="0F1115"/>
+          <w:spacing w:val="0"/>
+          <w:sz w:val="24"/>
+          <w:szCs w:val="24"/>
+          <w:shd w:val="clear" w:fill="FFFFFF"/>
+        </w:rPr>
+        <w:t xml:space="preserve"> grâce à un tableau de bord interactif (Streamlit / Power BI / Tableau) permettant aux chargés de crédit d’explorer les segments, d’évaluer les probabilités de défaut et de simuler des décisions.</w:t>
+      </w:r>
+    </w:p>
+    <w:p>
+      <w:pPr>
+        <w:pStyle w:val="10"/>
+        <w:keepNext w:val="0"/>
+        <w:keepLines w:val="0"/>
+        <w:widowControl/>
+        <w:suppressLineNumbers w:val="0"/>
+        <w:shd w:val="clear" w:fill="FFFFFF"/>
+        <w:spacing w:before="160" w:beforeAutospacing="0" w:after="160" w:afterAutospacing="0" w:line="360" w:lineRule="auto"/>
+        <w:ind w:left="0" w:right="0" w:firstLine="0"/>
+        <w:jc w:val="both"/>
+        <w:rPr>
+          <w:rFonts w:hint="default" w:ascii="Times New Roman" w:hAnsi="Times New Roman" w:eastAsia="Segoe UI" w:cs="Times New Roman"/>
+          <w:i w:val="0"/>
+          <w:iCs w:val="0"/>
+          <w:caps w:val="0"/>
+          <w:color w:val="0F1115"/>
+          <w:spacing w:val="0"/>
+          <w:sz w:val="24"/>
+          <w:szCs w:val="24"/>
+        </w:rPr>
+      </w:pPr>
+      <w:r>
+        <w:rPr>
+          <w:rFonts w:hint="default" w:ascii="Times New Roman" w:hAnsi="Times New Roman" w:eastAsia="Segoe UI" w:cs="Times New Roman"/>
+          <w:i w:val="0"/>
+          <w:iCs w:val="0"/>
+          <w:caps w:val="0"/>
+          <w:color w:val="0F1115"/>
+          <w:spacing w:val="0"/>
+          <w:sz w:val="24"/>
+          <w:szCs w:val="24"/>
+          <w:shd w:val="clear" w:fill="FFFFFF"/>
+        </w:rPr>
+        <w:t>D’un point de vue technique, ce projet mobilisera l’ensemble des briques du pipeline data engineer : extraction et nettoyage de données bancaires (SQL, Pandas), construction d’un entrepôt de données simplifié, implémentation des modèles ML avec suivi des performances (précision, recall, AUC), et enfin orchestration des flux (Airflow ou scripts paramétrés). L’accent sera mis sur la reproductibilité, la qualité des données et l’interprétabilité des résultats – conditions indispensables pour une adoption métier.</w:t>
+      </w:r>
+    </w:p>
+    <w:p>
+      <w:pPr>
+        <w:pStyle w:val="10"/>
+        <w:keepNext w:val="0"/>
+        <w:keepLines w:val="0"/>
+        <w:widowControl/>
+        <w:suppressLineNumbers w:val="0"/>
+        <w:shd w:val="clear" w:fill="FFFFFF"/>
+        <w:spacing w:before="160" w:beforeAutospacing="0" w:after="160" w:afterAutospacing="0" w:line="360" w:lineRule="auto"/>
+        <w:ind w:left="0" w:right="0" w:firstLine="0"/>
+        <w:jc w:val="both"/>
+        <w:rPr>
+          <w:rFonts w:hint="default" w:ascii="Times New Roman" w:hAnsi="Times New Roman" w:eastAsia="Segoe UI" w:cs="Times New Roman"/>
+          <w:i w:val="0"/>
+          <w:iCs w:val="0"/>
+          <w:caps w:val="0"/>
+          <w:color w:val="0F1115"/>
+          <w:spacing w:val="0"/>
+          <w:sz w:val="24"/>
+          <w:szCs w:val="24"/>
+        </w:rPr>
+      </w:pPr>
+      <w:r>
+        <w:rPr>
+          <w:rFonts w:hint="default" w:ascii="Times New Roman" w:hAnsi="Times New Roman" w:eastAsia="Segoe UI" w:cs="Times New Roman"/>
+          <w:i w:val="0"/>
+          <w:iCs w:val="0"/>
+          <w:caps w:val="0"/>
+          <w:color w:val="0F1115"/>
+          <w:spacing w:val="0"/>
+          <w:sz w:val="24"/>
+          <w:szCs w:val="24"/>
+          <w:shd w:val="clear" w:fill="FFFFFF"/>
+        </w:rPr>
+        <w:t>En définitive, cette analyse se veut à la fois exploratoire et opérationnelle : elle vise à démontrer comment une segmentation fine de la clientèle, combinée à une modélisation prédictive rigoureuse, peut transformer la gestion du risque de crédit – réduisant les impayés, fluidifiant l’instruction des dossiers et personnalisant l’offre bancaire.</w:t>
+      </w:r>
+    </w:p>
+    <w:p>
+      <w:pPr>
+        <w:pStyle w:val="10"/>
         <w:keepNext w:val="0"/>
         <w:keepLines w:val="0"/>
         <w:widowControl/>
@@ -1537,3364 +1608,1030 @@
         </w:numPr>
         <w:suppressLineNumbers w:val="0"/>
         <w:tabs>
-          <w:tab w:val="left" w:pos="720"/>
+          <w:tab w:val="left" w:pos="840"/>
         </w:tabs>
         <w:spacing w:before="0" w:beforeAutospacing="1" w:after="0" w:afterAutospacing="1"/>
-        <w:jc w:val="both"/>
-        <w:rPr>
-          <w:rFonts w:hint="default" w:ascii="Times New Roman" w:hAnsi="Times New Roman" w:cs="Times New Roman"/>
+        <w:ind w:right="0" w:rightChars="0"/>
+        <w:jc w:val="left"/>
+        <w:rPr>
+          <w:rFonts w:hint="default" w:cs="Times New Roman"/>
+          <w:b/>
+          <w:bCs/>
+          <w:sz w:val="22"/>
+          <w:szCs w:val="22"/>
+          <w:u w:val="single"/>
+          <w:lang w:val="fr-FR"/>
+        </w:rPr>
+      </w:pPr>
+    </w:p>
+    <w:p>
+      <w:pPr>
+        <w:pStyle w:val="10"/>
+        <w:keepNext w:val="0"/>
+        <w:keepLines w:val="0"/>
+        <w:widowControl/>
+        <w:numPr>
+          <w:ilvl w:val="0"/>
+          <w:numId w:val="0"/>
+        </w:numPr>
+        <w:suppressLineNumbers w:val="0"/>
+        <w:tabs>
+          <w:tab w:val="left" w:pos="840"/>
+        </w:tabs>
+        <w:spacing w:before="0" w:beforeAutospacing="1" w:after="0" w:afterAutospacing="1"/>
+        <w:ind w:right="0" w:rightChars="0"/>
+        <w:jc w:val="left"/>
+        <w:rPr>
+          <w:rFonts w:hint="default" w:cs="Times New Roman"/>
+          <w:b/>
+          <w:bCs/>
+          <w:sz w:val="22"/>
+          <w:szCs w:val="22"/>
+          <w:u w:val="single"/>
+          <w:lang w:val="fr-FR"/>
+        </w:rPr>
+      </w:pPr>
+    </w:p>
+    <w:p>
+      <w:pPr>
+        <w:pStyle w:val="10"/>
+        <w:keepNext w:val="0"/>
+        <w:keepLines w:val="0"/>
+        <w:widowControl/>
+        <w:numPr>
+          <w:ilvl w:val="0"/>
+          <w:numId w:val="0"/>
+        </w:numPr>
+        <w:suppressLineNumbers w:val="0"/>
+        <w:tabs>
+          <w:tab w:val="left" w:pos="840"/>
+        </w:tabs>
+        <w:spacing w:before="0" w:beforeAutospacing="1" w:after="0" w:afterAutospacing="1"/>
+        <w:ind w:right="0" w:rightChars="0"/>
+        <w:jc w:val="left"/>
+        <w:rPr>
+          <w:rFonts w:hint="default" w:cs="Times New Roman"/>
+          <w:b/>
+          <w:bCs/>
+          <w:sz w:val="22"/>
+          <w:szCs w:val="22"/>
+          <w:u w:val="single"/>
+          <w:lang w:val="fr-FR"/>
+        </w:rPr>
+      </w:pPr>
+    </w:p>
+    <w:p>
+      <w:pPr>
+        <w:pStyle w:val="10"/>
+        <w:keepNext w:val="0"/>
+        <w:keepLines w:val="0"/>
+        <w:widowControl/>
+        <w:numPr>
+          <w:ilvl w:val="0"/>
+          <w:numId w:val="0"/>
+        </w:numPr>
+        <w:suppressLineNumbers w:val="0"/>
+        <w:tabs>
+          <w:tab w:val="left" w:pos="840"/>
+        </w:tabs>
+        <w:spacing w:before="0" w:beforeAutospacing="1" w:after="0" w:afterAutospacing="1"/>
+        <w:ind w:right="0" w:rightChars="0"/>
+        <w:jc w:val="left"/>
+        <w:rPr>
+          <w:rFonts w:hint="default" w:cs="Times New Roman"/>
+          <w:b/>
+          <w:bCs/>
+          <w:sz w:val="22"/>
+          <w:szCs w:val="22"/>
+          <w:u w:val="single"/>
+          <w:lang w:val="fr-FR"/>
+        </w:rPr>
+      </w:pPr>
+    </w:p>
+    <w:p>
+      <w:pPr>
+        <w:pStyle w:val="10"/>
+        <w:keepNext w:val="0"/>
+        <w:keepLines w:val="0"/>
+        <w:widowControl/>
+        <w:numPr>
+          <w:ilvl w:val="0"/>
+          <w:numId w:val="0"/>
+        </w:numPr>
+        <w:suppressLineNumbers w:val="0"/>
+        <w:tabs>
+          <w:tab w:val="left" w:pos="840"/>
+        </w:tabs>
+        <w:spacing w:before="0" w:beforeAutospacing="1" w:after="0" w:afterAutospacing="1"/>
+        <w:ind w:right="0" w:rightChars="0"/>
+        <w:jc w:val="left"/>
+        <w:rPr>
+          <w:rFonts w:hint="default" w:cs="Times New Roman"/>
+          <w:b/>
+          <w:bCs/>
+          <w:sz w:val="22"/>
+          <w:szCs w:val="22"/>
+          <w:u w:val="single"/>
+          <w:lang w:val="fr-FR"/>
+        </w:rPr>
+      </w:pPr>
+    </w:p>
+    <w:p>
+      <w:pPr>
+        <w:pStyle w:val="10"/>
+        <w:keepNext w:val="0"/>
+        <w:keepLines w:val="0"/>
+        <w:widowControl/>
+        <w:numPr>
+          <w:ilvl w:val="0"/>
+          <w:numId w:val="0"/>
+        </w:numPr>
+        <w:suppressLineNumbers w:val="0"/>
+        <w:tabs>
+          <w:tab w:val="left" w:pos="840"/>
+        </w:tabs>
+        <w:spacing w:before="0" w:beforeAutospacing="1" w:after="0" w:afterAutospacing="1"/>
+        <w:ind w:right="0" w:rightChars="0"/>
+        <w:jc w:val="left"/>
+        <w:rPr>
+          <w:rFonts w:hint="default" w:cs="Times New Roman"/>
+          <w:b/>
+          <w:bCs/>
+          <w:sz w:val="22"/>
+          <w:szCs w:val="22"/>
+          <w:u w:val="single"/>
+          <w:lang w:val="fr-FR"/>
+        </w:rPr>
+      </w:pPr>
+    </w:p>
+    <w:p>
+      <w:pPr>
+        <w:pStyle w:val="10"/>
+        <w:keepNext w:val="0"/>
+        <w:keepLines w:val="0"/>
+        <w:widowControl/>
+        <w:numPr>
+          <w:ilvl w:val="0"/>
+          <w:numId w:val="0"/>
+        </w:numPr>
+        <w:suppressLineNumbers w:val="0"/>
+        <w:tabs>
+          <w:tab w:val="left" w:pos="840"/>
+        </w:tabs>
+        <w:spacing w:before="0" w:beforeAutospacing="1" w:after="0" w:afterAutospacing="1"/>
+        <w:ind w:right="0" w:rightChars="0"/>
+        <w:jc w:val="left"/>
+        <w:rPr>
+          <w:rFonts w:hint="default" w:cs="Times New Roman"/>
+          <w:b/>
+          <w:bCs/>
+          <w:sz w:val="22"/>
+          <w:szCs w:val="22"/>
+          <w:u w:val="single"/>
+          <w:lang w:val="fr-FR"/>
+        </w:rPr>
+      </w:pPr>
+    </w:p>
+    <w:p>
+      <w:pPr>
+        <w:pStyle w:val="10"/>
+        <w:keepNext w:val="0"/>
+        <w:keepLines w:val="0"/>
+        <w:widowControl/>
+        <w:numPr>
+          <w:ilvl w:val="0"/>
+          <w:numId w:val="0"/>
+        </w:numPr>
+        <w:suppressLineNumbers w:val="0"/>
+        <w:tabs>
+          <w:tab w:val="left" w:pos="840"/>
+        </w:tabs>
+        <w:spacing w:before="0" w:beforeAutospacing="1" w:after="0" w:afterAutospacing="1"/>
+        <w:ind w:right="0" w:rightChars="0"/>
+        <w:jc w:val="left"/>
+        <w:rPr>
+          <w:rFonts w:hint="default" w:cs="Times New Roman"/>
+          <w:b/>
+          <w:bCs/>
+          <w:sz w:val="22"/>
+          <w:szCs w:val="22"/>
+          <w:u w:val="single"/>
+          <w:lang w:val="fr-FR"/>
+        </w:rPr>
+      </w:pPr>
+    </w:p>
+    <w:p>
+      <w:pPr>
+        <w:pStyle w:val="10"/>
+        <w:keepNext w:val="0"/>
+        <w:keepLines w:val="0"/>
+        <w:widowControl/>
+        <w:numPr>
+          <w:ilvl w:val="0"/>
+          <w:numId w:val="0"/>
+        </w:numPr>
+        <w:suppressLineNumbers w:val="0"/>
+        <w:tabs>
+          <w:tab w:val="left" w:pos="840"/>
+        </w:tabs>
+        <w:spacing w:before="0" w:beforeAutospacing="1" w:after="0" w:afterAutospacing="1"/>
+        <w:ind w:right="0" w:rightChars="0"/>
+        <w:jc w:val="left"/>
+        <w:rPr>
+          <w:rFonts w:hint="default" w:cs="Times New Roman"/>
+          <w:b/>
+          <w:bCs/>
+          <w:sz w:val="22"/>
+          <w:szCs w:val="22"/>
+          <w:u w:val="single"/>
+          <w:lang w:val="fr-FR"/>
+        </w:rPr>
+      </w:pPr>
+    </w:p>
+    <w:p>
+      <w:pPr>
+        <w:pStyle w:val="10"/>
+        <w:keepNext w:val="0"/>
+        <w:keepLines w:val="0"/>
+        <w:widowControl/>
+        <w:numPr>
+          <w:ilvl w:val="0"/>
+          <w:numId w:val="0"/>
+        </w:numPr>
+        <w:suppressLineNumbers w:val="0"/>
+        <w:tabs>
+          <w:tab w:val="left" w:pos="840"/>
+        </w:tabs>
+        <w:spacing w:before="0" w:beforeAutospacing="1" w:after="0" w:afterAutospacing="1"/>
+        <w:ind w:right="0" w:rightChars="0"/>
+        <w:jc w:val="left"/>
+        <w:rPr>
+          <w:rFonts w:hint="default" w:cs="Times New Roman"/>
+          <w:b/>
+          <w:bCs/>
+          <w:sz w:val="22"/>
+          <w:szCs w:val="22"/>
+          <w:u w:val="single"/>
+          <w:lang w:val="fr-FR"/>
+        </w:rPr>
+      </w:pPr>
+    </w:p>
+    <w:p>
+      <w:pPr>
+        <w:pStyle w:val="10"/>
+        <w:keepNext w:val="0"/>
+        <w:keepLines w:val="0"/>
+        <w:widowControl/>
+        <w:numPr>
+          <w:ilvl w:val="0"/>
+          <w:numId w:val="0"/>
+        </w:numPr>
+        <w:suppressLineNumbers w:val="0"/>
+        <w:tabs>
+          <w:tab w:val="left" w:pos="840"/>
+        </w:tabs>
+        <w:spacing w:before="0" w:beforeAutospacing="1" w:after="0" w:afterAutospacing="1"/>
+        <w:ind w:right="0" w:rightChars="0"/>
+        <w:jc w:val="left"/>
+        <w:rPr>
+          <w:rFonts w:hint="default" w:cs="Times New Roman"/>
+          <w:b/>
+          <w:bCs/>
+          <w:sz w:val="22"/>
+          <w:szCs w:val="22"/>
+          <w:u w:val="single"/>
+          <w:lang w:val="fr-FR"/>
+        </w:rPr>
+      </w:pPr>
+    </w:p>
+    <w:p>
+      <w:pPr>
+        <w:pStyle w:val="2"/>
+        <w:bidi w:val="0"/>
+        <w:jc w:val="center"/>
+        <w:rPr>
+          <w:rFonts w:hint="default" w:ascii="Times New Roman" w:hAnsi="Times New Roman" w:cs="Times New Roman"/>
+          <w:sz w:val="36"/>
+          <w:szCs w:val="36"/>
+          <w:lang w:val="fr-FR"/>
+        </w:rPr>
+      </w:pPr>
+      <w:r>
+        <w:rPr>
+          <w:rFonts w:hint="default" w:ascii="Times New Roman" w:hAnsi="Times New Roman" w:cs="Times New Roman"/>
+          <w:sz w:val="36"/>
+          <w:szCs w:val="36"/>
+          <w:lang w:val="fr-FR"/>
+        </w:rPr>
+        <w:t>CHAPITRE 1 : MODELISATION ET GENERATION DES DONNEES SOURCES</w:t>
+      </w:r>
+    </w:p>
+    <w:p>
+      <w:pPr>
+        <w:spacing w:line="360" w:lineRule="auto"/>
+        <w:rPr>
+          <w:rFonts w:hint="default" w:ascii="Times New Roman" w:hAnsi="Times New Roman" w:eastAsia="Segoe UI" w:cs="Times New Roman"/>
+          <w:i w:val="0"/>
+          <w:iCs w:val="0"/>
+          <w:caps w:val="0"/>
+          <w:color w:val="0F1115"/>
+          <w:spacing w:val="0"/>
           <w:sz w:val="24"/>
           <w:szCs w:val="24"/>
-        </w:rPr>
-      </w:pPr>
-    </w:p>
-    <w:p>
-      <w:pPr>
-        <w:keepNext w:val="0"/>
-        <w:keepLines w:val="0"/>
-        <w:widowControl/>
-        <w:numPr>
-          <w:ilvl w:val="0"/>
-          <w:numId w:val="0"/>
-        </w:numPr>
-        <w:suppressLineNumbers w:val="0"/>
-        <w:tabs>
-          <w:tab w:val="left" w:pos="720"/>
-        </w:tabs>
-        <w:spacing w:before="0" w:beforeAutospacing="1" w:after="0" w:afterAutospacing="1"/>
-        <w:jc w:val="both"/>
-        <w:rPr>
-          <w:rFonts w:hint="default" w:ascii="Times New Roman" w:hAnsi="Times New Roman" w:cs="Times New Roman"/>
+          <w:shd w:val="clear" w:fill="FFFFFF"/>
+        </w:rPr>
+      </w:pPr>
+      <w:r>
+        <w:rPr>
+          <w:rFonts w:hint="default" w:ascii="Times New Roman" w:hAnsi="Times New Roman" w:eastAsia="Segoe UI" w:cs="Times New Roman"/>
+          <w:i w:val="0"/>
+          <w:iCs w:val="0"/>
+          <w:caps w:val="0"/>
+          <w:color w:val="0F1115"/>
+          <w:spacing w:val="0"/>
           <w:sz w:val="24"/>
           <w:szCs w:val="24"/>
-        </w:rPr>
-      </w:pPr>
-    </w:p>
-    <w:p>
-      <w:pPr>
-        <w:keepNext w:val="0"/>
-        <w:keepLines w:val="0"/>
-        <w:widowControl/>
-        <w:numPr>
-          <w:ilvl w:val="0"/>
-          <w:numId w:val="0"/>
-        </w:numPr>
-        <w:suppressLineNumbers w:val="0"/>
-        <w:tabs>
-          <w:tab w:val="left" w:pos="720"/>
-        </w:tabs>
-        <w:spacing w:before="0" w:beforeAutospacing="1" w:after="0" w:afterAutospacing="1"/>
-        <w:jc w:val="both"/>
-        <w:rPr>
-          <w:rFonts w:hint="default" w:ascii="Times New Roman" w:hAnsi="Times New Roman" w:cs="Times New Roman"/>
+          <w:shd w:val="clear" w:fill="FFFFFF"/>
+        </w:rPr>
+        <w:t>Avant toute analyse décisionnelle ou modélisation prédictive du risque de crédit, une étape fondamentale consiste à disposer de données structurées, cohérentes et représentatives de la réalité bancaire. Or, dans un contexte professionnel ou académique, l’accès à des données réelles clients est souvent restreint pour des raisons de confidentialité. Ce chapitre a donc pour objectif de </w:t>
+      </w:r>
+      <w:r>
+        <w:rPr>
+          <w:rStyle w:val="7"/>
+          <w:rFonts w:hint="default" w:ascii="Times New Roman" w:hAnsi="Times New Roman" w:eastAsia="Segoe UI" w:cs="Times New Roman"/>
+          <w:b/>
+          <w:bCs/>
+          <w:i w:val="0"/>
+          <w:iCs w:val="0"/>
+          <w:caps w:val="0"/>
+          <w:color w:val="0F1115"/>
+          <w:spacing w:val="0"/>
           <w:sz w:val="24"/>
           <w:szCs w:val="24"/>
-        </w:rPr>
-      </w:pPr>
-    </w:p>
-    <w:p>
-      <w:pPr>
-        <w:pStyle w:val="2"/>
-        <w:keepNext w:val="0"/>
-        <w:keepLines w:val="0"/>
-        <w:widowControl/>
-        <w:suppressLineNumbers w:val="0"/>
-      </w:pPr>
-      <w:r>
-        <w:t>🏗️ 3. Schéma en étoile ⭐ (DATA WAREHOUSE)</w:t>
-      </w:r>
-    </w:p>
-    <w:p>
-      <w:pPr>
-        <w:pStyle w:val="10"/>
-        <w:keepNext w:val="0"/>
-        <w:keepLines w:val="0"/>
-        <w:widowControl/>
-        <w:suppressLineNumbers w:val="0"/>
-      </w:pPr>
-      <w:r>
-        <w:t>👉 Objectif : organiser les données pour l’analyse</w:t>
-      </w:r>
-    </w:p>
-    <w:p>
-      <w:pPr>
-        <w:pStyle w:val="3"/>
-        <w:keepNext w:val="0"/>
-        <w:keepLines w:val="0"/>
-        <w:widowControl/>
-        <w:suppressLineNumbers w:val="0"/>
-      </w:pPr>
-      <w:r>
-        <w:t>📌 Table de faits</w:t>
-      </w:r>
-    </w:p>
-    <w:p>
-      <w:pPr>
-        <w:pStyle w:val="10"/>
-        <w:keepNext w:val="0"/>
-        <w:keepLines w:val="0"/>
-        <w:widowControl/>
-        <w:suppressLineNumbers w:val="0"/>
-      </w:pPr>
-      <w:r>
-        <w:rPr>
-          <w:rStyle w:val="7"/>
-        </w:rPr>
-        <w:t>Fait_Credit</w:t>
-      </w:r>
-    </w:p>
-    <w:p>
-      <w:pPr>
-        <w:keepNext w:val="0"/>
-        <w:keepLines w:val="0"/>
-        <w:widowControl/>
-        <w:numPr>
-          <w:ilvl w:val="0"/>
-          <w:numId w:val="5"/>
-        </w:numPr>
-        <w:suppressLineNumbers w:val="0"/>
-        <w:spacing w:before="0" w:beforeAutospacing="1" w:after="0" w:afterAutospacing="1"/>
-        <w:ind w:left="720" w:hanging="360"/>
-      </w:pPr>
-      <w:r>
-        <w:t xml:space="preserve">id_client </w:t>
-      </w:r>
-    </w:p>
-    <w:p>
-      <w:pPr>
-        <w:keepNext w:val="0"/>
-        <w:keepLines w:val="0"/>
-        <w:widowControl/>
-        <w:numPr>
-          <w:ilvl w:val="0"/>
-          <w:numId w:val="5"/>
-        </w:numPr>
-        <w:suppressLineNumbers w:val="0"/>
-        <w:spacing w:before="0" w:beforeAutospacing="1" w:after="0" w:afterAutospacing="1"/>
-        <w:ind w:left="720" w:hanging="360"/>
-      </w:pPr>
-      <w:r>
-        <w:t xml:space="preserve">id_temps </w:t>
-      </w:r>
-    </w:p>
-    <w:p>
-      <w:pPr>
-        <w:keepNext w:val="0"/>
-        <w:keepLines w:val="0"/>
-        <w:widowControl/>
-        <w:numPr>
-          <w:ilvl w:val="0"/>
-          <w:numId w:val="5"/>
-        </w:numPr>
-        <w:suppressLineNumbers w:val="0"/>
-        <w:spacing w:before="0" w:beforeAutospacing="1" w:after="0" w:afterAutospacing="1"/>
-        <w:ind w:left="720" w:hanging="360"/>
-      </w:pPr>
-      <w:r>
-        <w:t xml:space="preserve">id_produit </w:t>
-      </w:r>
-    </w:p>
-    <w:p>
-      <w:pPr>
-        <w:keepNext w:val="0"/>
-        <w:keepLines w:val="0"/>
-        <w:widowControl/>
-        <w:numPr>
-          <w:ilvl w:val="0"/>
-          <w:numId w:val="5"/>
-        </w:numPr>
-        <w:suppressLineNumbers w:val="0"/>
-        <w:spacing w:before="0" w:beforeAutospacing="1" w:after="0" w:afterAutospacing="1"/>
-        <w:ind w:left="720" w:hanging="360"/>
-      </w:pPr>
-      <w:r>
-        <w:t xml:space="preserve">montant_credit </w:t>
-      </w:r>
-    </w:p>
-    <w:p>
-      <w:pPr>
-        <w:keepNext w:val="0"/>
-        <w:keepLines w:val="0"/>
-        <w:widowControl/>
-        <w:numPr>
-          <w:ilvl w:val="0"/>
-          <w:numId w:val="5"/>
-        </w:numPr>
-        <w:suppressLineNumbers w:val="0"/>
-        <w:spacing w:before="0" w:beforeAutospacing="1" w:after="0" w:afterAutospacing="1"/>
-        <w:ind w:left="720" w:hanging="360"/>
-      </w:pPr>
-      <w:r>
-        <w:t xml:space="preserve">montant_rembourse </w:t>
-      </w:r>
-    </w:p>
-    <w:p>
-      <w:pPr>
-        <w:keepNext w:val="0"/>
-        <w:keepLines w:val="0"/>
-        <w:widowControl/>
-        <w:numPr>
-          <w:ilvl w:val="0"/>
-          <w:numId w:val="5"/>
-        </w:numPr>
-        <w:suppressLineNumbers w:val="0"/>
-        <w:spacing w:before="0" w:beforeAutospacing="1" w:after="0" w:afterAutospacing="1"/>
-        <w:ind w:left="720" w:hanging="360"/>
-      </w:pPr>
-      <w:r>
-        <w:t xml:space="preserve">défaut (0/1) </w:t>
-      </w:r>
-    </w:p>
-    <w:p>
-      <w:pPr>
-        <w:pStyle w:val="3"/>
-        <w:keepNext w:val="0"/>
-        <w:keepLines w:val="0"/>
-        <w:widowControl/>
-        <w:suppressLineNumbers w:val="0"/>
-      </w:pPr>
-      <w:r>
-        <w:t>📊 Tables de dimensions</w:t>
-      </w:r>
-    </w:p>
-    <w:p>
-      <w:pPr>
-        <w:keepNext w:val="0"/>
-        <w:keepLines w:val="0"/>
-        <w:widowControl/>
-        <w:numPr>
-          <w:ilvl w:val="0"/>
-          <w:numId w:val="6"/>
-        </w:numPr>
-        <w:suppressLineNumbers w:val="0"/>
-        <w:spacing w:before="0" w:beforeAutospacing="1" w:after="0" w:afterAutospacing="1"/>
-        <w:ind w:left="720" w:hanging="360"/>
-      </w:pPr>
-      <w:r>
-        <w:t xml:space="preserve">Dim_Client (âge, revenu, etc.) </w:t>
-      </w:r>
-    </w:p>
-    <w:p>
-      <w:pPr>
-        <w:keepNext w:val="0"/>
-        <w:keepLines w:val="0"/>
-        <w:widowControl/>
-        <w:numPr>
-          <w:ilvl w:val="0"/>
-          <w:numId w:val="6"/>
-        </w:numPr>
-        <w:suppressLineNumbers w:val="0"/>
-        <w:spacing w:before="0" w:beforeAutospacing="1" w:after="0" w:afterAutospacing="1"/>
-        <w:ind w:left="720" w:hanging="360"/>
-      </w:pPr>
-      <w:r>
-        <w:t xml:space="preserve">Dim_Temps (jour, mois, année) </w:t>
-      </w:r>
-    </w:p>
-    <w:p>
-      <w:pPr>
-        <w:keepNext w:val="0"/>
-        <w:keepLines w:val="0"/>
-        <w:widowControl/>
-        <w:numPr>
-          <w:ilvl w:val="0"/>
-          <w:numId w:val="6"/>
-        </w:numPr>
-        <w:suppressLineNumbers w:val="0"/>
-        <w:spacing w:before="0" w:beforeAutospacing="1" w:after="0" w:afterAutospacing="1"/>
-        <w:ind w:left="720" w:hanging="360"/>
-      </w:pPr>
-      <w:r>
-        <w:t xml:space="preserve">Dim_Produit (type de crédit) </w:t>
-      </w:r>
-    </w:p>
-    <w:p>
-      <w:pPr>
-        <w:keepNext w:val="0"/>
-        <w:keepLines w:val="0"/>
-        <w:widowControl/>
-        <w:numPr>
-          <w:ilvl w:val="0"/>
-          <w:numId w:val="6"/>
-        </w:numPr>
-        <w:suppressLineNumbers w:val="0"/>
-        <w:spacing w:before="0" w:beforeAutospacing="1" w:after="0" w:afterAutospacing="1"/>
-        <w:ind w:left="720" w:hanging="360"/>
-      </w:pPr>
-      <w:r>
-        <w:t xml:space="preserve">Dim_Risque (niveau de risque) </w:t>
-      </w:r>
-    </w:p>
-    <w:p>
-      <w:pPr>
-        <w:pStyle w:val="10"/>
-        <w:keepNext w:val="0"/>
-        <w:keepLines w:val="0"/>
-        <w:widowControl/>
-        <w:suppressLineNumbers w:val="0"/>
-      </w:pPr>
-      <w:r>
-        <w:t>👉 Structure :</w:t>
-      </w:r>
-    </w:p>
-    <w:p>
-      <w:pPr>
-        <w:keepNext w:val="0"/>
-        <w:keepLines w:val="0"/>
-        <w:widowControl/>
-        <w:suppressLineNumbers w:val="0"/>
-        <w:bidi w:val="0"/>
-        <w:jc w:val="left"/>
-      </w:pPr>
-      <w:r>
-        <w:rPr>
-          <w:rFonts w:ascii="SimSun" w:hAnsi="SimSun" w:eastAsia="SimSun" w:cs="SimSun"/>
-          <w:kern w:val="0"/>
+          <w:shd w:val="clear" w:fill="FFFFFF"/>
+        </w:rPr>
+        <w:t>définir un modèle conceptuel des données bancaires pertinentes</w:t>
+      </w:r>
+      <w:r>
+        <w:rPr>
+          <w:rFonts w:hint="default" w:ascii="Times New Roman" w:hAnsi="Times New Roman" w:eastAsia="Segoe UI" w:cs="Times New Roman"/>
+          <w:i w:val="0"/>
+          <w:iCs w:val="0"/>
+          <w:caps w:val="0"/>
+          <w:color w:val="0F1115"/>
+          <w:spacing w:val="0"/>
           <w:sz w:val="24"/>
           <w:szCs w:val="24"/>
-          <w:lang w:val="en-US" w:eastAsia="zh-CN" w:bidi="ar"/>
-        </w:rPr>
-        <w:t xml:space="preserve">        Dim_Client</w:t>
-      </w:r>
-      <w:r>
-        <w:rPr>
-          <w:rFonts w:ascii="SimSun" w:hAnsi="SimSun" w:eastAsia="SimSun" w:cs="SimSun"/>
-          <w:kern w:val="0"/>
+          <w:shd w:val="clear" w:fill="FFFFFF"/>
+        </w:rPr>
+        <w:t> pour la gestion du risque de crédit, puis de </w:t>
+      </w:r>
+      <w:r>
+        <w:rPr>
+          <w:rStyle w:val="7"/>
+          <w:rFonts w:hint="default" w:ascii="Times New Roman" w:hAnsi="Times New Roman" w:eastAsia="Segoe UI" w:cs="Times New Roman"/>
+          <w:b/>
+          <w:bCs/>
+          <w:i w:val="0"/>
+          <w:iCs w:val="0"/>
+          <w:caps w:val="0"/>
+          <w:color w:val="0F1115"/>
+          <w:spacing w:val="0"/>
           <w:sz w:val="24"/>
           <w:szCs w:val="24"/>
-          <w:lang w:val="en-US" w:eastAsia="zh-CN" w:bidi="ar"/>
-        </w:rPr>
-        <w:br w:type="textWrapping"/>
-      </w:r>
-      <w:r>
-        <w:rPr>
-          <w:rFonts w:ascii="SimSun" w:hAnsi="SimSun" w:eastAsia="SimSun" w:cs="SimSun"/>
-          <w:kern w:val="0"/>
+          <w:shd w:val="clear" w:fill="FFFFFF"/>
+        </w:rPr>
+        <w:t>générer synthétiquement</w:t>
+      </w:r>
+      <w:r>
+        <w:rPr>
+          <w:rFonts w:hint="default" w:ascii="Times New Roman" w:hAnsi="Times New Roman" w:eastAsia="Segoe UI" w:cs="Times New Roman"/>
+          <w:i w:val="0"/>
+          <w:iCs w:val="0"/>
+          <w:caps w:val="0"/>
+          <w:color w:val="0F1115"/>
+          <w:spacing w:val="0"/>
           <w:sz w:val="24"/>
           <w:szCs w:val="24"/>
-          <w:lang w:val="en-US" w:eastAsia="zh-CN" w:bidi="ar"/>
-        </w:rPr>
-        <w:t xml:space="preserve">             |</w:t>
-      </w:r>
-      <w:r>
-        <w:rPr>
-          <w:rFonts w:ascii="SimSun" w:hAnsi="SimSun" w:eastAsia="SimSun" w:cs="SimSun"/>
-          <w:kern w:val="0"/>
+          <w:shd w:val="clear" w:fill="FFFFFF"/>
+        </w:rPr>
+        <w:t> un jeu de données réaliste et exploitable. Nous aborderons successivement le schéma relationnel (clients, comptes, transactions, historique de crédit), les règles de cohérence métier, ainsi que l’implémentation d’un pipeline de génération aléatoire mais contrôlée. Cette base de données synthétique servira de socle unique à l’ensemble des travaux de segmentation, de prédiction et de visualisation développés dans les chapitres suivants.</w:t>
+      </w:r>
+    </w:p>
+    <w:p>
+      <w:pPr>
+        <w:numPr>
+          <w:ilvl w:val="1"/>
+          <w:numId w:val="1"/>
+        </w:numPr>
+        <w:spacing w:line="360" w:lineRule="auto"/>
+        <w:rPr>
+          <w:rStyle w:val="7"/>
+          <w:rFonts w:ascii="Segoe UI" w:hAnsi="Segoe UI" w:eastAsia="Segoe UI" w:cs="Segoe UI"/>
+          <w:b/>
+          <w:bCs/>
+          <w:i w:val="0"/>
+          <w:iCs w:val="0"/>
+          <w:caps w:val="0"/>
+          <w:color w:val="0F1115"/>
+          <w:spacing w:val="0"/>
+          <w:sz w:val="16"/>
+          <w:szCs w:val="16"/>
+          <w:shd w:val="clear" w:fill="FFFFFF"/>
+        </w:rPr>
+      </w:pPr>
+      <w:r>
+        <w:rPr>
+          <w:rStyle w:val="7"/>
+          <w:rFonts w:ascii="Segoe UI" w:hAnsi="Segoe UI" w:eastAsia="Segoe UI" w:cs="Segoe UI"/>
+          <w:b/>
+          <w:bCs/>
+          <w:i w:val="0"/>
+          <w:iCs w:val="0"/>
+          <w:caps w:val="0"/>
+          <w:color w:val="0F1115"/>
+          <w:spacing w:val="0"/>
+          <w:sz w:val="16"/>
+          <w:szCs w:val="16"/>
+          <w:shd w:val="clear" w:fill="FFFFFF"/>
+        </w:rPr>
+        <w:t>Modélisation des données bancaires pour le risque de crédit</w:t>
+      </w:r>
+    </w:p>
+    <w:p>
+      <w:pPr>
+        <w:numPr>
+          <w:ilvl w:val="1"/>
+          <w:numId w:val="1"/>
+        </w:numPr>
+        <w:spacing w:line="360" w:lineRule="auto"/>
+        <w:rPr>
+          <w:rStyle w:val="7"/>
+          <w:rFonts w:hint="default" w:ascii="Segoe UI" w:hAnsi="Segoe UI" w:eastAsia="Segoe UI" w:cs="Segoe UI"/>
+          <w:b/>
+          <w:bCs/>
+          <w:i w:val="0"/>
+          <w:iCs w:val="0"/>
+          <w:caps w:val="0"/>
+          <w:color w:val="0F1115"/>
+          <w:spacing w:val="0"/>
+          <w:sz w:val="16"/>
+          <w:szCs w:val="16"/>
+          <w:shd w:val="clear" w:fill="FFFFFF"/>
+          <w:lang w:val="fr-FR"/>
+        </w:rPr>
+      </w:pPr>
+      <w:r>
+        <w:rPr>
+          <w:rStyle w:val="7"/>
+          <w:rFonts w:ascii="Segoe UI" w:hAnsi="Segoe UI" w:eastAsia="Segoe UI" w:cs="Segoe UI"/>
+          <w:b/>
+          <w:bCs/>
+          <w:i w:val="0"/>
+          <w:iCs w:val="0"/>
+          <w:caps w:val="0"/>
+          <w:color w:val="0F1115"/>
+          <w:spacing w:val="0"/>
+          <w:sz w:val="16"/>
+          <w:szCs w:val="16"/>
+          <w:shd w:val="clear" w:fill="FFFFFF"/>
+        </w:rPr>
+        <w:t>Spécification des attributs pertinents</w:t>
+      </w:r>
+    </w:p>
+    <w:p>
+      <w:pPr>
+        <w:numPr>
+          <w:ilvl w:val="1"/>
+          <w:numId w:val="1"/>
+        </w:numPr>
+        <w:spacing w:line="360" w:lineRule="auto"/>
+        <w:rPr>
+          <w:rStyle w:val="7"/>
+          <w:rFonts w:hint="default" w:ascii="Segoe UI" w:hAnsi="Segoe UI" w:eastAsia="Segoe UI" w:cs="Segoe UI"/>
+          <w:b/>
+          <w:bCs/>
+          <w:i w:val="0"/>
+          <w:iCs w:val="0"/>
+          <w:caps w:val="0"/>
+          <w:color w:val="0F1115"/>
+          <w:spacing w:val="0"/>
+          <w:sz w:val="16"/>
+          <w:szCs w:val="16"/>
+          <w:shd w:val="clear" w:fill="FFFFFF"/>
+          <w:lang w:val="fr-FR"/>
+        </w:rPr>
+      </w:pPr>
+      <w:r>
+        <w:rPr>
+          <w:rStyle w:val="7"/>
+          <w:rFonts w:ascii="Segoe UI" w:hAnsi="Segoe UI" w:eastAsia="Segoe UI" w:cs="Segoe UI"/>
+          <w:b/>
+          <w:bCs/>
+          <w:i w:val="0"/>
+          <w:iCs w:val="0"/>
+          <w:caps w:val="0"/>
+          <w:color w:val="0F1115"/>
+          <w:spacing w:val="0"/>
+          <w:sz w:val="16"/>
+          <w:szCs w:val="16"/>
+          <w:shd w:val="clear" w:fill="FFFFFF"/>
+        </w:rPr>
+        <w:t>Stratégie de génération de données synthétiques</w:t>
+      </w:r>
+    </w:p>
+    <w:p>
+      <w:pPr>
+        <w:numPr>
+          <w:ilvl w:val="1"/>
+          <w:numId w:val="1"/>
+        </w:numPr>
+        <w:spacing w:line="360" w:lineRule="auto"/>
+        <w:rPr>
+          <w:rStyle w:val="7"/>
+          <w:rFonts w:hint="default" w:ascii="Segoe UI" w:hAnsi="Segoe UI" w:eastAsia="Segoe UI" w:cs="Segoe UI"/>
+          <w:b/>
+          <w:bCs/>
+          <w:i w:val="0"/>
+          <w:iCs w:val="0"/>
+          <w:caps w:val="0"/>
+          <w:color w:val="0F1115"/>
+          <w:spacing w:val="0"/>
+          <w:sz w:val="16"/>
+          <w:szCs w:val="16"/>
+          <w:shd w:val="clear" w:fill="FFFFFF"/>
+          <w:lang w:val="fr-FR"/>
+        </w:rPr>
+      </w:pPr>
+      <w:r>
+        <w:rPr>
+          <w:rStyle w:val="7"/>
+          <w:rFonts w:ascii="Segoe UI" w:hAnsi="Segoe UI" w:eastAsia="Segoe UI" w:cs="Segoe UI"/>
+          <w:b/>
+          <w:bCs/>
+          <w:i w:val="0"/>
+          <w:iCs w:val="0"/>
+          <w:caps w:val="0"/>
+          <w:color w:val="0F1115"/>
+          <w:spacing w:val="0"/>
+          <w:sz w:val="16"/>
+          <w:szCs w:val="16"/>
+          <w:shd w:val="clear" w:fill="FFFFFF"/>
+        </w:rPr>
+        <w:t> </w:t>
+      </w:r>
+      <w:r>
+        <w:rPr>
+          <w:rStyle w:val="7"/>
+          <w:rFonts w:hint="default" w:ascii="Segoe UI" w:hAnsi="Segoe UI" w:eastAsia="Segoe UI" w:cs="Segoe UI"/>
+          <w:b/>
+          <w:bCs/>
+          <w:i w:val="0"/>
+          <w:iCs w:val="0"/>
+          <w:caps w:val="0"/>
+          <w:color w:val="0F1115"/>
+          <w:spacing w:val="0"/>
+          <w:sz w:val="16"/>
+          <w:szCs w:val="16"/>
+          <w:shd w:val="clear" w:fill="FFFFFF"/>
+        </w:rPr>
+        <w:t>Implémentation technique du pipeline de génération</w:t>
+      </w:r>
+    </w:p>
+    <w:p>
+      <w:pPr>
+        <w:numPr>
+          <w:ilvl w:val="1"/>
+          <w:numId w:val="1"/>
+        </w:numPr>
+        <w:spacing w:line="360" w:lineRule="auto"/>
+        <w:rPr>
+          <w:rStyle w:val="7"/>
+          <w:rFonts w:hint="default" w:ascii="Segoe UI" w:hAnsi="Segoe UI" w:eastAsia="Segoe UI" w:cs="Segoe UI"/>
+          <w:b/>
+          <w:bCs/>
+          <w:i w:val="0"/>
+          <w:iCs w:val="0"/>
+          <w:caps w:val="0"/>
+          <w:color w:val="0F1115"/>
+          <w:spacing w:val="0"/>
+          <w:sz w:val="16"/>
+          <w:szCs w:val="16"/>
+          <w:shd w:val="clear" w:fill="FFFFFF"/>
+          <w:lang w:val="fr-FR"/>
+        </w:rPr>
+      </w:pPr>
+      <w:r>
+        <w:rPr>
+          <w:rStyle w:val="7"/>
+          <w:rFonts w:ascii="Segoe UI" w:hAnsi="Segoe UI" w:eastAsia="Segoe UI" w:cs="Segoe UI"/>
+          <w:b/>
+          <w:bCs/>
+          <w:i w:val="0"/>
+          <w:iCs w:val="0"/>
+          <w:caps w:val="0"/>
+          <w:color w:val="0F1115"/>
+          <w:spacing w:val="0"/>
+          <w:sz w:val="16"/>
+          <w:szCs w:val="16"/>
+          <w:shd w:val="clear" w:fill="FFFFFF"/>
+        </w:rPr>
+        <w:t>Livrables et structuration des données en sorti</w:t>
+      </w:r>
+      <w:r>
+        <w:rPr>
+          <w:rStyle w:val="7"/>
+          <w:rFonts w:hint="default" w:ascii="Segoe UI" w:hAnsi="Segoe UI" w:eastAsia="Segoe UI" w:cs="Segoe UI"/>
+          <w:b/>
+          <w:bCs/>
+          <w:i w:val="0"/>
+          <w:iCs w:val="0"/>
+          <w:caps w:val="0"/>
+          <w:color w:val="0F1115"/>
+          <w:spacing w:val="0"/>
+          <w:sz w:val="16"/>
+          <w:szCs w:val="16"/>
+          <w:shd w:val="clear" w:fill="FFFFFF"/>
+          <w:lang w:val="fr-FR"/>
+        </w:rPr>
+        <w:t>e</w:t>
+      </w:r>
+    </w:p>
+    <w:p>
+      <w:pPr>
+        <w:numPr>
+          <w:numId w:val="0"/>
+        </w:numPr>
+        <w:spacing w:line="360" w:lineRule="auto"/>
+        <w:ind w:leftChars="0"/>
+        <w:rPr>
+          <w:rStyle w:val="7"/>
+          <w:rFonts w:hint="default" w:ascii="Segoe UI" w:hAnsi="Segoe UI" w:eastAsia="Segoe UI" w:cs="Segoe UI"/>
+          <w:b/>
+          <w:bCs/>
+          <w:i w:val="0"/>
+          <w:iCs w:val="0"/>
+          <w:caps w:val="0"/>
+          <w:color w:val="0F1115"/>
+          <w:spacing w:val="0"/>
+          <w:sz w:val="16"/>
+          <w:szCs w:val="16"/>
+          <w:shd w:val="clear" w:fill="FFFFFF"/>
+          <w:lang w:val="fr-FR"/>
+        </w:rPr>
+      </w:pPr>
+    </w:p>
+    <w:p>
+      <w:pPr>
+        <w:pStyle w:val="2"/>
+        <w:bidi w:val="0"/>
+        <w:jc w:val="center"/>
+        <w:rPr>
+          <w:rFonts w:hint="default" w:ascii="Times New Roman" w:hAnsi="Times New Roman" w:cs="Times New Roman"/>
+          <w:sz w:val="36"/>
+          <w:szCs w:val="36"/>
+          <w:lang w:val="fr-FR"/>
+        </w:rPr>
+      </w:pPr>
+      <w:r>
+        <w:rPr>
+          <w:rFonts w:hint="default" w:ascii="Times New Roman" w:hAnsi="Times New Roman" w:cs="Times New Roman"/>
+          <w:sz w:val="36"/>
+          <w:szCs w:val="36"/>
+          <w:lang w:val="fr-FR"/>
+        </w:rPr>
+        <w:t>CHAPITRE 2 : AUTOMATISATION DE L'INTEGRATION DE DONNEES (ETL)</w:t>
+      </w:r>
+    </w:p>
+    <w:p>
+      <w:pPr>
+        <w:spacing w:line="360" w:lineRule="auto"/>
+        <w:rPr>
+          <w:rFonts w:hint="default" w:ascii="Times New Roman" w:hAnsi="Times New Roman" w:eastAsia="Segoe UI" w:cs="Times New Roman"/>
+          <w:i w:val="0"/>
+          <w:iCs w:val="0"/>
+          <w:caps w:val="0"/>
+          <w:color w:val="0F1115"/>
+          <w:spacing w:val="0"/>
           <w:sz w:val="24"/>
           <w:szCs w:val="24"/>
-          <w:lang w:val="en-US" w:eastAsia="zh-CN" w:bidi="ar"/>
-        </w:rPr>
-        <w:br w:type="textWrapping"/>
-      </w:r>
-      <w:r>
-        <w:rPr>
-          <w:rFonts w:ascii="SimSun" w:hAnsi="SimSun" w:eastAsia="SimSun" w:cs="SimSun"/>
-          <w:kern w:val="0"/>
+          <w:shd w:val="clear" w:fill="FFFFFF"/>
+        </w:rPr>
+      </w:pPr>
+      <w:r>
+        <w:rPr>
+          <w:rFonts w:hint="default" w:ascii="Times New Roman" w:hAnsi="Times New Roman" w:eastAsia="Segoe UI" w:cs="Times New Roman"/>
+          <w:i w:val="0"/>
+          <w:iCs w:val="0"/>
+          <w:caps w:val="0"/>
+          <w:color w:val="0F1115"/>
+          <w:spacing w:val="0"/>
           <w:sz w:val="24"/>
           <w:szCs w:val="24"/>
-          <w:lang w:val="en-US" w:eastAsia="zh-CN" w:bidi="ar"/>
-        </w:rPr>
-        <w:t>Dim_Temps — Fait_Credit — Dim_Produit</w:t>
-      </w:r>
-      <w:r>
-        <w:rPr>
-          <w:rFonts w:ascii="SimSun" w:hAnsi="SimSun" w:eastAsia="SimSun" w:cs="SimSun"/>
-          <w:kern w:val="0"/>
+          <w:shd w:val="clear" w:fill="FFFFFF"/>
+        </w:rPr>
+        <w:t>Une fois les données sources générées et modélisées, l’étape suivante consiste à les </w:t>
+      </w:r>
+      <w:r>
+        <w:rPr>
+          <w:rStyle w:val="7"/>
+          <w:rFonts w:hint="default" w:ascii="Times New Roman" w:hAnsi="Times New Roman" w:eastAsia="Segoe UI" w:cs="Times New Roman"/>
+          <w:b/>
+          <w:bCs/>
+          <w:i w:val="0"/>
+          <w:iCs w:val="0"/>
+          <w:caps w:val="0"/>
+          <w:color w:val="0F1115"/>
+          <w:spacing w:val="0"/>
           <w:sz w:val="24"/>
           <w:szCs w:val="24"/>
-          <w:lang w:val="en-US" w:eastAsia="zh-CN" w:bidi="ar"/>
-        </w:rPr>
-        <w:br w:type="textWrapping"/>
-      </w:r>
-      <w:r>
-        <w:rPr>
-          <w:rFonts w:ascii="SimSun" w:hAnsi="SimSun" w:eastAsia="SimSun" w:cs="SimSun"/>
-          <w:kern w:val="0"/>
+          <w:shd w:val="clear" w:fill="FFFFFF"/>
+        </w:rPr>
+        <w:t>intégrer de manière fiable, reproductible et automatisée</w:t>
+      </w:r>
+      <w:r>
+        <w:rPr>
+          <w:rFonts w:hint="default" w:ascii="Times New Roman" w:hAnsi="Times New Roman" w:eastAsia="Segoe UI" w:cs="Times New Roman"/>
+          <w:i w:val="0"/>
+          <w:iCs w:val="0"/>
+          <w:caps w:val="0"/>
+          <w:color w:val="0F1115"/>
+          <w:spacing w:val="0"/>
           <w:sz w:val="24"/>
           <w:szCs w:val="24"/>
-          <w:lang w:val="en-US" w:eastAsia="zh-CN" w:bidi="ar"/>
-        </w:rPr>
-        <w:t xml:space="preserve">             |</w:t>
-      </w:r>
-      <w:r>
-        <w:rPr>
-          <w:rFonts w:ascii="SimSun" w:hAnsi="SimSun" w:eastAsia="SimSun" w:cs="SimSun"/>
-          <w:kern w:val="0"/>
+          <w:shd w:val="clear" w:fill="FFFFFF"/>
+        </w:rPr>
+        <w:t> dans un environnement propice à l’analyse. En effet, dans tout projet data engineering, les données brutes issues de la génération (ou de systèmes opérationnels) ne peuvent être exploitées directement : elles nécessitent d’être extraites, nettoyées, transformées et chargées dans un entrepôt ou une base analytique. Ce processus, connu sous l’acronyme </w:t>
+      </w:r>
+      <w:r>
+        <w:rPr>
+          <w:rStyle w:val="7"/>
+          <w:rFonts w:hint="default" w:ascii="Times New Roman" w:hAnsi="Times New Roman" w:eastAsia="Segoe UI" w:cs="Times New Roman"/>
+          <w:b/>
+          <w:bCs/>
+          <w:i w:val="0"/>
+          <w:iCs w:val="0"/>
+          <w:caps w:val="0"/>
+          <w:color w:val="0F1115"/>
+          <w:spacing w:val="0"/>
           <w:sz w:val="24"/>
           <w:szCs w:val="24"/>
-          <w:lang w:val="en-US" w:eastAsia="zh-CN" w:bidi="ar"/>
-        </w:rPr>
-        <w:br w:type="textWrapping"/>
-      </w:r>
-      <w:r>
-        <w:rPr>
-          <w:rFonts w:ascii="SimSun" w:hAnsi="SimSun" w:eastAsia="SimSun" w:cs="SimSun"/>
-          <w:kern w:val="0"/>
+          <w:shd w:val="clear" w:fill="FFFFFF"/>
+        </w:rPr>
+        <w:t>ETL (Extract, Transform, Load)</w:t>
+      </w:r>
+      <w:r>
+        <w:rPr>
+          <w:rFonts w:hint="default" w:ascii="Times New Roman" w:hAnsi="Times New Roman" w:eastAsia="Segoe UI" w:cs="Times New Roman"/>
+          <w:i w:val="0"/>
+          <w:iCs w:val="0"/>
+          <w:caps w:val="0"/>
+          <w:color w:val="0F1115"/>
+          <w:spacing w:val="0"/>
           <w:sz w:val="24"/>
           <w:szCs w:val="24"/>
-          <w:lang w:val="en-US" w:eastAsia="zh-CN" w:bidi="ar"/>
-        </w:rPr>
-        <w:t xml:space="preserve">         Dim_Risque</w:t>
-      </w:r>
-    </w:p>
-    <w:p>
-      <w:pPr>
-        <w:keepNext w:val="0"/>
-        <w:keepLines w:val="0"/>
-        <w:widowControl/>
-        <w:suppressLineNumbers w:val="0"/>
-      </w:pPr>
-      <w:r>
-        <w:pict>
-          <v:rect id="_x0000_i1025" o:spt="1" style="height:1.5pt;width:432pt;" fillcolor="#A0A0A0" filled="t" stroked="f" coordsize="21600,21600" o:hr="t" o:hrstd="t" o:hralign="center">
-            <v:path/>
-            <v:fill on="t" focussize="0,0"/>
-            <v:stroke on="f"/>
-            <v:imagedata o:title=""/>
-            <o:lock v:ext="edit"/>
-            <w10:wrap type="none"/>
-            <w10:anchorlock/>
-          </v:rect>
-        </w:pict>
-      </w:r>
-    </w:p>
-    <w:p>
-      <w:pPr>
-        <w:pStyle w:val="2"/>
-        <w:keepNext w:val="0"/>
-        <w:keepLines w:val="0"/>
-        <w:widowControl/>
-        <w:suppressLineNumbers w:val="0"/>
-      </w:pPr>
-      <w:r>
-        <w:t>⚙️ 4. ETL avec SQL Server Integration Services (SSIS)</w:t>
-      </w:r>
-    </w:p>
-    <w:p>
-      <w:pPr>
-        <w:pStyle w:val="4"/>
-        <w:keepNext w:val="0"/>
-        <w:keepLines w:val="0"/>
-        <w:widowControl/>
-        <w:suppressLineNumbers w:val="0"/>
-      </w:pPr>
-      <w:r>
-        <w:t>Étapes :</w:t>
-      </w:r>
-    </w:p>
-    <w:p>
-      <w:pPr>
-        <w:keepNext w:val="0"/>
-        <w:keepLines w:val="0"/>
-        <w:widowControl/>
-        <w:numPr>
-          <w:ilvl w:val="0"/>
-          <w:numId w:val="7"/>
-        </w:numPr>
-        <w:suppressLineNumbers w:val="0"/>
-        <w:spacing w:before="0" w:beforeAutospacing="1" w:after="0" w:afterAutospacing="1"/>
-        <w:ind w:left="720" w:hanging="360"/>
-      </w:pPr>
-      <w:r>
-        <w:t xml:space="preserve">Extraction (base bancaire) </w:t>
-      </w:r>
-    </w:p>
-    <w:p>
-      <w:pPr>
-        <w:keepNext w:val="0"/>
-        <w:keepLines w:val="0"/>
-        <w:widowControl/>
-        <w:numPr>
-          <w:ilvl w:val="0"/>
-          <w:numId w:val="7"/>
-        </w:numPr>
-        <w:suppressLineNumbers w:val="0"/>
-        <w:spacing w:before="0" w:beforeAutospacing="1" w:after="0" w:afterAutospacing="1"/>
-        <w:ind w:left="720" w:hanging="360"/>
-      </w:pPr>
-      <w:r>
-        <w:t xml:space="preserve">Transformation : </w:t>
-      </w:r>
-    </w:p>
-    <w:p>
-      <w:pPr>
-        <w:keepNext w:val="0"/>
-        <w:keepLines w:val="0"/>
-        <w:widowControl/>
-        <w:numPr>
-          <w:ilvl w:val="1"/>
-          <w:numId w:val="8"/>
-        </w:numPr>
-        <w:suppressLineNumbers w:val="0"/>
-        <w:tabs>
-          <w:tab w:val="left" w:pos="1440"/>
-        </w:tabs>
-        <w:spacing w:before="0" w:beforeAutospacing="1" w:after="0" w:afterAutospacing="1"/>
-        <w:ind w:left="1440" w:hanging="360"/>
-      </w:pPr>
-      <w:r>
-        <w:t xml:space="preserve">nettoyage </w:t>
-      </w:r>
-    </w:p>
-    <w:p>
-      <w:pPr>
-        <w:keepNext w:val="0"/>
-        <w:keepLines w:val="0"/>
-        <w:widowControl/>
-        <w:numPr>
-          <w:ilvl w:val="1"/>
-          <w:numId w:val="8"/>
-        </w:numPr>
-        <w:suppressLineNumbers w:val="0"/>
-        <w:tabs>
-          <w:tab w:val="left" w:pos="1440"/>
-        </w:tabs>
-        <w:spacing w:before="0" w:beforeAutospacing="1" w:after="0" w:afterAutospacing="1"/>
-        <w:ind w:left="1440" w:hanging="360"/>
-      </w:pPr>
-      <w:r>
-        <w:t xml:space="preserve">gestion des valeurs manquantes </w:t>
-      </w:r>
-    </w:p>
-    <w:p>
-      <w:pPr>
-        <w:keepNext w:val="0"/>
-        <w:keepLines w:val="0"/>
-        <w:widowControl/>
-        <w:numPr>
-          <w:ilvl w:val="0"/>
-          <w:numId w:val="7"/>
-        </w:numPr>
-        <w:suppressLineNumbers w:val="0"/>
-        <w:spacing w:before="0" w:beforeAutospacing="1" w:after="0" w:afterAutospacing="1"/>
-        <w:ind w:left="720" w:hanging="360"/>
-      </w:pPr>
-      <w:r>
-        <w:t xml:space="preserve">Chargement dans Data Warehouse </w:t>
-      </w:r>
-    </w:p>
-    <w:p>
-      <w:pPr>
-        <w:pStyle w:val="10"/>
-        <w:keepNext w:val="0"/>
-        <w:keepLines w:val="0"/>
-        <w:widowControl/>
-        <w:suppressLineNumbers w:val="0"/>
-      </w:pPr>
-      <w:r>
-        <w:t>👉 Outils :</w:t>
-      </w:r>
-    </w:p>
-    <w:p>
-      <w:pPr>
-        <w:keepNext w:val="0"/>
-        <w:keepLines w:val="0"/>
-        <w:widowControl/>
-        <w:numPr>
-          <w:ilvl w:val="0"/>
-          <w:numId w:val="9"/>
-        </w:numPr>
-        <w:suppressLineNumbers w:val="0"/>
-        <w:spacing w:before="0" w:beforeAutospacing="1" w:after="0" w:afterAutospacing="1"/>
-        <w:ind w:left="720" w:hanging="360"/>
-      </w:pPr>
-      <w:r>
-        <w:t xml:space="preserve">Microsoft Visual Studio (pour SSIS) </w:t>
-      </w:r>
-    </w:p>
-    <w:p>
-      <w:pPr>
-        <w:keepNext w:val="0"/>
-        <w:keepLines w:val="0"/>
-        <w:widowControl/>
-        <w:suppressLineNumbers w:val="0"/>
-      </w:pPr>
-    </w:p>
-    <w:p>
-      <w:pPr>
-        <w:pStyle w:val="2"/>
-        <w:keepNext w:val="0"/>
-        <w:keepLines w:val="0"/>
-        <w:widowControl/>
-        <w:suppressLineNumbers w:val="0"/>
-      </w:pPr>
-      <w:r>
-        <w:t>☁️ 5. Traitement avec Databricks</w:t>
-      </w:r>
-    </w:p>
-    <w:p>
-      <w:pPr>
-        <w:pStyle w:val="4"/>
-        <w:keepNext w:val="0"/>
-        <w:keepLines w:val="0"/>
-        <w:widowControl/>
-        <w:suppressLineNumbers w:val="0"/>
-      </w:pPr>
-      <w:r>
-        <w:t>Pourquoi Databricks ?</w:t>
-      </w:r>
-    </w:p>
-    <w:p>
-      <w:pPr>
-        <w:keepNext w:val="0"/>
-        <w:keepLines w:val="0"/>
-        <w:widowControl/>
-        <w:numPr>
-          <w:ilvl w:val="0"/>
-          <w:numId w:val="10"/>
-        </w:numPr>
-        <w:suppressLineNumbers w:val="0"/>
-        <w:spacing w:before="0" w:beforeAutospacing="1" w:after="0" w:afterAutospacing="1"/>
-        <w:ind w:left="720" w:hanging="360"/>
-      </w:pPr>
-      <w:r>
-        <w:t xml:space="preserve">Big Data </w:t>
-      </w:r>
-    </w:p>
-    <w:p>
-      <w:pPr>
-        <w:keepNext w:val="0"/>
-        <w:keepLines w:val="0"/>
-        <w:widowControl/>
-        <w:numPr>
-          <w:ilvl w:val="0"/>
-          <w:numId w:val="10"/>
-        </w:numPr>
-        <w:suppressLineNumbers w:val="0"/>
-        <w:spacing w:before="0" w:beforeAutospacing="1" w:after="0" w:afterAutospacing="1"/>
-        <w:ind w:left="720" w:hanging="360"/>
-      </w:pPr>
-      <w:r>
-        <w:t xml:space="preserve">Spark intégré </w:t>
-      </w:r>
-    </w:p>
-    <w:p>
-      <w:pPr>
-        <w:keepNext w:val="0"/>
-        <w:keepLines w:val="0"/>
-        <w:widowControl/>
-        <w:numPr>
-          <w:ilvl w:val="0"/>
-          <w:numId w:val="10"/>
-        </w:numPr>
-        <w:suppressLineNumbers w:val="0"/>
-        <w:spacing w:before="0" w:beforeAutospacing="1" w:after="0" w:afterAutospacing="1"/>
-        <w:ind w:left="720" w:hanging="360"/>
-      </w:pPr>
-      <w:r>
-        <w:t xml:space="preserve">ML intégré </w:t>
-      </w:r>
-    </w:p>
-    <w:p>
-      <w:pPr>
-        <w:pStyle w:val="4"/>
-        <w:keepNext w:val="0"/>
-        <w:keepLines w:val="0"/>
-        <w:widowControl/>
-        <w:suppressLineNumbers w:val="0"/>
-      </w:pPr>
-      <w:r>
-        <w:t>Ce que tu fais :</w:t>
-      </w:r>
-    </w:p>
-    <w:p>
-      <w:pPr>
-        <w:keepNext w:val="0"/>
-        <w:keepLines w:val="0"/>
-        <w:widowControl/>
-        <w:numPr>
-          <w:ilvl w:val="0"/>
-          <w:numId w:val="11"/>
-        </w:numPr>
-        <w:suppressLineNumbers w:val="0"/>
-        <w:spacing w:before="0" w:beforeAutospacing="1" w:after="0" w:afterAutospacing="1"/>
-        <w:ind w:left="720" w:hanging="360"/>
-      </w:pPr>
-      <w:r>
-        <w:t xml:space="preserve">nettoyage avancé </w:t>
-      </w:r>
-    </w:p>
-    <w:p>
-      <w:pPr>
-        <w:keepNext w:val="0"/>
-        <w:keepLines w:val="0"/>
-        <w:widowControl/>
-        <w:numPr>
-          <w:ilvl w:val="0"/>
-          <w:numId w:val="11"/>
-        </w:numPr>
-        <w:suppressLineNumbers w:val="0"/>
-        <w:spacing w:before="0" w:beforeAutospacing="1" w:after="0" w:afterAutospacing="1"/>
-        <w:ind w:left="720" w:hanging="360"/>
-      </w:pPr>
-      <w:r>
-        <w:t xml:space="preserve">feature engineering </w:t>
-      </w:r>
-    </w:p>
-    <w:p>
-      <w:pPr>
-        <w:keepNext w:val="0"/>
-        <w:keepLines w:val="0"/>
-        <w:widowControl/>
-        <w:numPr>
-          <w:ilvl w:val="0"/>
-          <w:numId w:val="11"/>
-        </w:numPr>
-        <w:suppressLineNumbers w:val="0"/>
-        <w:spacing w:before="0" w:beforeAutospacing="1" w:after="0" w:afterAutospacing="1"/>
-        <w:ind w:left="720" w:hanging="360"/>
-      </w:pPr>
-      <w:r>
-        <w:t xml:space="preserve">entraînement ML </w:t>
-      </w:r>
-    </w:p>
-    <w:p>
-      <w:pPr>
-        <w:keepNext w:val="0"/>
-        <w:keepLines w:val="0"/>
-        <w:widowControl/>
-        <w:suppressLineNumbers w:val="0"/>
-      </w:pPr>
-      <w:r>
-        <w:pict>
-          <v:rect id="_x0000_i1027" o:spt="1" style="height:1.5pt;width:432pt;" fillcolor="#A0A0A0" filled="t" stroked="f" coordsize="21600,21600" o:hr="t" o:hrstd="t" o:hralign="center">
-            <v:path/>
-            <v:fill on="t" focussize="0,0"/>
-            <v:stroke on="f"/>
-            <v:imagedata o:title=""/>
-            <o:lock v:ext="edit"/>
-            <w10:wrap type="none"/>
-            <w10:anchorlock/>
-          </v:rect>
-        </w:pict>
-      </w:r>
-      <w:r>
-        <w:t>🤖 6. Machine Learning (très important)</w:t>
-      </w:r>
-    </w:p>
-    <w:p>
-      <w:pPr>
-        <w:pStyle w:val="3"/>
-        <w:keepNext w:val="0"/>
-        <w:keepLines w:val="0"/>
-        <w:widowControl/>
-        <w:suppressLineNumbers w:val="0"/>
-      </w:pPr>
-      <w:r>
-        <w:t>🎯 Objectif</w:t>
-      </w:r>
-    </w:p>
-    <w:p>
-      <w:pPr>
-        <w:pStyle w:val="10"/>
-        <w:keepNext w:val="0"/>
-        <w:keepLines w:val="0"/>
-        <w:widowControl/>
-        <w:suppressLineNumbers w:val="0"/>
-      </w:pPr>
-      <w:r>
-        <w:t>Prédire :</w:t>
-      </w:r>
-      <w:r>
-        <w:br w:type="textWrapping"/>
-      </w:r>
-      <w:r>
-        <w:t>👉 “le client va-t-il faire défaut ?”</w:t>
-      </w:r>
-    </w:p>
-    <w:p>
-      <w:pPr>
-        <w:keepNext w:val="0"/>
-        <w:keepLines w:val="0"/>
-        <w:widowControl/>
-        <w:suppressLineNumbers w:val="0"/>
-      </w:pPr>
-      <w:r>
-        <w:pict>
-          <v:rect id="_x0000_i1028" o:spt="1" style="height:1.5pt;width:432pt;" fillcolor="#A0A0A0" filled="t" stroked="f" coordsize="21600,21600" o:hr="t" o:hrstd="t" o:hralign="center">
-            <v:path/>
-            <v:fill on="t" focussize="0,0"/>
-            <v:stroke on="f"/>
-            <v:imagedata o:title=""/>
-            <o:lock v:ext="edit"/>
-            <w10:wrap type="none"/>
-            <w10:anchorlock/>
-          </v:rect>
-        </w:pict>
-      </w:r>
-    </w:p>
-    <w:p>
-      <w:pPr>
-        <w:pStyle w:val="3"/>
-        <w:keepNext w:val="0"/>
-        <w:keepLines w:val="0"/>
-        <w:widowControl/>
-        <w:suppressLineNumbers w:val="0"/>
-      </w:pPr>
-      <w:r>
-        <w:t>📊 Modèles à comparer (benchmark)</w:t>
-      </w:r>
-    </w:p>
-    <w:p>
-      <w:pPr>
-        <w:pStyle w:val="4"/>
-        <w:keepNext w:val="0"/>
-        <w:keepLines w:val="0"/>
-        <w:widowControl/>
-        <w:suppressLineNumbers w:val="0"/>
-      </w:pPr>
-      <w:r>
-        <w:t>1. Régression logistique</w:t>
-      </w:r>
-    </w:p>
-    <w:p>
-      <w:pPr>
-        <w:keepNext w:val="0"/>
-        <w:keepLines w:val="0"/>
-        <w:widowControl/>
-        <w:numPr>
-          <w:ilvl w:val="0"/>
-          <w:numId w:val="12"/>
-        </w:numPr>
-        <w:suppressLineNumbers w:val="0"/>
-        <w:spacing w:before="0" w:beforeAutospacing="1" w:after="0" w:afterAutospacing="1"/>
-        <w:ind w:left="720" w:hanging="360"/>
-      </w:pPr>
-      <w:r>
-        <w:t xml:space="preserve">simple </w:t>
-      </w:r>
-    </w:p>
-    <w:p>
-      <w:pPr>
-        <w:keepNext w:val="0"/>
-        <w:keepLines w:val="0"/>
-        <w:widowControl/>
-        <w:numPr>
-          <w:ilvl w:val="0"/>
-          <w:numId w:val="12"/>
-        </w:numPr>
-        <w:suppressLineNumbers w:val="0"/>
-        <w:spacing w:before="0" w:beforeAutospacing="1" w:after="0" w:afterAutospacing="1"/>
-        <w:ind w:left="720" w:hanging="360"/>
-      </w:pPr>
-      <w:r>
-        <w:t xml:space="preserve">interprétable </w:t>
-      </w:r>
-    </w:p>
-    <w:p>
-      <w:pPr>
-        <w:pStyle w:val="4"/>
-        <w:keepNext w:val="0"/>
-        <w:keepLines w:val="0"/>
-        <w:widowControl/>
-        <w:suppressLineNumbers w:val="0"/>
-      </w:pPr>
-      <w:r>
-        <w:t>2. Random Forest</w:t>
-      </w:r>
-    </w:p>
-    <w:p>
-      <w:pPr>
-        <w:keepNext w:val="0"/>
-        <w:keepLines w:val="0"/>
-        <w:widowControl/>
-        <w:numPr>
-          <w:ilvl w:val="0"/>
-          <w:numId w:val="13"/>
-        </w:numPr>
-        <w:suppressLineNumbers w:val="0"/>
-        <w:spacing w:before="0" w:beforeAutospacing="1" w:after="0" w:afterAutospacing="1"/>
-        <w:ind w:left="720" w:hanging="360"/>
-      </w:pPr>
-      <w:r>
-        <w:t xml:space="preserve">robuste </w:t>
-      </w:r>
-    </w:p>
-    <w:p>
-      <w:pPr>
-        <w:keepNext w:val="0"/>
-        <w:keepLines w:val="0"/>
-        <w:widowControl/>
-        <w:numPr>
-          <w:ilvl w:val="0"/>
-          <w:numId w:val="13"/>
-        </w:numPr>
-        <w:suppressLineNumbers w:val="0"/>
-        <w:spacing w:before="0" w:beforeAutospacing="1" w:after="0" w:afterAutospacing="1"/>
-        <w:ind w:left="720" w:hanging="360"/>
-      </w:pPr>
-      <w:r>
-        <w:t xml:space="preserve">bon pour données tabulaires </w:t>
-      </w:r>
-    </w:p>
-    <w:p>
-      <w:pPr>
-        <w:pStyle w:val="4"/>
-        <w:keepNext w:val="0"/>
-        <w:keepLines w:val="0"/>
-        <w:widowControl/>
-        <w:suppressLineNumbers w:val="0"/>
-      </w:pPr>
-      <w:r>
-        <w:t>3. XGBoost (🔥 recommandé)</w:t>
-      </w:r>
-    </w:p>
-    <w:p>
-      <w:pPr>
-        <w:keepNext w:val="0"/>
-        <w:keepLines w:val="0"/>
-        <w:widowControl/>
-        <w:numPr>
-          <w:ilvl w:val="0"/>
-          <w:numId w:val="14"/>
-        </w:numPr>
-        <w:suppressLineNumbers w:val="0"/>
-        <w:spacing w:before="0" w:beforeAutospacing="1" w:after="0" w:afterAutospacing="1"/>
-        <w:ind w:left="720" w:hanging="360"/>
-      </w:pPr>
-      <w:r>
-        <w:t xml:space="preserve">très performant </w:t>
-      </w:r>
-    </w:p>
-    <w:p>
-      <w:pPr>
-        <w:keepNext w:val="0"/>
-        <w:keepLines w:val="0"/>
-        <w:widowControl/>
-        <w:numPr>
-          <w:ilvl w:val="0"/>
-          <w:numId w:val="14"/>
-        </w:numPr>
-        <w:suppressLineNumbers w:val="0"/>
-        <w:spacing w:before="0" w:beforeAutospacing="1" w:after="0" w:afterAutospacing="1"/>
-        <w:ind w:left="720" w:hanging="360"/>
-      </w:pPr>
-      <w:r>
-        <w:t xml:space="preserve">utilisé en industrie </w:t>
-      </w:r>
-    </w:p>
-    <w:p>
-      <w:pPr>
-        <w:keepNext w:val="0"/>
-        <w:keepLines w:val="0"/>
-        <w:widowControl/>
-        <w:suppressLineNumbers w:val="0"/>
-      </w:pPr>
-      <w:r>
-        <w:pict>
-          <v:rect id="_x0000_i1029" o:spt="1" style="height:1.5pt;width:432pt;" fillcolor="#A0A0A0" filled="t" stroked="f" coordsize="21600,21600" o:hr="t" o:hrstd="t" o:hralign="center">
-            <v:path/>
-            <v:fill on="t" focussize="0,0"/>
-            <v:stroke on="f"/>
-            <v:imagedata o:title=""/>
-            <o:lock v:ext="edit"/>
-            <w10:wrap type="none"/>
-            <w10:anchorlock/>
-          </v:rect>
-        </w:pict>
-      </w:r>
-    </w:p>
-    <w:p>
-      <w:pPr>
-        <w:pStyle w:val="3"/>
-        <w:keepNext w:val="0"/>
-        <w:keepLines w:val="0"/>
-        <w:widowControl/>
-        <w:suppressLineNumbers w:val="0"/>
-      </w:pPr>
-      <w:r>
-        <w:t>🏆 Choix final</w:t>
-      </w:r>
-    </w:p>
-    <w:p>
-      <w:pPr>
-        <w:pStyle w:val="10"/>
-        <w:keepNext w:val="0"/>
-        <w:keepLines w:val="0"/>
-        <w:widowControl/>
-        <w:suppressLineNumbers w:val="0"/>
-      </w:pPr>
-      <w:r>
-        <w:t xml:space="preserve">👉 </w:t>
-      </w:r>
-      <w:r>
+          <w:shd w:val="clear" w:fill="FFFFFF"/>
+        </w:rPr>
+        <w:t> , constitue le cœur du pipeline décisionnel. L’objectif de ce chapitre est de concevoir et d’implémenter une chaîne ETL entièrement automatisée, capable d’ingérer les données synthétiques produites au chapitre 1, d’appliquer des règles de qualité et de transformation métier, et de les charger dans une structure optimisée pour la segmentation et la prédiction du risque de crédit. Nous aborderons le choix des outils, l’orchestration des tâches, la gestion des erreurs, ainsi que la traçabilité des traitements.</w:t>
+      </w:r>
+    </w:p>
+    <w:p>
+      <w:pPr>
+        <w:spacing w:line="360" w:lineRule="auto"/>
         <w:rPr>
           <w:rStyle w:val="7"/>
-        </w:rPr>
-        <w:t>XGBoost</w:t>
-      </w:r>
-    </w:p>
-    <w:p>
-      <w:pPr>
-        <w:pStyle w:val="4"/>
-        <w:keepNext w:val="0"/>
-        <w:keepLines w:val="0"/>
-        <w:widowControl/>
-        <w:suppressLineNumbers w:val="0"/>
-      </w:pPr>
-      <w:r>
-        <w:t>Pourquoi ?</w:t>
-      </w:r>
-    </w:p>
-    <w:p>
-      <w:pPr>
-        <w:keepNext w:val="0"/>
-        <w:keepLines w:val="0"/>
-        <w:widowControl/>
-        <w:numPr>
-          <w:ilvl w:val="0"/>
-          <w:numId w:val="15"/>
-        </w:numPr>
-        <w:suppressLineNumbers w:val="0"/>
-        <w:spacing w:before="0" w:beforeAutospacing="1" w:after="0" w:afterAutospacing="1"/>
-        <w:ind w:left="720" w:hanging="360"/>
-      </w:pPr>
-      <w:r>
-        <w:t xml:space="preserve">meilleure précision </w:t>
-      </w:r>
-    </w:p>
-    <w:p>
-      <w:pPr>
-        <w:keepNext w:val="0"/>
-        <w:keepLines w:val="0"/>
-        <w:widowControl/>
-        <w:numPr>
-          <w:ilvl w:val="0"/>
-          <w:numId w:val="15"/>
-        </w:numPr>
-        <w:suppressLineNumbers w:val="0"/>
-        <w:spacing w:before="0" w:beforeAutospacing="1" w:after="0" w:afterAutospacing="1"/>
-        <w:ind w:left="720" w:hanging="360"/>
-      </w:pPr>
-      <w:r>
-        <w:t xml:space="preserve">gère bien les données déséquilibrées </w:t>
-      </w:r>
-    </w:p>
-    <w:p>
-      <w:pPr>
-        <w:keepNext w:val="0"/>
-        <w:keepLines w:val="0"/>
-        <w:widowControl/>
-        <w:numPr>
-          <w:ilvl w:val="0"/>
-          <w:numId w:val="15"/>
-        </w:numPr>
-        <w:suppressLineNumbers w:val="0"/>
-        <w:spacing w:before="0" w:beforeAutospacing="1" w:after="0" w:afterAutospacing="1"/>
-        <w:ind w:left="720" w:hanging="360"/>
-      </w:pPr>
-      <w:r>
-        <w:t xml:space="preserve">très utilisé en finance </w:t>
-      </w:r>
-    </w:p>
-    <w:p>
-      <w:pPr>
-        <w:keepNext w:val="0"/>
-        <w:keepLines w:val="0"/>
-        <w:widowControl/>
-        <w:suppressLineNumbers w:val="0"/>
-      </w:pPr>
-      <w:r>
-        <w:pict>
-          <v:rect id="_x0000_i1030" o:spt="1" style="height:1.5pt;width:432pt;" fillcolor="#A0A0A0" filled="t" stroked="f" coordsize="21600,21600" o:hr="t" o:hrstd="t" o:hralign="center">
-            <v:path/>
-            <v:fill on="t" focussize="0,0"/>
-            <v:stroke on="f"/>
-            <v:imagedata o:title=""/>
-            <o:lock v:ext="edit"/>
-            <w10:wrap type="none"/>
-            <w10:anchorlock/>
-          </v:rect>
-        </w:pict>
-      </w:r>
-    </w:p>
-    <w:p>
-      <w:pPr>
-        <w:pStyle w:val="2"/>
-        <w:keepNext w:val="0"/>
-        <w:keepLines w:val="0"/>
-        <w:widowControl/>
-        <w:suppressLineNumbers w:val="0"/>
-      </w:pPr>
-      <w:r>
-        <w:t>📈 7. Benchmark des modèles</w:t>
-      </w:r>
-    </w:p>
-    <w:p>
-      <w:pPr>
-        <w:pStyle w:val="10"/>
-        <w:keepNext w:val="0"/>
-        <w:keepLines w:val="0"/>
-        <w:widowControl/>
-        <w:suppressLineNumbers w:val="0"/>
-      </w:pPr>
-      <w:r>
-        <w:t>Comparer :</w:t>
-      </w:r>
-    </w:p>
-    <w:p>
-      <w:pPr>
-        <w:keepNext w:val="0"/>
-        <w:keepLines w:val="0"/>
-        <w:widowControl/>
-        <w:numPr>
-          <w:ilvl w:val="0"/>
-          <w:numId w:val="16"/>
-        </w:numPr>
-        <w:suppressLineNumbers w:val="0"/>
-        <w:spacing w:before="0" w:beforeAutospacing="1" w:after="0" w:afterAutospacing="1"/>
-        <w:ind w:left="720" w:hanging="360"/>
-      </w:pPr>
-      <w:r>
-        <w:t xml:space="preserve">Accuracy </w:t>
-      </w:r>
-    </w:p>
-    <w:p>
-      <w:pPr>
-        <w:keepNext w:val="0"/>
-        <w:keepLines w:val="0"/>
-        <w:widowControl/>
-        <w:numPr>
-          <w:ilvl w:val="0"/>
-          <w:numId w:val="16"/>
-        </w:numPr>
-        <w:suppressLineNumbers w:val="0"/>
-        <w:spacing w:before="0" w:beforeAutospacing="1" w:after="0" w:afterAutospacing="1"/>
-        <w:ind w:left="720" w:hanging="360"/>
-      </w:pPr>
-      <w:r>
-        <w:t xml:space="preserve">Precision </w:t>
-      </w:r>
-    </w:p>
-    <w:p>
-      <w:pPr>
-        <w:keepNext w:val="0"/>
-        <w:keepLines w:val="0"/>
-        <w:widowControl/>
-        <w:numPr>
-          <w:ilvl w:val="0"/>
-          <w:numId w:val="16"/>
-        </w:numPr>
-        <w:suppressLineNumbers w:val="0"/>
-        <w:spacing w:before="0" w:beforeAutospacing="1" w:after="0" w:afterAutospacing="1"/>
-        <w:ind w:left="720" w:hanging="360"/>
-      </w:pPr>
-      <w:r>
-        <w:t xml:space="preserve">Recall (important pour le risque) </w:t>
-      </w:r>
-    </w:p>
-    <w:p>
-      <w:pPr>
-        <w:keepNext w:val="0"/>
-        <w:keepLines w:val="0"/>
-        <w:widowControl/>
-        <w:numPr>
-          <w:ilvl w:val="0"/>
-          <w:numId w:val="16"/>
-        </w:numPr>
-        <w:suppressLineNumbers w:val="0"/>
-        <w:spacing w:before="0" w:beforeAutospacing="1" w:after="0" w:afterAutospacing="1"/>
-        <w:ind w:left="720" w:hanging="360"/>
-      </w:pPr>
-      <w:r>
-        <w:t xml:space="preserve">F1-score </w:t>
-      </w:r>
-    </w:p>
-    <w:p>
-      <w:pPr>
-        <w:pStyle w:val="10"/>
-        <w:keepNext w:val="0"/>
-        <w:keepLines w:val="0"/>
-        <w:widowControl/>
-        <w:suppressLineNumbers w:val="0"/>
-      </w:pPr>
-      <w:r>
-        <w:t>👉 Conclusion :</w:t>
-      </w:r>
-    </w:p>
-    <w:p>
-      <w:pPr>
-        <w:keepNext w:val="0"/>
-        <w:keepLines w:val="0"/>
-        <w:widowControl/>
-        <w:numPr>
-          <w:ilvl w:val="0"/>
-          <w:numId w:val="17"/>
-        </w:numPr>
-        <w:suppressLineNumbers w:val="0"/>
-        <w:spacing w:before="0" w:beforeAutospacing="1" w:after="0" w:afterAutospacing="1"/>
-        <w:ind w:left="720" w:hanging="360"/>
-      </w:pPr>
-      <w:r>
-        <w:t xml:space="preserve">choisir le modèle le plus fiable pour détecter les défauts </w:t>
-      </w:r>
-    </w:p>
-    <w:p>
-      <w:pPr>
-        <w:keepNext w:val="0"/>
-        <w:keepLines w:val="0"/>
-        <w:widowControl/>
-        <w:suppressLineNumbers w:val="0"/>
-      </w:pPr>
-      <w:r>
-        <w:pict>
-          <v:rect id="_x0000_i1031" o:spt="1" style="height:1.5pt;width:432pt;" fillcolor="#A0A0A0" filled="t" stroked="f" coordsize="21600,21600" o:hr="t" o:hrstd="t" o:hralign="center">
-            <v:path/>
-            <v:fill on="t" focussize="0,0"/>
-            <v:stroke on="f"/>
-            <v:imagedata o:title=""/>
-            <o:lock v:ext="edit"/>
-            <w10:wrap type="none"/>
-            <w10:anchorlock/>
-          </v:rect>
-        </w:pict>
-      </w:r>
-    </w:p>
-    <w:p>
-      <w:pPr>
-        <w:pStyle w:val="2"/>
-        <w:keepNext w:val="0"/>
-        <w:keepLines w:val="0"/>
-        <w:widowControl/>
-        <w:suppressLineNumbers w:val="0"/>
-      </w:pPr>
-      <w:r>
-        <w:t>📊</w:t>
-      </w:r>
-    </w:p>
-    <w:p>
-      <w:pPr>
-        <w:pStyle w:val="2"/>
-        <w:keepNext w:val="0"/>
-        <w:keepLines w:val="0"/>
-        <w:widowControl/>
-        <w:suppressLineNumbers w:val="0"/>
-      </w:pPr>
-      <w:r>
-        <w:rPr>
-          <w:rFonts w:hint="default"/>
-          <w:lang w:val="fr-FR"/>
-        </w:rPr>
-        <w:t>8</w:t>
-      </w:r>
-      <w:r>
-        <w:t>. Différence Dashboard vs Table de dimensions</w:t>
-      </w:r>
-    </w:p>
-    <w:p>
-      <w:pPr>
-        <w:pStyle w:val="4"/>
-        <w:keepNext w:val="0"/>
-        <w:keepLines w:val="0"/>
-        <w:widowControl/>
-        <w:suppressLineNumbers w:val="0"/>
-      </w:pPr>
-      <w:r>
-        <w:t>🔸 Dashboard (Power BI)</w:t>
-      </w:r>
-    </w:p>
-    <w:p>
-      <w:pPr>
-        <w:keepNext w:val="0"/>
-        <w:keepLines w:val="0"/>
-        <w:widowControl/>
-        <w:numPr>
-          <w:ilvl w:val="0"/>
-          <w:numId w:val="18"/>
-        </w:numPr>
-        <w:suppressLineNumbers w:val="0"/>
-        <w:spacing w:before="0" w:beforeAutospacing="1" w:after="0" w:afterAutospacing="1"/>
-        <w:ind w:left="720" w:hanging="360"/>
-      </w:pPr>
-      <w:r>
-        <w:t xml:space="preserve">Visualisation </w:t>
-      </w:r>
-    </w:p>
-    <w:p>
-      <w:pPr>
-        <w:keepNext w:val="0"/>
-        <w:keepLines w:val="0"/>
-        <w:widowControl/>
-        <w:numPr>
-          <w:ilvl w:val="0"/>
-          <w:numId w:val="18"/>
-        </w:numPr>
-        <w:suppressLineNumbers w:val="0"/>
-        <w:spacing w:before="0" w:beforeAutospacing="1" w:after="0" w:afterAutospacing="1"/>
-        <w:ind w:left="720" w:hanging="360"/>
-      </w:pPr>
-      <w:r>
-        <w:t xml:space="preserve">Graphiques </w:t>
-      </w:r>
-    </w:p>
-    <w:p>
-      <w:pPr>
-        <w:keepNext w:val="0"/>
-        <w:keepLines w:val="0"/>
-        <w:widowControl/>
-        <w:numPr>
-          <w:ilvl w:val="0"/>
-          <w:numId w:val="18"/>
-        </w:numPr>
-        <w:suppressLineNumbers w:val="0"/>
-        <w:spacing w:before="0" w:beforeAutospacing="1" w:after="0" w:afterAutospacing="1"/>
-        <w:ind w:left="720" w:hanging="360"/>
-      </w:pPr>
-      <w:r>
-        <w:t xml:space="preserve">KPI </w:t>
-      </w:r>
-    </w:p>
-    <w:p>
-      <w:pPr>
-        <w:keepNext w:val="0"/>
-        <w:keepLines w:val="0"/>
-        <w:widowControl/>
-        <w:numPr>
-          <w:ilvl w:val="0"/>
-          <w:numId w:val="18"/>
-        </w:numPr>
-        <w:suppressLineNumbers w:val="0"/>
-        <w:spacing w:before="0" w:beforeAutospacing="1" w:after="0" w:afterAutospacing="1"/>
-        <w:ind w:left="720" w:hanging="360"/>
-      </w:pPr>
-      <w:r>
-        <w:t xml:space="preserve">Aide à la décision </w:t>
-      </w:r>
-    </w:p>
-    <w:p>
-      <w:pPr>
-        <w:pStyle w:val="10"/>
-        <w:keepNext w:val="0"/>
-        <w:keepLines w:val="0"/>
-        <w:widowControl/>
-        <w:suppressLineNumbers w:val="0"/>
-      </w:pPr>
-      <w:r>
-        <w:t>Ex:</w:t>
-      </w:r>
-    </w:p>
-    <w:p>
-      <w:pPr>
-        <w:keepNext w:val="0"/>
-        <w:keepLines w:val="0"/>
-        <w:widowControl/>
-        <w:numPr>
-          <w:ilvl w:val="0"/>
-          <w:numId w:val="19"/>
-        </w:numPr>
-        <w:suppressLineNumbers w:val="0"/>
-        <w:spacing w:before="0" w:beforeAutospacing="1" w:after="0" w:afterAutospacing="1"/>
-        <w:ind w:left="720" w:hanging="360"/>
-      </w:pPr>
-      <w:r>
-        <w:t xml:space="preserve">taux de défaut </w:t>
-      </w:r>
-    </w:p>
-    <w:p>
-      <w:pPr>
-        <w:keepNext w:val="0"/>
-        <w:keepLines w:val="0"/>
-        <w:widowControl/>
-        <w:numPr>
-          <w:ilvl w:val="0"/>
-          <w:numId w:val="19"/>
-        </w:numPr>
-        <w:suppressLineNumbers w:val="0"/>
-        <w:spacing w:before="0" w:beforeAutospacing="1" w:after="0" w:afterAutospacing="1"/>
-        <w:ind w:left="720" w:hanging="360"/>
-      </w:pPr>
-      <w:r>
-        <w:t xml:space="preserve">segmentation clients </w:t>
-      </w:r>
-    </w:p>
-    <w:p>
-      <w:pPr>
-        <w:pStyle w:val="4"/>
-        <w:keepNext w:val="0"/>
-        <w:keepLines w:val="0"/>
-        <w:widowControl/>
-        <w:suppressLineNumbers w:val="0"/>
-      </w:pPr>
-      <w:r>
-        <w:t>🔸 Tables de dimensions</w:t>
-      </w:r>
-    </w:p>
-    <w:p>
-      <w:pPr>
-        <w:keepNext w:val="0"/>
-        <w:keepLines w:val="0"/>
-        <w:widowControl/>
-        <w:numPr>
-          <w:ilvl w:val="0"/>
-          <w:numId w:val="20"/>
-        </w:numPr>
-        <w:suppressLineNumbers w:val="0"/>
-        <w:spacing w:before="0" w:beforeAutospacing="1" w:after="0" w:afterAutospacing="1"/>
-        <w:ind w:left="720" w:hanging="360"/>
-      </w:pPr>
-      <w:r>
-        <w:t xml:space="preserve">Structure des données </w:t>
-      </w:r>
-    </w:p>
-    <w:p>
-      <w:pPr>
-        <w:keepNext w:val="0"/>
-        <w:keepLines w:val="0"/>
-        <w:widowControl/>
-        <w:numPr>
-          <w:ilvl w:val="0"/>
-          <w:numId w:val="20"/>
-        </w:numPr>
-        <w:suppressLineNumbers w:val="0"/>
-        <w:spacing w:before="0" w:beforeAutospacing="1" w:after="0" w:afterAutospacing="1"/>
-        <w:ind w:left="720" w:hanging="360"/>
-      </w:pPr>
-      <w:r>
-        <w:t xml:space="preserve">Stockage dans le Data Warehouse </w:t>
-      </w:r>
-    </w:p>
-    <w:p>
-      <w:pPr>
-        <w:pStyle w:val="10"/>
-        <w:keepNext w:val="0"/>
-        <w:keepLines w:val="0"/>
-        <w:widowControl/>
-        <w:suppressLineNumbers w:val="0"/>
-      </w:pPr>
-      <w:r>
-        <w:t>👉 Donc :</w:t>
-      </w:r>
-    </w:p>
-    <w:tbl>
-      <w:tblPr>
-        <w:tblW w:w="0" w:type="auto"/>
-        <w:tblCellSpacing w:w="15" w:type="dxa"/>
-        <w:tblInd w:w="0" w:type="dxa"/>
-        <w:tblBorders>
-          <w:top w:val="none" w:color="auto" w:sz="0" w:space="0"/>
-          <w:left w:val="none" w:color="auto" w:sz="0" w:space="0"/>
-          <w:bottom w:val="none" w:color="auto" w:sz="0" w:space="0"/>
-          <w:right w:val="none" w:color="auto" w:sz="0" w:space="0"/>
-          <w:insideH w:val="none" w:color="auto" w:sz="0" w:space="0"/>
-          <w:insideV w:val="none" w:color="auto" w:sz="0" w:space="0"/>
-        </w:tblBorders>
-        <w:shd w:val="clear"/>
-        <w:tblLayout w:type="autofit"/>
-        <w:tblCellMar>
-          <w:top w:w="15" w:type="dxa"/>
-          <w:left w:w="15" w:type="dxa"/>
-          <w:bottom w:w="15" w:type="dxa"/>
-          <w:right w:w="15" w:type="dxa"/>
-        </w:tblCellMar>
-      </w:tblPr>
-      <w:tblGrid>
-        <w:gridCol w:w="2115"/>
-        <w:gridCol w:w="2475"/>
-      </w:tblGrid>
-      <w:tr>
-        <w:tblPrEx>
-          <w:tblBorders>
-            <w:top w:val="none" w:color="auto" w:sz="0" w:space="0"/>
-            <w:left w:val="none" w:color="auto" w:sz="0" w:space="0"/>
-            <w:bottom w:val="none" w:color="auto" w:sz="0" w:space="0"/>
-            <w:right w:val="none" w:color="auto" w:sz="0" w:space="0"/>
-            <w:insideH w:val="none" w:color="auto" w:sz="0" w:space="0"/>
-            <w:insideV w:val="none" w:color="auto" w:sz="0" w:space="0"/>
-          </w:tblBorders>
-          <w:tblCellMar>
-            <w:top w:w="15" w:type="dxa"/>
-            <w:left w:w="15" w:type="dxa"/>
-            <w:bottom w:w="15" w:type="dxa"/>
-            <w:right w:w="15" w:type="dxa"/>
-          </w:tblCellMar>
-        </w:tblPrEx>
-        <w:trPr>
-          <w:tblHeader/>
-          <w:tblCellSpacing w:w="15" w:type="dxa"/>
-        </w:trPr>
-        <w:tc>
-          <w:tcPr>
-            <w:tcW w:w="0" w:type="auto"/>
-            <w:shd w:val="clear"/>
-            <w:vAlign w:val="center"/>
-          </w:tcPr>
-          <w:p>
-            <w:pPr>
-              <w:keepNext w:val="0"/>
-              <w:keepLines w:val="0"/>
-              <w:widowControl/>
-              <w:suppressLineNumbers w:val="0"/>
-              <w:jc w:val="center"/>
-              <w:rPr>
-                <w:b/>
-                <w:bCs/>
-              </w:rPr>
-            </w:pPr>
-            <w:r>
-              <w:rPr>
-                <w:rFonts w:ascii="SimSun" w:hAnsi="SimSun" w:eastAsia="SimSun" w:cs="SimSun"/>
-                <w:b/>
-                <w:bCs/>
-                <w:kern w:val="0"/>
-                <w:sz w:val="24"/>
-                <w:szCs w:val="24"/>
-                <w:lang w:val="en-US" w:eastAsia="zh-CN" w:bidi="ar"/>
-              </w:rPr>
-              <w:t>Dashboard</w:t>
-            </w:r>
-          </w:p>
-        </w:tc>
-        <w:tc>
-          <w:tcPr>
-            <w:tcW w:w="0" w:type="auto"/>
-            <w:shd w:val="clear"/>
-            <w:vAlign w:val="center"/>
-          </w:tcPr>
-          <w:p>
-            <w:pPr>
-              <w:keepNext w:val="0"/>
-              <w:keepLines w:val="0"/>
-              <w:widowControl/>
-              <w:suppressLineNumbers w:val="0"/>
-              <w:jc w:val="center"/>
-              <w:rPr>
-                <w:b/>
-                <w:bCs/>
-              </w:rPr>
-            </w:pPr>
-            <w:r>
-              <w:rPr>
-                <w:rFonts w:ascii="SimSun" w:hAnsi="SimSun" w:eastAsia="SimSun" w:cs="SimSun"/>
-                <w:b/>
-                <w:bCs/>
-                <w:kern w:val="0"/>
-                <w:sz w:val="24"/>
-                <w:szCs w:val="24"/>
-                <w:lang w:val="en-US" w:eastAsia="zh-CN" w:bidi="ar"/>
-              </w:rPr>
-              <w:t>Dimensions</w:t>
-            </w:r>
-          </w:p>
-        </w:tc>
-      </w:tr>
-      <w:tr>
-        <w:tblPrEx>
-          <w:tblBorders>
-            <w:top w:val="none" w:color="auto" w:sz="0" w:space="0"/>
-            <w:left w:val="none" w:color="auto" w:sz="0" w:space="0"/>
-            <w:bottom w:val="none" w:color="auto" w:sz="0" w:space="0"/>
-            <w:right w:val="none" w:color="auto" w:sz="0" w:space="0"/>
-            <w:insideH w:val="none" w:color="auto" w:sz="0" w:space="0"/>
-            <w:insideV w:val="none" w:color="auto" w:sz="0" w:space="0"/>
-          </w:tblBorders>
-          <w:shd w:val="clear"/>
-          <w:tblCellMar>
-            <w:top w:w="15" w:type="dxa"/>
-            <w:left w:w="15" w:type="dxa"/>
-            <w:bottom w:w="15" w:type="dxa"/>
-            <w:right w:w="15" w:type="dxa"/>
-          </w:tblCellMar>
-        </w:tblPrEx>
-        <w:trPr>
-          <w:tblCellSpacing w:w="15" w:type="dxa"/>
-        </w:trPr>
-        <w:tc>
-          <w:tcPr>
-            <w:tcW w:w="0" w:type="auto"/>
-            <w:shd w:val="clear"/>
-            <w:vAlign w:val="center"/>
-          </w:tcPr>
-          <w:p>
-            <w:pPr>
-              <w:keepNext w:val="0"/>
-              <w:keepLines w:val="0"/>
-              <w:widowControl/>
-              <w:suppressLineNumbers w:val="0"/>
-              <w:jc w:val="left"/>
-            </w:pPr>
-            <w:r>
-              <w:rPr>
-                <w:rFonts w:ascii="SimSun" w:hAnsi="SimSun" w:eastAsia="SimSun" w:cs="SimSun"/>
-                <w:kern w:val="0"/>
-                <w:sz w:val="24"/>
-                <w:szCs w:val="24"/>
-                <w:lang w:val="en-US" w:eastAsia="zh-CN" w:bidi="ar"/>
-              </w:rPr>
-              <w:t>Visualisation</w:t>
-            </w:r>
-          </w:p>
-        </w:tc>
-        <w:tc>
-          <w:tcPr>
-            <w:tcW w:w="0" w:type="auto"/>
-            <w:shd w:val="clear"/>
-            <w:vAlign w:val="center"/>
-          </w:tcPr>
-          <w:p>
-            <w:pPr>
-              <w:keepNext w:val="0"/>
-              <w:keepLines w:val="0"/>
-              <w:widowControl/>
-              <w:suppressLineNumbers w:val="0"/>
-              <w:jc w:val="left"/>
-            </w:pPr>
-            <w:r>
-              <w:rPr>
-                <w:rFonts w:ascii="SimSun" w:hAnsi="SimSun" w:eastAsia="SimSun" w:cs="SimSun"/>
-                <w:kern w:val="0"/>
-                <w:sz w:val="24"/>
-                <w:szCs w:val="24"/>
-                <w:lang w:val="en-US" w:eastAsia="zh-CN" w:bidi="ar"/>
-              </w:rPr>
-              <w:t>Modélisation</w:t>
-            </w:r>
-          </w:p>
-        </w:tc>
-      </w:tr>
-      <w:tr>
-        <w:tblPrEx>
-          <w:tblBorders>
-            <w:top w:val="none" w:color="auto" w:sz="0" w:space="0"/>
-            <w:left w:val="none" w:color="auto" w:sz="0" w:space="0"/>
-            <w:bottom w:val="none" w:color="auto" w:sz="0" w:space="0"/>
-            <w:right w:val="none" w:color="auto" w:sz="0" w:space="0"/>
-            <w:insideH w:val="none" w:color="auto" w:sz="0" w:space="0"/>
-            <w:insideV w:val="none" w:color="auto" w:sz="0" w:space="0"/>
-          </w:tblBorders>
-          <w:shd w:val="clear"/>
-          <w:tblCellMar>
-            <w:top w:w="15" w:type="dxa"/>
-            <w:left w:w="15" w:type="dxa"/>
-            <w:bottom w:w="15" w:type="dxa"/>
-            <w:right w:w="15" w:type="dxa"/>
-          </w:tblCellMar>
-        </w:tblPrEx>
-        <w:trPr>
-          <w:tblCellSpacing w:w="15" w:type="dxa"/>
-        </w:trPr>
-        <w:tc>
-          <w:tcPr>
-            <w:tcW w:w="0" w:type="auto"/>
-            <w:shd w:val="clear"/>
-            <w:vAlign w:val="center"/>
-          </w:tcPr>
-          <w:p>
-            <w:pPr>
-              <w:keepNext w:val="0"/>
-              <w:keepLines w:val="0"/>
-              <w:widowControl/>
-              <w:suppressLineNumbers w:val="0"/>
-              <w:jc w:val="left"/>
-            </w:pPr>
-            <w:r>
-              <w:rPr>
-                <w:rFonts w:ascii="SimSun" w:hAnsi="SimSun" w:eastAsia="SimSun" w:cs="SimSun"/>
-                <w:kern w:val="0"/>
-                <w:sz w:val="24"/>
-                <w:szCs w:val="24"/>
-                <w:lang w:val="en-US" w:eastAsia="zh-CN" w:bidi="ar"/>
-              </w:rPr>
-              <w:t>Pour utilisateurs</w:t>
-            </w:r>
-          </w:p>
-        </w:tc>
-        <w:tc>
-          <w:tcPr>
-            <w:tcW w:w="0" w:type="auto"/>
-            <w:shd w:val="clear"/>
-            <w:vAlign w:val="center"/>
-          </w:tcPr>
-          <w:p>
-            <w:pPr>
-              <w:keepNext w:val="0"/>
-              <w:keepLines w:val="0"/>
-              <w:widowControl/>
-              <w:suppressLineNumbers w:val="0"/>
-              <w:jc w:val="left"/>
-            </w:pPr>
-            <w:r>
-              <w:rPr>
-                <w:rFonts w:ascii="SimSun" w:hAnsi="SimSun" w:eastAsia="SimSun" w:cs="SimSun"/>
-                <w:kern w:val="0"/>
-                <w:sz w:val="24"/>
-                <w:szCs w:val="24"/>
-                <w:lang w:val="en-US" w:eastAsia="zh-CN" w:bidi="ar"/>
-              </w:rPr>
-              <w:t>Pour base de données</w:t>
-            </w:r>
-          </w:p>
-        </w:tc>
-      </w:tr>
-    </w:tbl>
-    <w:p>
-      <w:pPr>
-        <w:keepNext w:val="0"/>
-        <w:keepLines w:val="0"/>
-        <w:widowControl/>
-        <w:suppressLineNumbers w:val="0"/>
-      </w:pPr>
-      <w:r>
-        <w:pict>
-          <v:rect id="_x0000_i1032" o:spt="1" style="height:1.5pt;width:432pt;" fillcolor="#A0A0A0" filled="t" stroked="f" coordsize="21600,21600" o:hr="t" o:hrstd="t" o:hralign="center">
-            <v:path/>
-            <v:fill on="t" focussize="0,0"/>
-            <v:stroke on="f"/>
-            <v:imagedata o:title=""/>
-            <o:lock v:ext="edit"/>
-            <w10:wrap type="none"/>
-            <w10:anchorlock/>
-          </v:rect>
-        </w:pict>
-      </w:r>
-    </w:p>
-    <w:p>
-      <w:pPr>
-        <w:pStyle w:val="3"/>
-        <w:keepNext w:val="0"/>
-        <w:keepLines w:val="0"/>
-        <w:widowControl/>
-        <w:suppressLineNumbers w:val="0"/>
-      </w:pPr>
-      <w:r>
-        <w:t>🎯 Pourquoi choisir un dashboard ?</w:t>
-      </w:r>
-    </w:p>
-    <w:p>
-      <w:pPr>
-        <w:keepNext w:val="0"/>
-        <w:keepLines w:val="0"/>
-        <w:widowControl/>
-        <w:numPr>
-          <w:ilvl w:val="0"/>
-          <w:numId w:val="21"/>
-        </w:numPr>
-        <w:suppressLineNumbers w:val="0"/>
-        <w:spacing w:before="0" w:beforeAutospacing="1" w:after="0" w:afterAutospacing="1"/>
-        <w:ind w:left="720" w:hanging="360"/>
-      </w:pPr>
-      <w:r>
-        <w:t xml:space="preserve">compréhension rapide </w:t>
-      </w:r>
-    </w:p>
-    <w:p>
-      <w:pPr>
-        <w:keepNext w:val="0"/>
-        <w:keepLines w:val="0"/>
-        <w:widowControl/>
-        <w:numPr>
-          <w:ilvl w:val="0"/>
-          <w:numId w:val="21"/>
-        </w:numPr>
-        <w:suppressLineNumbers w:val="0"/>
-        <w:spacing w:before="0" w:beforeAutospacing="1" w:after="0" w:afterAutospacing="1"/>
-        <w:ind w:left="720" w:hanging="360"/>
-      </w:pPr>
-      <w:r>
-        <w:t xml:space="preserve">prise de décision stratégique </w:t>
-      </w:r>
-    </w:p>
-    <w:p>
-      <w:pPr>
-        <w:keepNext w:val="0"/>
-        <w:keepLines w:val="0"/>
-        <w:widowControl/>
-        <w:numPr>
-          <w:ilvl w:val="0"/>
-          <w:numId w:val="21"/>
-        </w:numPr>
-        <w:suppressLineNumbers w:val="0"/>
-        <w:spacing w:before="0" w:beforeAutospacing="1" w:after="0" w:afterAutospacing="1"/>
-        <w:ind w:left="720" w:hanging="360"/>
-      </w:pPr>
-      <w:r>
-        <w:t xml:space="preserve">visualisation des tendances </w:t>
-      </w:r>
-    </w:p>
-    <w:p>
-      <w:pPr>
-        <w:pStyle w:val="10"/>
-        <w:keepNext w:val="0"/>
-        <w:keepLines w:val="0"/>
-        <w:widowControl/>
-        <w:suppressLineNumbers w:val="0"/>
-      </w:pPr>
-      <w:r>
-        <w:t>👉 Outil :</w:t>
-      </w:r>
-    </w:p>
-    <w:p>
-      <w:pPr>
-        <w:keepNext w:val="0"/>
-        <w:keepLines w:val="0"/>
-        <w:widowControl/>
-        <w:numPr>
-          <w:ilvl w:val="0"/>
-          <w:numId w:val="22"/>
-        </w:numPr>
-        <w:suppressLineNumbers w:val="0"/>
-        <w:spacing w:before="0" w:beforeAutospacing="1" w:after="0" w:afterAutospacing="1"/>
-        <w:ind w:left="720" w:hanging="360"/>
-      </w:pPr>
-      <w:r>
-        <w:t xml:space="preserve">Power BI </w:t>
-      </w:r>
-    </w:p>
-    <w:p>
-      <w:pPr>
-        <w:keepNext w:val="0"/>
-        <w:keepLines w:val="0"/>
-        <w:widowControl/>
-        <w:suppressLineNumbers w:val="0"/>
-      </w:pPr>
-    </w:p>
-    <w:p>
-      <w:pPr>
-        <w:pStyle w:val="2"/>
-        <w:keepNext w:val="0"/>
-        <w:keepLines w:val="0"/>
-        <w:widowControl/>
-        <w:suppressLineNumbers w:val="0"/>
-      </w:pPr>
-      <w:r>
-        <w:t>📉 9. OLAP Cube (important pour BI)</w:t>
-      </w:r>
-    </w:p>
-    <w:p>
-      <w:pPr>
-        <w:pStyle w:val="3"/>
-        <w:keepNext w:val="0"/>
-        <w:keepLines w:val="0"/>
-        <w:widowControl/>
-        <w:suppressLineNumbers w:val="0"/>
-      </w:pPr>
-      <w:r>
-        <w:t>📦 Définition</w:t>
-      </w:r>
-    </w:p>
-    <w:p>
-      <w:pPr>
-        <w:pStyle w:val="10"/>
-        <w:keepNext w:val="0"/>
-        <w:keepLines w:val="0"/>
-        <w:widowControl/>
-        <w:suppressLineNumbers w:val="0"/>
-      </w:pPr>
-      <w:r>
-        <w:t>Cube = structure multidimensionnelle</w:t>
-      </w:r>
-    </w:p>
-    <w:p>
-      <w:pPr>
-        <w:pStyle w:val="10"/>
-        <w:keepNext w:val="0"/>
-        <w:keepLines w:val="0"/>
-        <w:widowControl/>
-        <w:suppressLineNumbers w:val="0"/>
-      </w:pPr>
-      <w:r>
-        <w:t>👉 permet :</w:t>
-      </w:r>
-    </w:p>
-    <w:p>
-      <w:pPr>
-        <w:keepNext w:val="0"/>
-        <w:keepLines w:val="0"/>
-        <w:widowControl/>
-        <w:numPr>
-          <w:ilvl w:val="0"/>
-          <w:numId w:val="23"/>
-        </w:numPr>
-        <w:suppressLineNumbers w:val="0"/>
-        <w:spacing w:before="0" w:beforeAutospacing="1" w:after="0" w:afterAutospacing="1"/>
-        <w:ind w:left="720" w:hanging="360"/>
-      </w:pPr>
-      <w:r>
-        <w:t xml:space="preserve">drill-down (détail) </w:t>
-      </w:r>
-    </w:p>
-    <w:p>
-      <w:pPr>
-        <w:keepNext w:val="0"/>
-        <w:keepLines w:val="0"/>
-        <w:widowControl/>
-        <w:numPr>
-          <w:ilvl w:val="0"/>
-          <w:numId w:val="23"/>
-        </w:numPr>
-        <w:suppressLineNumbers w:val="0"/>
-        <w:spacing w:before="0" w:beforeAutospacing="1" w:after="0" w:afterAutospacing="1"/>
-        <w:ind w:left="720" w:hanging="360"/>
-      </w:pPr>
-      <w:r>
-        <w:t xml:space="preserve">slice &amp; dice </w:t>
-      </w:r>
-    </w:p>
-    <w:p>
-      <w:pPr>
-        <w:keepNext w:val="0"/>
-        <w:keepLines w:val="0"/>
-        <w:widowControl/>
-        <w:numPr>
-          <w:ilvl w:val="0"/>
-          <w:numId w:val="23"/>
-        </w:numPr>
-        <w:suppressLineNumbers w:val="0"/>
-        <w:spacing w:before="0" w:beforeAutospacing="1" w:after="0" w:afterAutospacing="1"/>
-        <w:ind w:left="720" w:hanging="360"/>
-      </w:pPr>
-      <w:r>
-        <w:t xml:space="preserve">analyse rapide </w:t>
-      </w:r>
-    </w:p>
-    <w:p>
-      <w:pPr>
-        <w:keepNext w:val="0"/>
-        <w:keepLines w:val="0"/>
-        <w:widowControl/>
-        <w:suppressLineNumbers w:val="0"/>
-      </w:pPr>
-      <w:r>
-        <w:pict>
-          <v:rect id="_x0000_i1034" o:spt="1" style="height:1.5pt;width:432pt;" fillcolor="#A0A0A0" filled="t" stroked="f" coordsize="21600,21600" o:hr="t" o:hrstd="t" o:hralign="center">
-            <v:path/>
-            <v:fill on="t" focussize="0,0"/>
-            <v:stroke on="f"/>
-            <v:imagedata o:title=""/>
-            <o:lock v:ext="edit"/>
-            <w10:wrap type="none"/>
-            <w10:anchorlock/>
-          </v:rect>
-        </w:pict>
-      </w:r>
-    </w:p>
-    <w:p>
-      <w:pPr>
-        <w:pStyle w:val="3"/>
-        <w:keepNext w:val="0"/>
-        <w:keepLines w:val="0"/>
-        <w:widowControl/>
-        <w:suppressLineNumbers w:val="0"/>
-      </w:pPr>
-      <w:r>
-        <w:t>🎯 Pourquoi utiliser un cube OLAP ?</w:t>
-      </w:r>
-    </w:p>
-    <w:p>
-      <w:pPr>
-        <w:keepNext w:val="0"/>
-        <w:keepLines w:val="0"/>
-        <w:widowControl/>
-        <w:numPr>
-          <w:ilvl w:val="0"/>
-          <w:numId w:val="24"/>
-        </w:numPr>
-        <w:suppressLineNumbers w:val="0"/>
-        <w:spacing w:before="0" w:beforeAutospacing="1" w:after="0" w:afterAutospacing="1"/>
-        <w:ind w:left="720" w:hanging="360"/>
-      </w:pPr>
-      <w:r>
-        <w:t xml:space="preserve">performance élevée </w:t>
-      </w:r>
-    </w:p>
-    <w:p>
-      <w:pPr>
-        <w:keepNext w:val="0"/>
-        <w:keepLines w:val="0"/>
-        <w:widowControl/>
-        <w:numPr>
-          <w:ilvl w:val="0"/>
-          <w:numId w:val="24"/>
-        </w:numPr>
-        <w:suppressLineNumbers w:val="0"/>
-        <w:spacing w:before="0" w:beforeAutospacing="1" w:after="0" w:afterAutospacing="1"/>
-        <w:ind w:left="720" w:hanging="360"/>
-      </w:pPr>
-      <w:r>
-        <w:t xml:space="preserve">analyse multi-dimensionnelle </w:t>
-      </w:r>
-    </w:p>
-    <w:p>
-      <w:pPr>
-        <w:keepNext w:val="0"/>
-        <w:keepLines w:val="0"/>
-        <w:widowControl/>
-        <w:numPr>
-          <w:ilvl w:val="0"/>
-          <w:numId w:val="24"/>
-        </w:numPr>
-        <w:suppressLineNumbers w:val="0"/>
-        <w:spacing w:before="0" w:beforeAutospacing="1" w:after="0" w:afterAutospacing="1"/>
-        <w:ind w:left="720" w:hanging="360"/>
-      </w:pPr>
-      <w:r>
-        <w:t xml:space="preserve">utile pour Power BI </w:t>
-      </w:r>
-    </w:p>
-    <w:p>
-      <w:pPr>
-        <w:keepNext w:val="0"/>
-        <w:keepLines w:val="0"/>
-        <w:widowControl/>
-        <w:suppressLineNumbers w:val="0"/>
-      </w:pPr>
-      <w:r>
-        <w:pict>
-          <v:rect id="_x0000_i1035" o:spt="1" style="height:1.5pt;width:432pt;" fillcolor="#A0A0A0" filled="t" stroked="f" coordsize="21600,21600" o:hr="t" o:hrstd="t" o:hralign="center">
-            <v:path/>
-            <v:fill on="t" focussize="0,0"/>
-            <v:stroke on="f"/>
-            <v:imagedata o:title=""/>
-            <o:lock v:ext="edit"/>
-            <w10:wrap type="none"/>
-            <w10:anchorlock/>
-          </v:rect>
-        </w:pict>
-      </w:r>
-    </w:p>
-    <w:p>
-      <w:pPr>
-        <w:pStyle w:val="2"/>
-        <w:keepNext w:val="0"/>
-        <w:keepLines w:val="0"/>
-        <w:widowControl/>
-        <w:suppressLineNumbers w:val="0"/>
-      </w:pPr>
-      <w:r>
-        <w:t>🔧 10. Benchmark des outils</w:t>
-      </w:r>
-    </w:p>
-    <w:tbl>
-      <w:tblPr>
-        <w:tblStyle w:val="13"/>
-        <w:tblW w:w="0" w:type="auto"/>
-        <w:tblCellSpacing w:w="15" w:type="dxa"/>
-        <w:tblInd w:w="0" w:type="dxa"/>
-        <w:tblBorders>
-          <w:top w:val="none" w:color="auto" w:sz="0" w:space="0"/>
-          <w:left w:val="none" w:color="auto" w:sz="0" w:space="0"/>
-          <w:bottom w:val="none" w:color="auto" w:sz="0" w:space="0"/>
-          <w:right w:val="none" w:color="auto" w:sz="0" w:space="0"/>
-          <w:insideH w:val="none" w:color="auto" w:sz="0" w:space="0"/>
-          <w:insideV w:val="none" w:color="auto" w:sz="0" w:space="0"/>
-        </w:tblBorders>
-        <w:shd w:val="clear" w:color="auto" w:fill="auto"/>
-        <w:tblLayout w:type="autofit"/>
-        <w:tblCellMar>
-          <w:top w:w="15" w:type="dxa"/>
-          <w:left w:w="15" w:type="dxa"/>
-          <w:bottom w:w="15" w:type="dxa"/>
-          <w:right w:w="15" w:type="dxa"/>
-        </w:tblCellMar>
-      </w:tblPr>
-      <w:tblGrid>
-        <w:gridCol w:w="3795"/>
-        <w:gridCol w:w="1860"/>
-        <w:gridCol w:w="1275"/>
-      </w:tblGrid>
-      <w:tr>
-        <w:tblPrEx>
-          <w:tblBorders>
-            <w:top w:val="none" w:color="auto" w:sz="0" w:space="0"/>
-            <w:left w:val="none" w:color="auto" w:sz="0" w:space="0"/>
-            <w:bottom w:val="none" w:color="auto" w:sz="0" w:space="0"/>
-            <w:right w:val="none" w:color="auto" w:sz="0" w:space="0"/>
-            <w:insideH w:val="none" w:color="auto" w:sz="0" w:space="0"/>
-            <w:insideV w:val="none" w:color="auto" w:sz="0" w:space="0"/>
-          </w:tblBorders>
-          <w:shd w:val="clear" w:color="auto" w:fill="auto"/>
-          <w:tblCellMar>
-            <w:top w:w="15" w:type="dxa"/>
-            <w:left w:w="15" w:type="dxa"/>
-            <w:bottom w:w="15" w:type="dxa"/>
-            <w:right w:w="15" w:type="dxa"/>
-          </w:tblCellMar>
-        </w:tblPrEx>
-        <w:trPr>
-          <w:tblHeader/>
-          <w:tblCellSpacing w:w="15" w:type="dxa"/>
-        </w:trPr>
-        <w:tc>
-          <w:tcPr>
-            <w:tcW w:w="0" w:type="auto"/>
-            <w:shd w:val="clear" w:color="auto" w:fill="auto"/>
-            <w:vAlign w:val="center"/>
-          </w:tcPr>
-          <w:p>
-            <w:pPr>
-              <w:keepNext w:val="0"/>
-              <w:keepLines w:val="0"/>
-              <w:widowControl/>
-              <w:suppressLineNumbers w:val="0"/>
-              <w:jc w:val="center"/>
-              <w:rPr>
-                <w:b/>
-                <w:bCs/>
-              </w:rPr>
-            </w:pPr>
-            <w:r>
-              <w:rPr>
-                <w:rFonts w:ascii="SimSun" w:hAnsi="SimSun" w:eastAsia="SimSun" w:cs="SimSun"/>
-                <w:b/>
-                <w:bCs/>
-                <w:kern w:val="0"/>
-                <w:sz w:val="24"/>
-                <w:szCs w:val="24"/>
-                <w:lang w:val="en-US" w:eastAsia="zh-CN" w:bidi="ar"/>
-              </w:rPr>
-              <w:t>Outil</w:t>
-            </w:r>
-          </w:p>
-        </w:tc>
-        <w:tc>
-          <w:tcPr>
-            <w:tcW w:w="0" w:type="auto"/>
-            <w:shd w:val="clear" w:color="auto" w:fill="auto"/>
-            <w:vAlign w:val="center"/>
-          </w:tcPr>
-          <w:p>
-            <w:pPr>
-              <w:keepNext w:val="0"/>
-              <w:keepLines w:val="0"/>
-              <w:widowControl/>
-              <w:suppressLineNumbers w:val="0"/>
-              <w:jc w:val="center"/>
-              <w:rPr>
-                <w:b/>
-                <w:bCs/>
-              </w:rPr>
-            </w:pPr>
-            <w:r>
-              <w:rPr>
-                <w:rFonts w:ascii="SimSun" w:hAnsi="SimSun" w:eastAsia="SimSun" w:cs="SimSun"/>
-                <w:b/>
-                <w:bCs/>
-                <w:kern w:val="0"/>
-                <w:sz w:val="24"/>
-                <w:szCs w:val="24"/>
-                <w:lang w:val="en-US" w:eastAsia="zh-CN" w:bidi="ar"/>
-              </w:rPr>
-              <w:t>Rôle</w:t>
-            </w:r>
-          </w:p>
-        </w:tc>
-        <w:tc>
-          <w:tcPr>
-            <w:tcW w:w="0" w:type="auto"/>
-            <w:shd w:val="clear" w:color="auto" w:fill="auto"/>
-            <w:vAlign w:val="center"/>
-          </w:tcPr>
-          <w:p>
-            <w:pPr>
-              <w:keepNext w:val="0"/>
-              <w:keepLines w:val="0"/>
-              <w:widowControl/>
-              <w:suppressLineNumbers w:val="0"/>
-              <w:jc w:val="center"/>
-              <w:rPr>
-                <w:b/>
-                <w:bCs/>
-              </w:rPr>
-            </w:pPr>
-            <w:r>
-              <w:rPr>
-                <w:rFonts w:ascii="SimSun" w:hAnsi="SimSun" w:eastAsia="SimSun" w:cs="SimSun"/>
-                <w:b/>
-                <w:bCs/>
-                <w:kern w:val="0"/>
-                <w:sz w:val="24"/>
-                <w:szCs w:val="24"/>
-                <w:lang w:val="en-US" w:eastAsia="zh-CN" w:bidi="ar"/>
-              </w:rPr>
-              <w:t>Avantages</w:t>
-            </w:r>
-          </w:p>
-        </w:tc>
-      </w:tr>
-      <w:tr>
-        <w:tblPrEx>
-          <w:tblBorders>
-            <w:top w:val="none" w:color="auto" w:sz="0" w:space="0"/>
-            <w:left w:val="none" w:color="auto" w:sz="0" w:space="0"/>
-            <w:bottom w:val="none" w:color="auto" w:sz="0" w:space="0"/>
-            <w:right w:val="none" w:color="auto" w:sz="0" w:space="0"/>
-            <w:insideH w:val="none" w:color="auto" w:sz="0" w:space="0"/>
-            <w:insideV w:val="none" w:color="auto" w:sz="0" w:space="0"/>
-          </w:tblBorders>
-          <w:shd w:val="clear" w:color="auto" w:fill="auto"/>
-          <w:tblCellMar>
-            <w:top w:w="15" w:type="dxa"/>
-            <w:left w:w="15" w:type="dxa"/>
-            <w:bottom w:w="15" w:type="dxa"/>
-            <w:right w:w="15" w:type="dxa"/>
-          </w:tblCellMar>
-        </w:tblPrEx>
-        <w:trPr>
-          <w:tblCellSpacing w:w="15" w:type="dxa"/>
-        </w:trPr>
-        <w:tc>
-          <w:tcPr>
-            <w:tcW w:w="0" w:type="auto"/>
-            <w:shd w:val="clear" w:color="auto" w:fill="auto"/>
-            <w:vAlign w:val="center"/>
-          </w:tcPr>
-          <w:p>
-            <w:pPr>
-              <w:keepNext w:val="0"/>
-              <w:keepLines w:val="0"/>
-              <w:widowControl/>
-              <w:suppressLineNumbers w:val="0"/>
-              <w:jc w:val="left"/>
-            </w:pPr>
-            <w:r>
-              <w:rPr>
-                <w:rFonts w:ascii="SimSun" w:hAnsi="SimSun" w:eastAsia="SimSun" w:cs="SimSun"/>
-                <w:kern w:val="0"/>
-                <w:sz w:val="24"/>
-                <w:szCs w:val="24"/>
-                <w:lang w:val="en-US" w:eastAsia="zh-CN" w:bidi="ar"/>
-              </w:rPr>
-              <w:t>Databricks</w:t>
-            </w:r>
-          </w:p>
-        </w:tc>
-        <w:tc>
-          <w:tcPr>
-            <w:tcW w:w="0" w:type="auto"/>
-            <w:shd w:val="clear" w:color="auto" w:fill="auto"/>
-            <w:vAlign w:val="center"/>
-          </w:tcPr>
-          <w:p>
-            <w:pPr>
-              <w:keepNext w:val="0"/>
-              <w:keepLines w:val="0"/>
-              <w:widowControl/>
-              <w:suppressLineNumbers w:val="0"/>
-              <w:jc w:val="left"/>
-            </w:pPr>
-            <w:r>
-              <w:rPr>
-                <w:rFonts w:ascii="SimSun" w:hAnsi="SimSun" w:eastAsia="SimSun" w:cs="SimSun"/>
-                <w:kern w:val="0"/>
-                <w:sz w:val="24"/>
-                <w:szCs w:val="24"/>
-                <w:lang w:val="en-US" w:eastAsia="zh-CN" w:bidi="ar"/>
-              </w:rPr>
-              <w:t>traitement</w:t>
-            </w:r>
-          </w:p>
-        </w:tc>
-        <w:tc>
-          <w:tcPr>
-            <w:tcW w:w="0" w:type="auto"/>
-            <w:shd w:val="clear" w:color="auto" w:fill="auto"/>
-            <w:vAlign w:val="center"/>
-          </w:tcPr>
-          <w:p>
-            <w:pPr>
-              <w:keepNext w:val="0"/>
-              <w:keepLines w:val="0"/>
-              <w:widowControl/>
-              <w:suppressLineNumbers w:val="0"/>
-              <w:jc w:val="left"/>
-            </w:pPr>
-            <w:r>
-              <w:rPr>
-                <w:rFonts w:ascii="SimSun" w:hAnsi="SimSun" w:eastAsia="SimSun" w:cs="SimSun"/>
-                <w:kern w:val="0"/>
-                <w:sz w:val="24"/>
-                <w:szCs w:val="24"/>
-                <w:lang w:val="en-US" w:eastAsia="zh-CN" w:bidi="ar"/>
-              </w:rPr>
-              <w:t>scalable</w:t>
-            </w:r>
-          </w:p>
-        </w:tc>
-      </w:tr>
-      <w:tr>
-        <w:tblPrEx>
-          <w:tblBorders>
-            <w:top w:val="none" w:color="auto" w:sz="0" w:space="0"/>
-            <w:left w:val="none" w:color="auto" w:sz="0" w:space="0"/>
-            <w:bottom w:val="none" w:color="auto" w:sz="0" w:space="0"/>
-            <w:right w:val="none" w:color="auto" w:sz="0" w:space="0"/>
-            <w:insideH w:val="none" w:color="auto" w:sz="0" w:space="0"/>
-            <w:insideV w:val="none" w:color="auto" w:sz="0" w:space="0"/>
-          </w:tblBorders>
-          <w:shd w:val="clear" w:color="auto" w:fill="auto"/>
-          <w:tblCellMar>
-            <w:top w:w="15" w:type="dxa"/>
-            <w:left w:w="15" w:type="dxa"/>
-            <w:bottom w:w="15" w:type="dxa"/>
-            <w:right w:w="15" w:type="dxa"/>
-          </w:tblCellMar>
-        </w:tblPrEx>
-        <w:trPr>
-          <w:tblCellSpacing w:w="15" w:type="dxa"/>
-        </w:trPr>
-        <w:tc>
-          <w:tcPr>
-            <w:tcW w:w="0" w:type="auto"/>
-            <w:shd w:val="clear" w:color="auto" w:fill="auto"/>
-            <w:vAlign w:val="center"/>
-          </w:tcPr>
-          <w:p>
-            <w:pPr>
-              <w:keepNext w:val="0"/>
-              <w:keepLines w:val="0"/>
-              <w:widowControl/>
-              <w:suppressLineNumbers w:val="0"/>
-              <w:jc w:val="left"/>
-            </w:pPr>
-            <w:r>
-              <w:rPr>
-                <w:rFonts w:ascii="SimSun" w:hAnsi="SimSun" w:eastAsia="SimSun" w:cs="SimSun"/>
-                <w:kern w:val="0"/>
-                <w:sz w:val="24"/>
-                <w:szCs w:val="24"/>
-                <w:lang w:val="en-US" w:eastAsia="zh-CN" w:bidi="ar"/>
-              </w:rPr>
-              <w:t>SQL Server Integration Services</w:t>
-            </w:r>
-          </w:p>
-        </w:tc>
-        <w:tc>
-          <w:tcPr>
-            <w:tcW w:w="0" w:type="auto"/>
-            <w:shd w:val="clear" w:color="auto" w:fill="auto"/>
-            <w:vAlign w:val="center"/>
-          </w:tcPr>
-          <w:p>
-            <w:pPr>
-              <w:keepNext w:val="0"/>
-              <w:keepLines w:val="0"/>
-              <w:widowControl/>
-              <w:suppressLineNumbers w:val="0"/>
-              <w:jc w:val="left"/>
-            </w:pPr>
-            <w:r>
-              <w:rPr>
-                <w:rFonts w:ascii="SimSun" w:hAnsi="SimSun" w:eastAsia="SimSun" w:cs="SimSun"/>
-                <w:kern w:val="0"/>
-                <w:sz w:val="24"/>
-                <w:szCs w:val="24"/>
-                <w:lang w:val="en-US" w:eastAsia="zh-CN" w:bidi="ar"/>
-              </w:rPr>
-              <w:t>ETL</w:t>
-            </w:r>
-          </w:p>
-        </w:tc>
-        <w:tc>
-          <w:tcPr>
-            <w:tcW w:w="0" w:type="auto"/>
-            <w:shd w:val="clear" w:color="auto" w:fill="auto"/>
-            <w:vAlign w:val="center"/>
-          </w:tcPr>
-          <w:p>
-            <w:pPr>
-              <w:keepNext w:val="0"/>
-              <w:keepLines w:val="0"/>
-              <w:widowControl/>
-              <w:suppressLineNumbers w:val="0"/>
-              <w:jc w:val="left"/>
-            </w:pPr>
-            <w:r>
-              <w:rPr>
-                <w:rFonts w:ascii="SimSun" w:hAnsi="SimSun" w:eastAsia="SimSun" w:cs="SimSun"/>
-                <w:kern w:val="0"/>
-                <w:sz w:val="24"/>
-                <w:szCs w:val="24"/>
-                <w:lang w:val="en-US" w:eastAsia="zh-CN" w:bidi="ar"/>
-              </w:rPr>
-              <w:t>robuste</w:t>
-            </w:r>
-          </w:p>
-        </w:tc>
-      </w:tr>
-      <w:tr>
-        <w:tblPrEx>
-          <w:tblBorders>
-            <w:top w:val="none" w:color="auto" w:sz="0" w:space="0"/>
-            <w:left w:val="none" w:color="auto" w:sz="0" w:space="0"/>
-            <w:bottom w:val="none" w:color="auto" w:sz="0" w:space="0"/>
-            <w:right w:val="none" w:color="auto" w:sz="0" w:space="0"/>
-            <w:insideH w:val="none" w:color="auto" w:sz="0" w:space="0"/>
-            <w:insideV w:val="none" w:color="auto" w:sz="0" w:space="0"/>
-          </w:tblBorders>
-          <w:shd w:val="clear" w:color="auto" w:fill="auto"/>
-          <w:tblCellMar>
-            <w:top w:w="15" w:type="dxa"/>
-            <w:left w:w="15" w:type="dxa"/>
-            <w:bottom w:w="15" w:type="dxa"/>
-            <w:right w:w="15" w:type="dxa"/>
-          </w:tblCellMar>
-        </w:tblPrEx>
-        <w:trPr>
-          <w:tblCellSpacing w:w="15" w:type="dxa"/>
-        </w:trPr>
-        <w:tc>
-          <w:tcPr>
-            <w:tcW w:w="0" w:type="auto"/>
-            <w:shd w:val="clear" w:color="auto" w:fill="auto"/>
-            <w:vAlign w:val="center"/>
-          </w:tcPr>
-          <w:p>
-            <w:pPr>
-              <w:keepNext w:val="0"/>
-              <w:keepLines w:val="0"/>
-              <w:widowControl/>
-              <w:suppressLineNumbers w:val="0"/>
-              <w:jc w:val="left"/>
-            </w:pPr>
-            <w:r>
-              <w:rPr>
-                <w:rFonts w:ascii="SimSun" w:hAnsi="SimSun" w:eastAsia="SimSun" w:cs="SimSun"/>
-                <w:kern w:val="0"/>
-                <w:sz w:val="24"/>
-                <w:szCs w:val="24"/>
-                <w:lang w:val="en-US" w:eastAsia="zh-CN" w:bidi="ar"/>
-              </w:rPr>
-              <w:t>Power BI</w:t>
-            </w:r>
-          </w:p>
-        </w:tc>
-        <w:tc>
-          <w:tcPr>
-            <w:tcW w:w="0" w:type="auto"/>
-            <w:shd w:val="clear" w:color="auto" w:fill="auto"/>
-            <w:vAlign w:val="center"/>
-          </w:tcPr>
-          <w:p>
-            <w:pPr>
-              <w:keepNext w:val="0"/>
-              <w:keepLines w:val="0"/>
-              <w:widowControl/>
-              <w:suppressLineNumbers w:val="0"/>
-              <w:jc w:val="left"/>
-            </w:pPr>
-            <w:r>
-              <w:rPr>
-                <w:rFonts w:ascii="SimSun" w:hAnsi="SimSun" w:eastAsia="SimSun" w:cs="SimSun"/>
-                <w:kern w:val="0"/>
-                <w:sz w:val="24"/>
-                <w:szCs w:val="24"/>
-                <w:lang w:val="en-US" w:eastAsia="zh-CN" w:bidi="ar"/>
-              </w:rPr>
-              <w:t>dashboard</w:t>
-            </w:r>
-          </w:p>
-        </w:tc>
-        <w:tc>
-          <w:tcPr>
-            <w:tcW w:w="0" w:type="auto"/>
-            <w:shd w:val="clear" w:color="auto" w:fill="auto"/>
-            <w:vAlign w:val="center"/>
-          </w:tcPr>
-          <w:p>
-            <w:pPr>
-              <w:keepNext w:val="0"/>
-              <w:keepLines w:val="0"/>
-              <w:widowControl/>
-              <w:suppressLineNumbers w:val="0"/>
-              <w:jc w:val="left"/>
-            </w:pPr>
-            <w:r>
-              <w:rPr>
-                <w:rFonts w:ascii="SimSun" w:hAnsi="SimSun" w:eastAsia="SimSun" w:cs="SimSun"/>
-                <w:kern w:val="0"/>
-                <w:sz w:val="24"/>
-                <w:szCs w:val="24"/>
-                <w:lang w:val="en-US" w:eastAsia="zh-CN" w:bidi="ar"/>
-              </w:rPr>
-              <w:t>interactif</w:t>
-            </w:r>
-          </w:p>
-        </w:tc>
-      </w:tr>
-      <w:tr>
-        <w:tblPrEx>
-          <w:tblBorders>
-            <w:top w:val="none" w:color="auto" w:sz="0" w:space="0"/>
-            <w:left w:val="none" w:color="auto" w:sz="0" w:space="0"/>
-            <w:bottom w:val="none" w:color="auto" w:sz="0" w:space="0"/>
-            <w:right w:val="none" w:color="auto" w:sz="0" w:space="0"/>
-            <w:insideH w:val="none" w:color="auto" w:sz="0" w:space="0"/>
-            <w:insideV w:val="none" w:color="auto" w:sz="0" w:space="0"/>
-          </w:tblBorders>
-          <w:shd w:val="clear" w:color="auto" w:fill="auto"/>
-          <w:tblCellMar>
-            <w:top w:w="15" w:type="dxa"/>
-            <w:left w:w="15" w:type="dxa"/>
-            <w:bottom w:w="15" w:type="dxa"/>
-            <w:right w:w="15" w:type="dxa"/>
-          </w:tblCellMar>
-        </w:tblPrEx>
-        <w:trPr>
-          <w:tblCellSpacing w:w="15" w:type="dxa"/>
-        </w:trPr>
-        <w:tc>
-          <w:tcPr>
-            <w:tcW w:w="0" w:type="auto"/>
-            <w:shd w:val="clear" w:color="auto" w:fill="auto"/>
-            <w:vAlign w:val="center"/>
-          </w:tcPr>
-          <w:p>
-            <w:pPr>
-              <w:keepNext w:val="0"/>
-              <w:keepLines w:val="0"/>
-              <w:widowControl/>
-              <w:suppressLineNumbers w:val="0"/>
-              <w:jc w:val="left"/>
-            </w:pPr>
-            <w:r>
-              <w:rPr>
-                <w:rFonts w:ascii="SimSun" w:hAnsi="SimSun" w:eastAsia="SimSun" w:cs="SimSun"/>
-                <w:kern w:val="0"/>
-                <w:sz w:val="24"/>
-                <w:szCs w:val="24"/>
-                <w:lang w:val="en-US" w:eastAsia="zh-CN" w:bidi="ar"/>
-              </w:rPr>
-              <w:t>Apache Spark</w:t>
-            </w:r>
-          </w:p>
-        </w:tc>
-        <w:tc>
-          <w:tcPr>
-            <w:tcW w:w="0" w:type="auto"/>
-            <w:shd w:val="clear" w:color="auto" w:fill="auto"/>
-            <w:vAlign w:val="center"/>
-          </w:tcPr>
-          <w:p>
-            <w:pPr>
-              <w:keepNext w:val="0"/>
-              <w:keepLines w:val="0"/>
-              <w:widowControl/>
-              <w:suppressLineNumbers w:val="0"/>
-              <w:jc w:val="left"/>
-            </w:pPr>
-            <w:r>
-              <w:rPr>
-                <w:rFonts w:ascii="SimSun" w:hAnsi="SimSun" w:eastAsia="SimSun" w:cs="SimSun"/>
-                <w:kern w:val="0"/>
-                <w:sz w:val="24"/>
-                <w:szCs w:val="24"/>
-                <w:lang w:val="en-US" w:eastAsia="zh-CN" w:bidi="ar"/>
-              </w:rPr>
-              <w:t>data processing</w:t>
-            </w:r>
-          </w:p>
-        </w:tc>
-        <w:tc>
-          <w:tcPr>
-            <w:tcW w:w="0" w:type="auto"/>
-            <w:shd w:val="clear" w:color="auto" w:fill="auto"/>
-            <w:vAlign w:val="center"/>
-          </w:tcPr>
-          <w:p>
-            <w:pPr>
-              <w:keepNext w:val="0"/>
-              <w:keepLines w:val="0"/>
-              <w:widowControl/>
-              <w:suppressLineNumbers w:val="0"/>
-              <w:jc w:val="left"/>
-            </w:pPr>
-            <w:r>
-              <w:rPr>
-                <w:rFonts w:ascii="SimSun" w:hAnsi="SimSun" w:eastAsia="SimSun" w:cs="SimSun"/>
-                <w:kern w:val="0"/>
-                <w:sz w:val="24"/>
-                <w:szCs w:val="24"/>
-                <w:lang w:val="en-US" w:eastAsia="zh-CN" w:bidi="ar"/>
-              </w:rPr>
-              <w:t>rapide</w:t>
-            </w:r>
-          </w:p>
-        </w:tc>
-      </w:tr>
-    </w:tbl>
-    <w:p>
-      <w:pPr>
-        <w:keepNext w:val="0"/>
-        <w:keepLines w:val="0"/>
-        <w:widowControl/>
-        <w:suppressLineNumbers w:val="0"/>
-      </w:pPr>
-      <w:r>
-        <w:rPr>
-          <w:sz w:val="24"/>
-          <w:szCs w:val="24"/>
-        </w:rPr>
-        <w:pict>
-          <v:rect id="_x0000_i1036" o:spt="1" style="height:1.5pt;width:432pt;" fillcolor="#A0A0A0" filled="t" stroked="f" coordsize="21600,21600" o:hr="t" o:hrstd="t" o:hralign="center">
-            <v:path/>
-            <v:fill on="t" focussize="0,0"/>
-            <v:stroke on="f"/>
-            <v:imagedata o:title=""/>
-            <o:lock v:ext="edit"/>
-            <w10:wrap type="none"/>
-            <w10:anchorlock/>
-          </v:rect>
-        </w:pict>
-      </w:r>
-    </w:p>
-    <w:p>
-      <w:pPr>
-        <w:pStyle w:val="2"/>
-        <w:keepNext w:val="0"/>
-        <w:keepLines w:val="0"/>
-        <w:widowControl/>
-        <w:suppressLineNumbers w:val="0"/>
-      </w:pPr>
-      <w:r>
-        <w:t>🧩 11. Architecture globale (IMPORTANT)</w:t>
-      </w:r>
-    </w:p>
-    <w:p>
-      <w:pPr>
-        <w:keepNext w:val="0"/>
-        <w:keepLines w:val="0"/>
-        <w:widowControl/>
-        <w:suppressLineNumbers w:val="0"/>
-        <w:bidi w:val="0"/>
-        <w:jc w:val="left"/>
-      </w:pPr>
-      <w:r>
-        <w:rPr>
-          <w:rFonts w:ascii="SimSun" w:hAnsi="SimSun" w:eastAsia="SimSun" w:cs="SimSun"/>
-          <w:kern w:val="0"/>
-          <w:sz w:val="24"/>
-          <w:szCs w:val="24"/>
-          <w:lang w:val="en-US" w:eastAsia="zh-CN" w:bidi="ar"/>
-        </w:rPr>
-        <w:t>Sources de données</w:t>
-      </w:r>
-      <w:r>
-        <w:rPr>
-          <w:rFonts w:ascii="SimSun" w:hAnsi="SimSun" w:eastAsia="SimSun" w:cs="SimSun"/>
-          <w:kern w:val="0"/>
-          <w:sz w:val="24"/>
-          <w:szCs w:val="24"/>
-          <w:lang w:val="en-US" w:eastAsia="zh-CN" w:bidi="ar"/>
-        </w:rPr>
-        <w:br w:type="textWrapping"/>
-      </w:r>
-      <w:r>
-        <w:rPr>
-          <w:rFonts w:ascii="SimSun" w:hAnsi="SimSun" w:eastAsia="SimSun" w:cs="SimSun"/>
-          <w:kern w:val="0"/>
-          <w:sz w:val="24"/>
-          <w:szCs w:val="24"/>
-          <w:lang w:val="en-US" w:eastAsia="zh-CN" w:bidi="ar"/>
-        </w:rPr>
-        <w:t xml:space="preserve">        ↓</w:t>
-      </w:r>
-      <w:r>
-        <w:rPr>
-          <w:rFonts w:ascii="SimSun" w:hAnsi="SimSun" w:eastAsia="SimSun" w:cs="SimSun"/>
-          <w:kern w:val="0"/>
-          <w:sz w:val="24"/>
-          <w:szCs w:val="24"/>
-          <w:lang w:val="en-US" w:eastAsia="zh-CN" w:bidi="ar"/>
-        </w:rPr>
-        <w:br w:type="textWrapping"/>
-      </w:r>
-      <w:r>
-        <w:rPr>
-          <w:rFonts w:ascii="SimSun" w:hAnsi="SimSun" w:eastAsia="SimSun" w:cs="SimSun"/>
-          <w:kern w:val="0"/>
-          <w:sz w:val="24"/>
-          <w:szCs w:val="24"/>
-          <w:lang w:val="en-US" w:eastAsia="zh-CN" w:bidi="ar"/>
-        </w:rPr>
-        <w:t>SSIS (ETL)</w:t>
-      </w:r>
-      <w:r>
-        <w:rPr>
-          <w:rFonts w:ascii="SimSun" w:hAnsi="SimSun" w:eastAsia="SimSun" w:cs="SimSun"/>
-          <w:kern w:val="0"/>
-          <w:sz w:val="24"/>
-          <w:szCs w:val="24"/>
-          <w:lang w:val="en-US" w:eastAsia="zh-CN" w:bidi="ar"/>
-        </w:rPr>
-        <w:br w:type="textWrapping"/>
-      </w:r>
-      <w:r>
-        <w:rPr>
-          <w:rFonts w:ascii="SimSun" w:hAnsi="SimSun" w:eastAsia="SimSun" w:cs="SimSun"/>
-          <w:kern w:val="0"/>
-          <w:sz w:val="24"/>
-          <w:szCs w:val="24"/>
-          <w:lang w:val="en-US" w:eastAsia="zh-CN" w:bidi="ar"/>
-        </w:rPr>
-        <w:t xml:space="preserve">        ↓</w:t>
-      </w:r>
-      <w:r>
-        <w:rPr>
-          <w:rFonts w:ascii="SimSun" w:hAnsi="SimSun" w:eastAsia="SimSun" w:cs="SimSun"/>
-          <w:kern w:val="0"/>
-          <w:sz w:val="24"/>
-          <w:szCs w:val="24"/>
-          <w:lang w:val="en-US" w:eastAsia="zh-CN" w:bidi="ar"/>
-        </w:rPr>
-        <w:br w:type="textWrapping"/>
-      </w:r>
-      <w:r>
-        <w:rPr>
-          <w:rFonts w:ascii="SimSun" w:hAnsi="SimSun" w:eastAsia="SimSun" w:cs="SimSun"/>
-          <w:kern w:val="0"/>
-          <w:sz w:val="24"/>
-          <w:szCs w:val="24"/>
-          <w:lang w:val="en-US" w:eastAsia="zh-CN" w:bidi="ar"/>
-        </w:rPr>
-        <w:t>Data Warehouse (schéma étoile)</w:t>
-      </w:r>
-      <w:r>
-        <w:rPr>
-          <w:rFonts w:ascii="SimSun" w:hAnsi="SimSun" w:eastAsia="SimSun" w:cs="SimSun"/>
-          <w:kern w:val="0"/>
-          <w:sz w:val="24"/>
-          <w:szCs w:val="24"/>
-          <w:lang w:val="en-US" w:eastAsia="zh-CN" w:bidi="ar"/>
-        </w:rPr>
-        <w:br w:type="textWrapping"/>
-      </w:r>
-      <w:r>
-        <w:rPr>
-          <w:rFonts w:ascii="SimSun" w:hAnsi="SimSun" w:eastAsia="SimSun" w:cs="SimSun"/>
-          <w:kern w:val="0"/>
-          <w:sz w:val="24"/>
-          <w:szCs w:val="24"/>
-          <w:lang w:val="en-US" w:eastAsia="zh-CN" w:bidi="ar"/>
-        </w:rPr>
-        <w:t xml:space="preserve">        ↓</w:t>
-      </w:r>
-      <w:r>
-        <w:rPr>
-          <w:rFonts w:ascii="SimSun" w:hAnsi="SimSun" w:eastAsia="SimSun" w:cs="SimSun"/>
-          <w:kern w:val="0"/>
-          <w:sz w:val="24"/>
-          <w:szCs w:val="24"/>
-          <w:lang w:val="en-US" w:eastAsia="zh-CN" w:bidi="ar"/>
-        </w:rPr>
-        <w:br w:type="textWrapping"/>
-      </w:r>
-      <w:r>
-        <w:rPr>
-          <w:rFonts w:ascii="SimSun" w:hAnsi="SimSun" w:eastAsia="SimSun" w:cs="SimSun"/>
-          <w:kern w:val="0"/>
-          <w:sz w:val="24"/>
-          <w:szCs w:val="24"/>
-          <w:lang w:val="en-US" w:eastAsia="zh-CN" w:bidi="ar"/>
-        </w:rPr>
-        <w:t>Databricks (ML + traitement)</w:t>
-      </w:r>
-      <w:r>
-        <w:rPr>
-          <w:rFonts w:ascii="SimSun" w:hAnsi="SimSun" w:eastAsia="SimSun" w:cs="SimSun"/>
-          <w:kern w:val="0"/>
-          <w:sz w:val="24"/>
-          <w:szCs w:val="24"/>
-          <w:lang w:val="en-US" w:eastAsia="zh-CN" w:bidi="ar"/>
-        </w:rPr>
-        <w:br w:type="textWrapping"/>
-      </w:r>
-      <w:r>
-        <w:rPr>
-          <w:rFonts w:ascii="SimSun" w:hAnsi="SimSun" w:eastAsia="SimSun" w:cs="SimSun"/>
-          <w:kern w:val="0"/>
-          <w:sz w:val="24"/>
-          <w:szCs w:val="24"/>
-          <w:lang w:val="en-US" w:eastAsia="zh-CN" w:bidi="ar"/>
-        </w:rPr>
-        <w:t xml:space="preserve">        ↓</w:t>
-      </w:r>
-      <w:r>
-        <w:rPr>
-          <w:rFonts w:ascii="SimSun" w:hAnsi="SimSun" w:eastAsia="SimSun" w:cs="SimSun"/>
-          <w:kern w:val="0"/>
-          <w:sz w:val="24"/>
-          <w:szCs w:val="24"/>
-          <w:lang w:val="en-US" w:eastAsia="zh-CN" w:bidi="ar"/>
-        </w:rPr>
-        <w:br w:type="textWrapping"/>
-      </w:r>
-      <w:r>
-        <w:rPr>
-          <w:rFonts w:ascii="SimSun" w:hAnsi="SimSun" w:eastAsia="SimSun" w:cs="SimSun"/>
-          <w:kern w:val="0"/>
-          <w:sz w:val="24"/>
-          <w:szCs w:val="24"/>
-          <w:lang w:val="en-US" w:eastAsia="zh-CN" w:bidi="ar"/>
-        </w:rPr>
-        <w:t>OLAP Cube</w:t>
-      </w:r>
-      <w:r>
-        <w:rPr>
-          <w:rFonts w:ascii="SimSun" w:hAnsi="SimSun" w:eastAsia="SimSun" w:cs="SimSun"/>
-          <w:kern w:val="0"/>
-          <w:sz w:val="24"/>
-          <w:szCs w:val="24"/>
-          <w:lang w:val="en-US" w:eastAsia="zh-CN" w:bidi="ar"/>
-        </w:rPr>
-        <w:br w:type="textWrapping"/>
-      </w:r>
-      <w:r>
-        <w:rPr>
-          <w:rFonts w:ascii="SimSun" w:hAnsi="SimSun" w:eastAsia="SimSun" w:cs="SimSun"/>
-          <w:kern w:val="0"/>
-          <w:sz w:val="24"/>
-          <w:szCs w:val="24"/>
-          <w:lang w:val="en-US" w:eastAsia="zh-CN" w:bidi="ar"/>
-        </w:rPr>
-        <w:t xml:space="preserve">        ↓</w:t>
-      </w:r>
-      <w:r>
-        <w:rPr>
-          <w:rFonts w:ascii="SimSun" w:hAnsi="SimSun" w:eastAsia="SimSun" w:cs="SimSun"/>
-          <w:kern w:val="0"/>
-          <w:sz w:val="24"/>
-          <w:szCs w:val="24"/>
-          <w:lang w:val="en-US" w:eastAsia="zh-CN" w:bidi="ar"/>
-        </w:rPr>
-        <w:br w:type="textWrapping"/>
-      </w:r>
-      <w:r>
-        <w:rPr>
-          <w:rFonts w:ascii="SimSun" w:hAnsi="SimSun" w:eastAsia="SimSun" w:cs="SimSun"/>
-          <w:kern w:val="0"/>
-          <w:sz w:val="24"/>
-          <w:szCs w:val="24"/>
-          <w:lang w:val="en-US" w:eastAsia="zh-CN" w:bidi="ar"/>
-        </w:rPr>
-        <w:t>Power BI Dashboard</w:t>
-      </w:r>
-    </w:p>
-    <w:p>
-      <w:pPr>
-        <w:keepNext w:val="0"/>
-        <w:keepLines w:val="0"/>
-        <w:widowControl/>
-        <w:suppressLineNumbers w:val="0"/>
-      </w:pPr>
-      <w:r>
-        <w:pict>
-          <v:rect id="_x0000_i1037" o:spt="1" style="height:1.5pt;width:432pt;" fillcolor="#A0A0A0" filled="t" stroked="f" coordsize="21600,21600" o:hr="t" o:hrstd="t" o:hralign="center">
-            <v:path/>
-            <v:fill on="t" focussize="0,0"/>
-            <v:stroke on="f"/>
-            <v:imagedata o:title=""/>
-            <o:lock v:ext="edit"/>
-            <w10:wrap type="none"/>
-            <w10:anchorlock/>
-          </v:rect>
-        </w:pict>
-      </w:r>
-    </w:p>
-    <w:p>
-      <w:pPr>
-        <w:pStyle w:val="2"/>
-        <w:keepNext w:val="0"/>
-        <w:keepLines w:val="0"/>
-        <w:widowControl/>
-        <w:suppressLineNumbers w:val="0"/>
-      </w:pPr>
-      <w:r>
-        <w:t>🔥 12. Ce qui va impressionner ton jury</w:t>
-      </w:r>
-    </w:p>
-    <w:p>
-      <w:pPr>
-        <w:pStyle w:val="10"/>
-        <w:keepNext w:val="0"/>
-        <w:keepLines w:val="0"/>
-        <w:widowControl/>
-        <w:suppressLineNumbers w:val="0"/>
-      </w:pPr>
-      <w:r>
-        <w:t>✅ Schéma en étoile clair</w:t>
-      </w:r>
-      <w:r>
-        <w:br w:type="textWrapping"/>
-      </w:r>
-      <w:r>
-        <w:t>✅ Pipeline ETL réel</w:t>
-      </w:r>
-      <w:r>
-        <w:br w:type="textWrapping"/>
-      </w:r>
-      <w:r>
-        <w:t>✅ ML avec benchmark</w:t>
-      </w:r>
-      <w:r>
-        <w:br w:type="textWrapping"/>
-      </w:r>
-      <w:r>
-        <w:t>✅ Dashboard propre</w:t>
-      </w:r>
-      <w:r>
-        <w:br w:type="textWrapping"/>
-      </w:r>
-      <w:r>
-        <w:t>✅ Explication business (pas juste technique)</w:t>
-      </w:r>
-    </w:p>
-    <w:p>
-      <w:pPr>
-        <w:keepNext w:val="0"/>
-        <w:keepLines w:val="0"/>
-        <w:widowControl/>
-        <w:suppressLineNumbers w:val="0"/>
-      </w:pPr>
-      <w:r>
-        <w:pict>
-          <v:rect id="_x0000_i1038" o:spt="1" style="height:1.5pt;width:432pt;" fillcolor="#A0A0A0" filled="t" stroked="f" coordsize="21600,21600" o:hr="t" o:hrstd="t" o:hralign="center">
-            <v:path/>
-            <v:fill on="t" focussize="0,0"/>
-            <v:stroke on="f"/>
-            <v:imagedata o:title=""/>
-            <o:lock v:ext="edit"/>
-            <w10:wrap type="none"/>
-            <w10:anchorlock/>
-          </v:rect>
-        </w:pict>
-      </w:r>
-    </w:p>
-    <w:p>
-      <w:pPr>
-        <w:pStyle w:val="2"/>
-        <w:keepNext w:val="0"/>
-        <w:keepLines w:val="0"/>
-        <w:widowControl/>
-        <w:suppressLineNumbers w:val="0"/>
-      </w:pPr>
-      <w:r>
-        <w:t>🧠 Conseil d’ingénieur</w:t>
-      </w:r>
-    </w:p>
-    <w:p>
-      <w:pPr>
-        <w:pStyle w:val="10"/>
-        <w:keepNext w:val="0"/>
-        <w:keepLines w:val="0"/>
-        <w:widowControl/>
-        <w:suppressLineNumbers w:val="0"/>
-      </w:pPr>
-      <w:r>
-        <w:t>Ne fais pas juste :</w:t>
-      </w:r>
-      <w:r>
-        <w:br w:type="textWrapping"/>
-      </w:r>
-      <w:r>
-        <w:t>❌ “j’ai utilisé XGBoost”</w:t>
-      </w:r>
-    </w:p>
-    <w:p>
-      <w:pPr>
-        <w:pStyle w:val="10"/>
-        <w:keepNext w:val="0"/>
-        <w:keepLines w:val="0"/>
-        <w:widowControl/>
-        <w:suppressLineNumbers w:val="0"/>
-      </w:pPr>
-      <w:r>
-        <w:t>Fais :</w:t>
-      </w:r>
-      <w:r>
-        <w:br w:type="textWrapping"/>
-      </w:r>
-      <w:r>
-        <w:t>✅ “j’ai comparé 3 modèles et choisi XGBoost pour ses performances sur données déséquilibrées”</w:t>
-      </w:r>
-    </w:p>
-    <w:p>
-      <w:pPr>
-        <w:keepNext w:val="0"/>
-        <w:keepLines w:val="0"/>
-        <w:widowControl/>
-        <w:suppressLineNumbers w:val="0"/>
-      </w:pPr>
-      <w:r>
-        <w:pict>
-          <v:rect id="_x0000_i1039" o:spt="1" style="height:1.5pt;width:432pt;" fillcolor="#A0A0A0" filled="t" stroked="f" coordsize="21600,21600" o:hr="t" o:hrstd="t" o:hralign="center">
-            <v:path/>
-            <v:fill on="t" focussize="0,0"/>
-            <v:stroke on="f"/>
-            <v:imagedata o:title=""/>
-            <o:lock v:ext="edit"/>
-            <w10:wrap type="none"/>
-            <w10:anchorlock/>
-          </v:rect>
-        </w:pict>
-      </w:r>
-    </w:p>
-    <w:p>
-      <w:pPr>
-        <w:pStyle w:val="2"/>
-        <w:keepNext w:val="0"/>
-        <w:keepLines w:val="0"/>
-        <w:widowControl/>
-        <w:suppressLineNumbers w:val="0"/>
-      </w:pPr>
-      <w:r>
-        <w:t>🚀 Si tu veux aller plus loin</w:t>
-      </w:r>
-    </w:p>
-    <w:p>
-      <w:pPr>
-        <w:pStyle w:val="10"/>
-        <w:keepNext w:val="0"/>
-        <w:keepLines w:val="0"/>
-        <w:widowControl/>
-        <w:suppressLineNumbers w:val="0"/>
-      </w:pPr>
-      <w:r>
-        <w:t>Je peux t’aider à :</w:t>
-      </w:r>
-    </w:p>
-    <w:p>
-      <w:pPr>
-        <w:pStyle w:val="10"/>
-        <w:keepNext w:val="0"/>
-        <w:keepLines w:val="0"/>
-        <w:widowControl/>
-        <w:suppressLineNumbers w:val="0"/>
-      </w:pPr>
-      <w:r>
-        <w:t xml:space="preserve">✅ écrire </w:t>
-      </w:r>
+          <w:rFonts w:ascii="Segoe UI" w:hAnsi="Segoe UI" w:eastAsia="Segoe UI" w:cs="Segoe UI"/>
+          <w:b/>
+          <w:bCs/>
+          <w:i w:val="0"/>
+          <w:iCs w:val="0"/>
+          <w:caps w:val="0"/>
+          <w:color w:val="0F1115"/>
+          <w:spacing w:val="0"/>
+          <w:sz w:val="16"/>
+          <w:szCs w:val="16"/>
+          <w:shd w:val="clear" w:fill="FFFFFF"/>
+        </w:rPr>
+      </w:pPr>
       <w:r>
         <w:rPr>
           <w:rStyle w:val="7"/>
-        </w:rPr>
-        <w:t>tout ton rapport complet (chapitre par chapitre)</w:t>
-      </w:r>
-      <w:r>
-        <w:br w:type="textWrapping"/>
-      </w:r>
-      <w:r>
-        <w:t xml:space="preserve">✅ créer </w:t>
-      </w:r>
-      <w:r>
+          <w:rFonts w:ascii="Segoe UI" w:hAnsi="Segoe UI" w:eastAsia="Segoe UI" w:cs="Segoe UI"/>
+          <w:b/>
+          <w:bCs/>
+          <w:i w:val="0"/>
+          <w:iCs w:val="0"/>
+          <w:caps w:val="0"/>
+          <w:color w:val="0F1115"/>
+          <w:spacing w:val="0"/>
+          <w:sz w:val="16"/>
+          <w:szCs w:val="16"/>
+          <w:shd w:val="clear" w:fill="FFFFFF"/>
+        </w:rPr>
+        <w:t>2.1 Principes généraux d’un pipeline ETL pour la gestion du risque de crédit</w:t>
+      </w:r>
+    </w:p>
+    <w:p>
+      <w:pPr>
+        <w:spacing w:line="360" w:lineRule="auto"/>
         <w:rPr>
           <w:rStyle w:val="7"/>
-        </w:rPr>
-        <w:t>le schéma en étoile propre (diagramme)</w:t>
-      </w:r>
-      <w:r>
-        <w:br w:type="textWrapping"/>
-      </w:r>
-      <w:r>
-        <w:t xml:space="preserve">✅ te donner </w:t>
-      </w:r>
+          <w:rFonts w:ascii="Segoe UI" w:hAnsi="Segoe UI" w:eastAsia="Segoe UI" w:cs="Segoe UI"/>
+          <w:b/>
+          <w:bCs/>
+          <w:i w:val="0"/>
+          <w:iCs w:val="0"/>
+          <w:caps w:val="0"/>
+          <w:color w:val="0F1115"/>
+          <w:spacing w:val="0"/>
+          <w:sz w:val="16"/>
+          <w:szCs w:val="16"/>
+          <w:shd w:val="clear" w:fill="FFFFFF"/>
+        </w:rPr>
+      </w:pPr>
       <w:r>
         <w:rPr>
           <w:rStyle w:val="7"/>
-        </w:rPr>
-        <w:t>code ML (Databricks notebook)</w:t>
-      </w:r>
-      <w:r>
-        <w:br w:type="textWrapping"/>
-      </w:r>
-      <w:r>
-        <w:t xml:space="preserve">✅ te construire </w:t>
-      </w:r>
-      <w:r>
+          <w:rFonts w:ascii="Segoe UI" w:hAnsi="Segoe UI" w:eastAsia="Segoe UI" w:cs="Segoe UI"/>
+          <w:b/>
+          <w:bCs/>
+          <w:i w:val="0"/>
+          <w:iCs w:val="0"/>
+          <w:caps w:val="0"/>
+          <w:color w:val="0F1115"/>
+          <w:spacing w:val="0"/>
+          <w:sz w:val="16"/>
+          <w:szCs w:val="16"/>
+          <w:shd w:val="clear" w:fill="FFFFFF"/>
+        </w:rPr>
+        <w:t>2.2 Choix techniques et orchestration</w:t>
+      </w:r>
+    </w:p>
+    <w:p>
+      <w:pPr>
+        <w:spacing w:line="360" w:lineRule="auto"/>
         <w:rPr>
           <w:rStyle w:val="7"/>
-        </w:rPr>
-        <w:t>dashboard Power BI (structure + KPIs)</w:t>
-      </w:r>
-    </w:p>
-    <w:p>
-      <w:pPr>
-        <w:keepNext w:val="0"/>
-        <w:keepLines w:val="0"/>
-        <w:widowControl/>
-        <w:numPr>
-          <w:ilvl w:val="0"/>
-          <w:numId w:val="0"/>
-        </w:numPr>
-        <w:suppressLineNumbers w:val="0"/>
-        <w:tabs>
-          <w:tab w:val="left" w:pos="720"/>
-        </w:tabs>
-        <w:spacing w:before="0" w:beforeAutospacing="1" w:after="0" w:afterAutospacing="1"/>
-        <w:jc w:val="both"/>
-        <w:rPr>
-          <w:rFonts w:hint="default" w:ascii="Times New Roman" w:hAnsi="Times New Roman" w:cs="Times New Roman"/>
-          <w:sz w:val="24"/>
-          <w:szCs w:val="24"/>
-        </w:rPr>
-      </w:pPr>
-    </w:p>
-    <w:p>
-      <w:pPr>
-        <w:keepNext w:val="0"/>
-        <w:keepLines w:val="0"/>
-        <w:widowControl/>
-        <w:numPr>
-          <w:ilvl w:val="0"/>
-          <w:numId w:val="0"/>
-        </w:numPr>
-        <w:suppressLineNumbers w:val="0"/>
-        <w:tabs>
-          <w:tab w:val="left" w:pos="720"/>
-        </w:tabs>
-        <w:spacing w:before="0" w:beforeAutospacing="1" w:after="0" w:afterAutospacing="1"/>
-        <w:jc w:val="both"/>
-        <w:rPr>
-          <w:rFonts w:hint="default" w:ascii="Times New Roman" w:hAnsi="Times New Roman" w:cs="Times New Roman"/>
-          <w:sz w:val="24"/>
-          <w:szCs w:val="24"/>
-        </w:rPr>
-      </w:pPr>
-    </w:p>
-    <w:p>
-      <w:pPr>
-        <w:pStyle w:val="3"/>
-        <w:keepNext w:val="0"/>
-        <w:keepLines w:val="0"/>
-        <w:widowControl/>
-        <w:suppressLineNumbers w:val="0"/>
-        <w:rPr>
-          <w:rFonts w:hint="default" w:ascii="Times New Roman" w:hAnsi="Times New Roman" w:cs="Times New Roman"/>
-          <w:sz w:val="22"/>
-          <w:szCs w:val="22"/>
-          <w:lang w:val="fr-FR"/>
-        </w:rPr>
-      </w:pPr>
-      <w:r>
-        <w:rPr>
-          <w:rFonts w:hint="default" w:ascii="Times New Roman" w:hAnsi="Times New Roman" w:cs="Times New Roman"/>
-          <w:sz w:val="22"/>
-          <w:szCs w:val="22"/>
-        </w:rPr>
-        <w:t xml:space="preserve">Objectifs </w:t>
-      </w:r>
-      <w:r>
-        <w:rPr>
-          <w:rFonts w:hint="default" w:ascii="Times New Roman" w:hAnsi="Times New Roman" w:cs="Times New Roman"/>
-          <w:sz w:val="22"/>
-          <w:szCs w:val="22"/>
-          <w:lang w:val="fr-FR"/>
-        </w:rPr>
-        <w:t>:</w:t>
-      </w:r>
-    </w:p>
-    <w:p>
-      <w:pPr>
-        <w:pStyle w:val="10"/>
-        <w:keepNext w:val="0"/>
-        <w:keepLines w:val="0"/>
-        <w:widowControl/>
-        <w:numPr>
-          <w:ilvl w:val="0"/>
-          <w:numId w:val="25"/>
-        </w:numPr>
-        <w:suppressLineNumbers w:val="0"/>
-        <w:ind w:left="420" w:leftChars="0" w:hanging="420" w:firstLineChars="0"/>
-        <w:rPr>
-          <w:rFonts w:hint="default" w:ascii="Times New Roman" w:hAnsi="Times New Roman" w:cs="Times New Roman"/>
-          <w:sz w:val="22"/>
-          <w:szCs w:val="22"/>
-        </w:rPr>
-      </w:pPr>
-      <w:r>
-        <w:rPr>
-          <w:rFonts w:hint="default" w:ascii="Times New Roman" w:hAnsi="Times New Roman" w:cs="Times New Roman"/>
-          <w:sz w:val="22"/>
-          <w:szCs w:val="22"/>
-        </w:rPr>
-        <w:t xml:space="preserve">Évaluer le </w:t>
-      </w:r>
+          <w:rFonts w:ascii="Segoe UI" w:hAnsi="Segoe UI" w:eastAsia="Segoe UI" w:cs="Segoe UI"/>
+          <w:b/>
+          <w:bCs/>
+          <w:i w:val="0"/>
+          <w:iCs w:val="0"/>
+          <w:caps w:val="0"/>
+          <w:color w:val="0F1115"/>
+          <w:spacing w:val="0"/>
+          <w:sz w:val="16"/>
+          <w:szCs w:val="16"/>
+          <w:shd w:val="clear" w:fill="FFFFFF"/>
+        </w:rPr>
+      </w:pPr>
       <w:r>
         <w:rPr>
           <w:rStyle w:val="7"/>
-          <w:rFonts w:hint="default" w:ascii="Times New Roman" w:hAnsi="Times New Roman" w:cs="Times New Roman"/>
-          <w:sz w:val="22"/>
-          <w:szCs w:val="22"/>
-        </w:rPr>
-        <w:t>risque de crédit</w:t>
-      </w:r>
-      <w:r>
-        <w:rPr>
-          <w:rFonts w:hint="default" w:ascii="Times New Roman" w:hAnsi="Times New Roman" w:cs="Times New Roman"/>
-          <w:sz w:val="22"/>
-          <w:szCs w:val="22"/>
-        </w:rPr>
-        <w:t xml:space="preserve"> des clients</w:t>
-      </w:r>
-    </w:p>
-    <w:p>
-      <w:pPr>
-        <w:pStyle w:val="10"/>
-        <w:keepNext w:val="0"/>
-        <w:keepLines w:val="0"/>
-        <w:widowControl/>
-        <w:numPr>
-          <w:ilvl w:val="0"/>
-          <w:numId w:val="25"/>
-        </w:numPr>
-        <w:suppressLineNumbers w:val="0"/>
-        <w:ind w:left="420" w:leftChars="0" w:hanging="420" w:firstLineChars="0"/>
-        <w:rPr>
-          <w:rFonts w:hint="default" w:ascii="Times New Roman" w:hAnsi="Times New Roman" w:cs="Times New Roman"/>
-          <w:sz w:val="22"/>
-          <w:szCs w:val="22"/>
-        </w:rPr>
-      </w:pPr>
-      <w:r>
-        <w:rPr>
-          <w:rFonts w:hint="default" w:ascii="Times New Roman" w:hAnsi="Times New Roman" w:cs="Times New Roman"/>
-          <w:sz w:val="22"/>
-          <w:szCs w:val="22"/>
-        </w:rPr>
-        <w:t>Segmenter la clientèle bancaire</w:t>
-      </w:r>
-    </w:p>
-    <w:p>
-      <w:pPr>
-        <w:pStyle w:val="10"/>
-        <w:keepNext w:val="0"/>
-        <w:keepLines w:val="0"/>
-        <w:widowControl/>
-        <w:numPr>
-          <w:ilvl w:val="0"/>
-          <w:numId w:val="25"/>
-        </w:numPr>
-        <w:suppressLineNumbers w:val="0"/>
-        <w:ind w:left="420" w:leftChars="0" w:hanging="420" w:firstLineChars="0"/>
-        <w:rPr>
-          <w:rFonts w:hint="default" w:ascii="Times New Roman" w:hAnsi="Times New Roman" w:cs="Times New Roman"/>
-          <w:sz w:val="22"/>
-          <w:szCs w:val="22"/>
-        </w:rPr>
-      </w:pPr>
-      <w:r>
-        <w:rPr>
-          <w:rFonts w:hint="default" w:ascii="Times New Roman" w:hAnsi="Times New Roman" w:cs="Times New Roman"/>
-          <w:sz w:val="22"/>
-          <w:szCs w:val="22"/>
-        </w:rPr>
-        <w:t>Aider à la prise de décision :</w:t>
-      </w:r>
-    </w:p>
-    <w:p>
-      <w:pPr>
-        <w:pStyle w:val="10"/>
-        <w:keepNext w:val="0"/>
-        <w:keepLines w:val="0"/>
-        <w:widowControl/>
-        <w:numPr>
-          <w:ilvl w:val="0"/>
-          <w:numId w:val="26"/>
-        </w:numPr>
-        <w:suppressLineNumbers w:val="0"/>
-        <w:ind w:left="840" w:leftChars="0" w:right="0" w:rightChars="0" w:hanging="420" w:firstLineChars="0"/>
-        <w:rPr>
-          <w:rFonts w:hint="default" w:ascii="Times New Roman" w:hAnsi="Times New Roman" w:cs="Times New Roman"/>
-          <w:sz w:val="22"/>
-          <w:szCs w:val="22"/>
-        </w:rPr>
-      </w:pPr>
-      <w:r>
-        <w:rPr>
-          <w:rFonts w:hint="default" w:ascii="Times New Roman" w:hAnsi="Times New Roman" w:cs="Times New Roman"/>
-          <w:sz w:val="22"/>
-          <w:szCs w:val="22"/>
-        </w:rPr>
-        <w:t>Octroi de crédit</w:t>
-      </w:r>
-    </w:p>
-    <w:p>
-      <w:pPr>
-        <w:pStyle w:val="10"/>
-        <w:keepNext w:val="0"/>
-        <w:keepLines w:val="0"/>
-        <w:widowControl/>
-        <w:numPr>
-          <w:ilvl w:val="0"/>
-          <w:numId w:val="26"/>
-        </w:numPr>
-        <w:suppressLineNumbers w:val="0"/>
-        <w:ind w:left="840" w:leftChars="0" w:right="0" w:rightChars="0" w:hanging="420" w:firstLineChars="0"/>
-        <w:rPr>
-          <w:rFonts w:hint="default" w:ascii="Times New Roman" w:hAnsi="Times New Roman" w:cs="Times New Roman"/>
-          <w:sz w:val="22"/>
-          <w:szCs w:val="22"/>
-        </w:rPr>
-      </w:pPr>
-      <w:r>
-        <w:rPr>
-          <w:rFonts w:hint="default" w:ascii="Times New Roman" w:hAnsi="Times New Roman" w:cs="Times New Roman"/>
-          <w:sz w:val="22"/>
-          <w:szCs w:val="22"/>
-        </w:rPr>
-        <w:t>Ajustement des taux</w:t>
-      </w:r>
-    </w:p>
-    <w:p>
-      <w:pPr>
-        <w:pStyle w:val="10"/>
-        <w:keepNext w:val="0"/>
-        <w:keepLines w:val="0"/>
-        <w:widowControl/>
-        <w:numPr>
-          <w:ilvl w:val="0"/>
-          <w:numId w:val="26"/>
-        </w:numPr>
-        <w:suppressLineNumbers w:val="0"/>
-        <w:ind w:left="840" w:leftChars="0" w:right="0" w:rightChars="0" w:hanging="420" w:firstLineChars="0"/>
-        <w:rPr>
-          <w:rFonts w:hint="default" w:ascii="Times New Roman" w:hAnsi="Times New Roman" w:cs="Times New Roman"/>
-          <w:sz w:val="22"/>
-          <w:szCs w:val="22"/>
-        </w:rPr>
-      </w:pPr>
-      <w:r>
-        <w:rPr>
-          <w:rFonts w:hint="default" w:ascii="Times New Roman" w:hAnsi="Times New Roman" w:cs="Times New Roman"/>
-          <w:sz w:val="22"/>
-          <w:szCs w:val="22"/>
-        </w:rPr>
-        <w:t>Stratégies marketing personnalisées</w:t>
-      </w:r>
-      <w:r>
-        <w:rPr>
-          <w:rFonts w:hint="default" w:ascii="Times New Roman" w:hAnsi="Times New Roman" w:cs="Times New Roman"/>
-          <w:sz w:val="22"/>
-          <w:szCs w:val="22"/>
-          <w:lang w:val="fr-FR"/>
-        </w:rPr>
-        <w:t xml:space="preserve"> </w:t>
-      </w:r>
-    </w:p>
-    <w:p>
-      <w:pPr>
-        <w:pStyle w:val="10"/>
-        <w:keepNext w:val="0"/>
-        <w:keepLines w:val="0"/>
-        <w:widowControl/>
-        <w:numPr>
-          <w:ilvl w:val="0"/>
-          <w:numId w:val="26"/>
-        </w:numPr>
-        <w:suppressLineNumbers w:val="0"/>
-        <w:ind w:left="840" w:leftChars="0" w:right="0" w:rightChars="0" w:hanging="420" w:firstLineChars="0"/>
-        <w:rPr>
-          <w:rFonts w:hint="default" w:ascii="Times New Roman" w:hAnsi="Times New Roman" w:cs="Times New Roman"/>
-          <w:sz w:val="22"/>
-          <w:szCs w:val="22"/>
-        </w:rPr>
-      </w:pPr>
-      <w:r>
-        <w:rPr>
-          <w:rFonts w:hint="default" w:ascii="Times New Roman" w:hAnsi="Times New Roman" w:cs="Times New Roman"/>
-          <w:sz w:val="22"/>
-          <w:szCs w:val="22"/>
-        </w:rPr>
-        <w:t>Réduction du taux de défaut</w:t>
-      </w:r>
+          <w:rFonts w:ascii="Segoe UI" w:hAnsi="Segoe UI" w:eastAsia="Segoe UI" w:cs="Segoe UI"/>
+          <w:b/>
+          <w:bCs/>
+          <w:i w:val="0"/>
+          <w:iCs w:val="0"/>
+          <w:caps w:val="0"/>
+          <w:color w:val="0F1115"/>
+          <w:spacing w:val="0"/>
+          <w:sz w:val="16"/>
+          <w:szCs w:val="16"/>
+          <w:shd w:val="clear" w:fill="FFFFFF"/>
+        </w:rPr>
+        <w:t>2.3 Implémentation des étapes ETL</w:t>
+      </w:r>
+    </w:p>
+    <w:p>
+      <w:pPr>
+        <w:spacing w:line="360" w:lineRule="auto"/>
+        <w:rPr>
+          <w:rStyle w:val="7"/>
+          <w:rFonts w:ascii="Segoe UI" w:hAnsi="Segoe UI" w:eastAsia="Segoe UI" w:cs="Segoe UI"/>
+          <w:b/>
+          <w:bCs/>
+          <w:i w:val="0"/>
+          <w:iCs w:val="0"/>
+          <w:caps w:val="0"/>
+          <w:color w:val="0F1115"/>
+          <w:spacing w:val="0"/>
+          <w:sz w:val="16"/>
+          <w:szCs w:val="16"/>
+          <w:shd w:val="clear" w:fill="FFFFFF"/>
+        </w:rPr>
+      </w:pPr>
+      <w:r>
+        <w:rPr>
+          <w:rStyle w:val="7"/>
+          <w:rFonts w:ascii="Segoe UI" w:hAnsi="Segoe UI" w:eastAsia="Segoe UI" w:cs="Segoe UI"/>
+          <w:b/>
+          <w:bCs/>
+          <w:i w:val="0"/>
+          <w:iCs w:val="0"/>
+          <w:caps w:val="0"/>
+          <w:color w:val="0F1115"/>
+          <w:spacing w:val="0"/>
+          <w:sz w:val="16"/>
+          <w:szCs w:val="16"/>
+          <w:shd w:val="clear" w:fill="FFFFFF"/>
+        </w:rPr>
+        <w:t>2.4 Automatisation et planification</w:t>
+      </w:r>
+    </w:p>
+    <w:p>
+      <w:pPr>
+        <w:spacing w:line="360" w:lineRule="auto"/>
+        <w:rPr>
+          <w:rStyle w:val="7"/>
+          <w:rFonts w:ascii="Segoe UI" w:hAnsi="Segoe UI" w:eastAsia="Segoe UI" w:cs="Segoe UI"/>
+          <w:b/>
+          <w:bCs/>
+          <w:i w:val="0"/>
+          <w:iCs w:val="0"/>
+          <w:caps w:val="0"/>
+          <w:color w:val="0F1115"/>
+          <w:spacing w:val="0"/>
+          <w:sz w:val="16"/>
+          <w:szCs w:val="16"/>
+          <w:shd w:val="clear" w:fill="FFFFFF"/>
+        </w:rPr>
+      </w:pPr>
+      <w:r>
+        <w:rPr>
+          <w:rStyle w:val="7"/>
+          <w:rFonts w:ascii="Segoe UI" w:hAnsi="Segoe UI" w:eastAsia="Segoe UI" w:cs="Segoe UI"/>
+          <w:b/>
+          <w:bCs/>
+          <w:i w:val="0"/>
+          <w:iCs w:val="0"/>
+          <w:caps w:val="0"/>
+          <w:color w:val="0F1115"/>
+          <w:spacing w:val="0"/>
+          <w:sz w:val="16"/>
+          <w:szCs w:val="16"/>
+          <w:shd w:val="clear" w:fill="FFFFFF"/>
+        </w:rPr>
+        <w:t>2.5 Gestion des erreurs et reprises</w:t>
+      </w:r>
+    </w:p>
+    <w:p>
+      <w:pPr>
+        <w:spacing w:line="360" w:lineRule="auto"/>
+        <w:rPr>
+          <w:rStyle w:val="7"/>
+          <w:rFonts w:ascii="Segoe UI" w:hAnsi="Segoe UI" w:eastAsia="Segoe UI" w:cs="Segoe UI"/>
+          <w:b/>
+          <w:bCs/>
+          <w:i w:val="0"/>
+          <w:iCs w:val="0"/>
+          <w:caps w:val="0"/>
+          <w:color w:val="0F1115"/>
+          <w:spacing w:val="0"/>
+          <w:sz w:val="16"/>
+          <w:szCs w:val="16"/>
+          <w:shd w:val="clear" w:fill="FFFFFF"/>
+        </w:rPr>
+      </w:pPr>
+      <w:r>
+        <w:rPr>
+          <w:rStyle w:val="7"/>
+          <w:rFonts w:ascii="Segoe UI" w:hAnsi="Segoe UI" w:eastAsia="Segoe UI" w:cs="Segoe UI"/>
+          <w:b/>
+          <w:bCs/>
+          <w:i w:val="0"/>
+          <w:iCs w:val="0"/>
+          <w:caps w:val="0"/>
+          <w:color w:val="0F1115"/>
+          <w:spacing w:val="0"/>
+          <w:sz w:val="16"/>
+          <w:szCs w:val="16"/>
+          <w:shd w:val="clear" w:fill="FFFFFF"/>
+        </w:rPr>
+        <w:t>2.6 Sécurité et conformité (notions)</w:t>
+      </w:r>
+    </w:p>
+    <w:p>
+      <w:pPr>
+        <w:spacing w:line="360" w:lineRule="auto"/>
+        <w:rPr>
+          <w:rStyle w:val="7"/>
+          <w:rFonts w:hint="default" w:ascii="Segoe UI" w:hAnsi="Segoe UI" w:eastAsia="Segoe UI" w:cs="Segoe UI"/>
+          <w:b/>
+          <w:bCs/>
+          <w:i w:val="0"/>
+          <w:iCs w:val="0"/>
+          <w:caps w:val="0"/>
+          <w:color w:val="0F1115"/>
+          <w:spacing w:val="0"/>
+          <w:sz w:val="16"/>
+          <w:szCs w:val="16"/>
+          <w:shd w:val="clear" w:fill="FFFFFF"/>
+          <w:lang w:val="fr-FR"/>
+        </w:rPr>
+      </w:pPr>
+      <w:bookmarkStart w:id="0" w:name="_GoBack"/>
+      <w:bookmarkEnd w:id="0"/>
     </w:p>
     <w:p>
       <w:pPr>
@@ -7167,8 +4904,6 @@
           </wp:inline>
         </w:drawing>
       </w:r>
-      <w:bookmarkStart w:id="0" w:name="_GoBack"/>
-      <w:bookmarkEnd w:id="0"/>
     </w:p>
     <w:p>
       <w:pPr>
@@ -7333,7 +5068,7 @@
         <w:widowControl/>
         <w:numPr>
           <w:ilvl w:val="0"/>
-          <w:numId w:val="27"/>
+          <w:numId w:val="2"/>
         </w:numPr>
         <w:suppressLineNumbers w:val="0"/>
         <w:ind w:right="0" w:rightChars="0"/>
@@ -7637,7 +5372,7 @@
         <w:widowControl/>
         <w:numPr>
           <w:ilvl w:val="0"/>
-          <w:numId w:val="27"/>
+          <w:numId w:val="2"/>
         </w:numPr>
         <w:suppressLineNumbers w:val="0"/>
         <w:ind w:left="0" w:leftChars="0" w:right="0" w:rightChars="0" w:firstLine="0" w:firstLineChars="0"/>
@@ -7702,7 +5437,7 @@
         <w:widowControl/>
         <w:numPr>
           <w:ilvl w:val="0"/>
-          <w:numId w:val="28"/>
+          <w:numId w:val="3"/>
         </w:numPr>
         <w:suppressLineNumbers w:val="0"/>
         <w:ind w:left="420" w:leftChars="0" w:hanging="420" w:firstLineChars="0"/>
@@ -7729,7 +5464,7 @@
         <w:widowControl/>
         <w:numPr>
           <w:ilvl w:val="0"/>
-          <w:numId w:val="28"/>
+          <w:numId w:val="3"/>
         </w:numPr>
         <w:suppressLineNumbers w:val="0"/>
         <w:ind w:left="420" w:leftChars="0" w:hanging="420" w:firstLineChars="0"/>
@@ -7756,7 +5491,7 @@
         <w:widowControl/>
         <w:numPr>
           <w:ilvl w:val="0"/>
-          <w:numId w:val="28"/>
+          <w:numId w:val="3"/>
         </w:numPr>
         <w:suppressLineNumbers w:val="0"/>
         <w:ind w:left="420" w:leftChars="0" w:hanging="420" w:firstLineChars="0"/>
@@ -7783,7 +5518,7 @@
         <w:widowControl/>
         <w:numPr>
           <w:ilvl w:val="0"/>
-          <w:numId w:val="28"/>
+          <w:numId w:val="3"/>
         </w:numPr>
         <w:suppressLineNumbers w:val="0"/>
         <w:ind w:left="420" w:leftChars="0" w:hanging="420" w:firstLineChars="0"/>
@@ -7810,7 +5545,7 @@
         <w:widowControl/>
         <w:numPr>
           <w:ilvl w:val="0"/>
-          <w:numId w:val="28"/>
+          <w:numId w:val="3"/>
         </w:numPr>
         <w:suppressLineNumbers w:val="0"/>
         <w:ind w:left="420" w:leftChars="0" w:hanging="420" w:firstLineChars="0"/>
@@ -7954,7 +5689,7 @@
         <w:widowControl/>
         <w:numPr>
           <w:ilvl w:val="0"/>
-          <w:numId w:val="29"/>
+          <w:numId w:val="4"/>
         </w:numPr>
         <w:suppressLineNumbers w:val="0"/>
         <w:ind w:left="420" w:leftChars="0" w:hanging="420" w:firstLineChars="0"/>
@@ -7981,7 +5716,7 @@
         <w:widowControl/>
         <w:numPr>
           <w:ilvl w:val="0"/>
-          <w:numId w:val="29"/>
+          <w:numId w:val="4"/>
         </w:numPr>
         <w:suppressLineNumbers w:val="0"/>
         <w:ind w:left="420" w:leftChars="0" w:hanging="420" w:firstLineChars="0"/>
@@ -8008,7 +5743,7 @@
         <w:widowControl/>
         <w:numPr>
           <w:ilvl w:val="0"/>
-          <w:numId w:val="29"/>
+          <w:numId w:val="4"/>
         </w:numPr>
         <w:suppressLineNumbers w:val="0"/>
         <w:ind w:left="420" w:leftChars="0" w:hanging="420" w:firstLineChars="0"/>
@@ -8074,7 +5809,7 @@
         <w:widowControl/>
         <w:numPr>
           <w:ilvl w:val="0"/>
-          <w:numId w:val="29"/>
+          <w:numId w:val="4"/>
         </w:numPr>
         <w:suppressLineNumbers w:val="0"/>
         <w:ind w:left="420" w:leftChars="0" w:hanging="420" w:firstLineChars="0"/>
@@ -8101,7 +5836,7 @@
         <w:widowControl/>
         <w:numPr>
           <w:ilvl w:val="0"/>
-          <w:numId w:val="29"/>
+          <w:numId w:val="4"/>
         </w:numPr>
         <w:suppressLineNumbers w:val="0"/>
         <w:ind w:left="420" w:leftChars="0" w:hanging="420" w:firstLineChars="0"/>
@@ -8128,7 +5863,7 @@
         <w:widowControl/>
         <w:numPr>
           <w:ilvl w:val="0"/>
-          <w:numId w:val="29"/>
+          <w:numId w:val="4"/>
         </w:numPr>
         <w:suppressLineNumbers w:val="0"/>
         <w:ind w:left="420" w:leftChars="0" w:hanging="420" w:firstLineChars="0"/>
@@ -8155,7 +5890,7 @@
         <w:widowControl/>
         <w:numPr>
           <w:ilvl w:val="0"/>
-          <w:numId w:val="29"/>
+          <w:numId w:val="4"/>
         </w:numPr>
         <w:suppressLineNumbers w:val="0"/>
         <w:ind w:left="420" w:leftChars="0" w:hanging="420" w:firstLineChars="0"/>
@@ -8182,7 +5917,7 @@
         <w:widowControl/>
         <w:numPr>
           <w:ilvl w:val="0"/>
-          <w:numId w:val="29"/>
+          <w:numId w:val="4"/>
         </w:numPr>
         <w:suppressLineNumbers w:val="0"/>
         <w:ind w:left="420" w:leftChars="0" w:hanging="420" w:firstLineChars="0"/>
@@ -8231,7 +5966,7 @@
         <w:widowControl/>
         <w:numPr>
           <w:ilvl w:val="0"/>
-          <w:numId w:val="29"/>
+          <w:numId w:val="4"/>
         </w:numPr>
         <w:suppressLineNumbers w:val="0"/>
         <w:ind w:left="420" w:leftChars="0" w:hanging="420" w:firstLineChars="0"/>
@@ -8258,7 +5993,7 @@
         <w:widowControl/>
         <w:numPr>
           <w:ilvl w:val="0"/>
-          <w:numId w:val="29"/>
+          <w:numId w:val="4"/>
         </w:numPr>
         <w:suppressLineNumbers w:val="0"/>
         <w:ind w:left="420" w:leftChars="0" w:hanging="420" w:firstLineChars="0"/>
@@ -8280,7 +6015,7 @@
         <w:widowControl/>
         <w:numPr>
           <w:ilvl w:val="0"/>
-          <w:numId w:val="27"/>
+          <w:numId w:val="2"/>
         </w:numPr>
         <w:suppressLineNumbers w:val="0"/>
         <w:ind w:left="0" w:leftChars="0" w:firstLine="0" w:firstLineChars="0"/>
@@ -8390,7 +6125,7 @@
         <w:widowControl/>
         <w:numPr>
           <w:ilvl w:val="0"/>
-          <w:numId w:val="30"/>
+          <w:numId w:val="5"/>
         </w:numPr>
         <w:suppressLineNumbers w:val="0"/>
         <w:ind w:left="420" w:leftChars="0" w:hanging="420" w:firstLineChars="0"/>
@@ -8407,7 +6142,7 @@
         <w:widowControl/>
         <w:numPr>
           <w:ilvl w:val="0"/>
-          <w:numId w:val="30"/>
+          <w:numId w:val="5"/>
         </w:numPr>
         <w:suppressLineNumbers w:val="0"/>
         <w:ind w:left="420" w:leftChars="0" w:hanging="420" w:firstLineChars="0"/>
@@ -8424,7 +6159,7 @@
         <w:widowControl/>
         <w:numPr>
           <w:ilvl w:val="0"/>
-          <w:numId w:val="30"/>
+          <w:numId w:val="5"/>
         </w:numPr>
         <w:suppressLineNumbers w:val="0"/>
         <w:ind w:left="420" w:leftChars="0" w:hanging="420" w:firstLineChars="0"/>
@@ -8441,7 +6176,7 @@
         <w:widowControl/>
         <w:numPr>
           <w:ilvl w:val="0"/>
-          <w:numId w:val="30"/>
+          <w:numId w:val="5"/>
         </w:numPr>
         <w:suppressLineNumbers w:val="0"/>
         <w:ind w:left="420" w:leftChars="0" w:hanging="420" w:firstLineChars="0"/>
@@ -8458,7 +6193,7 @@
         <w:widowControl/>
         <w:numPr>
           <w:ilvl w:val="0"/>
-          <w:numId w:val="30"/>
+          <w:numId w:val="5"/>
         </w:numPr>
         <w:suppressLineNumbers w:val="0"/>
         <w:ind w:left="420" w:leftChars="0" w:hanging="420" w:firstLineChars="0"/>
@@ -8479,7 +6214,7 @@
         <w:widowControl/>
         <w:numPr>
           <w:ilvl w:val="0"/>
-          <w:numId w:val="30"/>
+          <w:numId w:val="5"/>
         </w:numPr>
         <w:suppressLineNumbers w:val="0"/>
         <w:ind w:left="420" w:leftChars="0" w:hanging="420" w:firstLineChars="0"/>
@@ -8527,7 +6262,7 @@
         <w:widowControl/>
         <w:numPr>
           <w:ilvl w:val="0"/>
-          <w:numId w:val="30"/>
+          <w:numId w:val="5"/>
         </w:numPr>
         <w:suppressLineNumbers w:val="0"/>
         <w:ind w:left="420" w:leftChars="0" w:hanging="420" w:firstLineChars="0"/>
@@ -8544,7 +6279,7 @@
         <w:widowControl/>
         <w:numPr>
           <w:ilvl w:val="0"/>
-          <w:numId w:val="30"/>
+          <w:numId w:val="5"/>
         </w:numPr>
         <w:suppressLineNumbers w:val="0"/>
         <w:ind w:left="420" w:leftChars="0" w:hanging="420" w:firstLineChars="0"/>
@@ -8561,7 +6296,7 @@
         <w:widowControl/>
         <w:numPr>
           <w:ilvl w:val="0"/>
-          <w:numId w:val="30"/>
+          <w:numId w:val="5"/>
         </w:numPr>
         <w:suppressLineNumbers w:val="0"/>
         <w:ind w:left="420" w:leftChars="0" w:hanging="420" w:firstLineChars="0"/>
@@ -8578,7 +6313,7 @@
         <w:widowControl/>
         <w:numPr>
           <w:ilvl w:val="0"/>
-          <w:numId w:val="30"/>
+          <w:numId w:val="5"/>
         </w:numPr>
         <w:suppressLineNumbers w:val="0"/>
         <w:ind w:left="420" w:leftChars="0" w:hanging="420" w:firstLineChars="0"/>
@@ -8595,7 +6330,7 @@
         <w:widowControl/>
         <w:numPr>
           <w:ilvl w:val="0"/>
-          <w:numId w:val="30"/>
+          <w:numId w:val="5"/>
         </w:numPr>
         <w:suppressLineNumbers w:val="0"/>
         <w:ind w:left="420" w:leftChars="0" w:hanging="420" w:firstLineChars="0"/>
@@ -8665,7 +6400,7 @@
         <w:widowControl/>
         <w:numPr>
           <w:ilvl w:val="0"/>
-          <w:numId w:val="31"/>
+          <w:numId w:val="6"/>
         </w:numPr>
         <w:suppressLineNumbers w:val="0"/>
         <w:ind w:left="420" w:leftChars="0" w:hanging="420" w:firstLineChars="0"/>
@@ -8682,7 +6417,7 @@
         <w:widowControl/>
         <w:numPr>
           <w:ilvl w:val="0"/>
-          <w:numId w:val="31"/>
+          <w:numId w:val="6"/>
         </w:numPr>
         <w:suppressLineNumbers w:val="0"/>
         <w:ind w:left="420" w:leftChars="0" w:hanging="420" w:firstLineChars="0"/>
@@ -8699,7 +6434,7 @@
         <w:widowControl/>
         <w:numPr>
           <w:ilvl w:val="0"/>
-          <w:numId w:val="31"/>
+          <w:numId w:val="6"/>
         </w:numPr>
         <w:suppressLineNumbers w:val="0"/>
         <w:ind w:left="420" w:leftChars="0" w:hanging="420" w:firstLineChars="0"/>
@@ -8716,7 +6451,7 @@
         <w:widowControl/>
         <w:numPr>
           <w:ilvl w:val="0"/>
-          <w:numId w:val="31"/>
+          <w:numId w:val="6"/>
         </w:numPr>
         <w:suppressLineNumbers w:val="0"/>
         <w:ind w:left="420" w:leftChars="0" w:hanging="420" w:firstLineChars="0"/>
@@ -8733,7 +6468,7 @@
         <w:widowControl/>
         <w:numPr>
           <w:ilvl w:val="0"/>
-          <w:numId w:val="31"/>
+          <w:numId w:val="6"/>
         </w:numPr>
         <w:suppressLineNumbers w:val="0"/>
         <w:ind w:left="420" w:leftChars="0" w:hanging="420" w:firstLineChars="0"/>
@@ -8750,7 +6485,7 @@
         <w:widowControl/>
         <w:numPr>
           <w:ilvl w:val="0"/>
-          <w:numId w:val="31"/>
+          <w:numId w:val="6"/>
         </w:numPr>
         <w:suppressLineNumbers w:val="0"/>
         <w:ind w:left="420" w:leftChars="0" w:hanging="420" w:firstLineChars="0"/>
@@ -8767,7 +6502,7 @@
         <w:widowControl/>
         <w:numPr>
           <w:ilvl w:val="0"/>
-          <w:numId w:val="31"/>
+          <w:numId w:val="6"/>
         </w:numPr>
         <w:suppressLineNumbers w:val="0"/>
         <w:ind w:left="420" w:leftChars="0" w:hanging="420" w:firstLineChars="0"/>
@@ -8799,7 +6534,7 @@
         <w:widowControl/>
         <w:numPr>
           <w:ilvl w:val="0"/>
-          <w:numId w:val="31"/>
+          <w:numId w:val="6"/>
         </w:numPr>
         <w:suppressLineNumbers w:val="0"/>
         <w:ind w:left="420" w:leftChars="0" w:hanging="420" w:firstLineChars="0"/>
@@ -8816,7 +6551,7 @@
         <w:widowControl/>
         <w:numPr>
           <w:ilvl w:val="0"/>
-          <w:numId w:val="31"/>
+          <w:numId w:val="6"/>
         </w:numPr>
         <w:suppressLineNumbers w:val="0"/>
         <w:ind w:left="420" w:leftChars="0" w:hanging="420" w:firstLineChars="0"/>
@@ -8833,7 +6568,7 @@
         <w:widowControl/>
         <w:numPr>
           <w:ilvl w:val="0"/>
-          <w:numId w:val="31"/>
+          <w:numId w:val="6"/>
         </w:numPr>
         <w:suppressLineNumbers w:val="0"/>
         <w:ind w:left="420" w:leftChars="0" w:hanging="420" w:firstLineChars="0"/>
@@ -8861,7 +6596,7 @@
         <w:widowControl/>
         <w:numPr>
           <w:ilvl w:val="0"/>
-          <w:numId w:val="31"/>
+          <w:numId w:val="6"/>
         </w:numPr>
         <w:suppressLineNumbers w:val="0"/>
         <w:ind w:left="420" w:leftChars="0" w:hanging="420" w:firstLineChars="0"/>
@@ -8878,7 +6613,7 @@
         <w:widowControl/>
         <w:numPr>
           <w:ilvl w:val="0"/>
-          <w:numId w:val="31"/>
+          <w:numId w:val="6"/>
         </w:numPr>
         <w:suppressLineNumbers w:val="0"/>
         <w:ind w:left="420" w:leftChars="0" w:hanging="420" w:firstLineChars="0"/>
@@ -8921,7 +6656,7 @@
         <w:widowControl/>
         <w:numPr>
           <w:ilvl w:val="0"/>
-          <w:numId w:val="31"/>
+          <w:numId w:val="6"/>
         </w:numPr>
         <w:suppressLineNumbers w:val="0"/>
         <w:ind w:left="420" w:leftChars="0" w:hanging="420" w:firstLineChars="0"/>
@@ -8938,7 +6673,7 @@
         <w:widowControl/>
         <w:numPr>
           <w:ilvl w:val="0"/>
-          <w:numId w:val="31"/>
+          <w:numId w:val="6"/>
         </w:numPr>
         <w:suppressLineNumbers w:val="0"/>
         <w:ind w:left="420" w:leftChars="0" w:hanging="420" w:firstLineChars="0"/>
@@ -8966,7 +6701,7 @@
         <w:widowControl/>
         <w:numPr>
           <w:ilvl w:val="0"/>
-          <w:numId w:val="31"/>
+          <w:numId w:val="6"/>
         </w:numPr>
         <w:suppressLineNumbers w:val="0"/>
         <w:ind w:left="420" w:leftChars="0" w:hanging="420" w:firstLineChars="0"/>
@@ -8983,7 +6718,7 @@
         <w:widowControl/>
         <w:numPr>
           <w:ilvl w:val="0"/>
-          <w:numId w:val="31"/>
+          <w:numId w:val="6"/>
         </w:numPr>
         <w:suppressLineNumbers w:val="0"/>
         <w:ind w:left="420" w:leftChars="0" w:hanging="420" w:firstLineChars="0"/>
@@ -9018,7 +6753,7 @@
         <w:widowControl/>
         <w:numPr>
           <w:ilvl w:val="0"/>
-          <w:numId w:val="31"/>
+          <w:numId w:val="6"/>
         </w:numPr>
         <w:suppressLineNumbers w:val="0"/>
         <w:ind w:left="420" w:leftChars="0" w:hanging="420" w:firstLineChars="0"/>
@@ -9035,7 +6770,7 @@
         <w:widowControl/>
         <w:numPr>
           <w:ilvl w:val="0"/>
-          <w:numId w:val="31"/>
+          <w:numId w:val="6"/>
         </w:numPr>
         <w:suppressLineNumbers w:val="0"/>
         <w:ind w:left="420" w:leftChars="0" w:hanging="420" w:firstLineChars="0"/>
@@ -9052,7 +6787,7 @@
         <w:widowControl/>
         <w:numPr>
           <w:ilvl w:val="0"/>
-          <w:numId w:val="31"/>
+          <w:numId w:val="6"/>
         </w:numPr>
         <w:suppressLineNumbers w:val="0"/>
         <w:ind w:left="420" w:leftChars="0" w:hanging="420" w:firstLineChars="0"/>
@@ -9069,7 +6804,7 @@
         <w:widowControl/>
         <w:numPr>
           <w:ilvl w:val="0"/>
-          <w:numId w:val="31"/>
+          <w:numId w:val="6"/>
         </w:numPr>
         <w:suppressLineNumbers w:val="0"/>
         <w:ind w:left="420" w:leftChars="0" w:hanging="420" w:firstLineChars="0"/>
@@ -9112,7 +6847,7 @@
         <w:widowControl/>
         <w:numPr>
           <w:ilvl w:val="0"/>
-          <w:numId w:val="31"/>
+          <w:numId w:val="6"/>
         </w:numPr>
         <w:suppressLineNumbers w:val="0"/>
         <w:ind w:left="420" w:leftChars="0" w:hanging="420" w:firstLineChars="0"/>
@@ -9129,7 +6864,7 @@
         <w:widowControl/>
         <w:numPr>
           <w:ilvl w:val="0"/>
-          <w:numId w:val="31"/>
+          <w:numId w:val="6"/>
         </w:numPr>
         <w:suppressLineNumbers w:val="0"/>
         <w:ind w:left="420" w:leftChars="0" w:hanging="420" w:firstLineChars="0"/>
@@ -9146,7 +6881,7 @@
         <w:widowControl/>
         <w:numPr>
           <w:ilvl w:val="0"/>
-          <w:numId w:val="31"/>
+          <w:numId w:val="6"/>
         </w:numPr>
         <w:suppressLineNumbers w:val="0"/>
         <w:ind w:left="420" w:leftChars="0" w:hanging="420" w:firstLineChars="0"/>
@@ -9163,7 +6898,7 @@
         <w:widowControl/>
         <w:numPr>
           <w:ilvl w:val="0"/>
-          <w:numId w:val="31"/>
+          <w:numId w:val="6"/>
         </w:numPr>
         <w:suppressLineNumbers w:val="0"/>
         <w:ind w:left="420" w:leftChars="0" w:hanging="420" w:firstLineChars="0"/>
@@ -9251,7 +6986,7 @@
         <w:widowControl/>
         <w:numPr>
           <w:ilvl w:val="0"/>
-          <w:numId w:val="27"/>
+          <w:numId w:val="2"/>
         </w:numPr>
         <w:suppressLineNumbers w:val="0"/>
         <w:ind w:left="0" w:leftChars="0" w:firstLine="0" w:firstLineChars="0"/>
@@ -9304,7 +7039,7 @@
         <w:widowControl/>
         <w:numPr>
           <w:ilvl w:val="0"/>
-          <w:numId w:val="31"/>
+          <w:numId w:val="6"/>
         </w:numPr>
         <w:suppressLineNumbers w:val="0"/>
         <w:ind w:left="420" w:leftChars="0" w:hanging="420" w:firstLineChars="0"/>
@@ -9321,7 +7056,7 @@
         <w:widowControl/>
         <w:numPr>
           <w:ilvl w:val="0"/>
-          <w:numId w:val="31"/>
+          <w:numId w:val="6"/>
         </w:numPr>
         <w:suppressLineNumbers w:val="0"/>
         <w:ind w:left="420" w:leftChars="0" w:hanging="420" w:firstLineChars="0"/>
@@ -9338,7 +7073,7 @@
         <w:widowControl/>
         <w:numPr>
           <w:ilvl w:val="0"/>
-          <w:numId w:val="31"/>
+          <w:numId w:val="6"/>
         </w:numPr>
         <w:suppressLineNumbers w:val="0"/>
         <w:ind w:left="420" w:leftChars="0" w:hanging="420" w:firstLineChars="0"/>
@@ -9355,7 +7090,7 @@
         <w:widowControl/>
         <w:numPr>
           <w:ilvl w:val="0"/>
-          <w:numId w:val="31"/>
+          <w:numId w:val="6"/>
         </w:numPr>
         <w:suppressLineNumbers w:val="0"/>
         <w:ind w:left="420" w:leftChars="0" w:hanging="420" w:firstLineChars="0"/>
@@ -9372,7 +7107,7 @@
         <w:widowControl/>
         <w:numPr>
           <w:ilvl w:val="0"/>
-          <w:numId w:val="31"/>
+          <w:numId w:val="6"/>
         </w:numPr>
         <w:suppressLineNumbers w:val="0"/>
         <w:ind w:left="420" w:leftChars="0" w:hanging="420" w:firstLineChars="0"/>
@@ -9389,7 +7124,7 @@
         <w:widowControl/>
         <w:numPr>
           <w:ilvl w:val="0"/>
-          <w:numId w:val="31"/>
+          <w:numId w:val="6"/>
         </w:numPr>
         <w:suppressLineNumbers w:val="0"/>
         <w:ind w:left="420" w:leftChars="0" w:hanging="420" w:firstLineChars="0"/>
@@ -9406,7 +7141,7 @@
         <w:widowControl/>
         <w:numPr>
           <w:ilvl w:val="0"/>
-          <w:numId w:val="31"/>
+          <w:numId w:val="6"/>
         </w:numPr>
         <w:suppressLineNumbers w:val="0"/>
         <w:ind w:left="420" w:leftChars="0" w:hanging="420" w:firstLineChars="0"/>
@@ -9440,7 +7175,7 @@
         <w:widowControl/>
         <w:numPr>
           <w:ilvl w:val="0"/>
-          <w:numId w:val="32"/>
+          <w:numId w:val="7"/>
         </w:numPr>
         <w:suppressLineNumbers w:val="0"/>
         <w:ind w:left="425" w:leftChars="0" w:hanging="425" w:firstLineChars="0"/>
@@ -9457,7 +7192,7 @@
         <w:widowControl/>
         <w:numPr>
           <w:ilvl w:val="0"/>
-          <w:numId w:val="32"/>
+          <w:numId w:val="7"/>
         </w:numPr>
         <w:suppressLineNumbers w:val="0"/>
         <w:ind w:left="425" w:leftChars="0" w:hanging="425" w:firstLineChars="0"/>
@@ -9474,7 +7209,7 @@
         <w:widowControl/>
         <w:numPr>
           <w:ilvl w:val="0"/>
-          <w:numId w:val="32"/>
+          <w:numId w:val="7"/>
         </w:numPr>
         <w:suppressLineNumbers w:val="0"/>
         <w:ind w:left="425" w:leftChars="0" w:hanging="425" w:firstLineChars="0"/>
@@ -9491,7 +7226,7 @@
         <w:widowControl/>
         <w:numPr>
           <w:ilvl w:val="0"/>
-          <w:numId w:val="32"/>
+          <w:numId w:val="7"/>
         </w:numPr>
         <w:suppressLineNumbers w:val="0"/>
         <w:ind w:left="425" w:leftChars="0" w:hanging="425" w:firstLineChars="0"/>
@@ -9504,7 +7239,7 @@
       <w:pPr>
         <w:numPr>
           <w:ilvl w:val="0"/>
-          <w:numId w:val="27"/>
+          <w:numId w:val="2"/>
         </w:numPr>
         <w:spacing w:line="360" w:lineRule="auto"/>
         <w:ind w:left="0" w:leftChars="0" w:firstLine="0" w:firstLineChars="0"/>
@@ -9533,7 +7268,7 @@
       <w:pPr>
         <w:numPr>
           <w:ilvl w:val="0"/>
-          <w:numId w:val="33"/>
+          <w:numId w:val="8"/>
         </w:numPr>
         <w:spacing w:line="360" w:lineRule="auto"/>
         <w:ind w:leftChars="0"/>
@@ -9605,7 +7340,7 @@
         <w:widowControl/>
         <w:numPr>
           <w:ilvl w:val="0"/>
-          <w:numId w:val="34"/>
+          <w:numId w:val="9"/>
         </w:numPr>
         <w:suppressLineNumbers w:val="0"/>
         <w:ind w:left="420" w:leftChars="0" w:hanging="420" w:firstLineChars="0"/>
@@ -9632,7 +7367,7 @@
         <w:widowControl/>
         <w:numPr>
           <w:ilvl w:val="0"/>
-          <w:numId w:val="34"/>
+          <w:numId w:val="9"/>
         </w:numPr>
         <w:suppressLineNumbers w:val="0"/>
         <w:ind w:left="420" w:leftChars="0" w:hanging="420" w:firstLineChars="0"/>
@@ -9700,7 +7435,7 @@
         <w:widowControl/>
         <w:numPr>
           <w:ilvl w:val="0"/>
-          <w:numId w:val="34"/>
+          <w:numId w:val="9"/>
         </w:numPr>
         <w:suppressLineNumbers w:val="0"/>
         <w:ind w:left="420" w:leftChars="0" w:hanging="420" w:firstLineChars="0"/>
@@ -9727,7 +7462,7 @@
         <w:widowControl/>
         <w:numPr>
           <w:ilvl w:val="0"/>
-          <w:numId w:val="34"/>
+          <w:numId w:val="9"/>
         </w:numPr>
         <w:suppressLineNumbers w:val="0"/>
         <w:ind w:left="420" w:leftChars="0" w:hanging="420" w:firstLineChars="0"/>
@@ -9754,7 +7489,7 @@
         <w:widowControl/>
         <w:numPr>
           <w:ilvl w:val="0"/>
-          <w:numId w:val="34"/>
+          <w:numId w:val="9"/>
         </w:numPr>
         <w:suppressLineNumbers w:val="0"/>
         <w:ind w:left="420" w:leftChars="0" w:hanging="420" w:firstLineChars="0"/>
@@ -9781,7 +7516,7 @@
         <w:widowControl/>
         <w:numPr>
           <w:ilvl w:val="0"/>
-          <w:numId w:val="34"/>
+          <w:numId w:val="9"/>
         </w:numPr>
         <w:suppressLineNumbers w:val="0"/>
         <w:ind w:left="420" w:leftChars="0" w:hanging="420" w:firstLineChars="0"/>
@@ -9830,7 +7565,7 @@
         <w:widowControl/>
         <w:numPr>
           <w:ilvl w:val="0"/>
-          <w:numId w:val="34"/>
+          <w:numId w:val="9"/>
         </w:numPr>
         <w:suppressLineNumbers w:val="0"/>
         <w:ind w:left="420" w:leftChars="0" w:hanging="420" w:firstLineChars="0"/>
@@ -9857,7 +7592,7 @@
         <w:widowControl/>
         <w:numPr>
           <w:ilvl w:val="0"/>
-          <w:numId w:val="34"/>
+          <w:numId w:val="9"/>
         </w:numPr>
         <w:suppressLineNumbers w:val="0"/>
         <w:ind w:left="420" w:leftChars="0" w:hanging="420" w:firstLineChars="0"/>
@@ -9904,7 +7639,7 @@
         <w:widowControl/>
         <w:numPr>
           <w:ilvl w:val="0"/>
-          <w:numId w:val="33"/>
+          <w:numId w:val="8"/>
         </w:numPr>
         <w:suppressLineNumbers w:val="0"/>
         <w:ind w:left="0" w:leftChars="0" w:right="0" w:rightChars="0" w:firstLine="0" w:firstLineChars="0"/>
@@ -9997,7 +7732,7 @@
         <w:widowControl/>
         <w:numPr>
           <w:ilvl w:val="0"/>
-          <w:numId w:val="35"/>
+          <w:numId w:val="10"/>
         </w:numPr>
         <w:suppressLineNumbers w:val="0"/>
         <w:ind w:left="420" w:leftChars="0" w:hanging="420" w:firstLineChars="0"/>
@@ -10024,7 +7759,7 @@
         <w:widowControl/>
         <w:numPr>
           <w:ilvl w:val="0"/>
-          <w:numId w:val="35"/>
+          <w:numId w:val="10"/>
         </w:numPr>
         <w:suppressLineNumbers w:val="0"/>
         <w:ind w:left="420" w:leftChars="0" w:hanging="420" w:firstLineChars="0"/>
@@ -10051,7 +7786,7 @@
         <w:widowControl/>
         <w:numPr>
           <w:ilvl w:val="0"/>
-          <w:numId w:val="35"/>
+          <w:numId w:val="10"/>
         </w:numPr>
         <w:suppressLineNumbers w:val="0"/>
         <w:ind w:left="420" w:leftChars="0" w:hanging="420" w:firstLineChars="0"/>
@@ -10110,7 +7845,7 @@
         <w:widowControl/>
         <w:numPr>
           <w:ilvl w:val="0"/>
-          <w:numId w:val="35"/>
+          <w:numId w:val="10"/>
         </w:numPr>
         <w:suppressLineNumbers w:val="0"/>
         <w:ind w:left="420" w:leftChars="0" w:hanging="420" w:firstLineChars="0"/>
@@ -10137,7 +7872,7 @@
         <w:widowControl/>
         <w:numPr>
           <w:ilvl w:val="0"/>
-          <w:numId w:val="35"/>
+          <w:numId w:val="10"/>
         </w:numPr>
         <w:suppressLineNumbers w:val="0"/>
         <w:ind w:left="420" w:leftChars="0" w:hanging="420" w:firstLineChars="0"/>
@@ -10164,7 +7899,7 @@
         <w:widowControl/>
         <w:numPr>
           <w:ilvl w:val="0"/>
-          <w:numId w:val="35"/>
+          <w:numId w:val="10"/>
         </w:numPr>
         <w:suppressLineNumbers w:val="0"/>
         <w:ind w:left="420" w:leftChars="0" w:hanging="420" w:firstLineChars="0"/>
@@ -10191,7 +7926,7 @@
         <w:widowControl/>
         <w:numPr>
           <w:ilvl w:val="0"/>
-          <w:numId w:val="35"/>
+          <w:numId w:val="10"/>
         </w:numPr>
         <w:suppressLineNumbers w:val="0"/>
         <w:ind w:left="420" w:leftChars="0" w:hanging="420" w:firstLineChars="0"/>
@@ -10240,7 +7975,7 @@
         <w:widowControl/>
         <w:numPr>
           <w:ilvl w:val="0"/>
-          <w:numId w:val="35"/>
+          <w:numId w:val="10"/>
         </w:numPr>
         <w:suppressLineNumbers w:val="0"/>
         <w:ind w:left="420" w:leftChars="0" w:hanging="420" w:firstLineChars="0"/>
@@ -10267,7 +8002,7 @@
         <w:widowControl/>
         <w:numPr>
           <w:ilvl w:val="0"/>
-          <w:numId w:val="35"/>
+          <w:numId w:val="10"/>
         </w:numPr>
         <w:suppressLineNumbers w:val="0"/>
         <w:ind w:left="420" w:leftChars="0" w:hanging="420" w:firstLineChars="0"/>
@@ -10294,7 +8029,7 @@
         <w:widowControl/>
         <w:numPr>
           <w:ilvl w:val="0"/>
-          <w:numId w:val="35"/>
+          <w:numId w:val="10"/>
         </w:numPr>
         <w:suppressLineNumbers w:val="0"/>
         <w:ind w:left="420" w:leftChars="0" w:hanging="420" w:firstLineChars="0"/>
@@ -10321,7 +8056,7 @@
         <w:widowControl/>
         <w:numPr>
           <w:ilvl w:val="0"/>
-          <w:numId w:val="35"/>
+          <w:numId w:val="10"/>
         </w:numPr>
         <w:suppressLineNumbers w:val="0"/>
         <w:ind w:left="420" w:leftChars="0" w:hanging="420" w:firstLineChars="0"/>
@@ -10349,7 +8084,7 @@
         <w:widowControl/>
         <w:numPr>
           <w:ilvl w:val="0"/>
-          <w:numId w:val="27"/>
+          <w:numId w:val="2"/>
         </w:numPr>
         <w:suppressLineNumbers w:val="0"/>
         <w:ind w:left="0" w:leftChars="0" w:right="0" w:rightChars="0" w:firstLine="0" w:firstLineChars="0"/>
@@ -10447,7 +8182,7 @@
         <w:widowControl/>
         <w:numPr>
           <w:ilvl w:val="0"/>
-          <w:numId w:val="36"/>
+          <w:numId w:val="11"/>
         </w:numPr>
         <w:suppressLineNumbers w:val="0"/>
         <w:ind w:left="420" w:leftChars="0" w:hanging="420" w:firstLineChars="0"/>
@@ -10474,7 +8209,7 @@
         <w:widowControl/>
         <w:numPr>
           <w:ilvl w:val="0"/>
-          <w:numId w:val="36"/>
+          <w:numId w:val="11"/>
         </w:numPr>
         <w:suppressLineNumbers w:val="0"/>
         <w:ind w:left="420" w:leftChars="0" w:hanging="420" w:firstLineChars="0"/>
@@ -10599,7 +8334,7 @@
         <w:widowControl/>
         <w:numPr>
           <w:ilvl w:val="0"/>
-          <w:numId w:val="27"/>
+          <w:numId w:val="2"/>
         </w:numPr>
         <w:suppressLineNumbers w:val="0"/>
         <w:ind w:left="0" w:leftChars="0" w:firstLine="0" w:firstLineChars="0"/>
@@ -10653,7 +8388,7 @@
         <w:widowControl/>
         <w:numPr>
           <w:ilvl w:val="0"/>
-          <w:numId w:val="37"/>
+          <w:numId w:val="12"/>
         </w:numPr>
         <w:suppressLineNumbers w:val="0"/>
         <w:ind w:left="420" w:leftChars="0" w:hanging="420" w:firstLineChars="0"/>
@@ -10702,7 +8437,7 @@
         <w:widowControl/>
         <w:numPr>
           <w:ilvl w:val="0"/>
-          <w:numId w:val="38"/>
+          <w:numId w:val="13"/>
         </w:numPr>
         <w:suppressLineNumbers w:val="0"/>
         <w:ind w:left="420" w:leftChars="0" w:hanging="420" w:firstLineChars="0"/>
@@ -10729,7 +8464,7 @@
         <w:widowControl/>
         <w:numPr>
           <w:ilvl w:val="0"/>
-          <w:numId w:val="38"/>
+          <w:numId w:val="13"/>
         </w:numPr>
         <w:suppressLineNumbers w:val="0"/>
         <w:ind w:left="420" w:leftChars="0" w:hanging="420" w:firstLineChars="0"/>
@@ -10756,7 +8491,7 @@
         <w:widowControl/>
         <w:numPr>
           <w:ilvl w:val="0"/>
-          <w:numId w:val="38"/>
+          <w:numId w:val="13"/>
         </w:numPr>
         <w:suppressLineNumbers w:val="0"/>
         <w:ind w:left="420" w:leftChars="0" w:hanging="420" w:firstLineChars="0"/>
@@ -10783,7 +8518,7 @@
         <w:widowControl/>
         <w:numPr>
           <w:ilvl w:val="0"/>
-          <w:numId w:val="38"/>
+          <w:numId w:val="13"/>
         </w:numPr>
         <w:suppressLineNumbers w:val="0"/>
         <w:ind w:left="420" w:leftChars="0" w:hanging="420" w:firstLineChars="0"/>
@@ -10832,7 +8567,7 @@
         <w:widowControl/>
         <w:numPr>
           <w:ilvl w:val="0"/>
-          <w:numId w:val="39"/>
+          <w:numId w:val="14"/>
         </w:numPr>
         <w:suppressLineNumbers w:val="0"/>
         <w:ind w:left="420" w:leftChars="0" w:hanging="420" w:firstLineChars="0"/>
@@ -10859,7 +8594,7 @@
         <w:widowControl/>
         <w:numPr>
           <w:ilvl w:val="0"/>
-          <w:numId w:val="39"/>
+          <w:numId w:val="14"/>
         </w:numPr>
         <w:suppressLineNumbers w:val="0"/>
         <w:ind w:left="420" w:leftChars="0" w:hanging="420" w:firstLineChars="0"/>
@@ -10886,7 +8621,7 @@
         <w:widowControl/>
         <w:numPr>
           <w:ilvl w:val="0"/>
-          <w:numId w:val="39"/>
+          <w:numId w:val="14"/>
         </w:numPr>
         <w:suppressLineNumbers w:val="0"/>
         <w:ind w:left="420" w:leftChars="0" w:hanging="420" w:firstLineChars="0"/>
@@ -10935,7 +8670,7 @@
         <w:widowControl/>
         <w:numPr>
           <w:ilvl w:val="0"/>
-          <w:numId w:val="40"/>
+          <w:numId w:val="15"/>
         </w:numPr>
         <w:suppressLineNumbers w:val="0"/>
         <w:ind w:left="420" w:leftChars="0" w:hanging="420" w:firstLineChars="0"/>
@@ -10962,7 +8697,7 @@
         <w:widowControl/>
         <w:numPr>
           <w:ilvl w:val="0"/>
-          <w:numId w:val="40"/>
+          <w:numId w:val="15"/>
         </w:numPr>
         <w:suppressLineNumbers w:val="0"/>
         <w:ind w:left="420" w:leftChars="0" w:hanging="420" w:firstLineChars="0"/>
@@ -10989,7 +8724,7 @@
         <w:widowControl/>
         <w:numPr>
           <w:ilvl w:val="0"/>
-          <w:numId w:val="40"/>
+          <w:numId w:val="15"/>
         </w:numPr>
         <w:suppressLineNumbers w:val="0"/>
         <w:ind w:left="420" w:leftChars="0" w:hanging="420" w:firstLineChars="0"/>
@@ -11038,7 +8773,7 @@
         <w:widowControl/>
         <w:numPr>
           <w:ilvl w:val="0"/>
-          <w:numId w:val="41"/>
+          <w:numId w:val="16"/>
         </w:numPr>
         <w:suppressLineNumbers w:val="0"/>
         <w:ind w:left="420" w:leftChars="0" w:hanging="420" w:firstLineChars="0"/>
@@ -11065,7 +8800,7 @@
         <w:widowControl/>
         <w:numPr>
           <w:ilvl w:val="0"/>
-          <w:numId w:val="41"/>
+          <w:numId w:val="16"/>
         </w:numPr>
         <w:suppressLineNumbers w:val="0"/>
         <w:ind w:left="420" w:leftChars="0" w:hanging="420" w:firstLineChars="0"/>
@@ -11092,7 +8827,7 @@
         <w:widowControl/>
         <w:numPr>
           <w:ilvl w:val="0"/>
-          <w:numId w:val="41"/>
+          <w:numId w:val="16"/>
         </w:numPr>
         <w:suppressLineNumbers w:val="0"/>
         <w:ind w:left="420" w:leftChars="0" w:hanging="420" w:firstLineChars="0"/>
@@ -11119,7 +8854,7 @@
         <w:widowControl/>
         <w:numPr>
           <w:ilvl w:val="0"/>
-          <w:numId w:val="41"/>
+          <w:numId w:val="16"/>
         </w:numPr>
         <w:suppressLineNumbers w:val="0"/>
         <w:ind w:left="420" w:leftChars="0" w:hanging="420" w:firstLineChars="0"/>
@@ -11146,7 +8881,7 @@
         <w:widowControl/>
         <w:numPr>
           <w:ilvl w:val="0"/>
-          <w:numId w:val="41"/>
+          <w:numId w:val="16"/>
         </w:numPr>
         <w:suppressLineNumbers w:val="0"/>
         <w:ind w:left="420" w:leftChars="0" w:hanging="420" w:firstLineChars="0"/>
@@ -11482,155 +9217,6 @@
 <file path=word/numbering.xml><?xml version="1.0" encoding="utf-8"?>
 <w:numbering xmlns:wpc="http://schemas.microsoft.com/office/word/2010/wordprocessingCanvas" xmlns:mc="http://schemas.openxmlformats.org/markup-compatibility/2006" xmlns:o="urn:schemas-microsoft-com:office:office" xmlns:r="http://schemas.openxmlformats.org/officeDocument/2006/relationships" xmlns:m="http://schemas.openxmlformats.org/officeDocument/2006/math" xmlns:v="urn:schemas-microsoft-com:vml" xmlns:wp14="http://schemas.microsoft.com/office/word/2010/wordprocessingDrawing" xmlns:wp="http://schemas.openxmlformats.org/drawingml/2006/wordprocessingDrawing" xmlns:w10="urn:schemas-microsoft-com:office:word" xmlns:w="http://schemas.openxmlformats.org/wordprocessingml/2006/main" xmlns:w14="http://schemas.microsoft.com/office/word/2010/wordml" xmlns:wpg="http://schemas.microsoft.com/office/word/2010/wordprocessingGroup" xmlns:wpi="http://schemas.microsoft.com/office/word/2010/wordprocessingInk" xmlns:wne="http://schemas.microsoft.com/office/word/2006/wordml" xmlns:wps="http://schemas.microsoft.com/office/word/2010/wordprocessingShape" xmlns:wpsCustomData="http://www.wps.cn/officeDocument/2013/wpsCustomData" mc:Ignorable="w14 wp14">
   <w:abstractNum w:abstractNumId="0">
-    <w:nsid w:val="85CF748A"/>
-    <w:multiLevelType w:val="multilevel"/>
-    <w:tmpl w:val="85CF748A"/>
-    <w:lvl w:ilvl="0" w:tentative="0">
-      <w:start w:val="1"/>
-      <w:numFmt w:val="bullet"/>
-      <w:lvlText w:val=""/>
-      <w:lvlJc w:val="left"/>
-      <w:pPr>
-        <w:tabs>
-          <w:tab w:val="left" w:pos="720"/>
-        </w:tabs>
-        <w:ind w:left="720" w:hanging="360"/>
-      </w:pPr>
-      <w:rPr>
-        <w:rFonts w:hint="default" w:ascii="Symbol" w:hAnsi="Symbol" w:cs="Symbol"/>
-        <w:sz w:val="20"/>
-      </w:rPr>
-    </w:lvl>
-    <w:lvl w:ilvl="1" w:tentative="0">
-      <w:start w:val="1"/>
-      <w:numFmt w:val="bullet"/>
-      <w:lvlText w:val="o"/>
-      <w:lvlJc w:val="left"/>
-      <w:pPr>
-        <w:tabs>
-          <w:tab w:val="left" w:pos="1440"/>
-        </w:tabs>
-        <w:ind w:left="1440" w:hanging="360"/>
-      </w:pPr>
-      <w:rPr>
-        <w:rFonts w:hint="default" w:ascii="Courier New" w:hAnsi="Courier New" w:cs="Courier New"/>
-        <w:sz w:val="20"/>
-      </w:rPr>
-    </w:lvl>
-    <w:lvl w:ilvl="2" w:tentative="0">
-      <w:start w:val="1"/>
-      <w:numFmt w:val="bullet"/>
-      <w:lvlText w:val=""/>
-      <w:lvlJc w:val="left"/>
-      <w:pPr>
-        <w:tabs>
-          <w:tab w:val="left" w:pos="2160"/>
-        </w:tabs>
-        <w:ind w:left="2160" w:hanging="360"/>
-      </w:pPr>
-      <w:rPr>
-        <w:rFonts w:hint="default" w:ascii="Wingdings" w:hAnsi="Wingdings" w:cs="Wingdings"/>
-        <w:sz w:val="20"/>
-      </w:rPr>
-    </w:lvl>
-    <w:lvl w:ilvl="3" w:tentative="0">
-      <w:start w:val="1"/>
-      <w:numFmt w:val="bullet"/>
-      <w:lvlText w:val=""/>
-      <w:lvlJc w:val="left"/>
-      <w:pPr>
-        <w:tabs>
-          <w:tab w:val="left" w:pos="2880"/>
-        </w:tabs>
-        <w:ind w:left="2880" w:hanging="360"/>
-      </w:pPr>
-      <w:rPr>
-        <w:rFonts w:hint="default" w:ascii="Wingdings" w:hAnsi="Wingdings" w:cs="Wingdings"/>
-        <w:sz w:val="20"/>
-      </w:rPr>
-    </w:lvl>
-    <w:lvl w:ilvl="4" w:tentative="0">
-      <w:start w:val="1"/>
-      <w:numFmt w:val="bullet"/>
-      <w:lvlText w:val=""/>
-      <w:lvlJc w:val="left"/>
-      <w:pPr>
-        <w:tabs>
-          <w:tab w:val="left" w:pos="3600"/>
-        </w:tabs>
-        <w:ind w:left="3600" w:hanging="360"/>
-      </w:pPr>
-      <w:rPr>
-        <w:rFonts w:hint="default" w:ascii="Wingdings" w:hAnsi="Wingdings" w:cs="Wingdings"/>
-        <w:sz w:val="20"/>
-      </w:rPr>
-    </w:lvl>
-    <w:lvl w:ilvl="5" w:tentative="0">
-      <w:start w:val="1"/>
-      <w:numFmt w:val="bullet"/>
-      <w:lvlText w:val=""/>
-      <w:lvlJc w:val="left"/>
-      <w:pPr>
-        <w:tabs>
-          <w:tab w:val="left" w:pos="4320"/>
-        </w:tabs>
-        <w:ind w:left="4320" w:hanging="360"/>
-      </w:pPr>
-      <w:rPr>
-        <w:rFonts w:hint="default" w:ascii="Wingdings" w:hAnsi="Wingdings" w:cs="Wingdings"/>
-        <w:sz w:val="20"/>
-      </w:rPr>
-    </w:lvl>
-    <w:lvl w:ilvl="6" w:tentative="0">
-      <w:start w:val="1"/>
-      <w:numFmt w:val="bullet"/>
-      <w:lvlText w:val=""/>
-      <w:lvlJc w:val="left"/>
-      <w:pPr>
-        <w:tabs>
-          <w:tab w:val="left" w:pos="5040"/>
-        </w:tabs>
-        <w:ind w:left="5040" w:hanging="360"/>
-      </w:pPr>
-      <w:rPr>
-        <w:rFonts w:hint="default" w:ascii="Wingdings" w:hAnsi="Wingdings" w:cs="Wingdings"/>
-        <w:sz w:val="20"/>
-      </w:rPr>
-    </w:lvl>
-    <w:lvl w:ilvl="7" w:tentative="0">
-      <w:start w:val="1"/>
-      <w:numFmt w:val="bullet"/>
-      <w:lvlText w:val=""/>
-      <w:lvlJc w:val="left"/>
-      <w:pPr>
-        <w:tabs>
-          <w:tab w:val="left" w:pos="5760"/>
-        </w:tabs>
-        <w:ind w:left="5760" w:hanging="360"/>
-      </w:pPr>
-      <w:rPr>
-        <w:rFonts w:hint="default" w:ascii="Wingdings" w:hAnsi="Wingdings" w:cs="Wingdings"/>
-        <w:sz w:val="20"/>
-      </w:rPr>
-    </w:lvl>
-    <w:lvl w:ilvl="8" w:tentative="0">
-      <w:start w:val="1"/>
-      <w:numFmt w:val="bullet"/>
-      <w:lvlText w:val=""/>
-      <w:lvlJc w:val="left"/>
-      <w:pPr>
-        <w:tabs>
-          <w:tab w:val="left" w:pos="6480"/>
-        </w:tabs>
-        <w:ind w:left="6480" w:hanging="360"/>
-      </w:pPr>
-      <w:rPr>
-        <w:rFonts w:hint="default" w:ascii="Wingdings" w:hAnsi="Wingdings" w:cs="Wingdings"/>
-        <w:sz w:val="20"/>
-      </w:rPr>
-    </w:lvl>
-  </w:abstractNum>
-  <w:abstractNum w:abstractNumId="1">
     <w:nsid w:val="8751975E"/>
     <w:multiLevelType w:val="singleLevel"/>
     <w:tmpl w:val="8751975E"/>
@@ -11650,7 +9236,7 @@
       </w:rPr>
     </w:lvl>
   </w:abstractNum>
-  <w:abstractNum w:abstractNumId="2">
+  <w:abstractNum w:abstractNumId="1">
     <w:nsid w:val="8AA91A9E"/>
     <w:multiLevelType w:val="singleLevel"/>
     <w:tmpl w:val="8AA91A9E"/>
@@ -11662,7 +9248,7 @@
       <w:lvlJc w:val="left"/>
     </w:lvl>
   </w:abstractNum>
-  <w:abstractNum w:abstractNumId="3">
+  <w:abstractNum w:abstractNumId="2">
     <w:nsid w:val="8CE56139"/>
     <w:multiLevelType w:val="singleLevel"/>
     <w:tmpl w:val="8CE56139"/>
@@ -11682,7 +9268,7 @@
       </w:rPr>
     </w:lvl>
   </w:abstractNum>
-  <w:abstractNum w:abstractNumId="4">
+  <w:abstractNum w:abstractNumId="3">
     <w:nsid w:val="918830E0"/>
     <w:multiLevelType w:val="singleLevel"/>
     <w:tmpl w:val="918830E0"/>
@@ -11702,7 +9288,7 @@
       </w:rPr>
     </w:lvl>
   </w:abstractNum>
-  <w:abstractNum w:abstractNumId="5">
+  <w:abstractNum w:abstractNumId="4">
     <w:nsid w:val="9FAEAF08"/>
     <w:multiLevelType w:val="singleLevel"/>
     <w:tmpl w:val="9FAEAF08"/>
@@ -11722,305 +9308,7 @@
       </w:rPr>
     </w:lvl>
   </w:abstractNum>
-  <w:abstractNum w:abstractNumId="6">
-    <w:nsid w:val="A7EA6013"/>
-    <w:multiLevelType w:val="multilevel"/>
-    <w:tmpl w:val="A7EA6013"/>
-    <w:lvl w:ilvl="0" w:tentative="0">
-      <w:start w:val="1"/>
-      <w:numFmt w:val="bullet"/>
-      <w:lvlText w:val=""/>
-      <w:lvlJc w:val="left"/>
-      <w:pPr>
-        <w:tabs>
-          <w:tab w:val="left" w:pos="720"/>
-        </w:tabs>
-        <w:ind w:left="720" w:hanging="360"/>
-      </w:pPr>
-      <w:rPr>
-        <w:rFonts w:ascii="Symbol" w:hAnsi="Symbol" w:cs="Symbol"/>
-        <w:sz w:val="20"/>
-      </w:rPr>
-    </w:lvl>
-    <w:lvl w:ilvl="1" w:tentative="0">
-      <w:start w:val="1"/>
-      <w:numFmt w:val="bullet"/>
-      <w:lvlText w:val="o"/>
-      <w:lvlJc w:val="left"/>
-      <w:pPr>
-        <w:tabs>
-          <w:tab w:val="left" w:pos="1440"/>
-        </w:tabs>
-        <w:ind w:left="1440" w:hanging="360"/>
-      </w:pPr>
-      <w:rPr>
-        <w:rFonts w:ascii="Courier New" w:hAnsi="Courier New" w:cs="Courier New"/>
-        <w:sz w:val="20"/>
-      </w:rPr>
-    </w:lvl>
-    <w:lvl w:ilvl="2" w:tentative="0">
-      <w:start w:val="1"/>
-      <w:numFmt w:val="bullet"/>
-      <w:lvlText w:val=""/>
-      <w:lvlJc w:val="left"/>
-      <w:pPr>
-        <w:tabs>
-          <w:tab w:val="left" w:pos="2160"/>
-        </w:tabs>
-        <w:ind w:left="2160" w:hanging="360"/>
-      </w:pPr>
-      <w:rPr>
-        <w:rFonts w:ascii="Wingdings" w:hAnsi="Wingdings" w:cs="Wingdings"/>
-        <w:sz w:val="20"/>
-      </w:rPr>
-    </w:lvl>
-    <w:lvl w:ilvl="3" w:tentative="0">
-      <w:start w:val="1"/>
-      <w:numFmt w:val="bullet"/>
-      <w:lvlText w:val=""/>
-      <w:lvlJc w:val="left"/>
-      <w:pPr>
-        <w:tabs>
-          <w:tab w:val="left" w:pos="2880"/>
-        </w:tabs>
-        <w:ind w:left="2880" w:hanging="360"/>
-      </w:pPr>
-      <w:rPr>
-        <w:rFonts w:hint="default" w:ascii="Wingdings" w:hAnsi="Wingdings" w:cs="Wingdings"/>
-        <w:sz w:val="20"/>
-      </w:rPr>
-    </w:lvl>
-    <w:lvl w:ilvl="4" w:tentative="0">
-      <w:start w:val="1"/>
-      <w:numFmt w:val="bullet"/>
-      <w:lvlText w:val=""/>
-      <w:lvlJc w:val="left"/>
-      <w:pPr>
-        <w:tabs>
-          <w:tab w:val="left" w:pos="3600"/>
-        </w:tabs>
-        <w:ind w:left="3600" w:hanging="360"/>
-      </w:pPr>
-      <w:rPr>
-        <w:rFonts w:hint="default" w:ascii="Wingdings" w:hAnsi="Wingdings" w:cs="Wingdings"/>
-        <w:sz w:val="20"/>
-      </w:rPr>
-    </w:lvl>
-    <w:lvl w:ilvl="5" w:tentative="0">
-      <w:start w:val="1"/>
-      <w:numFmt w:val="bullet"/>
-      <w:lvlText w:val=""/>
-      <w:lvlJc w:val="left"/>
-      <w:pPr>
-        <w:tabs>
-          <w:tab w:val="left" w:pos="4320"/>
-        </w:tabs>
-        <w:ind w:left="4320" w:hanging="360"/>
-      </w:pPr>
-      <w:rPr>
-        <w:rFonts w:hint="default" w:ascii="Wingdings" w:hAnsi="Wingdings" w:cs="Wingdings"/>
-        <w:sz w:val="20"/>
-      </w:rPr>
-    </w:lvl>
-    <w:lvl w:ilvl="6" w:tentative="0">
-      <w:start w:val="1"/>
-      <w:numFmt w:val="bullet"/>
-      <w:lvlText w:val=""/>
-      <w:lvlJc w:val="left"/>
-      <w:pPr>
-        <w:tabs>
-          <w:tab w:val="left" w:pos="5040"/>
-        </w:tabs>
-        <w:ind w:left="5040" w:hanging="360"/>
-      </w:pPr>
-      <w:rPr>
-        <w:rFonts w:hint="default" w:ascii="Wingdings" w:hAnsi="Wingdings" w:cs="Wingdings"/>
-        <w:sz w:val="20"/>
-      </w:rPr>
-    </w:lvl>
-    <w:lvl w:ilvl="7" w:tentative="0">
-      <w:start w:val="1"/>
-      <w:numFmt w:val="bullet"/>
-      <w:lvlText w:val=""/>
-      <w:lvlJc w:val="left"/>
-      <w:pPr>
-        <w:tabs>
-          <w:tab w:val="left" w:pos="5760"/>
-        </w:tabs>
-        <w:ind w:left="5760" w:hanging="360"/>
-      </w:pPr>
-      <w:rPr>
-        <w:rFonts w:hint="default" w:ascii="Wingdings" w:hAnsi="Wingdings" w:cs="Wingdings"/>
-        <w:sz w:val="20"/>
-      </w:rPr>
-    </w:lvl>
-    <w:lvl w:ilvl="8" w:tentative="0">
-      <w:start w:val="1"/>
-      <w:numFmt w:val="bullet"/>
-      <w:lvlText w:val=""/>
-      <w:lvlJc w:val="left"/>
-      <w:pPr>
-        <w:tabs>
-          <w:tab w:val="left" w:pos="6480"/>
-        </w:tabs>
-        <w:ind w:left="6480" w:hanging="360"/>
-      </w:pPr>
-      <w:rPr>
-        <w:rFonts w:hint="default" w:ascii="Wingdings" w:hAnsi="Wingdings" w:cs="Wingdings"/>
-        <w:sz w:val="20"/>
-      </w:rPr>
-    </w:lvl>
-  </w:abstractNum>
-  <w:abstractNum w:abstractNumId="7">
-    <w:nsid w:val="AE1FC79C"/>
-    <w:multiLevelType w:val="multilevel"/>
-    <w:tmpl w:val="AE1FC79C"/>
-    <w:lvl w:ilvl="0" w:tentative="0">
-      <w:start w:val="1"/>
-      <w:numFmt w:val="bullet"/>
-      <w:lvlText w:val=""/>
-      <w:lvlJc w:val="left"/>
-      <w:pPr>
-        <w:tabs>
-          <w:tab w:val="left" w:pos="720"/>
-        </w:tabs>
-        <w:ind w:left="720" w:hanging="360"/>
-      </w:pPr>
-      <w:rPr>
-        <w:rFonts w:hint="default" w:ascii="Symbol" w:hAnsi="Symbol" w:cs="Symbol"/>
-        <w:sz w:val="20"/>
-      </w:rPr>
-    </w:lvl>
-    <w:lvl w:ilvl="1" w:tentative="0">
-      <w:start w:val="1"/>
-      <w:numFmt w:val="bullet"/>
-      <w:lvlText w:val="o"/>
-      <w:lvlJc w:val="left"/>
-      <w:pPr>
-        <w:tabs>
-          <w:tab w:val="left" w:pos="1440"/>
-        </w:tabs>
-        <w:ind w:left="1440" w:hanging="360"/>
-      </w:pPr>
-      <w:rPr>
-        <w:rFonts w:hint="default" w:ascii="Courier New" w:hAnsi="Courier New" w:cs="Courier New"/>
-        <w:sz w:val="20"/>
-      </w:rPr>
-    </w:lvl>
-    <w:lvl w:ilvl="2" w:tentative="0">
-      <w:start w:val="1"/>
-      <w:numFmt w:val="bullet"/>
-      <w:lvlText w:val=""/>
-      <w:lvlJc w:val="left"/>
-      <w:pPr>
-        <w:tabs>
-          <w:tab w:val="left" w:pos="2160"/>
-        </w:tabs>
-        <w:ind w:left="2160" w:hanging="360"/>
-      </w:pPr>
-      <w:rPr>
-        <w:rFonts w:hint="default" w:ascii="Wingdings" w:hAnsi="Wingdings" w:cs="Wingdings"/>
-        <w:sz w:val="20"/>
-      </w:rPr>
-    </w:lvl>
-    <w:lvl w:ilvl="3" w:tentative="0">
-      <w:start w:val="1"/>
-      <w:numFmt w:val="bullet"/>
-      <w:lvlText w:val=""/>
-      <w:lvlJc w:val="left"/>
-      <w:pPr>
-        <w:tabs>
-          <w:tab w:val="left" w:pos="2880"/>
-        </w:tabs>
-        <w:ind w:left="2880" w:hanging="360"/>
-      </w:pPr>
-      <w:rPr>
-        <w:rFonts w:hint="default" w:ascii="Wingdings" w:hAnsi="Wingdings" w:cs="Wingdings"/>
-        <w:sz w:val="20"/>
-      </w:rPr>
-    </w:lvl>
-    <w:lvl w:ilvl="4" w:tentative="0">
-      <w:start w:val="1"/>
-      <w:numFmt w:val="bullet"/>
-      <w:lvlText w:val=""/>
-      <w:lvlJc w:val="left"/>
-      <w:pPr>
-        <w:tabs>
-          <w:tab w:val="left" w:pos="3600"/>
-        </w:tabs>
-        <w:ind w:left="3600" w:hanging="360"/>
-      </w:pPr>
-      <w:rPr>
-        <w:rFonts w:hint="default" w:ascii="Wingdings" w:hAnsi="Wingdings" w:cs="Wingdings"/>
-        <w:sz w:val="20"/>
-      </w:rPr>
-    </w:lvl>
-    <w:lvl w:ilvl="5" w:tentative="0">
-      <w:start w:val="1"/>
-      <w:numFmt w:val="bullet"/>
-      <w:lvlText w:val=""/>
-      <w:lvlJc w:val="left"/>
-      <w:pPr>
-        <w:tabs>
-          <w:tab w:val="left" w:pos="4320"/>
-        </w:tabs>
-        <w:ind w:left="4320" w:hanging="360"/>
-      </w:pPr>
-      <w:rPr>
-        <w:rFonts w:hint="default" w:ascii="Wingdings" w:hAnsi="Wingdings" w:cs="Wingdings"/>
-        <w:sz w:val="20"/>
-      </w:rPr>
-    </w:lvl>
-    <w:lvl w:ilvl="6" w:tentative="0">
-      <w:start w:val="1"/>
-      <w:numFmt w:val="bullet"/>
-      <w:lvlText w:val=""/>
-      <w:lvlJc w:val="left"/>
-      <w:pPr>
-        <w:tabs>
-          <w:tab w:val="left" w:pos="5040"/>
-        </w:tabs>
-        <w:ind w:left="5040" w:hanging="360"/>
-      </w:pPr>
-      <w:rPr>
-        <w:rFonts w:hint="default" w:ascii="Wingdings" w:hAnsi="Wingdings" w:cs="Wingdings"/>
-        <w:sz w:val="20"/>
-      </w:rPr>
-    </w:lvl>
-    <w:lvl w:ilvl="7" w:tentative="0">
-      <w:start w:val="1"/>
-      <w:numFmt w:val="bullet"/>
-      <w:lvlText w:val=""/>
-      <w:lvlJc w:val="left"/>
-      <w:pPr>
-        <w:tabs>
-          <w:tab w:val="left" w:pos="5760"/>
-        </w:tabs>
-        <w:ind w:left="5760" w:hanging="360"/>
-      </w:pPr>
-      <w:rPr>
-        <w:rFonts w:hint="default" w:ascii="Wingdings" w:hAnsi="Wingdings" w:cs="Wingdings"/>
-        <w:sz w:val="20"/>
-      </w:rPr>
-    </w:lvl>
-    <w:lvl w:ilvl="8" w:tentative="0">
-      <w:start w:val="1"/>
-      <w:numFmt w:val="bullet"/>
-      <w:lvlText w:val=""/>
-      <w:lvlJc w:val="left"/>
-      <w:pPr>
-        <w:tabs>
-          <w:tab w:val="left" w:pos="6480"/>
-        </w:tabs>
-        <w:ind w:left="6480" w:hanging="360"/>
-      </w:pPr>
-      <w:rPr>
-        <w:rFonts w:hint="default" w:ascii="Wingdings" w:hAnsi="Wingdings" w:cs="Wingdings"/>
-        <w:sz w:val="20"/>
-      </w:rPr>
-    </w:lvl>
-  </w:abstractNum>
-  <w:abstractNum w:abstractNumId="8">
+  <w:abstractNum w:abstractNumId="5">
     <w:nsid w:val="B75ACE0E"/>
     <w:multiLevelType w:val="singleLevel"/>
     <w:tmpl w:val="B75ACE0E"/>
@@ -12040,7 +9328,7 @@
       </w:rPr>
     </w:lvl>
   </w:abstractNum>
-  <w:abstractNum w:abstractNumId="9">
+  <w:abstractNum w:abstractNumId="6">
     <w:nsid w:val="BC43002D"/>
     <w:multiLevelType w:val="singleLevel"/>
     <w:tmpl w:val="BC43002D"/>
@@ -12060,7 +9348,7 @@
       </w:rPr>
     </w:lvl>
   </w:abstractNum>
-  <w:abstractNum w:abstractNumId="10">
+  <w:abstractNum w:abstractNumId="7">
     <w:nsid w:val="C215B75D"/>
     <w:multiLevelType w:val="singleLevel"/>
     <w:tmpl w:val="C215B75D"/>
@@ -12080,7 +9368,7 @@
       </w:rPr>
     </w:lvl>
   </w:abstractNum>
-  <w:abstractNum w:abstractNumId="11">
+  <w:abstractNum w:abstractNumId="8">
     <w:nsid w:val="C788C955"/>
     <w:multiLevelType w:val="singleLevel"/>
     <w:tmpl w:val="C788C955"/>
@@ -12100,305 +9388,7 @@
       </w:rPr>
     </w:lvl>
   </w:abstractNum>
-  <w:abstractNum w:abstractNumId="12">
-    <w:nsid w:val="CACAD1FE"/>
-    <w:multiLevelType w:val="multilevel"/>
-    <w:tmpl w:val="CACAD1FE"/>
-    <w:lvl w:ilvl="0" w:tentative="0">
-      <w:start w:val="1"/>
-      <w:numFmt w:val="bullet"/>
-      <w:lvlText w:val=""/>
-      <w:lvlJc w:val="left"/>
-      <w:pPr>
-        <w:tabs>
-          <w:tab w:val="left" w:pos="720"/>
-        </w:tabs>
-        <w:ind w:left="720" w:hanging="360"/>
-      </w:pPr>
-      <w:rPr>
-        <w:rFonts w:hint="default" w:ascii="Symbol" w:hAnsi="Symbol" w:cs="Symbol"/>
-        <w:sz w:val="20"/>
-      </w:rPr>
-    </w:lvl>
-    <w:lvl w:ilvl="1" w:tentative="0">
-      <w:start w:val="1"/>
-      <w:numFmt w:val="bullet"/>
-      <w:lvlText w:val="o"/>
-      <w:lvlJc w:val="left"/>
-      <w:pPr>
-        <w:tabs>
-          <w:tab w:val="left" w:pos="1440"/>
-        </w:tabs>
-        <w:ind w:left="1440" w:hanging="360"/>
-      </w:pPr>
-      <w:rPr>
-        <w:rFonts w:hint="default" w:ascii="Courier New" w:hAnsi="Courier New" w:cs="Courier New"/>
-        <w:sz w:val="20"/>
-      </w:rPr>
-    </w:lvl>
-    <w:lvl w:ilvl="2" w:tentative="0">
-      <w:start w:val="1"/>
-      <w:numFmt w:val="bullet"/>
-      <w:lvlText w:val=""/>
-      <w:lvlJc w:val="left"/>
-      <w:pPr>
-        <w:tabs>
-          <w:tab w:val="left" w:pos="2160"/>
-        </w:tabs>
-        <w:ind w:left="2160" w:hanging="360"/>
-      </w:pPr>
-      <w:rPr>
-        <w:rFonts w:hint="default" w:ascii="Wingdings" w:hAnsi="Wingdings" w:cs="Wingdings"/>
-        <w:sz w:val="20"/>
-      </w:rPr>
-    </w:lvl>
-    <w:lvl w:ilvl="3" w:tentative="0">
-      <w:start w:val="1"/>
-      <w:numFmt w:val="bullet"/>
-      <w:lvlText w:val=""/>
-      <w:lvlJc w:val="left"/>
-      <w:pPr>
-        <w:tabs>
-          <w:tab w:val="left" w:pos="2880"/>
-        </w:tabs>
-        <w:ind w:left="2880" w:hanging="360"/>
-      </w:pPr>
-      <w:rPr>
-        <w:rFonts w:hint="default" w:ascii="Wingdings" w:hAnsi="Wingdings" w:cs="Wingdings"/>
-        <w:sz w:val="20"/>
-      </w:rPr>
-    </w:lvl>
-    <w:lvl w:ilvl="4" w:tentative="0">
-      <w:start w:val="1"/>
-      <w:numFmt w:val="bullet"/>
-      <w:lvlText w:val=""/>
-      <w:lvlJc w:val="left"/>
-      <w:pPr>
-        <w:tabs>
-          <w:tab w:val="left" w:pos="3600"/>
-        </w:tabs>
-        <w:ind w:left="3600" w:hanging="360"/>
-      </w:pPr>
-      <w:rPr>
-        <w:rFonts w:hint="default" w:ascii="Wingdings" w:hAnsi="Wingdings" w:cs="Wingdings"/>
-        <w:sz w:val="20"/>
-      </w:rPr>
-    </w:lvl>
-    <w:lvl w:ilvl="5" w:tentative="0">
-      <w:start w:val="1"/>
-      <w:numFmt w:val="bullet"/>
-      <w:lvlText w:val=""/>
-      <w:lvlJc w:val="left"/>
-      <w:pPr>
-        <w:tabs>
-          <w:tab w:val="left" w:pos="4320"/>
-        </w:tabs>
-        <w:ind w:left="4320" w:hanging="360"/>
-      </w:pPr>
-      <w:rPr>
-        <w:rFonts w:hint="default" w:ascii="Wingdings" w:hAnsi="Wingdings" w:cs="Wingdings"/>
-        <w:sz w:val="20"/>
-      </w:rPr>
-    </w:lvl>
-    <w:lvl w:ilvl="6" w:tentative="0">
-      <w:start w:val="1"/>
-      <w:numFmt w:val="bullet"/>
-      <w:lvlText w:val=""/>
-      <w:lvlJc w:val="left"/>
-      <w:pPr>
-        <w:tabs>
-          <w:tab w:val="left" w:pos="5040"/>
-        </w:tabs>
-        <w:ind w:left="5040" w:hanging="360"/>
-      </w:pPr>
-      <w:rPr>
-        <w:rFonts w:hint="default" w:ascii="Wingdings" w:hAnsi="Wingdings" w:cs="Wingdings"/>
-        <w:sz w:val="20"/>
-      </w:rPr>
-    </w:lvl>
-    <w:lvl w:ilvl="7" w:tentative="0">
-      <w:start w:val="1"/>
-      <w:numFmt w:val="bullet"/>
-      <w:lvlText w:val=""/>
-      <w:lvlJc w:val="left"/>
-      <w:pPr>
-        <w:tabs>
-          <w:tab w:val="left" w:pos="5760"/>
-        </w:tabs>
-        <w:ind w:left="5760" w:hanging="360"/>
-      </w:pPr>
-      <w:rPr>
-        <w:rFonts w:hint="default" w:ascii="Wingdings" w:hAnsi="Wingdings" w:cs="Wingdings"/>
-        <w:sz w:val="20"/>
-      </w:rPr>
-    </w:lvl>
-    <w:lvl w:ilvl="8" w:tentative="0">
-      <w:start w:val="1"/>
-      <w:numFmt w:val="bullet"/>
-      <w:lvlText w:val=""/>
-      <w:lvlJc w:val="left"/>
-      <w:pPr>
-        <w:tabs>
-          <w:tab w:val="left" w:pos="6480"/>
-        </w:tabs>
-        <w:ind w:left="6480" w:hanging="360"/>
-      </w:pPr>
-      <w:rPr>
-        <w:rFonts w:hint="default" w:ascii="Wingdings" w:hAnsi="Wingdings" w:cs="Wingdings"/>
-        <w:sz w:val="20"/>
-      </w:rPr>
-    </w:lvl>
-  </w:abstractNum>
-  <w:abstractNum w:abstractNumId="13">
-    <w:nsid w:val="CB12C7BB"/>
-    <w:multiLevelType w:val="multilevel"/>
-    <w:tmpl w:val="CB12C7BB"/>
-    <w:lvl w:ilvl="0" w:tentative="0">
-      <w:start w:val="1"/>
-      <w:numFmt w:val="bullet"/>
-      <w:lvlText w:val=""/>
-      <w:lvlJc w:val="left"/>
-      <w:pPr>
-        <w:tabs>
-          <w:tab w:val="left" w:pos="720"/>
-        </w:tabs>
-        <w:ind w:left="720" w:hanging="360"/>
-      </w:pPr>
-      <w:rPr>
-        <w:rFonts w:hint="default" w:ascii="Symbol" w:hAnsi="Symbol" w:cs="Symbol"/>
-        <w:sz w:val="20"/>
-      </w:rPr>
-    </w:lvl>
-    <w:lvl w:ilvl="1" w:tentative="0">
-      <w:start w:val="1"/>
-      <w:numFmt w:val="bullet"/>
-      <w:lvlText w:val="o"/>
-      <w:lvlJc w:val="left"/>
-      <w:pPr>
-        <w:tabs>
-          <w:tab w:val="left" w:pos="1440"/>
-        </w:tabs>
-        <w:ind w:left="1440" w:hanging="360"/>
-      </w:pPr>
-      <w:rPr>
-        <w:rFonts w:hint="default" w:ascii="Courier New" w:hAnsi="Courier New" w:cs="Courier New"/>
-        <w:sz w:val="20"/>
-      </w:rPr>
-    </w:lvl>
-    <w:lvl w:ilvl="2" w:tentative="0">
-      <w:start w:val="1"/>
-      <w:numFmt w:val="bullet"/>
-      <w:lvlText w:val=""/>
-      <w:lvlJc w:val="left"/>
-      <w:pPr>
-        <w:tabs>
-          <w:tab w:val="left" w:pos="2160"/>
-        </w:tabs>
-        <w:ind w:left="2160" w:hanging="360"/>
-      </w:pPr>
-      <w:rPr>
-        <w:rFonts w:hint="default" w:ascii="Wingdings" w:hAnsi="Wingdings" w:cs="Wingdings"/>
-        <w:sz w:val="20"/>
-      </w:rPr>
-    </w:lvl>
-    <w:lvl w:ilvl="3" w:tentative="0">
-      <w:start w:val="1"/>
-      <w:numFmt w:val="bullet"/>
-      <w:lvlText w:val=""/>
-      <w:lvlJc w:val="left"/>
-      <w:pPr>
-        <w:tabs>
-          <w:tab w:val="left" w:pos="2880"/>
-        </w:tabs>
-        <w:ind w:left="2880" w:hanging="360"/>
-      </w:pPr>
-      <w:rPr>
-        <w:rFonts w:hint="default" w:ascii="Wingdings" w:hAnsi="Wingdings" w:cs="Wingdings"/>
-        <w:sz w:val="20"/>
-      </w:rPr>
-    </w:lvl>
-    <w:lvl w:ilvl="4" w:tentative="0">
-      <w:start w:val="1"/>
-      <w:numFmt w:val="bullet"/>
-      <w:lvlText w:val=""/>
-      <w:lvlJc w:val="left"/>
-      <w:pPr>
-        <w:tabs>
-          <w:tab w:val="left" w:pos="3600"/>
-        </w:tabs>
-        <w:ind w:left="3600" w:hanging="360"/>
-      </w:pPr>
-      <w:rPr>
-        <w:rFonts w:hint="default" w:ascii="Wingdings" w:hAnsi="Wingdings" w:cs="Wingdings"/>
-        <w:sz w:val="20"/>
-      </w:rPr>
-    </w:lvl>
-    <w:lvl w:ilvl="5" w:tentative="0">
-      <w:start w:val="1"/>
-      <w:numFmt w:val="bullet"/>
-      <w:lvlText w:val=""/>
-      <w:lvlJc w:val="left"/>
-      <w:pPr>
-        <w:tabs>
-          <w:tab w:val="left" w:pos="4320"/>
-        </w:tabs>
-        <w:ind w:left="4320" w:hanging="360"/>
-      </w:pPr>
-      <w:rPr>
-        <w:rFonts w:hint="default" w:ascii="Wingdings" w:hAnsi="Wingdings" w:cs="Wingdings"/>
-        <w:sz w:val="20"/>
-      </w:rPr>
-    </w:lvl>
-    <w:lvl w:ilvl="6" w:tentative="0">
-      <w:start w:val="1"/>
-      <w:numFmt w:val="bullet"/>
-      <w:lvlText w:val=""/>
-      <w:lvlJc w:val="left"/>
-      <w:pPr>
-        <w:tabs>
-          <w:tab w:val="left" w:pos="5040"/>
-        </w:tabs>
-        <w:ind w:left="5040" w:hanging="360"/>
-      </w:pPr>
-      <w:rPr>
-        <w:rFonts w:hint="default" w:ascii="Wingdings" w:hAnsi="Wingdings" w:cs="Wingdings"/>
-        <w:sz w:val="20"/>
-      </w:rPr>
-    </w:lvl>
-    <w:lvl w:ilvl="7" w:tentative="0">
-      <w:start w:val="1"/>
-      <w:numFmt w:val="bullet"/>
-      <w:lvlText w:val=""/>
-      <w:lvlJc w:val="left"/>
-      <w:pPr>
-        <w:tabs>
-          <w:tab w:val="left" w:pos="5760"/>
-        </w:tabs>
-        <w:ind w:left="5760" w:hanging="360"/>
-      </w:pPr>
-      <w:rPr>
-        <w:rFonts w:hint="default" w:ascii="Wingdings" w:hAnsi="Wingdings" w:cs="Wingdings"/>
-        <w:sz w:val="20"/>
-      </w:rPr>
-    </w:lvl>
-    <w:lvl w:ilvl="8" w:tentative="0">
-      <w:start w:val="1"/>
-      <w:numFmt w:val="bullet"/>
-      <w:lvlText w:val=""/>
-      <w:lvlJc w:val="left"/>
-      <w:pPr>
-        <w:tabs>
-          <w:tab w:val="left" w:pos="6480"/>
-        </w:tabs>
-        <w:ind w:left="6480" w:hanging="360"/>
-      </w:pPr>
-      <w:rPr>
-        <w:rFonts w:hint="default" w:ascii="Wingdings" w:hAnsi="Wingdings" w:cs="Wingdings"/>
-        <w:sz w:val="20"/>
-      </w:rPr>
-    </w:lvl>
-  </w:abstractNum>
-  <w:abstractNum w:abstractNumId="14">
+  <w:abstractNum w:abstractNumId="9">
     <w:nsid w:val="CE026E6D"/>
     <w:multiLevelType w:val="singleLevel"/>
     <w:tmpl w:val="CE026E6D"/>
@@ -12410,752 +9400,7 @@
       <w:lvlJc w:val="left"/>
     </w:lvl>
   </w:abstractNum>
-  <w:abstractNum w:abstractNumId="15">
-    <w:nsid w:val="D6DCBFE0"/>
-    <w:multiLevelType w:val="multilevel"/>
-    <w:tmpl w:val="D6DCBFE0"/>
-    <w:lvl w:ilvl="0" w:tentative="0">
-      <w:start w:val="1"/>
-      <w:numFmt w:val="bullet"/>
-      <w:lvlText w:val=""/>
-      <w:lvlJc w:val="left"/>
-      <w:pPr>
-        <w:tabs>
-          <w:tab w:val="left" w:pos="720"/>
-        </w:tabs>
-        <w:ind w:left="720" w:hanging="360"/>
-      </w:pPr>
-      <w:rPr>
-        <w:rFonts w:hint="default" w:ascii="Symbol" w:hAnsi="Symbol" w:cs="Symbol"/>
-        <w:sz w:val="20"/>
-      </w:rPr>
-    </w:lvl>
-    <w:lvl w:ilvl="1" w:tentative="0">
-      <w:start w:val="1"/>
-      <w:numFmt w:val="bullet"/>
-      <w:lvlText w:val="o"/>
-      <w:lvlJc w:val="left"/>
-      <w:pPr>
-        <w:tabs>
-          <w:tab w:val="left" w:pos="1440"/>
-        </w:tabs>
-        <w:ind w:left="1440" w:hanging="360"/>
-      </w:pPr>
-      <w:rPr>
-        <w:rFonts w:hint="default" w:ascii="Courier New" w:hAnsi="Courier New" w:cs="Courier New"/>
-        <w:sz w:val="20"/>
-      </w:rPr>
-    </w:lvl>
-    <w:lvl w:ilvl="2" w:tentative="0">
-      <w:start w:val="1"/>
-      <w:numFmt w:val="bullet"/>
-      <w:lvlText w:val=""/>
-      <w:lvlJc w:val="left"/>
-      <w:pPr>
-        <w:tabs>
-          <w:tab w:val="left" w:pos="2160"/>
-        </w:tabs>
-        <w:ind w:left="2160" w:hanging="360"/>
-      </w:pPr>
-      <w:rPr>
-        <w:rFonts w:hint="default" w:ascii="Wingdings" w:hAnsi="Wingdings" w:cs="Wingdings"/>
-        <w:sz w:val="20"/>
-      </w:rPr>
-    </w:lvl>
-    <w:lvl w:ilvl="3" w:tentative="0">
-      <w:start w:val="1"/>
-      <w:numFmt w:val="bullet"/>
-      <w:lvlText w:val=""/>
-      <w:lvlJc w:val="left"/>
-      <w:pPr>
-        <w:tabs>
-          <w:tab w:val="left" w:pos="2880"/>
-        </w:tabs>
-        <w:ind w:left="2880" w:hanging="360"/>
-      </w:pPr>
-      <w:rPr>
-        <w:rFonts w:hint="default" w:ascii="Wingdings" w:hAnsi="Wingdings" w:cs="Wingdings"/>
-        <w:sz w:val="20"/>
-      </w:rPr>
-    </w:lvl>
-    <w:lvl w:ilvl="4" w:tentative="0">
-      <w:start w:val="1"/>
-      <w:numFmt w:val="bullet"/>
-      <w:lvlText w:val=""/>
-      <w:lvlJc w:val="left"/>
-      <w:pPr>
-        <w:tabs>
-          <w:tab w:val="left" w:pos="3600"/>
-        </w:tabs>
-        <w:ind w:left="3600" w:hanging="360"/>
-      </w:pPr>
-      <w:rPr>
-        <w:rFonts w:hint="default" w:ascii="Wingdings" w:hAnsi="Wingdings" w:cs="Wingdings"/>
-        <w:sz w:val="20"/>
-      </w:rPr>
-    </w:lvl>
-    <w:lvl w:ilvl="5" w:tentative="0">
-      <w:start w:val="1"/>
-      <w:numFmt w:val="bullet"/>
-      <w:lvlText w:val=""/>
-      <w:lvlJc w:val="left"/>
-      <w:pPr>
-        <w:tabs>
-          <w:tab w:val="left" w:pos="4320"/>
-        </w:tabs>
-        <w:ind w:left="4320" w:hanging="360"/>
-      </w:pPr>
-      <w:rPr>
-        <w:rFonts w:hint="default" w:ascii="Wingdings" w:hAnsi="Wingdings" w:cs="Wingdings"/>
-        <w:sz w:val="20"/>
-      </w:rPr>
-    </w:lvl>
-    <w:lvl w:ilvl="6" w:tentative="0">
-      <w:start w:val="1"/>
-      <w:numFmt w:val="bullet"/>
-      <w:lvlText w:val=""/>
-      <w:lvlJc w:val="left"/>
-      <w:pPr>
-        <w:tabs>
-          <w:tab w:val="left" w:pos="5040"/>
-        </w:tabs>
-        <w:ind w:left="5040" w:hanging="360"/>
-      </w:pPr>
-      <w:rPr>
-        <w:rFonts w:hint="default" w:ascii="Wingdings" w:hAnsi="Wingdings" w:cs="Wingdings"/>
-        <w:sz w:val="20"/>
-      </w:rPr>
-    </w:lvl>
-    <w:lvl w:ilvl="7" w:tentative="0">
-      <w:start w:val="1"/>
-      <w:numFmt w:val="bullet"/>
-      <w:lvlText w:val=""/>
-      <w:lvlJc w:val="left"/>
-      <w:pPr>
-        <w:tabs>
-          <w:tab w:val="left" w:pos="5760"/>
-        </w:tabs>
-        <w:ind w:left="5760" w:hanging="360"/>
-      </w:pPr>
-      <w:rPr>
-        <w:rFonts w:hint="default" w:ascii="Wingdings" w:hAnsi="Wingdings" w:cs="Wingdings"/>
-        <w:sz w:val="20"/>
-      </w:rPr>
-    </w:lvl>
-    <w:lvl w:ilvl="8" w:tentative="0">
-      <w:start w:val="1"/>
-      <w:numFmt w:val="bullet"/>
-      <w:lvlText w:val=""/>
-      <w:lvlJc w:val="left"/>
-      <w:pPr>
-        <w:tabs>
-          <w:tab w:val="left" w:pos="6480"/>
-        </w:tabs>
-        <w:ind w:left="6480" w:hanging="360"/>
-      </w:pPr>
-      <w:rPr>
-        <w:rFonts w:hint="default" w:ascii="Wingdings" w:hAnsi="Wingdings" w:cs="Wingdings"/>
-        <w:sz w:val="20"/>
-      </w:rPr>
-    </w:lvl>
-  </w:abstractNum>
-  <w:abstractNum w:abstractNumId="16">
-    <w:nsid w:val="E18DDD3B"/>
-    <w:multiLevelType w:val="multilevel"/>
-    <w:tmpl w:val="E18DDD3B"/>
-    <w:lvl w:ilvl="0" w:tentative="0">
-      <w:start w:val="1"/>
-      <w:numFmt w:val="bullet"/>
-      <w:lvlText w:val=""/>
-      <w:lvlJc w:val="left"/>
-      <w:pPr>
-        <w:tabs>
-          <w:tab w:val="left" w:pos="720"/>
-        </w:tabs>
-        <w:ind w:left="720" w:hanging="360"/>
-      </w:pPr>
-      <w:rPr>
-        <w:rFonts w:hint="default" w:ascii="Symbol" w:hAnsi="Symbol" w:cs="Symbol"/>
-        <w:sz w:val="20"/>
-      </w:rPr>
-    </w:lvl>
-    <w:lvl w:ilvl="1" w:tentative="0">
-      <w:start w:val="1"/>
-      <w:numFmt w:val="bullet"/>
-      <w:lvlText w:val="o"/>
-      <w:lvlJc w:val="left"/>
-      <w:pPr>
-        <w:tabs>
-          <w:tab w:val="left" w:pos="1440"/>
-        </w:tabs>
-        <w:ind w:left="1440" w:hanging="360"/>
-      </w:pPr>
-      <w:rPr>
-        <w:rFonts w:hint="default" w:ascii="Courier New" w:hAnsi="Courier New" w:cs="Courier New"/>
-        <w:sz w:val="20"/>
-      </w:rPr>
-    </w:lvl>
-    <w:lvl w:ilvl="2" w:tentative="0">
-      <w:start w:val="1"/>
-      <w:numFmt w:val="bullet"/>
-      <w:lvlText w:val=""/>
-      <w:lvlJc w:val="left"/>
-      <w:pPr>
-        <w:tabs>
-          <w:tab w:val="left" w:pos="2160"/>
-        </w:tabs>
-        <w:ind w:left="2160" w:hanging="360"/>
-      </w:pPr>
-      <w:rPr>
-        <w:rFonts w:hint="default" w:ascii="Wingdings" w:hAnsi="Wingdings" w:cs="Wingdings"/>
-        <w:sz w:val="20"/>
-      </w:rPr>
-    </w:lvl>
-    <w:lvl w:ilvl="3" w:tentative="0">
-      <w:start w:val="1"/>
-      <w:numFmt w:val="bullet"/>
-      <w:lvlText w:val=""/>
-      <w:lvlJc w:val="left"/>
-      <w:pPr>
-        <w:tabs>
-          <w:tab w:val="left" w:pos="2880"/>
-        </w:tabs>
-        <w:ind w:left="2880" w:hanging="360"/>
-      </w:pPr>
-      <w:rPr>
-        <w:rFonts w:hint="default" w:ascii="Wingdings" w:hAnsi="Wingdings" w:cs="Wingdings"/>
-        <w:sz w:val="20"/>
-      </w:rPr>
-    </w:lvl>
-    <w:lvl w:ilvl="4" w:tentative="0">
-      <w:start w:val="1"/>
-      <w:numFmt w:val="bullet"/>
-      <w:lvlText w:val=""/>
-      <w:lvlJc w:val="left"/>
-      <w:pPr>
-        <w:tabs>
-          <w:tab w:val="left" w:pos="3600"/>
-        </w:tabs>
-        <w:ind w:left="3600" w:hanging="360"/>
-      </w:pPr>
-      <w:rPr>
-        <w:rFonts w:hint="default" w:ascii="Wingdings" w:hAnsi="Wingdings" w:cs="Wingdings"/>
-        <w:sz w:val="20"/>
-      </w:rPr>
-    </w:lvl>
-    <w:lvl w:ilvl="5" w:tentative="0">
-      <w:start w:val="1"/>
-      <w:numFmt w:val="bullet"/>
-      <w:lvlText w:val=""/>
-      <w:lvlJc w:val="left"/>
-      <w:pPr>
-        <w:tabs>
-          <w:tab w:val="left" w:pos="4320"/>
-        </w:tabs>
-        <w:ind w:left="4320" w:hanging="360"/>
-      </w:pPr>
-      <w:rPr>
-        <w:rFonts w:hint="default" w:ascii="Wingdings" w:hAnsi="Wingdings" w:cs="Wingdings"/>
-        <w:sz w:val="20"/>
-      </w:rPr>
-    </w:lvl>
-    <w:lvl w:ilvl="6" w:tentative="0">
-      <w:start w:val="1"/>
-      <w:numFmt w:val="bullet"/>
-      <w:lvlText w:val=""/>
-      <w:lvlJc w:val="left"/>
-      <w:pPr>
-        <w:tabs>
-          <w:tab w:val="left" w:pos="5040"/>
-        </w:tabs>
-        <w:ind w:left="5040" w:hanging="360"/>
-      </w:pPr>
-      <w:rPr>
-        <w:rFonts w:hint="default" w:ascii="Wingdings" w:hAnsi="Wingdings" w:cs="Wingdings"/>
-        <w:sz w:val="20"/>
-      </w:rPr>
-    </w:lvl>
-    <w:lvl w:ilvl="7" w:tentative="0">
-      <w:start w:val="1"/>
-      <w:numFmt w:val="bullet"/>
-      <w:lvlText w:val=""/>
-      <w:lvlJc w:val="left"/>
-      <w:pPr>
-        <w:tabs>
-          <w:tab w:val="left" w:pos="5760"/>
-        </w:tabs>
-        <w:ind w:left="5760" w:hanging="360"/>
-      </w:pPr>
-      <w:rPr>
-        <w:rFonts w:hint="default" w:ascii="Wingdings" w:hAnsi="Wingdings" w:cs="Wingdings"/>
-        <w:sz w:val="20"/>
-      </w:rPr>
-    </w:lvl>
-    <w:lvl w:ilvl="8" w:tentative="0">
-      <w:start w:val="1"/>
-      <w:numFmt w:val="bullet"/>
-      <w:lvlText w:val=""/>
-      <w:lvlJc w:val="left"/>
-      <w:pPr>
-        <w:tabs>
-          <w:tab w:val="left" w:pos="6480"/>
-        </w:tabs>
-        <w:ind w:left="6480" w:hanging="360"/>
-      </w:pPr>
-      <w:rPr>
-        <w:rFonts w:hint="default" w:ascii="Wingdings" w:hAnsi="Wingdings" w:cs="Wingdings"/>
-        <w:sz w:val="20"/>
-      </w:rPr>
-    </w:lvl>
-  </w:abstractNum>
-  <w:abstractNum w:abstractNumId="17">
-    <w:nsid w:val="E4302930"/>
-    <w:multiLevelType w:val="multilevel"/>
-    <w:tmpl w:val="E4302930"/>
-    <w:lvl w:ilvl="0" w:tentative="0">
-      <w:start w:val="1"/>
-      <w:numFmt w:val="bullet"/>
-      <w:lvlText w:val=""/>
-      <w:lvlJc w:val="left"/>
-      <w:pPr>
-        <w:tabs>
-          <w:tab w:val="left" w:pos="720"/>
-        </w:tabs>
-        <w:ind w:left="720" w:hanging="360"/>
-      </w:pPr>
-      <w:rPr>
-        <w:rFonts w:ascii="Symbol" w:hAnsi="Symbol" w:cs="Symbol"/>
-        <w:sz w:val="20"/>
-      </w:rPr>
-    </w:lvl>
-    <w:lvl w:ilvl="1" w:tentative="0">
-      <w:start w:val="1"/>
-      <w:numFmt w:val="bullet"/>
-      <w:lvlText w:val="o"/>
-      <w:lvlJc w:val="left"/>
-      <w:pPr>
-        <w:tabs>
-          <w:tab w:val="left" w:pos="1440"/>
-        </w:tabs>
-        <w:ind w:left="1440" w:hanging="360"/>
-      </w:pPr>
-      <w:rPr>
-        <w:rFonts w:ascii="Courier New" w:hAnsi="Courier New" w:cs="Courier New"/>
-        <w:sz w:val="20"/>
-      </w:rPr>
-    </w:lvl>
-    <w:lvl w:ilvl="2" w:tentative="0">
-      <w:start w:val="1"/>
-      <w:numFmt w:val="bullet"/>
-      <w:lvlText w:val=""/>
-      <w:lvlJc w:val="left"/>
-      <w:pPr>
-        <w:tabs>
-          <w:tab w:val="left" w:pos="2160"/>
-        </w:tabs>
-        <w:ind w:left="2160" w:hanging="360"/>
-      </w:pPr>
-      <w:rPr>
-        <w:rFonts w:ascii="Wingdings" w:hAnsi="Wingdings" w:cs="Wingdings"/>
-        <w:sz w:val="20"/>
-      </w:rPr>
-    </w:lvl>
-    <w:lvl w:ilvl="3" w:tentative="0">
-      <w:start w:val="1"/>
-      <w:numFmt w:val="bullet"/>
-      <w:lvlText w:val=""/>
-      <w:lvlJc w:val="left"/>
-      <w:pPr>
-        <w:tabs>
-          <w:tab w:val="left" w:pos="2880"/>
-        </w:tabs>
-        <w:ind w:left="2880" w:hanging="360"/>
-      </w:pPr>
-      <w:rPr>
-        <w:rFonts w:hint="default" w:ascii="Wingdings" w:hAnsi="Wingdings" w:cs="Wingdings"/>
-        <w:sz w:val="20"/>
-      </w:rPr>
-    </w:lvl>
-    <w:lvl w:ilvl="4" w:tentative="0">
-      <w:start w:val="1"/>
-      <w:numFmt w:val="bullet"/>
-      <w:lvlText w:val=""/>
-      <w:lvlJc w:val="left"/>
-      <w:pPr>
-        <w:tabs>
-          <w:tab w:val="left" w:pos="3600"/>
-        </w:tabs>
-        <w:ind w:left="3600" w:hanging="360"/>
-      </w:pPr>
-      <w:rPr>
-        <w:rFonts w:hint="default" w:ascii="Wingdings" w:hAnsi="Wingdings" w:cs="Wingdings"/>
-        <w:sz w:val="20"/>
-      </w:rPr>
-    </w:lvl>
-    <w:lvl w:ilvl="5" w:tentative="0">
-      <w:start w:val="1"/>
-      <w:numFmt w:val="bullet"/>
-      <w:lvlText w:val=""/>
-      <w:lvlJc w:val="left"/>
-      <w:pPr>
-        <w:tabs>
-          <w:tab w:val="left" w:pos="4320"/>
-        </w:tabs>
-        <w:ind w:left="4320" w:hanging="360"/>
-      </w:pPr>
-      <w:rPr>
-        <w:rFonts w:hint="default" w:ascii="Wingdings" w:hAnsi="Wingdings" w:cs="Wingdings"/>
-        <w:sz w:val="20"/>
-      </w:rPr>
-    </w:lvl>
-    <w:lvl w:ilvl="6" w:tentative="0">
-      <w:start w:val="1"/>
-      <w:numFmt w:val="bullet"/>
-      <w:lvlText w:val=""/>
-      <w:lvlJc w:val="left"/>
-      <w:pPr>
-        <w:tabs>
-          <w:tab w:val="left" w:pos="5040"/>
-        </w:tabs>
-        <w:ind w:left="5040" w:hanging="360"/>
-      </w:pPr>
-      <w:rPr>
-        <w:rFonts w:hint="default" w:ascii="Wingdings" w:hAnsi="Wingdings" w:cs="Wingdings"/>
-        <w:sz w:val="20"/>
-      </w:rPr>
-    </w:lvl>
-    <w:lvl w:ilvl="7" w:tentative="0">
-      <w:start w:val="1"/>
-      <w:numFmt w:val="bullet"/>
-      <w:lvlText w:val=""/>
-      <w:lvlJc w:val="left"/>
-      <w:pPr>
-        <w:tabs>
-          <w:tab w:val="left" w:pos="5760"/>
-        </w:tabs>
-        <w:ind w:left="5760" w:hanging="360"/>
-      </w:pPr>
-      <w:rPr>
-        <w:rFonts w:hint="default" w:ascii="Wingdings" w:hAnsi="Wingdings" w:cs="Wingdings"/>
-        <w:sz w:val="20"/>
-      </w:rPr>
-    </w:lvl>
-    <w:lvl w:ilvl="8" w:tentative="0">
-      <w:start w:val="1"/>
-      <w:numFmt w:val="bullet"/>
-      <w:lvlText w:val=""/>
-      <w:lvlJc w:val="left"/>
-      <w:pPr>
-        <w:tabs>
-          <w:tab w:val="left" w:pos="6480"/>
-        </w:tabs>
-        <w:ind w:left="6480" w:hanging="360"/>
-      </w:pPr>
-      <w:rPr>
-        <w:rFonts w:hint="default" w:ascii="Wingdings" w:hAnsi="Wingdings" w:cs="Wingdings"/>
-        <w:sz w:val="20"/>
-      </w:rPr>
-    </w:lvl>
-  </w:abstractNum>
-  <w:abstractNum w:abstractNumId="18">
-    <w:nsid w:val="E7DC05B4"/>
-    <w:multiLevelType w:val="multilevel"/>
-    <w:tmpl w:val="E7DC05B4"/>
-    <w:lvl w:ilvl="0" w:tentative="0">
-      <w:start w:val="1"/>
-      <w:numFmt w:val="bullet"/>
-      <w:lvlText w:val=""/>
-      <w:lvlJc w:val="left"/>
-      <w:pPr>
-        <w:tabs>
-          <w:tab w:val="left" w:pos="720"/>
-        </w:tabs>
-        <w:ind w:left="720" w:hanging="360"/>
-      </w:pPr>
-      <w:rPr>
-        <w:rFonts w:hint="default" w:ascii="Symbol" w:hAnsi="Symbol" w:cs="Symbol"/>
-        <w:sz w:val="20"/>
-      </w:rPr>
-    </w:lvl>
-    <w:lvl w:ilvl="1" w:tentative="0">
-      <w:start w:val="1"/>
-      <w:numFmt w:val="bullet"/>
-      <w:lvlText w:val="o"/>
-      <w:lvlJc w:val="left"/>
-      <w:pPr>
-        <w:tabs>
-          <w:tab w:val="left" w:pos="1440"/>
-        </w:tabs>
-        <w:ind w:left="1440" w:hanging="360"/>
-      </w:pPr>
-      <w:rPr>
-        <w:rFonts w:hint="default" w:ascii="Courier New" w:hAnsi="Courier New" w:cs="Courier New"/>
-        <w:sz w:val="20"/>
-      </w:rPr>
-    </w:lvl>
-    <w:lvl w:ilvl="2" w:tentative="0">
-      <w:start w:val="1"/>
-      <w:numFmt w:val="bullet"/>
-      <w:lvlText w:val=""/>
-      <w:lvlJc w:val="left"/>
-      <w:pPr>
-        <w:tabs>
-          <w:tab w:val="left" w:pos="2160"/>
-        </w:tabs>
-        <w:ind w:left="2160" w:hanging="360"/>
-      </w:pPr>
-      <w:rPr>
-        <w:rFonts w:hint="default" w:ascii="Wingdings" w:hAnsi="Wingdings" w:cs="Wingdings"/>
-        <w:sz w:val="20"/>
-      </w:rPr>
-    </w:lvl>
-    <w:lvl w:ilvl="3" w:tentative="0">
-      <w:start w:val="1"/>
-      <w:numFmt w:val="bullet"/>
-      <w:lvlText w:val=""/>
-      <w:lvlJc w:val="left"/>
-      <w:pPr>
-        <w:tabs>
-          <w:tab w:val="left" w:pos="2880"/>
-        </w:tabs>
-        <w:ind w:left="2880" w:hanging="360"/>
-      </w:pPr>
-      <w:rPr>
-        <w:rFonts w:hint="default" w:ascii="Wingdings" w:hAnsi="Wingdings" w:cs="Wingdings"/>
-        <w:sz w:val="20"/>
-      </w:rPr>
-    </w:lvl>
-    <w:lvl w:ilvl="4" w:tentative="0">
-      <w:start w:val="1"/>
-      <w:numFmt w:val="bullet"/>
-      <w:lvlText w:val=""/>
-      <w:lvlJc w:val="left"/>
-      <w:pPr>
-        <w:tabs>
-          <w:tab w:val="left" w:pos="3600"/>
-        </w:tabs>
-        <w:ind w:left="3600" w:hanging="360"/>
-      </w:pPr>
-      <w:rPr>
-        <w:rFonts w:hint="default" w:ascii="Wingdings" w:hAnsi="Wingdings" w:cs="Wingdings"/>
-        <w:sz w:val="20"/>
-      </w:rPr>
-    </w:lvl>
-    <w:lvl w:ilvl="5" w:tentative="0">
-      <w:start w:val="1"/>
-      <w:numFmt w:val="bullet"/>
-      <w:lvlText w:val=""/>
-      <w:lvlJc w:val="left"/>
-      <w:pPr>
-        <w:tabs>
-          <w:tab w:val="left" w:pos="4320"/>
-        </w:tabs>
-        <w:ind w:left="4320" w:hanging="360"/>
-      </w:pPr>
-      <w:rPr>
-        <w:rFonts w:hint="default" w:ascii="Wingdings" w:hAnsi="Wingdings" w:cs="Wingdings"/>
-        <w:sz w:val="20"/>
-      </w:rPr>
-    </w:lvl>
-    <w:lvl w:ilvl="6" w:tentative="0">
-      <w:start w:val="1"/>
-      <w:numFmt w:val="bullet"/>
-      <w:lvlText w:val=""/>
-      <w:lvlJc w:val="left"/>
-      <w:pPr>
-        <w:tabs>
-          <w:tab w:val="left" w:pos="5040"/>
-        </w:tabs>
-        <w:ind w:left="5040" w:hanging="360"/>
-      </w:pPr>
-      <w:rPr>
-        <w:rFonts w:hint="default" w:ascii="Wingdings" w:hAnsi="Wingdings" w:cs="Wingdings"/>
-        <w:sz w:val="20"/>
-      </w:rPr>
-    </w:lvl>
-    <w:lvl w:ilvl="7" w:tentative="0">
-      <w:start w:val="1"/>
-      <w:numFmt w:val="bullet"/>
-      <w:lvlText w:val=""/>
-      <w:lvlJc w:val="left"/>
-      <w:pPr>
-        <w:tabs>
-          <w:tab w:val="left" w:pos="5760"/>
-        </w:tabs>
-        <w:ind w:left="5760" w:hanging="360"/>
-      </w:pPr>
-      <w:rPr>
-        <w:rFonts w:hint="default" w:ascii="Wingdings" w:hAnsi="Wingdings" w:cs="Wingdings"/>
-        <w:sz w:val="20"/>
-      </w:rPr>
-    </w:lvl>
-    <w:lvl w:ilvl="8" w:tentative="0">
-      <w:start w:val="1"/>
-      <w:numFmt w:val="bullet"/>
-      <w:lvlText w:val=""/>
-      <w:lvlJc w:val="left"/>
-      <w:pPr>
-        <w:tabs>
-          <w:tab w:val="left" w:pos="6480"/>
-        </w:tabs>
-        <w:ind w:left="6480" w:hanging="360"/>
-      </w:pPr>
-      <w:rPr>
-        <w:rFonts w:hint="default" w:ascii="Wingdings" w:hAnsi="Wingdings" w:cs="Wingdings"/>
-        <w:sz w:val="20"/>
-      </w:rPr>
-    </w:lvl>
-  </w:abstractNum>
-  <w:abstractNum w:abstractNumId="19">
-    <w:nsid w:val="FA0D58FE"/>
-    <w:multiLevelType w:val="multilevel"/>
-    <w:tmpl w:val="FA0D58FE"/>
-    <w:lvl w:ilvl="0" w:tentative="0">
-      <w:start w:val="1"/>
-      <w:numFmt w:val="bullet"/>
-      <w:lvlText w:val=""/>
-      <w:lvlJc w:val="left"/>
-      <w:pPr>
-        <w:tabs>
-          <w:tab w:val="left" w:pos="720"/>
-        </w:tabs>
-        <w:ind w:left="720" w:hanging="360"/>
-      </w:pPr>
-      <w:rPr>
-        <w:rFonts w:hint="default" w:ascii="Symbol" w:hAnsi="Symbol" w:cs="Symbol"/>
-        <w:sz w:val="20"/>
-      </w:rPr>
-    </w:lvl>
-    <w:lvl w:ilvl="1" w:tentative="0">
-      <w:start w:val="1"/>
-      <w:numFmt w:val="bullet"/>
-      <w:lvlText w:val="o"/>
-      <w:lvlJc w:val="left"/>
-      <w:pPr>
-        <w:tabs>
-          <w:tab w:val="left" w:pos="1440"/>
-        </w:tabs>
-        <w:ind w:left="1440" w:hanging="360"/>
-      </w:pPr>
-      <w:rPr>
-        <w:rFonts w:hint="default" w:ascii="Courier New" w:hAnsi="Courier New" w:cs="Courier New"/>
-        <w:sz w:val="20"/>
-      </w:rPr>
-    </w:lvl>
-    <w:lvl w:ilvl="2" w:tentative="0">
-      <w:start w:val="1"/>
-      <w:numFmt w:val="bullet"/>
-      <w:lvlText w:val=""/>
-      <w:lvlJc w:val="left"/>
-      <w:pPr>
-        <w:tabs>
-          <w:tab w:val="left" w:pos="2160"/>
-        </w:tabs>
-        <w:ind w:left="2160" w:hanging="360"/>
-      </w:pPr>
-      <w:rPr>
-        <w:rFonts w:hint="default" w:ascii="Wingdings" w:hAnsi="Wingdings" w:cs="Wingdings"/>
-        <w:sz w:val="20"/>
-      </w:rPr>
-    </w:lvl>
-    <w:lvl w:ilvl="3" w:tentative="0">
-      <w:start w:val="1"/>
-      <w:numFmt w:val="bullet"/>
-      <w:lvlText w:val=""/>
-      <w:lvlJc w:val="left"/>
-      <w:pPr>
-        <w:tabs>
-          <w:tab w:val="left" w:pos="2880"/>
-        </w:tabs>
-        <w:ind w:left="2880" w:hanging="360"/>
-      </w:pPr>
-      <w:rPr>
-        <w:rFonts w:hint="default" w:ascii="Wingdings" w:hAnsi="Wingdings" w:cs="Wingdings"/>
-        <w:sz w:val="20"/>
-      </w:rPr>
-    </w:lvl>
-    <w:lvl w:ilvl="4" w:tentative="0">
-      <w:start w:val="1"/>
-      <w:numFmt w:val="bullet"/>
-      <w:lvlText w:val=""/>
-      <w:lvlJc w:val="left"/>
-      <w:pPr>
-        <w:tabs>
-          <w:tab w:val="left" w:pos="3600"/>
-        </w:tabs>
-        <w:ind w:left="3600" w:hanging="360"/>
-      </w:pPr>
-      <w:rPr>
-        <w:rFonts w:hint="default" w:ascii="Wingdings" w:hAnsi="Wingdings" w:cs="Wingdings"/>
-        <w:sz w:val="20"/>
-      </w:rPr>
-    </w:lvl>
-    <w:lvl w:ilvl="5" w:tentative="0">
-      <w:start w:val="1"/>
-      <w:numFmt w:val="bullet"/>
-      <w:lvlText w:val=""/>
-      <w:lvlJc w:val="left"/>
-      <w:pPr>
-        <w:tabs>
-          <w:tab w:val="left" w:pos="4320"/>
-        </w:tabs>
-        <w:ind w:left="4320" w:hanging="360"/>
-      </w:pPr>
-      <w:rPr>
-        <w:rFonts w:hint="default" w:ascii="Wingdings" w:hAnsi="Wingdings" w:cs="Wingdings"/>
-        <w:sz w:val="20"/>
-      </w:rPr>
-    </w:lvl>
-    <w:lvl w:ilvl="6" w:tentative="0">
-      <w:start w:val="1"/>
-      <w:numFmt w:val="bullet"/>
-      <w:lvlText w:val=""/>
-      <w:lvlJc w:val="left"/>
-      <w:pPr>
-        <w:tabs>
-          <w:tab w:val="left" w:pos="5040"/>
-        </w:tabs>
-        <w:ind w:left="5040" w:hanging="360"/>
-      </w:pPr>
-      <w:rPr>
-        <w:rFonts w:hint="default" w:ascii="Wingdings" w:hAnsi="Wingdings" w:cs="Wingdings"/>
-        <w:sz w:val="20"/>
-      </w:rPr>
-    </w:lvl>
-    <w:lvl w:ilvl="7" w:tentative="0">
-      <w:start w:val="1"/>
-      <w:numFmt w:val="bullet"/>
-      <w:lvlText w:val=""/>
-      <w:lvlJc w:val="left"/>
-      <w:pPr>
-        <w:tabs>
-          <w:tab w:val="left" w:pos="5760"/>
-        </w:tabs>
-        <w:ind w:left="5760" w:hanging="360"/>
-      </w:pPr>
-      <w:rPr>
-        <w:rFonts w:hint="default" w:ascii="Wingdings" w:hAnsi="Wingdings" w:cs="Wingdings"/>
-        <w:sz w:val="20"/>
-      </w:rPr>
-    </w:lvl>
-    <w:lvl w:ilvl="8" w:tentative="0">
-      <w:start w:val="1"/>
-      <w:numFmt w:val="bullet"/>
-      <w:lvlText w:val=""/>
-      <w:lvlJc w:val="left"/>
-      <w:pPr>
-        <w:tabs>
-          <w:tab w:val="left" w:pos="6480"/>
-        </w:tabs>
-        <w:ind w:left="6480" w:hanging="360"/>
-      </w:pPr>
-      <w:rPr>
-        <w:rFonts w:hint="default" w:ascii="Wingdings" w:hAnsi="Wingdings" w:cs="Wingdings"/>
-        <w:sz w:val="20"/>
-      </w:rPr>
-    </w:lvl>
-  </w:abstractNum>
-  <w:abstractNum w:abstractNumId="20">
+  <w:abstractNum w:abstractNumId="10">
     <w:nsid w:val="FB68AF9A"/>
     <w:multiLevelType w:val="singleLevel"/>
     <w:tmpl w:val="FB68AF9A"/>
@@ -13175,325 +9420,7 @@
       </w:rPr>
     </w:lvl>
   </w:abstractNum>
-  <w:abstractNum w:abstractNumId="21">
-    <w:nsid w:val="16D2981D"/>
-    <w:multiLevelType w:val="singleLevel"/>
-    <w:tmpl w:val="16D2981D"/>
-    <w:lvl w:ilvl="0" w:tentative="0">
-      <w:start w:val="1"/>
-      <w:numFmt w:val="bullet"/>
-      <w:lvlText w:val=""/>
-      <w:lvlJc w:val="left"/>
-      <w:pPr>
-        <w:tabs>
-          <w:tab w:val="left" w:pos="840"/>
-        </w:tabs>
-        <w:ind w:left="840" w:leftChars="0" w:hanging="420" w:firstLineChars="0"/>
-      </w:pPr>
-      <w:rPr>
-        <w:rFonts w:hint="default" w:ascii="Wingdings" w:hAnsi="Wingdings"/>
-      </w:rPr>
-    </w:lvl>
-  </w:abstractNum>
-  <w:abstractNum w:abstractNumId="22">
-    <w:nsid w:val="18B51541"/>
-    <w:multiLevelType w:val="multilevel"/>
-    <w:tmpl w:val="18B51541"/>
-    <w:lvl w:ilvl="0" w:tentative="0">
-      <w:start w:val="1"/>
-      <w:numFmt w:val="bullet"/>
-      <w:lvlText w:val=""/>
-      <w:lvlJc w:val="left"/>
-      <w:pPr>
-        <w:tabs>
-          <w:tab w:val="left" w:pos="720"/>
-        </w:tabs>
-        <w:ind w:left="720" w:hanging="360"/>
-      </w:pPr>
-      <w:rPr>
-        <w:rFonts w:hint="default" w:ascii="Symbol" w:hAnsi="Symbol" w:cs="Symbol"/>
-        <w:sz w:val="20"/>
-      </w:rPr>
-    </w:lvl>
-    <w:lvl w:ilvl="1" w:tentative="0">
-      <w:start w:val="1"/>
-      <w:numFmt w:val="bullet"/>
-      <w:lvlText w:val="o"/>
-      <w:lvlJc w:val="left"/>
-      <w:pPr>
-        <w:tabs>
-          <w:tab w:val="left" w:pos="1440"/>
-        </w:tabs>
-        <w:ind w:left="1440" w:hanging="360"/>
-      </w:pPr>
-      <w:rPr>
-        <w:rFonts w:hint="default" w:ascii="Courier New" w:hAnsi="Courier New" w:cs="Courier New"/>
-        <w:sz w:val="20"/>
-      </w:rPr>
-    </w:lvl>
-    <w:lvl w:ilvl="2" w:tentative="0">
-      <w:start w:val="1"/>
-      <w:numFmt w:val="bullet"/>
-      <w:lvlText w:val=""/>
-      <w:lvlJc w:val="left"/>
-      <w:pPr>
-        <w:tabs>
-          <w:tab w:val="left" w:pos="2160"/>
-        </w:tabs>
-        <w:ind w:left="2160" w:hanging="360"/>
-      </w:pPr>
-      <w:rPr>
-        <w:rFonts w:hint="default" w:ascii="Wingdings" w:hAnsi="Wingdings" w:cs="Wingdings"/>
-        <w:sz w:val="20"/>
-      </w:rPr>
-    </w:lvl>
-    <w:lvl w:ilvl="3" w:tentative="0">
-      <w:start w:val="1"/>
-      <w:numFmt w:val="bullet"/>
-      <w:lvlText w:val=""/>
-      <w:lvlJc w:val="left"/>
-      <w:pPr>
-        <w:tabs>
-          <w:tab w:val="left" w:pos="2880"/>
-        </w:tabs>
-        <w:ind w:left="2880" w:hanging="360"/>
-      </w:pPr>
-      <w:rPr>
-        <w:rFonts w:hint="default" w:ascii="Wingdings" w:hAnsi="Wingdings" w:cs="Wingdings"/>
-        <w:sz w:val="20"/>
-      </w:rPr>
-    </w:lvl>
-    <w:lvl w:ilvl="4" w:tentative="0">
-      <w:start w:val="1"/>
-      <w:numFmt w:val="bullet"/>
-      <w:lvlText w:val=""/>
-      <w:lvlJc w:val="left"/>
-      <w:pPr>
-        <w:tabs>
-          <w:tab w:val="left" w:pos="3600"/>
-        </w:tabs>
-        <w:ind w:left="3600" w:hanging="360"/>
-      </w:pPr>
-      <w:rPr>
-        <w:rFonts w:hint="default" w:ascii="Wingdings" w:hAnsi="Wingdings" w:cs="Wingdings"/>
-        <w:sz w:val="20"/>
-      </w:rPr>
-    </w:lvl>
-    <w:lvl w:ilvl="5" w:tentative="0">
-      <w:start w:val="1"/>
-      <w:numFmt w:val="bullet"/>
-      <w:lvlText w:val=""/>
-      <w:lvlJc w:val="left"/>
-      <w:pPr>
-        <w:tabs>
-          <w:tab w:val="left" w:pos="4320"/>
-        </w:tabs>
-        <w:ind w:left="4320" w:hanging="360"/>
-      </w:pPr>
-      <w:rPr>
-        <w:rFonts w:hint="default" w:ascii="Wingdings" w:hAnsi="Wingdings" w:cs="Wingdings"/>
-        <w:sz w:val="20"/>
-      </w:rPr>
-    </w:lvl>
-    <w:lvl w:ilvl="6" w:tentative="0">
-      <w:start w:val="1"/>
-      <w:numFmt w:val="bullet"/>
-      <w:lvlText w:val=""/>
-      <w:lvlJc w:val="left"/>
-      <w:pPr>
-        <w:tabs>
-          <w:tab w:val="left" w:pos="5040"/>
-        </w:tabs>
-        <w:ind w:left="5040" w:hanging="360"/>
-      </w:pPr>
-      <w:rPr>
-        <w:rFonts w:hint="default" w:ascii="Wingdings" w:hAnsi="Wingdings" w:cs="Wingdings"/>
-        <w:sz w:val="20"/>
-      </w:rPr>
-    </w:lvl>
-    <w:lvl w:ilvl="7" w:tentative="0">
-      <w:start w:val="1"/>
-      <w:numFmt w:val="bullet"/>
-      <w:lvlText w:val=""/>
-      <w:lvlJc w:val="left"/>
-      <w:pPr>
-        <w:tabs>
-          <w:tab w:val="left" w:pos="5760"/>
-        </w:tabs>
-        <w:ind w:left="5760" w:hanging="360"/>
-      </w:pPr>
-      <w:rPr>
-        <w:rFonts w:hint="default" w:ascii="Wingdings" w:hAnsi="Wingdings" w:cs="Wingdings"/>
-        <w:sz w:val="20"/>
-      </w:rPr>
-    </w:lvl>
-    <w:lvl w:ilvl="8" w:tentative="0">
-      <w:start w:val="1"/>
-      <w:numFmt w:val="bullet"/>
-      <w:lvlText w:val=""/>
-      <w:lvlJc w:val="left"/>
-      <w:pPr>
-        <w:tabs>
-          <w:tab w:val="left" w:pos="6480"/>
-        </w:tabs>
-        <w:ind w:left="6480" w:hanging="360"/>
-      </w:pPr>
-      <w:rPr>
-        <w:rFonts w:hint="default" w:ascii="Wingdings" w:hAnsi="Wingdings" w:cs="Wingdings"/>
-        <w:sz w:val="20"/>
-      </w:rPr>
-    </w:lvl>
-  </w:abstractNum>
-  <w:abstractNum w:abstractNumId="23">
-    <w:nsid w:val="19E1366C"/>
-    <w:multiLevelType w:val="multilevel"/>
-    <w:tmpl w:val="19E1366C"/>
-    <w:lvl w:ilvl="0" w:tentative="0">
-      <w:start w:val="1"/>
-      <w:numFmt w:val="bullet"/>
-      <w:lvlText w:val=""/>
-      <w:lvlJc w:val="left"/>
-      <w:pPr>
-        <w:tabs>
-          <w:tab w:val="left" w:pos="720"/>
-        </w:tabs>
-        <w:ind w:left="720" w:hanging="360"/>
-      </w:pPr>
-      <w:rPr>
-        <w:rFonts w:hint="default" w:ascii="Symbol" w:hAnsi="Symbol" w:cs="Symbol"/>
-        <w:sz w:val="20"/>
-      </w:rPr>
-    </w:lvl>
-    <w:lvl w:ilvl="1" w:tentative="0">
-      <w:start w:val="1"/>
-      <w:numFmt w:val="bullet"/>
-      <w:lvlText w:val="o"/>
-      <w:lvlJc w:val="left"/>
-      <w:pPr>
-        <w:tabs>
-          <w:tab w:val="left" w:pos="1440"/>
-        </w:tabs>
-        <w:ind w:left="1440" w:hanging="360"/>
-      </w:pPr>
-      <w:rPr>
-        <w:rFonts w:hint="default" w:ascii="Courier New" w:hAnsi="Courier New" w:cs="Courier New"/>
-        <w:sz w:val="20"/>
-      </w:rPr>
-    </w:lvl>
-    <w:lvl w:ilvl="2" w:tentative="0">
-      <w:start w:val="1"/>
-      <w:numFmt w:val="bullet"/>
-      <w:lvlText w:val=""/>
-      <w:lvlJc w:val="left"/>
-      <w:pPr>
-        <w:tabs>
-          <w:tab w:val="left" w:pos="2160"/>
-        </w:tabs>
-        <w:ind w:left="2160" w:hanging="360"/>
-      </w:pPr>
-      <w:rPr>
-        <w:rFonts w:hint="default" w:ascii="Wingdings" w:hAnsi="Wingdings" w:cs="Wingdings"/>
-        <w:sz w:val="20"/>
-      </w:rPr>
-    </w:lvl>
-    <w:lvl w:ilvl="3" w:tentative="0">
-      <w:start w:val="1"/>
-      <w:numFmt w:val="bullet"/>
-      <w:lvlText w:val=""/>
-      <w:lvlJc w:val="left"/>
-      <w:pPr>
-        <w:tabs>
-          <w:tab w:val="left" w:pos="2880"/>
-        </w:tabs>
-        <w:ind w:left="2880" w:hanging="360"/>
-      </w:pPr>
-      <w:rPr>
-        <w:rFonts w:hint="default" w:ascii="Wingdings" w:hAnsi="Wingdings" w:cs="Wingdings"/>
-        <w:sz w:val="20"/>
-      </w:rPr>
-    </w:lvl>
-    <w:lvl w:ilvl="4" w:tentative="0">
-      <w:start w:val="1"/>
-      <w:numFmt w:val="bullet"/>
-      <w:lvlText w:val=""/>
-      <w:lvlJc w:val="left"/>
-      <w:pPr>
-        <w:tabs>
-          <w:tab w:val="left" w:pos="3600"/>
-        </w:tabs>
-        <w:ind w:left="3600" w:hanging="360"/>
-      </w:pPr>
-      <w:rPr>
-        <w:rFonts w:hint="default" w:ascii="Wingdings" w:hAnsi="Wingdings" w:cs="Wingdings"/>
-        <w:sz w:val="20"/>
-      </w:rPr>
-    </w:lvl>
-    <w:lvl w:ilvl="5" w:tentative="0">
-      <w:start w:val="1"/>
-      <w:numFmt w:val="bullet"/>
-      <w:lvlText w:val=""/>
-      <w:lvlJc w:val="left"/>
-      <w:pPr>
-        <w:tabs>
-          <w:tab w:val="left" w:pos="4320"/>
-        </w:tabs>
-        <w:ind w:left="4320" w:hanging="360"/>
-      </w:pPr>
-      <w:rPr>
-        <w:rFonts w:hint="default" w:ascii="Wingdings" w:hAnsi="Wingdings" w:cs="Wingdings"/>
-        <w:sz w:val="20"/>
-      </w:rPr>
-    </w:lvl>
-    <w:lvl w:ilvl="6" w:tentative="0">
-      <w:start w:val="1"/>
-      <w:numFmt w:val="bullet"/>
-      <w:lvlText w:val=""/>
-      <w:lvlJc w:val="left"/>
-      <w:pPr>
-        <w:tabs>
-          <w:tab w:val="left" w:pos="5040"/>
-        </w:tabs>
-        <w:ind w:left="5040" w:hanging="360"/>
-      </w:pPr>
-      <w:rPr>
-        <w:rFonts w:hint="default" w:ascii="Wingdings" w:hAnsi="Wingdings" w:cs="Wingdings"/>
-        <w:sz w:val="20"/>
-      </w:rPr>
-    </w:lvl>
-    <w:lvl w:ilvl="7" w:tentative="0">
-      <w:start w:val="1"/>
-      <w:numFmt w:val="bullet"/>
-      <w:lvlText w:val=""/>
-      <w:lvlJc w:val="left"/>
-      <w:pPr>
-        <w:tabs>
-          <w:tab w:val="left" w:pos="5760"/>
-        </w:tabs>
-        <w:ind w:left="5760" w:hanging="360"/>
-      </w:pPr>
-      <w:rPr>
-        <w:rFonts w:hint="default" w:ascii="Wingdings" w:hAnsi="Wingdings" w:cs="Wingdings"/>
-        <w:sz w:val="20"/>
-      </w:rPr>
-    </w:lvl>
-    <w:lvl w:ilvl="8" w:tentative="0">
-      <w:start w:val="1"/>
-      <w:numFmt w:val="bullet"/>
-      <w:lvlText w:val=""/>
-      <w:lvlJc w:val="left"/>
-      <w:pPr>
-        <w:tabs>
-          <w:tab w:val="left" w:pos="6480"/>
-        </w:tabs>
-        <w:ind w:left="6480" w:hanging="360"/>
-      </w:pPr>
-      <w:rPr>
-        <w:rFonts w:hint="default" w:ascii="Wingdings" w:hAnsi="Wingdings" w:cs="Wingdings"/>
-        <w:sz w:val="20"/>
-      </w:rPr>
-    </w:lvl>
-  </w:abstractNum>
-  <w:abstractNum w:abstractNumId="24">
+  <w:abstractNum w:abstractNumId="11">
     <w:nsid w:val="1EDDE8B1"/>
     <w:multiLevelType w:val="singleLevel"/>
     <w:tmpl w:val="1EDDE8B1"/>
@@ -13513,305 +9440,7 @@
       </w:rPr>
     </w:lvl>
   </w:abstractNum>
-  <w:abstractNum w:abstractNumId="25">
-    <w:nsid w:val="214E5B56"/>
-    <w:multiLevelType w:val="multilevel"/>
-    <w:tmpl w:val="214E5B56"/>
-    <w:lvl w:ilvl="0" w:tentative="0">
-      <w:start w:val="1"/>
-      <w:numFmt w:val="bullet"/>
-      <w:lvlText w:val=""/>
-      <w:lvlJc w:val="left"/>
-      <w:pPr>
-        <w:tabs>
-          <w:tab w:val="left" w:pos="720"/>
-        </w:tabs>
-        <w:ind w:left="720" w:hanging="360"/>
-      </w:pPr>
-      <w:rPr>
-        <w:rFonts w:hint="default" w:ascii="Symbol" w:hAnsi="Symbol" w:cs="Symbol"/>
-        <w:sz w:val="20"/>
-      </w:rPr>
-    </w:lvl>
-    <w:lvl w:ilvl="1" w:tentative="0">
-      <w:start w:val="1"/>
-      <w:numFmt w:val="bullet"/>
-      <w:lvlText w:val="o"/>
-      <w:lvlJc w:val="left"/>
-      <w:pPr>
-        <w:tabs>
-          <w:tab w:val="left" w:pos="1440"/>
-        </w:tabs>
-        <w:ind w:left="1440" w:hanging="360"/>
-      </w:pPr>
-      <w:rPr>
-        <w:rFonts w:hint="default" w:ascii="Courier New" w:hAnsi="Courier New" w:cs="Courier New"/>
-        <w:sz w:val="20"/>
-      </w:rPr>
-    </w:lvl>
-    <w:lvl w:ilvl="2" w:tentative="0">
-      <w:start w:val="1"/>
-      <w:numFmt w:val="bullet"/>
-      <w:lvlText w:val=""/>
-      <w:lvlJc w:val="left"/>
-      <w:pPr>
-        <w:tabs>
-          <w:tab w:val="left" w:pos="2160"/>
-        </w:tabs>
-        <w:ind w:left="2160" w:hanging="360"/>
-      </w:pPr>
-      <w:rPr>
-        <w:rFonts w:hint="default" w:ascii="Wingdings" w:hAnsi="Wingdings" w:cs="Wingdings"/>
-        <w:sz w:val="20"/>
-      </w:rPr>
-    </w:lvl>
-    <w:lvl w:ilvl="3" w:tentative="0">
-      <w:start w:val="1"/>
-      <w:numFmt w:val="bullet"/>
-      <w:lvlText w:val=""/>
-      <w:lvlJc w:val="left"/>
-      <w:pPr>
-        <w:tabs>
-          <w:tab w:val="left" w:pos="2880"/>
-        </w:tabs>
-        <w:ind w:left="2880" w:hanging="360"/>
-      </w:pPr>
-      <w:rPr>
-        <w:rFonts w:hint="default" w:ascii="Wingdings" w:hAnsi="Wingdings" w:cs="Wingdings"/>
-        <w:sz w:val="20"/>
-      </w:rPr>
-    </w:lvl>
-    <w:lvl w:ilvl="4" w:tentative="0">
-      <w:start w:val="1"/>
-      <w:numFmt w:val="bullet"/>
-      <w:lvlText w:val=""/>
-      <w:lvlJc w:val="left"/>
-      <w:pPr>
-        <w:tabs>
-          <w:tab w:val="left" w:pos="3600"/>
-        </w:tabs>
-        <w:ind w:left="3600" w:hanging="360"/>
-      </w:pPr>
-      <w:rPr>
-        <w:rFonts w:hint="default" w:ascii="Wingdings" w:hAnsi="Wingdings" w:cs="Wingdings"/>
-        <w:sz w:val="20"/>
-      </w:rPr>
-    </w:lvl>
-    <w:lvl w:ilvl="5" w:tentative="0">
-      <w:start w:val="1"/>
-      <w:numFmt w:val="bullet"/>
-      <w:lvlText w:val=""/>
-      <w:lvlJc w:val="left"/>
-      <w:pPr>
-        <w:tabs>
-          <w:tab w:val="left" w:pos="4320"/>
-        </w:tabs>
-        <w:ind w:left="4320" w:hanging="360"/>
-      </w:pPr>
-      <w:rPr>
-        <w:rFonts w:hint="default" w:ascii="Wingdings" w:hAnsi="Wingdings" w:cs="Wingdings"/>
-        <w:sz w:val="20"/>
-      </w:rPr>
-    </w:lvl>
-    <w:lvl w:ilvl="6" w:tentative="0">
-      <w:start w:val="1"/>
-      <w:numFmt w:val="bullet"/>
-      <w:lvlText w:val=""/>
-      <w:lvlJc w:val="left"/>
-      <w:pPr>
-        <w:tabs>
-          <w:tab w:val="left" w:pos="5040"/>
-        </w:tabs>
-        <w:ind w:left="5040" w:hanging="360"/>
-      </w:pPr>
-      <w:rPr>
-        <w:rFonts w:hint="default" w:ascii="Wingdings" w:hAnsi="Wingdings" w:cs="Wingdings"/>
-        <w:sz w:val="20"/>
-      </w:rPr>
-    </w:lvl>
-    <w:lvl w:ilvl="7" w:tentative="0">
-      <w:start w:val="1"/>
-      <w:numFmt w:val="bullet"/>
-      <w:lvlText w:val=""/>
-      <w:lvlJc w:val="left"/>
-      <w:pPr>
-        <w:tabs>
-          <w:tab w:val="left" w:pos="5760"/>
-        </w:tabs>
-        <w:ind w:left="5760" w:hanging="360"/>
-      </w:pPr>
-      <w:rPr>
-        <w:rFonts w:hint="default" w:ascii="Wingdings" w:hAnsi="Wingdings" w:cs="Wingdings"/>
-        <w:sz w:val="20"/>
-      </w:rPr>
-    </w:lvl>
-    <w:lvl w:ilvl="8" w:tentative="0">
-      <w:start w:val="1"/>
-      <w:numFmt w:val="bullet"/>
-      <w:lvlText w:val=""/>
-      <w:lvlJc w:val="left"/>
-      <w:pPr>
-        <w:tabs>
-          <w:tab w:val="left" w:pos="6480"/>
-        </w:tabs>
-        <w:ind w:left="6480" w:hanging="360"/>
-      </w:pPr>
-      <w:rPr>
-        <w:rFonts w:hint="default" w:ascii="Wingdings" w:hAnsi="Wingdings" w:cs="Wingdings"/>
-        <w:sz w:val="20"/>
-      </w:rPr>
-    </w:lvl>
-  </w:abstractNum>
-  <w:abstractNum w:abstractNumId="26">
-    <w:nsid w:val="2329ABDB"/>
-    <w:multiLevelType w:val="multilevel"/>
-    <w:tmpl w:val="2329ABDB"/>
-    <w:lvl w:ilvl="0" w:tentative="0">
-      <w:start w:val="1"/>
-      <w:numFmt w:val="bullet"/>
-      <w:lvlText w:val=""/>
-      <w:lvlJc w:val="left"/>
-      <w:pPr>
-        <w:tabs>
-          <w:tab w:val="left" w:pos="720"/>
-        </w:tabs>
-        <w:ind w:left="720" w:hanging="360"/>
-      </w:pPr>
-      <w:rPr>
-        <w:rFonts w:ascii="Symbol" w:hAnsi="Symbol" w:cs="Symbol"/>
-        <w:sz w:val="20"/>
-      </w:rPr>
-    </w:lvl>
-    <w:lvl w:ilvl="1" w:tentative="0">
-      <w:start w:val="1"/>
-      <w:numFmt w:val="bullet"/>
-      <w:lvlText w:val="o"/>
-      <w:lvlJc w:val="left"/>
-      <w:pPr>
-        <w:tabs>
-          <w:tab w:val="left" w:pos="1440"/>
-        </w:tabs>
-        <w:ind w:left="1440" w:hanging="360"/>
-      </w:pPr>
-      <w:rPr>
-        <w:rFonts w:ascii="Courier New" w:hAnsi="Courier New" w:cs="Courier New"/>
-        <w:sz w:val="20"/>
-      </w:rPr>
-    </w:lvl>
-    <w:lvl w:ilvl="2" w:tentative="0">
-      <w:start w:val="1"/>
-      <w:numFmt w:val="bullet"/>
-      <w:lvlText w:val=""/>
-      <w:lvlJc w:val="left"/>
-      <w:pPr>
-        <w:tabs>
-          <w:tab w:val="left" w:pos="2160"/>
-        </w:tabs>
-        <w:ind w:left="2160" w:hanging="360"/>
-      </w:pPr>
-      <w:rPr>
-        <w:rFonts w:ascii="Wingdings" w:hAnsi="Wingdings" w:cs="Wingdings"/>
-        <w:sz w:val="20"/>
-      </w:rPr>
-    </w:lvl>
-    <w:lvl w:ilvl="3" w:tentative="0">
-      <w:start w:val="1"/>
-      <w:numFmt w:val="bullet"/>
-      <w:lvlText w:val=""/>
-      <w:lvlJc w:val="left"/>
-      <w:pPr>
-        <w:tabs>
-          <w:tab w:val="left" w:pos="2880"/>
-        </w:tabs>
-        <w:ind w:left="2880" w:hanging="360"/>
-      </w:pPr>
-      <w:rPr>
-        <w:rFonts w:hint="default" w:ascii="Wingdings" w:hAnsi="Wingdings" w:cs="Wingdings"/>
-        <w:sz w:val="20"/>
-      </w:rPr>
-    </w:lvl>
-    <w:lvl w:ilvl="4" w:tentative="0">
-      <w:start w:val="1"/>
-      <w:numFmt w:val="bullet"/>
-      <w:lvlText w:val=""/>
-      <w:lvlJc w:val="left"/>
-      <w:pPr>
-        <w:tabs>
-          <w:tab w:val="left" w:pos="3600"/>
-        </w:tabs>
-        <w:ind w:left="3600" w:hanging="360"/>
-      </w:pPr>
-      <w:rPr>
-        <w:rFonts w:hint="default" w:ascii="Wingdings" w:hAnsi="Wingdings" w:cs="Wingdings"/>
-        <w:sz w:val="20"/>
-      </w:rPr>
-    </w:lvl>
-    <w:lvl w:ilvl="5" w:tentative="0">
-      <w:start w:val="1"/>
-      <w:numFmt w:val="bullet"/>
-      <w:lvlText w:val=""/>
-      <w:lvlJc w:val="left"/>
-      <w:pPr>
-        <w:tabs>
-          <w:tab w:val="left" w:pos="4320"/>
-        </w:tabs>
-        <w:ind w:left="4320" w:hanging="360"/>
-      </w:pPr>
-      <w:rPr>
-        <w:rFonts w:hint="default" w:ascii="Wingdings" w:hAnsi="Wingdings" w:cs="Wingdings"/>
-        <w:sz w:val="20"/>
-      </w:rPr>
-    </w:lvl>
-    <w:lvl w:ilvl="6" w:tentative="0">
-      <w:start w:val="1"/>
-      <w:numFmt w:val="bullet"/>
-      <w:lvlText w:val=""/>
-      <w:lvlJc w:val="left"/>
-      <w:pPr>
-        <w:tabs>
-          <w:tab w:val="left" w:pos="5040"/>
-        </w:tabs>
-        <w:ind w:left="5040" w:hanging="360"/>
-      </w:pPr>
-      <w:rPr>
-        <w:rFonts w:hint="default" w:ascii="Wingdings" w:hAnsi="Wingdings" w:cs="Wingdings"/>
-        <w:sz w:val="20"/>
-      </w:rPr>
-    </w:lvl>
-    <w:lvl w:ilvl="7" w:tentative="0">
-      <w:start w:val="1"/>
-      <w:numFmt w:val="bullet"/>
-      <w:lvlText w:val=""/>
-      <w:lvlJc w:val="left"/>
-      <w:pPr>
-        <w:tabs>
-          <w:tab w:val="left" w:pos="5760"/>
-        </w:tabs>
-        <w:ind w:left="5760" w:hanging="360"/>
-      </w:pPr>
-      <w:rPr>
-        <w:rFonts w:hint="default" w:ascii="Wingdings" w:hAnsi="Wingdings" w:cs="Wingdings"/>
-        <w:sz w:val="20"/>
-      </w:rPr>
-    </w:lvl>
-    <w:lvl w:ilvl="8" w:tentative="0">
-      <w:start w:val="1"/>
-      <w:numFmt w:val="bullet"/>
-      <w:lvlText w:val=""/>
-      <w:lvlJc w:val="left"/>
-      <w:pPr>
-        <w:tabs>
-          <w:tab w:val="left" w:pos="6480"/>
-        </w:tabs>
-        <w:ind w:left="6480" w:hanging="360"/>
-      </w:pPr>
-      <w:rPr>
-        <w:rFonts w:hint="default" w:ascii="Wingdings" w:hAnsi="Wingdings" w:cs="Wingdings"/>
-        <w:sz w:val="20"/>
-      </w:rPr>
-    </w:lvl>
-  </w:abstractNum>
-  <w:abstractNum w:abstractNumId="27">
+  <w:abstractNum w:abstractNumId="12">
     <w:nsid w:val="30FDB7D9"/>
     <w:multiLevelType w:val="singleLevel"/>
     <w:tmpl w:val="30FDB7D9"/>
@@ -13831,623 +9460,129 @@
       </w:rPr>
     </w:lvl>
   </w:abstractNum>
-  <w:abstractNum w:abstractNumId="28">
-    <w:nsid w:val="31447F66"/>
+  <w:abstractNum w:abstractNumId="13">
+    <w:nsid w:val="3604B800"/>
     <w:multiLevelType w:val="multilevel"/>
-    <w:tmpl w:val="31447F66"/>
+    <w:tmpl w:val="3604B800"/>
     <w:lvl w:ilvl="0" w:tentative="0">
       <w:start w:val="1"/>
-      <w:numFmt w:val="bullet"/>
-      <w:lvlText w:val=""/>
+      <w:numFmt w:val="decimal"/>
+      <w:suff w:val="space"/>
+      <w:lvlText w:val="%1"/>
       <w:lvlJc w:val="left"/>
       <w:pPr>
-        <w:tabs>
-          <w:tab w:val="left" w:pos="720"/>
-        </w:tabs>
-        <w:ind w:left="720" w:hanging="360"/>
+        <w:ind w:left="0" w:leftChars="0" w:firstLine="0" w:firstLineChars="0"/>
       </w:pPr>
       <w:rPr>
-        <w:rFonts w:hint="default" w:ascii="Symbol" w:hAnsi="Symbol" w:cs="Symbol"/>
-        <w:sz w:val="20"/>
+        <w:rFonts w:hint="default"/>
       </w:rPr>
     </w:lvl>
     <w:lvl w:ilvl="1" w:tentative="0">
       <w:start w:val="1"/>
-      <w:numFmt w:val="bullet"/>
-      <w:lvlText w:val="o"/>
+      <w:numFmt w:val="decimal"/>
+      <w:suff w:val="space"/>
+      <w:lvlText w:val="%1.%2"/>
       <w:lvlJc w:val="left"/>
       <w:pPr>
-        <w:tabs>
-          <w:tab w:val="left" w:pos="1440"/>
-        </w:tabs>
-        <w:ind w:left="1440" w:hanging="360"/>
+        <w:ind w:left="0" w:leftChars="0" w:firstLine="0" w:firstLineChars="0"/>
       </w:pPr>
       <w:rPr>
-        <w:rFonts w:hint="default" w:ascii="Courier New" w:hAnsi="Courier New" w:cs="Courier New"/>
-        <w:sz w:val="20"/>
+        <w:rFonts w:hint="default"/>
       </w:rPr>
     </w:lvl>
     <w:lvl w:ilvl="2" w:tentative="0">
       <w:start w:val="1"/>
-      <w:numFmt w:val="bullet"/>
-      <w:lvlText w:val=""/>
+      <w:numFmt w:val="decimal"/>
+      <w:suff w:val="space"/>
+      <w:lvlText w:val="%1.%2.%3"/>
       <w:lvlJc w:val="left"/>
       <w:pPr>
-        <w:tabs>
-          <w:tab w:val="left" w:pos="2160"/>
-        </w:tabs>
-        <w:ind w:left="2160" w:hanging="360"/>
+        <w:ind w:left="0" w:leftChars="0" w:firstLine="0" w:firstLineChars="0"/>
       </w:pPr>
       <w:rPr>
-        <w:rFonts w:hint="default" w:ascii="Wingdings" w:hAnsi="Wingdings" w:cs="Wingdings"/>
-        <w:sz w:val="20"/>
+        <w:rFonts w:hint="default"/>
       </w:rPr>
     </w:lvl>
     <w:lvl w:ilvl="3" w:tentative="0">
       <w:start w:val="1"/>
-      <w:numFmt w:val="bullet"/>
-      <w:lvlText w:val=""/>
+      <w:numFmt w:val="decimal"/>
+      <w:suff w:val="space"/>
+      <w:lvlText w:val="%1.%2.%3.%4"/>
       <w:lvlJc w:val="left"/>
       <w:pPr>
-        <w:tabs>
-          <w:tab w:val="left" w:pos="2880"/>
-        </w:tabs>
-        <w:ind w:left="2880" w:hanging="360"/>
+        <w:ind w:left="0" w:leftChars="0" w:firstLine="0" w:firstLineChars="0"/>
       </w:pPr>
       <w:rPr>
-        <w:rFonts w:hint="default" w:ascii="Wingdings" w:hAnsi="Wingdings" w:cs="Wingdings"/>
-        <w:sz w:val="20"/>
+        <w:rFonts w:hint="default"/>
       </w:rPr>
     </w:lvl>
     <w:lvl w:ilvl="4" w:tentative="0">
       <w:start w:val="1"/>
-      <w:numFmt w:val="bullet"/>
-      <w:lvlText w:val=""/>
+      <w:numFmt w:val="decimal"/>
+      <w:suff w:val="space"/>
+      <w:lvlText w:val="%1.%2.%3.%4.%5"/>
       <w:lvlJc w:val="left"/>
       <w:pPr>
-        <w:tabs>
-          <w:tab w:val="left" w:pos="3600"/>
-        </w:tabs>
-        <w:ind w:left="3600" w:hanging="360"/>
+        <w:ind w:left="0" w:leftChars="0" w:firstLine="0" w:firstLineChars="0"/>
       </w:pPr>
       <w:rPr>
-        <w:rFonts w:hint="default" w:ascii="Wingdings" w:hAnsi="Wingdings" w:cs="Wingdings"/>
-        <w:sz w:val="20"/>
+        <w:rFonts w:hint="default"/>
       </w:rPr>
     </w:lvl>
     <w:lvl w:ilvl="5" w:tentative="0">
       <w:start w:val="1"/>
-      <w:numFmt w:val="bullet"/>
-      <w:lvlText w:val=""/>
+      <w:numFmt w:val="decimal"/>
+      <w:suff w:val="space"/>
+      <w:lvlText w:val="%1.%2.%3.%4.%5.%6"/>
       <w:lvlJc w:val="left"/>
       <w:pPr>
-        <w:tabs>
-          <w:tab w:val="left" w:pos="4320"/>
-        </w:tabs>
-        <w:ind w:left="4320" w:hanging="360"/>
+        <w:ind w:left="0" w:leftChars="0" w:firstLine="0" w:firstLineChars="0"/>
       </w:pPr>
       <w:rPr>
-        <w:rFonts w:hint="default" w:ascii="Wingdings" w:hAnsi="Wingdings" w:cs="Wingdings"/>
-        <w:sz w:val="20"/>
+        <w:rFonts w:hint="default"/>
       </w:rPr>
     </w:lvl>
     <w:lvl w:ilvl="6" w:tentative="0">
       <w:start w:val="1"/>
-      <w:numFmt w:val="bullet"/>
-      <w:lvlText w:val=""/>
+      <w:numFmt w:val="decimal"/>
+      <w:suff w:val="space"/>
+      <w:lvlText w:val="%1.%2.%3.%4.%5.%6.%7"/>
       <w:lvlJc w:val="left"/>
       <w:pPr>
-        <w:tabs>
-          <w:tab w:val="left" w:pos="5040"/>
-        </w:tabs>
-        <w:ind w:left="5040" w:hanging="360"/>
+        <w:ind w:left="0" w:leftChars="0" w:firstLine="0" w:firstLineChars="0"/>
       </w:pPr>
       <w:rPr>
-        <w:rFonts w:hint="default" w:ascii="Wingdings" w:hAnsi="Wingdings" w:cs="Wingdings"/>
-        <w:sz w:val="20"/>
+        <w:rFonts w:hint="default"/>
       </w:rPr>
     </w:lvl>
     <w:lvl w:ilvl="7" w:tentative="0">
       <w:start w:val="1"/>
-      <w:numFmt w:val="bullet"/>
-      <w:lvlText w:val=""/>
+      <w:numFmt w:val="decimal"/>
+      <w:suff w:val="space"/>
+      <w:lvlText w:val="%1.%2.%3.%4.%5.%6.%7.%8"/>
       <w:lvlJc w:val="left"/>
       <w:pPr>
-        <w:tabs>
-          <w:tab w:val="left" w:pos="5760"/>
-        </w:tabs>
-        <w:ind w:left="5760" w:hanging="360"/>
+        <w:ind w:left="0" w:leftChars="0" w:firstLine="0" w:firstLineChars="0"/>
       </w:pPr>
       <w:rPr>
-        <w:rFonts w:hint="default" w:ascii="Wingdings" w:hAnsi="Wingdings" w:cs="Wingdings"/>
-        <w:sz w:val="20"/>
+        <w:rFonts w:hint="default"/>
       </w:rPr>
     </w:lvl>
     <w:lvl w:ilvl="8" w:tentative="0">
       <w:start w:val="1"/>
-      <w:numFmt w:val="bullet"/>
-      <w:lvlText w:val=""/>
+      <w:numFmt w:val="decimal"/>
+      <w:suff w:val="space"/>
+      <w:lvlText w:val="%1.%2.%3.%4.%5.%6.%7.%8.%9"/>
       <w:lvlJc w:val="left"/>
       <w:pPr>
-        <w:tabs>
-          <w:tab w:val="left" w:pos="6480"/>
-        </w:tabs>
-        <w:ind w:left="6480" w:hanging="360"/>
+        <w:ind w:left="0" w:leftChars="0" w:firstLine="0" w:firstLineChars="0"/>
       </w:pPr>
       <w:rPr>
-        <w:rFonts w:hint="default" w:ascii="Wingdings" w:hAnsi="Wingdings" w:cs="Wingdings"/>
-        <w:sz w:val="20"/>
+        <w:rFonts w:hint="default"/>
       </w:rPr>
     </w:lvl>
   </w:abstractNum>
-  <w:abstractNum w:abstractNumId="29">
-    <w:nsid w:val="380920D2"/>
-    <w:multiLevelType w:val="singleLevel"/>
-    <w:tmpl w:val="380920D2"/>
-    <w:lvl w:ilvl="0" w:tentative="0">
-      <w:start w:val="1"/>
-      <w:numFmt w:val="bullet"/>
-      <w:lvlText w:val=""/>
-      <w:lvlJc w:val="left"/>
-      <w:pPr>
-        <w:tabs>
-          <w:tab w:val="left" w:pos="420"/>
-        </w:tabs>
-        <w:ind w:left="420" w:leftChars="0" w:hanging="420" w:firstLineChars="0"/>
-      </w:pPr>
-      <w:rPr>
-        <w:rFonts w:hint="default" w:ascii="Wingdings" w:hAnsi="Wingdings"/>
-      </w:rPr>
-    </w:lvl>
-  </w:abstractNum>
-  <w:abstractNum w:abstractNumId="30">
-    <w:nsid w:val="3EB0E912"/>
-    <w:multiLevelType w:val="multilevel"/>
-    <w:tmpl w:val="3EB0E912"/>
-    <w:lvl w:ilvl="0" w:tentative="0">
-      <w:start w:val="1"/>
-      <w:numFmt w:val="bullet"/>
-      <w:lvlText w:val=""/>
-      <w:lvlJc w:val="left"/>
-      <w:pPr>
-        <w:tabs>
-          <w:tab w:val="left" w:pos="720"/>
-        </w:tabs>
-        <w:ind w:left="720" w:hanging="360"/>
-      </w:pPr>
-      <w:rPr>
-        <w:rFonts w:hint="default" w:ascii="Symbol" w:hAnsi="Symbol" w:cs="Symbol"/>
-        <w:sz w:val="20"/>
-      </w:rPr>
-    </w:lvl>
-    <w:lvl w:ilvl="1" w:tentative="0">
-      <w:start w:val="1"/>
-      <w:numFmt w:val="bullet"/>
-      <w:lvlText w:val="o"/>
-      <w:lvlJc w:val="left"/>
-      <w:pPr>
-        <w:tabs>
-          <w:tab w:val="left" w:pos="1440"/>
-        </w:tabs>
-        <w:ind w:left="1440" w:hanging="360"/>
-      </w:pPr>
-      <w:rPr>
-        <w:rFonts w:hint="default" w:ascii="Courier New" w:hAnsi="Courier New" w:cs="Courier New"/>
-        <w:sz w:val="20"/>
-      </w:rPr>
-    </w:lvl>
-    <w:lvl w:ilvl="2" w:tentative="0">
-      <w:start w:val="1"/>
-      <w:numFmt w:val="bullet"/>
-      <w:lvlText w:val=""/>
-      <w:lvlJc w:val="left"/>
-      <w:pPr>
-        <w:tabs>
-          <w:tab w:val="left" w:pos="2160"/>
-        </w:tabs>
-        <w:ind w:left="2160" w:hanging="360"/>
-      </w:pPr>
-      <w:rPr>
-        <w:rFonts w:hint="default" w:ascii="Wingdings" w:hAnsi="Wingdings" w:cs="Wingdings"/>
-        <w:sz w:val="20"/>
-      </w:rPr>
-    </w:lvl>
-    <w:lvl w:ilvl="3" w:tentative="0">
-      <w:start w:val="1"/>
-      <w:numFmt w:val="bullet"/>
-      <w:lvlText w:val=""/>
-      <w:lvlJc w:val="left"/>
-      <w:pPr>
-        <w:tabs>
-          <w:tab w:val="left" w:pos="2880"/>
-        </w:tabs>
-        <w:ind w:left="2880" w:hanging="360"/>
-      </w:pPr>
-      <w:rPr>
-        <w:rFonts w:hint="default" w:ascii="Wingdings" w:hAnsi="Wingdings" w:cs="Wingdings"/>
-        <w:sz w:val="20"/>
-      </w:rPr>
-    </w:lvl>
-    <w:lvl w:ilvl="4" w:tentative="0">
-      <w:start w:val="1"/>
-      <w:numFmt w:val="bullet"/>
-      <w:lvlText w:val=""/>
-      <w:lvlJc w:val="left"/>
-      <w:pPr>
-        <w:tabs>
-          <w:tab w:val="left" w:pos="3600"/>
-        </w:tabs>
-        <w:ind w:left="3600" w:hanging="360"/>
-      </w:pPr>
-      <w:rPr>
-        <w:rFonts w:hint="default" w:ascii="Wingdings" w:hAnsi="Wingdings" w:cs="Wingdings"/>
-        <w:sz w:val="20"/>
-      </w:rPr>
-    </w:lvl>
-    <w:lvl w:ilvl="5" w:tentative="0">
-      <w:start w:val="1"/>
-      <w:numFmt w:val="bullet"/>
-      <w:lvlText w:val=""/>
-      <w:lvlJc w:val="left"/>
-      <w:pPr>
-        <w:tabs>
-          <w:tab w:val="left" w:pos="4320"/>
-        </w:tabs>
-        <w:ind w:left="4320" w:hanging="360"/>
-      </w:pPr>
-      <w:rPr>
-        <w:rFonts w:hint="default" w:ascii="Wingdings" w:hAnsi="Wingdings" w:cs="Wingdings"/>
-        <w:sz w:val="20"/>
-      </w:rPr>
-    </w:lvl>
-    <w:lvl w:ilvl="6" w:tentative="0">
-      <w:start w:val="1"/>
-      <w:numFmt w:val="bullet"/>
-      <w:lvlText w:val=""/>
-      <w:lvlJc w:val="left"/>
-      <w:pPr>
-        <w:tabs>
-          <w:tab w:val="left" w:pos="5040"/>
-        </w:tabs>
-        <w:ind w:left="5040" w:hanging="360"/>
-      </w:pPr>
-      <w:rPr>
-        <w:rFonts w:hint="default" w:ascii="Wingdings" w:hAnsi="Wingdings" w:cs="Wingdings"/>
-        <w:sz w:val="20"/>
-      </w:rPr>
-    </w:lvl>
-    <w:lvl w:ilvl="7" w:tentative="0">
-      <w:start w:val="1"/>
-      <w:numFmt w:val="bullet"/>
-      <w:lvlText w:val=""/>
-      <w:lvlJc w:val="left"/>
-      <w:pPr>
-        <w:tabs>
-          <w:tab w:val="left" w:pos="5760"/>
-        </w:tabs>
-        <w:ind w:left="5760" w:hanging="360"/>
-      </w:pPr>
-      <w:rPr>
-        <w:rFonts w:hint="default" w:ascii="Wingdings" w:hAnsi="Wingdings" w:cs="Wingdings"/>
-        <w:sz w:val="20"/>
-      </w:rPr>
-    </w:lvl>
-    <w:lvl w:ilvl="8" w:tentative="0">
-      <w:start w:val="1"/>
-      <w:numFmt w:val="bullet"/>
-      <w:lvlText w:val=""/>
-      <w:lvlJc w:val="left"/>
-      <w:pPr>
-        <w:tabs>
-          <w:tab w:val="left" w:pos="6480"/>
-        </w:tabs>
-        <w:ind w:left="6480" w:hanging="360"/>
-      </w:pPr>
-      <w:rPr>
-        <w:rFonts w:hint="default" w:ascii="Wingdings" w:hAnsi="Wingdings" w:cs="Wingdings"/>
-        <w:sz w:val="20"/>
-      </w:rPr>
-    </w:lvl>
-  </w:abstractNum>
-  <w:abstractNum w:abstractNumId="31">
-    <w:nsid w:val="4CDA53D1"/>
-    <w:multiLevelType w:val="multilevel"/>
-    <w:tmpl w:val="4CDA53D1"/>
-    <w:lvl w:ilvl="0" w:tentative="0">
-      <w:start w:val="1"/>
-      <w:numFmt w:val="bullet"/>
-      <w:lvlText w:val=""/>
-      <w:lvlJc w:val="left"/>
-      <w:pPr>
-        <w:tabs>
-          <w:tab w:val="left" w:pos="720"/>
-        </w:tabs>
-        <w:ind w:left="720" w:hanging="360"/>
-      </w:pPr>
-      <w:rPr>
-        <w:rFonts w:hint="default" w:ascii="Symbol" w:hAnsi="Symbol" w:cs="Symbol"/>
-        <w:sz w:val="20"/>
-      </w:rPr>
-    </w:lvl>
-    <w:lvl w:ilvl="1" w:tentative="0">
-      <w:start w:val="1"/>
-      <w:numFmt w:val="bullet"/>
-      <w:lvlText w:val="o"/>
-      <w:lvlJc w:val="left"/>
-      <w:pPr>
-        <w:tabs>
-          <w:tab w:val="left" w:pos="1440"/>
-        </w:tabs>
-        <w:ind w:left="1440" w:hanging="360"/>
-      </w:pPr>
-      <w:rPr>
-        <w:rFonts w:hint="default" w:ascii="Courier New" w:hAnsi="Courier New" w:cs="Courier New"/>
-        <w:sz w:val="20"/>
-      </w:rPr>
-    </w:lvl>
-    <w:lvl w:ilvl="2" w:tentative="0">
-      <w:start w:val="1"/>
-      <w:numFmt w:val="bullet"/>
-      <w:lvlText w:val=""/>
-      <w:lvlJc w:val="left"/>
-      <w:pPr>
-        <w:tabs>
-          <w:tab w:val="left" w:pos="2160"/>
-        </w:tabs>
-        <w:ind w:left="2160" w:hanging="360"/>
-      </w:pPr>
-      <w:rPr>
-        <w:rFonts w:hint="default" w:ascii="Wingdings" w:hAnsi="Wingdings" w:cs="Wingdings"/>
-        <w:sz w:val="20"/>
-      </w:rPr>
-    </w:lvl>
-    <w:lvl w:ilvl="3" w:tentative="0">
-      <w:start w:val="1"/>
-      <w:numFmt w:val="bullet"/>
-      <w:lvlText w:val=""/>
-      <w:lvlJc w:val="left"/>
-      <w:pPr>
-        <w:tabs>
-          <w:tab w:val="left" w:pos="2880"/>
-        </w:tabs>
-        <w:ind w:left="2880" w:hanging="360"/>
-      </w:pPr>
-      <w:rPr>
-        <w:rFonts w:hint="default" w:ascii="Wingdings" w:hAnsi="Wingdings" w:cs="Wingdings"/>
-        <w:sz w:val="20"/>
-      </w:rPr>
-    </w:lvl>
-    <w:lvl w:ilvl="4" w:tentative="0">
-      <w:start w:val="1"/>
-      <w:numFmt w:val="bullet"/>
-      <w:lvlText w:val=""/>
-      <w:lvlJc w:val="left"/>
-      <w:pPr>
-        <w:tabs>
-          <w:tab w:val="left" w:pos="3600"/>
-        </w:tabs>
-        <w:ind w:left="3600" w:hanging="360"/>
-      </w:pPr>
-      <w:rPr>
-        <w:rFonts w:hint="default" w:ascii="Wingdings" w:hAnsi="Wingdings" w:cs="Wingdings"/>
-        <w:sz w:val="20"/>
-      </w:rPr>
-    </w:lvl>
-    <w:lvl w:ilvl="5" w:tentative="0">
-      <w:start w:val="1"/>
-      <w:numFmt w:val="bullet"/>
-      <w:lvlText w:val=""/>
-      <w:lvlJc w:val="left"/>
-      <w:pPr>
-        <w:tabs>
-          <w:tab w:val="left" w:pos="4320"/>
-        </w:tabs>
-        <w:ind w:left="4320" w:hanging="360"/>
-      </w:pPr>
-      <w:rPr>
-        <w:rFonts w:hint="default" w:ascii="Wingdings" w:hAnsi="Wingdings" w:cs="Wingdings"/>
-        <w:sz w:val="20"/>
-      </w:rPr>
-    </w:lvl>
-    <w:lvl w:ilvl="6" w:tentative="0">
-      <w:start w:val="1"/>
-      <w:numFmt w:val="bullet"/>
-      <w:lvlText w:val=""/>
-      <w:lvlJc w:val="left"/>
-      <w:pPr>
-        <w:tabs>
-          <w:tab w:val="left" w:pos="5040"/>
-        </w:tabs>
-        <w:ind w:left="5040" w:hanging="360"/>
-      </w:pPr>
-      <w:rPr>
-        <w:rFonts w:hint="default" w:ascii="Wingdings" w:hAnsi="Wingdings" w:cs="Wingdings"/>
-        <w:sz w:val="20"/>
-      </w:rPr>
-    </w:lvl>
-    <w:lvl w:ilvl="7" w:tentative="0">
-      <w:start w:val="1"/>
-      <w:numFmt w:val="bullet"/>
-      <w:lvlText w:val=""/>
-      <w:lvlJc w:val="left"/>
-      <w:pPr>
-        <w:tabs>
-          <w:tab w:val="left" w:pos="5760"/>
-        </w:tabs>
-        <w:ind w:left="5760" w:hanging="360"/>
-      </w:pPr>
-      <w:rPr>
-        <w:rFonts w:hint="default" w:ascii="Wingdings" w:hAnsi="Wingdings" w:cs="Wingdings"/>
-        <w:sz w:val="20"/>
-      </w:rPr>
-    </w:lvl>
-    <w:lvl w:ilvl="8" w:tentative="0">
-      <w:start w:val="1"/>
-      <w:numFmt w:val="bullet"/>
-      <w:lvlText w:val=""/>
-      <w:lvlJc w:val="left"/>
-      <w:pPr>
-        <w:tabs>
-          <w:tab w:val="left" w:pos="6480"/>
-        </w:tabs>
-        <w:ind w:left="6480" w:hanging="360"/>
-      </w:pPr>
-      <w:rPr>
-        <w:rFonts w:hint="default" w:ascii="Wingdings" w:hAnsi="Wingdings" w:cs="Wingdings"/>
-        <w:sz w:val="20"/>
-      </w:rPr>
-    </w:lvl>
-  </w:abstractNum>
-  <w:abstractNum w:abstractNumId="32">
-    <w:nsid w:val="4DBE7FB9"/>
-    <w:multiLevelType w:val="multilevel"/>
-    <w:tmpl w:val="4DBE7FB9"/>
-    <w:lvl w:ilvl="0" w:tentative="0">
-      <w:start w:val="1"/>
-      <w:numFmt w:val="bullet"/>
-      <w:lvlText w:val=""/>
-      <w:lvlJc w:val="left"/>
-      <w:pPr>
-        <w:tabs>
-          <w:tab w:val="left" w:pos="720"/>
-        </w:tabs>
-        <w:ind w:left="720" w:hanging="360"/>
-      </w:pPr>
-      <w:rPr>
-        <w:rFonts w:hint="default" w:ascii="Symbol" w:hAnsi="Symbol" w:cs="Symbol"/>
-        <w:sz w:val="20"/>
-      </w:rPr>
-    </w:lvl>
-    <w:lvl w:ilvl="1" w:tentative="0">
-      <w:start w:val="1"/>
-      <w:numFmt w:val="bullet"/>
-      <w:lvlText w:val="o"/>
-      <w:lvlJc w:val="left"/>
-      <w:pPr>
-        <w:tabs>
-          <w:tab w:val="left" w:pos="1440"/>
-        </w:tabs>
-        <w:ind w:left="1440" w:hanging="360"/>
-      </w:pPr>
-      <w:rPr>
-        <w:rFonts w:hint="default" w:ascii="Courier New" w:hAnsi="Courier New" w:cs="Courier New"/>
-        <w:sz w:val="20"/>
-      </w:rPr>
-    </w:lvl>
-    <w:lvl w:ilvl="2" w:tentative="0">
-      <w:start w:val="1"/>
-      <w:numFmt w:val="bullet"/>
-      <w:lvlText w:val=""/>
-      <w:lvlJc w:val="left"/>
-      <w:pPr>
-        <w:tabs>
-          <w:tab w:val="left" w:pos="2160"/>
-        </w:tabs>
-        <w:ind w:left="2160" w:hanging="360"/>
-      </w:pPr>
-      <w:rPr>
-        <w:rFonts w:hint="default" w:ascii="Wingdings" w:hAnsi="Wingdings" w:cs="Wingdings"/>
-        <w:sz w:val="20"/>
-      </w:rPr>
-    </w:lvl>
-    <w:lvl w:ilvl="3" w:tentative="0">
-      <w:start w:val="1"/>
-      <w:numFmt w:val="bullet"/>
-      <w:lvlText w:val=""/>
-      <w:lvlJc w:val="left"/>
-      <w:pPr>
-        <w:tabs>
-          <w:tab w:val="left" w:pos="2880"/>
-        </w:tabs>
-        <w:ind w:left="2880" w:hanging="360"/>
-      </w:pPr>
-      <w:rPr>
-        <w:rFonts w:hint="default" w:ascii="Wingdings" w:hAnsi="Wingdings" w:cs="Wingdings"/>
-        <w:sz w:val="20"/>
-      </w:rPr>
-    </w:lvl>
-    <w:lvl w:ilvl="4" w:tentative="0">
-      <w:start w:val="1"/>
-      <w:numFmt w:val="bullet"/>
-      <w:lvlText w:val=""/>
-      <w:lvlJc w:val="left"/>
-      <w:pPr>
-        <w:tabs>
-          <w:tab w:val="left" w:pos="3600"/>
-        </w:tabs>
-        <w:ind w:left="3600" w:hanging="360"/>
-      </w:pPr>
-      <w:rPr>
-        <w:rFonts w:hint="default" w:ascii="Wingdings" w:hAnsi="Wingdings" w:cs="Wingdings"/>
-        <w:sz w:val="20"/>
-      </w:rPr>
-    </w:lvl>
-    <w:lvl w:ilvl="5" w:tentative="0">
-      <w:start w:val="1"/>
-      <w:numFmt w:val="bullet"/>
-      <w:lvlText w:val=""/>
-      <w:lvlJc w:val="left"/>
-      <w:pPr>
-        <w:tabs>
-          <w:tab w:val="left" w:pos="4320"/>
-        </w:tabs>
-        <w:ind w:left="4320" w:hanging="360"/>
-      </w:pPr>
-      <w:rPr>
-        <w:rFonts w:hint="default" w:ascii="Wingdings" w:hAnsi="Wingdings" w:cs="Wingdings"/>
-        <w:sz w:val="20"/>
-      </w:rPr>
-    </w:lvl>
-    <w:lvl w:ilvl="6" w:tentative="0">
-      <w:start w:val="1"/>
-      <w:numFmt w:val="bullet"/>
-      <w:lvlText w:val=""/>
-      <w:lvlJc w:val="left"/>
-      <w:pPr>
-        <w:tabs>
-          <w:tab w:val="left" w:pos="5040"/>
-        </w:tabs>
-        <w:ind w:left="5040" w:hanging="360"/>
-      </w:pPr>
-      <w:rPr>
-        <w:rFonts w:hint="default" w:ascii="Wingdings" w:hAnsi="Wingdings" w:cs="Wingdings"/>
-        <w:sz w:val="20"/>
-      </w:rPr>
-    </w:lvl>
-    <w:lvl w:ilvl="7" w:tentative="0">
-      <w:start w:val="1"/>
-      <w:numFmt w:val="bullet"/>
-      <w:lvlText w:val=""/>
-      <w:lvlJc w:val="left"/>
-      <w:pPr>
-        <w:tabs>
-          <w:tab w:val="left" w:pos="5760"/>
-        </w:tabs>
-        <w:ind w:left="5760" w:hanging="360"/>
-      </w:pPr>
-      <w:rPr>
-        <w:rFonts w:hint="default" w:ascii="Wingdings" w:hAnsi="Wingdings" w:cs="Wingdings"/>
-        <w:sz w:val="20"/>
-      </w:rPr>
-    </w:lvl>
-    <w:lvl w:ilvl="8" w:tentative="0">
-      <w:start w:val="1"/>
-      <w:numFmt w:val="bullet"/>
-      <w:lvlText w:val=""/>
-      <w:lvlJc w:val="left"/>
-      <w:pPr>
-        <w:tabs>
-          <w:tab w:val="left" w:pos="6480"/>
-        </w:tabs>
-        <w:ind w:left="6480" w:hanging="360"/>
-      </w:pPr>
-      <w:rPr>
-        <w:rFonts w:hint="default" w:ascii="Wingdings" w:hAnsi="Wingdings" w:cs="Wingdings"/>
-        <w:sz w:val="20"/>
-      </w:rPr>
-    </w:lvl>
-  </w:abstractNum>
-  <w:abstractNum w:abstractNumId="33">
+  <w:abstractNum w:abstractNumId="14">
     <w:nsid w:val="55D88534"/>
     <w:multiLevelType w:val="singleLevel"/>
     <w:tmpl w:val="55D88534"/>
@@ -14467,454 +9602,7 @@
       </w:rPr>
     </w:lvl>
   </w:abstractNum>
-  <w:abstractNum w:abstractNumId="34">
-    <w:nsid w:val="60F216AB"/>
-    <w:multiLevelType w:val="multilevel"/>
-    <w:tmpl w:val="60F216AB"/>
-    <w:lvl w:ilvl="0" w:tentative="0">
-      <w:start w:val="1"/>
-      <w:numFmt w:val="decimal"/>
-      <w:lvlText w:val="%1."/>
-      <w:lvlJc w:val="left"/>
-      <w:pPr>
-        <w:tabs>
-          <w:tab w:val="left" w:pos="720"/>
-        </w:tabs>
-        <w:ind w:left="720" w:hanging="360"/>
-      </w:pPr>
-      <w:rPr>
-        <w:sz w:val="24"/>
-        <w:szCs w:val="24"/>
-      </w:rPr>
-    </w:lvl>
-    <w:lvl w:ilvl="1" w:tentative="0">
-      <w:start w:val="1"/>
-      <w:numFmt w:val="decimal"/>
-      <w:lvlText w:val="%2."/>
-      <w:lvlJc w:val="left"/>
-      <w:pPr>
-        <w:tabs>
-          <w:tab w:val="left" w:pos="1440"/>
-        </w:tabs>
-        <w:ind w:left="1440" w:hanging="360"/>
-      </w:pPr>
-      <w:rPr>
-        <w:sz w:val="24"/>
-        <w:szCs w:val="24"/>
-      </w:rPr>
-    </w:lvl>
-    <w:lvl w:ilvl="2" w:tentative="0">
-      <w:start w:val="1"/>
-      <w:numFmt w:val="decimal"/>
-      <w:lvlText w:val="%3."/>
-      <w:lvlJc w:val="left"/>
-      <w:pPr>
-        <w:tabs>
-          <w:tab w:val="left" w:pos="2160"/>
-        </w:tabs>
-        <w:ind w:left="2160" w:hanging="360"/>
-      </w:pPr>
-      <w:rPr>
-        <w:sz w:val="24"/>
-        <w:szCs w:val="24"/>
-      </w:rPr>
-    </w:lvl>
-    <w:lvl w:ilvl="3" w:tentative="0">
-      <w:start w:val="1"/>
-      <w:numFmt w:val="decimal"/>
-      <w:lvlText w:val="%4."/>
-      <w:lvlJc w:val="left"/>
-      <w:pPr>
-        <w:tabs>
-          <w:tab w:val="left" w:pos="2500"/>
-        </w:tabs>
-        <w:ind w:left="2880" w:hanging="360"/>
-      </w:pPr>
-      <w:rPr>
-        <w:sz w:val="24"/>
-        <w:szCs w:val="24"/>
-      </w:rPr>
-    </w:lvl>
-    <w:lvl w:ilvl="4" w:tentative="0">
-      <w:start w:val="1"/>
-      <w:numFmt w:val="decimal"/>
-      <w:lvlText w:val="%5."/>
-      <w:lvlJc w:val="left"/>
-      <w:pPr>
-        <w:tabs>
-          <w:tab w:val="left" w:pos="3220"/>
-        </w:tabs>
-        <w:ind w:left="3600" w:hanging="360"/>
-      </w:pPr>
-      <w:rPr>
-        <w:sz w:val="24"/>
-        <w:szCs w:val="24"/>
-      </w:rPr>
-    </w:lvl>
-    <w:lvl w:ilvl="5" w:tentative="0">
-      <w:start w:val="1"/>
-      <w:numFmt w:val="decimal"/>
-      <w:lvlText w:val="%6."/>
-      <w:lvlJc w:val="left"/>
-      <w:pPr>
-        <w:tabs>
-          <w:tab w:val="left" w:pos="3940"/>
-        </w:tabs>
-        <w:ind w:left="4320" w:hanging="360"/>
-      </w:pPr>
-      <w:rPr>
-        <w:sz w:val="24"/>
-        <w:szCs w:val="24"/>
-      </w:rPr>
-    </w:lvl>
-    <w:lvl w:ilvl="6" w:tentative="0">
-      <w:start w:val="1"/>
-      <w:numFmt w:val="decimal"/>
-      <w:lvlText w:val="%7."/>
-      <w:lvlJc w:val="left"/>
-      <w:pPr>
-        <w:tabs>
-          <w:tab w:val="left" w:pos="4660"/>
-        </w:tabs>
-        <w:ind w:left="5040" w:hanging="360"/>
-      </w:pPr>
-      <w:rPr>
-        <w:sz w:val="24"/>
-        <w:szCs w:val="24"/>
-      </w:rPr>
-    </w:lvl>
-    <w:lvl w:ilvl="7" w:tentative="0">
-      <w:start w:val="1"/>
-      <w:numFmt w:val="decimal"/>
-      <w:lvlText w:val="%8."/>
-      <w:lvlJc w:val="left"/>
-      <w:pPr>
-        <w:tabs>
-          <w:tab w:val="left" w:pos="5380"/>
-        </w:tabs>
-        <w:ind w:left="5760" w:hanging="360"/>
-      </w:pPr>
-      <w:rPr>
-        <w:sz w:val="24"/>
-        <w:szCs w:val="24"/>
-      </w:rPr>
-    </w:lvl>
-    <w:lvl w:ilvl="8" w:tentative="0">
-      <w:start w:val="1"/>
-      <w:numFmt w:val="decimal"/>
-      <w:lvlText w:val="%9."/>
-      <w:lvlJc w:val="left"/>
-      <w:pPr>
-        <w:tabs>
-          <w:tab w:val="left" w:pos="6100"/>
-        </w:tabs>
-        <w:ind w:left="6480" w:hanging="360"/>
-      </w:pPr>
-      <w:rPr>
-        <w:sz w:val="24"/>
-        <w:szCs w:val="24"/>
-      </w:rPr>
-    </w:lvl>
-  </w:abstractNum>
-  <w:abstractNum w:abstractNumId="35">
-    <w:nsid w:val="6147BEA8"/>
-    <w:multiLevelType w:val="multilevel"/>
-    <w:tmpl w:val="6147BEA8"/>
-    <w:lvl w:ilvl="0" w:tentative="0">
-      <w:start w:val="1"/>
-      <w:numFmt w:val="bullet"/>
-      <w:lvlText w:val=""/>
-      <w:lvlJc w:val="left"/>
-      <w:pPr>
-        <w:tabs>
-          <w:tab w:val="left" w:pos="720"/>
-        </w:tabs>
-        <w:ind w:left="720" w:hanging="360"/>
-      </w:pPr>
-      <w:rPr>
-        <w:rFonts w:ascii="Symbol" w:hAnsi="Symbol" w:cs="Symbol"/>
-        <w:sz w:val="20"/>
-      </w:rPr>
-    </w:lvl>
-    <w:lvl w:ilvl="1" w:tentative="0">
-      <w:start w:val="1"/>
-      <w:numFmt w:val="bullet"/>
-      <w:lvlText w:val="o"/>
-      <w:lvlJc w:val="left"/>
-      <w:pPr>
-        <w:tabs>
-          <w:tab w:val="left" w:pos="1440"/>
-        </w:tabs>
-        <w:ind w:left="1440" w:hanging="360"/>
-      </w:pPr>
-      <w:rPr>
-        <w:rFonts w:ascii="Courier New" w:hAnsi="Courier New" w:cs="Courier New"/>
-        <w:sz w:val="20"/>
-      </w:rPr>
-    </w:lvl>
-    <w:lvl w:ilvl="2" w:tentative="0">
-      <w:start w:val="1"/>
-      <w:numFmt w:val="bullet"/>
-      <w:lvlText w:val=""/>
-      <w:lvlJc w:val="left"/>
-      <w:pPr>
-        <w:tabs>
-          <w:tab w:val="left" w:pos="2160"/>
-        </w:tabs>
-        <w:ind w:left="2160" w:hanging="360"/>
-      </w:pPr>
-      <w:rPr>
-        <w:rFonts w:ascii="Wingdings" w:hAnsi="Wingdings" w:cs="Wingdings"/>
-        <w:sz w:val="20"/>
-      </w:rPr>
-    </w:lvl>
-    <w:lvl w:ilvl="3" w:tentative="0">
-      <w:start w:val="1"/>
-      <w:numFmt w:val="bullet"/>
-      <w:lvlText w:val=""/>
-      <w:lvlJc w:val="left"/>
-      <w:pPr>
-        <w:tabs>
-          <w:tab w:val="left" w:pos="2880"/>
-        </w:tabs>
-        <w:ind w:left="2880" w:hanging="360"/>
-      </w:pPr>
-      <w:rPr>
-        <w:rFonts w:hint="default" w:ascii="Wingdings" w:hAnsi="Wingdings" w:cs="Wingdings"/>
-        <w:sz w:val="20"/>
-      </w:rPr>
-    </w:lvl>
-    <w:lvl w:ilvl="4" w:tentative="0">
-      <w:start w:val="1"/>
-      <w:numFmt w:val="bullet"/>
-      <w:lvlText w:val=""/>
-      <w:lvlJc w:val="left"/>
-      <w:pPr>
-        <w:tabs>
-          <w:tab w:val="left" w:pos="3600"/>
-        </w:tabs>
-        <w:ind w:left="3600" w:hanging="360"/>
-      </w:pPr>
-      <w:rPr>
-        <w:rFonts w:hint="default" w:ascii="Wingdings" w:hAnsi="Wingdings" w:cs="Wingdings"/>
-        <w:sz w:val="20"/>
-      </w:rPr>
-    </w:lvl>
-    <w:lvl w:ilvl="5" w:tentative="0">
-      <w:start w:val="1"/>
-      <w:numFmt w:val="bullet"/>
-      <w:lvlText w:val=""/>
-      <w:lvlJc w:val="left"/>
-      <w:pPr>
-        <w:tabs>
-          <w:tab w:val="left" w:pos="4320"/>
-        </w:tabs>
-        <w:ind w:left="4320" w:hanging="360"/>
-      </w:pPr>
-      <w:rPr>
-        <w:rFonts w:hint="default" w:ascii="Wingdings" w:hAnsi="Wingdings" w:cs="Wingdings"/>
-        <w:sz w:val="20"/>
-      </w:rPr>
-    </w:lvl>
-    <w:lvl w:ilvl="6" w:tentative="0">
-      <w:start w:val="1"/>
-      <w:numFmt w:val="bullet"/>
-      <w:lvlText w:val=""/>
-      <w:lvlJc w:val="left"/>
-      <w:pPr>
-        <w:tabs>
-          <w:tab w:val="left" w:pos="5040"/>
-        </w:tabs>
-        <w:ind w:left="5040" w:hanging="360"/>
-      </w:pPr>
-      <w:rPr>
-        <w:rFonts w:hint="default" w:ascii="Wingdings" w:hAnsi="Wingdings" w:cs="Wingdings"/>
-        <w:sz w:val="20"/>
-      </w:rPr>
-    </w:lvl>
-    <w:lvl w:ilvl="7" w:tentative="0">
-      <w:start w:val="1"/>
-      <w:numFmt w:val="bullet"/>
-      <w:lvlText w:val=""/>
-      <w:lvlJc w:val="left"/>
-      <w:pPr>
-        <w:tabs>
-          <w:tab w:val="left" w:pos="5760"/>
-        </w:tabs>
-        <w:ind w:left="5760" w:hanging="360"/>
-      </w:pPr>
-      <w:rPr>
-        <w:rFonts w:hint="default" w:ascii="Wingdings" w:hAnsi="Wingdings" w:cs="Wingdings"/>
-        <w:sz w:val="20"/>
-      </w:rPr>
-    </w:lvl>
-    <w:lvl w:ilvl="8" w:tentative="0">
-      <w:start w:val="1"/>
-      <w:numFmt w:val="bullet"/>
-      <w:lvlText w:val=""/>
-      <w:lvlJc w:val="left"/>
-      <w:pPr>
-        <w:tabs>
-          <w:tab w:val="left" w:pos="6480"/>
-        </w:tabs>
-        <w:ind w:left="6480" w:hanging="360"/>
-      </w:pPr>
-      <w:rPr>
-        <w:rFonts w:hint="default" w:ascii="Wingdings" w:hAnsi="Wingdings" w:cs="Wingdings"/>
-        <w:sz w:val="20"/>
-      </w:rPr>
-    </w:lvl>
-  </w:abstractNum>
-  <w:abstractNum w:abstractNumId="36">
-    <w:nsid w:val="657E4C7E"/>
-    <w:multiLevelType w:val="multilevel"/>
-    <w:tmpl w:val="657E4C7E"/>
-    <w:lvl w:ilvl="0" w:tentative="0">
-      <w:start w:val="1"/>
-      <w:numFmt w:val="bullet"/>
-      <w:lvlText w:val=""/>
-      <w:lvlJc w:val="left"/>
-      <w:pPr>
-        <w:tabs>
-          <w:tab w:val="left" w:pos="720"/>
-        </w:tabs>
-        <w:ind w:left="720" w:hanging="360"/>
-      </w:pPr>
-      <w:rPr>
-        <w:rFonts w:hint="default" w:ascii="Symbol" w:hAnsi="Symbol" w:cs="Symbol"/>
-        <w:sz w:val="20"/>
-      </w:rPr>
-    </w:lvl>
-    <w:lvl w:ilvl="1" w:tentative="0">
-      <w:start w:val="1"/>
-      <w:numFmt w:val="bullet"/>
-      <w:lvlText w:val="o"/>
-      <w:lvlJc w:val="left"/>
-      <w:pPr>
-        <w:tabs>
-          <w:tab w:val="left" w:pos="1440"/>
-        </w:tabs>
-        <w:ind w:left="1440" w:hanging="360"/>
-      </w:pPr>
-      <w:rPr>
-        <w:rFonts w:hint="default" w:ascii="Courier New" w:hAnsi="Courier New" w:cs="Courier New"/>
-        <w:sz w:val="20"/>
-      </w:rPr>
-    </w:lvl>
-    <w:lvl w:ilvl="2" w:tentative="0">
-      <w:start w:val="1"/>
-      <w:numFmt w:val="bullet"/>
-      <w:lvlText w:val=""/>
-      <w:lvlJc w:val="left"/>
-      <w:pPr>
-        <w:tabs>
-          <w:tab w:val="left" w:pos="2160"/>
-        </w:tabs>
-        <w:ind w:left="2160" w:hanging="360"/>
-      </w:pPr>
-      <w:rPr>
-        <w:rFonts w:hint="default" w:ascii="Wingdings" w:hAnsi="Wingdings" w:cs="Wingdings"/>
-        <w:sz w:val="20"/>
-      </w:rPr>
-    </w:lvl>
-    <w:lvl w:ilvl="3" w:tentative="0">
-      <w:start w:val="1"/>
-      <w:numFmt w:val="bullet"/>
-      <w:lvlText w:val=""/>
-      <w:lvlJc w:val="left"/>
-      <w:pPr>
-        <w:tabs>
-          <w:tab w:val="left" w:pos="2880"/>
-        </w:tabs>
-        <w:ind w:left="2880" w:hanging="360"/>
-      </w:pPr>
-      <w:rPr>
-        <w:rFonts w:hint="default" w:ascii="Wingdings" w:hAnsi="Wingdings" w:cs="Wingdings"/>
-        <w:sz w:val="20"/>
-      </w:rPr>
-    </w:lvl>
-    <w:lvl w:ilvl="4" w:tentative="0">
-      <w:start w:val="1"/>
-      <w:numFmt w:val="bullet"/>
-      <w:lvlText w:val=""/>
-      <w:lvlJc w:val="left"/>
-      <w:pPr>
-        <w:tabs>
-          <w:tab w:val="left" w:pos="3600"/>
-        </w:tabs>
-        <w:ind w:left="3600" w:hanging="360"/>
-      </w:pPr>
-      <w:rPr>
-        <w:rFonts w:hint="default" w:ascii="Wingdings" w:hAnsi="Wingdings" w:cs="Wingdings"/>
-        <w:sz w:val="20"/>
-      </w:rPr>
-    </w:lvl>
-    <w:lvl w:ilvl="5" w:tentative="0">
-      <w:start w:val="1"/>
-      <w:numFmt w:val="bullet"/>
-      <w:lvlText w:val=""/>
-      <w:lvlJc w:val="left"/>
-      <w:pPr>
-        <w:tabs>
-          <w:tab w:val="left" w:pos="4320"/>
-        </w:tabs>
-        <w:ind w:left="4320" w:hanging="360"/>
-      </w:pPr>
-      <w:rPr>
-        <w:rFonts w:hint="default" w:ascii="Wingdings" w:hAnsi="Wingdings" w:cs="Wingdings"/>
-        <w:sz w:val="20"/>
-      </w:rPr>
-    </w:lvl>
-    <w:lvl w:ilvl="6" w:tentative="0">
-      <w:start w:val="1"/>
-      <w:numFmt w:val="bullet"/>
-      <w:lvlText w:val=""/>
-      <w:lvlJc w:val="left"/>
-      <w:pPr>
-        <w:tabs>
-          <w:tab w:val="left" w:pos="5040"/>
-        </w:tabs>
-        <w:ind w:left="5040" w:hanging="360"/>
-      </w:pPr>
-      <w:rPr>
-        <w:rFonts w:hint="default" w:ascii="Wingdings" w:hAnsi="Wingdings" w:cs="Wingdings"/>
-        <w:sz w:val="20"/>
-      </w:rPr>
-    </w:lvl>
-    <w:lvl w:ilvl="7" w:tentative="0">
-      <w:start w:val="1"/>
-      <w:numFmt w:val="bullet"/>
-      <w:lvlText w:val=""/>
-      <w:lvlJc w:val="left"/>
-      <w:pPr>
-        <w:tabs>
-          <w:tab w:val="left" w:pos="5760"/>
-        </w:tabs>
-        <w:ind w:left="5760" w:hanging="360"/>
-      </w:pPr>
-      <w:rPr>
-        <w:rFonts w:hint="default" w:ascii="Wingdings" w:hAnsi="Wingdings" w:cs="Wingdings"/>
-        <w:sz w:val="20"/>
-      </w:rPr>
-    </w:lvl>
-    <w:lvl w:ilvl="8" w:tentative="0">
-      <w:start w:val="1"/>
-      <w:numFmt w:val="bullet"/>
-      <w:lvlText w:val=""/>
-      <w:lvlJc w:val="left"/>
-      <w:pPr>
-        <w:tabs>
-          <w:tab w:val="left" w:pos="6480"/>
-        </w:tabs>
-        <w:ind w:left="6480" w:hanging="360"/>
-      </w:pPr>
-      <w:rPr>
-        <w:rFonts w:hint="default" w:ascii="Wingdings" w:hAnsi="Wingdings" w:cs="Wingdings"/>
-        <w:sz w:val="20"/>
-      </w:rPr>
-    </w:lvl>
-  </w:abstractNum>
-  <w:abstractNum w:abstractNumId="37">
+  <w:abstractNum w:abstractNumId="15">
     <w:nsid w:val="6E406926"/>
     <w:multiLevelType w:val="singleLevel"/>
     <w:tmpl w:val="6E406926"/>
@@ -14934,453 +9622,53 @@
       </w:rPr>
     </w:lvl>
   </w:abstractNum>
-  <w:abstractNum w:abstractNumId="38">
-    <w:nsid w:val="706BC7BA"/>
-    <w:multiLevelType w:val="multilevel"/>
-    <w:tmpl w:val="706BC7BA"/>
-    <w:lvl w:ilvl="0" w:tentative="0">
-      <w:start w:val="1"/>
-      <w:numFmt w:val="bullet"/>
-      <w:lvlText w:val=""/>
-      <w:lvlJc w:val="left"/>
-      <w:pPr>
-        <w:tabs>
-          <w:tab w:val="left" w:pos="720"/>
-        </w:tabs>
-        <w:ind w:left="720" w:hanging="360"/>
-      </w:pPr>
-      <w:rPr>
-        <w:rFonts w:hint="default" w:ascii="Symbol" w:hAnsi="Symbol" w:cs="Symbol"/>
-        <w:sz w:val="20"/>
-      </w:rPr>
-    </w:lvl>
-    <w:lvl w:ilvl="1" w:tentative="0">
-      <w:start w:val="1"/>
-      <w:numFmt w:val="bullet"/>
-      <w:lvlText w:val="o"/>
-      <w:lvlJc w:val="left"/>
-      <w:pPr>
-        <w:tabs>
-          <w:tab w:val="left" w:pos="1440"/>
-        </w:tabs>
-        <w:ind w:left="1440" w:hanging="360"/>
-      </w:pPr>
-      <w:rPr>
-        <w:rFonts w:hint="default" w:ascii="Courier New" w:hAnsi="Courier New" w:cs="Courier New"/>
-        <w:sz w:val="20"/>
-      </w:rPr>
-    </w:lvl>
-    <w:lvl w:ilvl="2" w:tentative="0">
-      <w:start w:val="1"/>
-      <w:numFmt w:val="bullet"/>
-      <w:lvlText w:val=""/>
-      <w:lvlJc w:val="left"/>
-      <w:pPr>
-        <w:tabs>
-          <w:tab w:val="left" w:pos="2160"/>
-        </w:tabs>
-        <w:ind w:left="2160" w:hanging="360"/>
-      </w:pPr>
-      <w:rPr>
-        <w:rFonts w:hint="default" w:ascii="Wingdings" w:hAnsi="Wingdings" w:cs="Wingdings"/>
-        <w:sz w:val="20"/>
-      </w:rPr>
-    </w:lvl>
-    <w:lvl w:ilvl="3" w:tentative="0">
-      <w:start w:val="1"/>
-      <w:numFmt w:val="bullet"/>
-      <w:lvlText w:val=""/>
-      <w:lvlJc w:val="left"/>
-      <w:pPr>
-        <w:tabs>
-          <w:tab w:val="left" w:pos="2880"/>
-        </w:tabs>
-        <w:ind w:left="2880" w:hanging="360"/>
-      </w:pPr>
-      <w:rPr>
-        <w:rFonts w:hint="default" w:ascii="Wingdings" w:hAnsi="Wingdings" w:cs="Wingdings"/>
-        <w:sz w:val="20"/>
-      </w:rPr>
-    </w:lvl>
-    <w:lvl w:ilvl="4" w:tentative="0">
-      <w:start w:val="1"/>
-      <w:numFmt w:val="bullet"/>
-      <w:lvlText w:val=""/>
-      <w:lvlJc w:val="left"/>
-      <w:pPr>
-        <w:tabs>
-          <w:tab w:val="left" w:pos="3600"/>
-        </w:tabs>
-        <w:ind w:left="3600" w:hanging="360"/>
-      </w:pPr>
-      <w:rPr>
-        <w:rFonts w:hint="default" w:ascii="Wingdings" w:hAnsi="Wingdings" w:cs="Wingdings"/>
-        <w:sz w:val="20"/>
-      </w:rPr>
-    </w:lvl>
-    <w:lvl w:ilvl="5" w:tentative="0">
-      <w:start w:val="1"/>
-      <w:numFmt w:val="bullet"/>
-      <w:lvlText w:val=""/>
-      <w:lvlJc w:val="left"/>
-      <w:pPr>
-        <w:tabs>
-          <w:tab w:val="left" w:pos="4320"/>
-        </w:tabs>
-        <w:ind w:left="4320" w:hanging="360"/>
-      </w:pPr>
-      <w:rPr>
-        <w:rFonts w:hint="default" w:ascii="Wingdings" w:hAnsi="Wingdings" w:cs="Wingdings"/>
-        <w:sz w:val="20"/>
-      </w:rPr>
-    </w:lvl>
-    <w:lvl w:ilvl="6" w:tentative="0">
-      <w:start w:val="1"/>
-      <w:numFmt w:val="bullet"/>
-      <w:lvlText w:val=""/>
-      <w:lvlJc w:val="left"/>
-      <w:pPr>
-        <w:tabs>
-          <w:tab w:val="left" w:pos="5040"/>
-        </w:tabs>
-        <w:ind w:left="5040" w:hanging="360"/>
-      </w:pPr>
-      <w:rPr>
-        <w:rFonts w:hint="default" w:ascii="Wingdings" w:hAnsi="Wingdings" w:cs="Wingdings"/>
-        <w:sz w:val="20"/>
-      </w:rPr>
-    </w:lvl>
-    <w:lvl w:ilvl="7" w:tentative="0">
-      <w:start w:val="1"/>
-      <w:numFmt w:val="bullet"/>
-      <w:lvlText w:val=""/>
-      <w:lvlJc w:val="left"/>
-      <w:pPr>
-        <w:tabs>
-          <w:tab w:val="left" w:pos="5760"/>
-        </w:tabs>
-        <w:ind w:left="5760" w:hanging="360"/>
-      </w:pPr>
-      <w:rPr>
-        <w:rFonts w:hint="default" w:ascii="Wingdings" w:hAnsi="Wingdings" w:cs="Wingdings"/>
-        <w:sz w:val="20"/>
-      </w:rPr>
-    </w:lvl>
-    <w:lvl w:ilvl="8" w:tentative="0">
-      <w:start w:val="1"/>
-      <w:numFmt w:val="bullet"/>
-      <w:lvlText w:val=""/>
-      <w:lvlJc w:val="left"/>
-      <w:pPr>
-        <w:tabs>
-          <w:tab w:val="left" w:pos="6480"/>
-        </w:tabs>
-        <w:ind w:left="6480" w:hanging="360"/>
-      </w:pPr>
-      <w:rPr>
-        <w:rFonts w:hint="default" w:ascii="Wingdings" w:hAnsi="Wingdings" w:cs="Wingdings"/>
-        <w:sz w:val="20"/>
-      </w:rPr>
-    </w:lvl>
-  </w:abstractNum>
-  <w:abstractNum w:abstractNumId="39">
-    <w:nsid w:val="715ECD28"/>
-    <w:multiLevelType w:val="multilevel"/>
-    <w:tmpl w:val="715ECD28"/>
-    <w:lvl w:ilvl="0" w:tentative="0">
-      <w:start w:val="1"/>
-      <w:numFmt w:val="bullet"/>
-      <w:lvlText w:val=""/>
-      <w:lvlJc w:val="left"/>
-      <w:pPr>
-        <w:tabs>
-          <w:tab w:val="left" w:pos="720"/>
-        </w:tabs>
-        <w:ind w:left="720" w:hanging="360"/>
-      </w:pPr>
-      <w:rPr>
-        <w:rFonts w:hint="default" w:ascii="Symbol" w:hAnsi="Symbol" w:cs="Symbol"/>
-        <w:sz w:val="20"/>
-      </w:rPr>
-    </w:lvl>
-    <w:lvl w:ilvl="1" w:tentative="0">
-      <w:start w:val="1"/>
-      <w:numFmt w:val="bullet"/>
-      <w:lvlText w:val="o"/>
-      <w:lvlJc w:val="left"/>
-      <w:pPr>
-        <w:tabs>
-          <w:tab w:val="left" w:pos="1440"/>
-        </w:tabs>
-        <w:ind w:left="1440" w:hanging="360"/>
-      </w:pPr>
-      <w:rPr>
-        <w:rFonts w:hint="default" w:ascii="Courier New" w:hAnsi="Courier New" w:cs="Courier New"/>
-        <w:sz w:val="20"/>
-      </w:rPr>
-    </w:lvl>
-    <w:lvl w:ilvl="2" w:tentative="0">
-      <w:start w:val="1"/>
-      <w:numFmt w:val="bullet"/>
-      <w:lvlText w:val=""/>
-      <w:lvlJc w:val="left"/>
-      <w:pPr>
-        <w:tabs>
-          <w:tab w:val="left" w:pos="2160"/>
-        </w:tabs>
-        <w:ind w:left="2160" w:hanging="360"/>
-      </w:pPr>
-      <w:rPr>
-        <w:rFonts w:hint="default" w:ascii="Wingdings" w:hAnsi="Wingdings" w:cs="Wingdings"/>
-        <w:sz w:val="20"/>
-      </w:rPr>
-    </w:lvl>
-    <w:lvl w:ilvl="3" w:tentative="0">
-      <w:start w:val="1"/>
-      <w:numFmt w:val="bullet"/>
-      <w:lvlText w:val=""/>
-      <w:lvlJc w:val="left"/>
-      <w:pPr>
-        <w:tabs>
-          <w:tab w:val="left" w:pos="2880"/>
-        </w:tabs>
-        <w:ind w:left="2880" w:hanging="360"/>
-      </w:pPr>
-      <w:rPr>
-        <w:rFonts w:hint="default" w:ascii="Wingdings" w:hAnsi="Wingdings" w:cs="Wingdings"/>
-        <w:sz w:val="20"/>
-      </w:rPr>
-    </w:lvl>
-    <w:lvl w:ilvl="4" w:tentative="0">
-      <w:start w:val="1"/>
-      <w:numFmt w:val="bullet"/>
-      <w:lvlText w:val=""/>
-      <w:lvlJc w:val="left"/>
-      <w:pPr>
-        <w:tabs>
-          <w:tab w:val="left" w:pos="3600"/>
-        </w:tabs>
-        <w:ind w:left="3600" w:hanging="360"/>
-      </w:pPr>
-      <w:rPr>
-        <w:rFonts w:hint="default" w:ascii="Wingdings" w:hAnsi="Wingdings" w:cs="Wingdings"/>
-        <w:sz w:val="20"/>
-      </w:rPr>
-    </w:lvl>
-    <w:lvl w:ilvl="5" w:tentative="0">
-      <w:start w:val="1"/>
-      <w:numFmt w:val="bullet"/>
-      <w:lvlText w:val=""/>
-      <w:lvlJc w:val="left"/>
-      <w:pPr>
-        <w:tabs>
-          <w:tab w:val="left" w:pos="4320"/>
-        </w:tabs>
-        <w:ind w:left="4320" w:hanging="360"/>
-      </w:pPr>
-      <w:rPr>
-        <w:rFonts w:hint="default" w:ascii="Wingdings" w:hAnsi="Wingdings" w:cs="Wingdings"/>
-        <w:sz w:val="20"/>
-      </w:rPr>
-    </w:lvl>
-    <w:lvl w:ilvl="6" w:tentative="0">
-      <w:start w:val="1"/>
-      <w:numFmt w:val="bullet"/>
-      <w:lvlText w:val=""/>
-      <w:lvlJc w:val="left"/>
-      <w:pPr>
-        <w:tabs>
-          <w:tab w:val="left" w:pos="5040"/>
-        </w:tabs>
-        <w:ind w:left="5040" w:hanging="360"/>
-      </w:pPr>
-      <w:rPr>
-        <w:rFonts w:hint="default" w:ascii="Wingdings" w:hAnsi="Wingdings" w:cs="Wingdings"/>
-        <w:sz w:val="20"/>
-      </w:rPr>
-    </w:lvl>
-    <w:lvl w:ilvl="7" w:tentative="0">
-      <w:start w:val="1"/>
-      <w:numFmt w:val="bullet"/>
-      <w:lvlText w:val=""/>
-      <w:lvlJc w:val="left"/>
-      <w:pPr>
-        <w:tabs>
-          <w:tab w:val="left" w:pos="5760"/>
-        </w:tabs>
-        <w:ind w:left="5760" w:hanging="360"/>
-      </w:pPr>
-      <w:rPr>
-        <w:rFonts w:hint="default" w:ascii="Wingdings" w:hAnsi="Wingdings" w:cs="Wingdings"/>
-        <w:sz w:val="20"/>
-      </w:rPr>
-    </w:lvl>
-    <w:lvl w:ilvl="8" w:tentative="0">
-      <w:start w:val="1"/>
-      <w:numFmt w:val="bullet"/>
-      <w:lvlText w:val=""/>
-      <w:lvlJc w:val="left"/>
-      <w:pPr>
-        <w:tabs>
-          <w:tab w:val="left" w:pos="6480"/>
-        </w:tabs>
-        <w:ind w:left="6480" w:hanging="360"/>
-      </w:pPr>
-      <w:rPr>
-        <w:rFonts w:hint="default" w:ascii="Wingdings" w:hAnsi="Wingdings" w:cs="Wingdings"/>
-        <w:sz w:val="20"/>
-      </w:rPr>
-    </w:lvl>
-  </w:abstractNum>
   <w:num w:numId="1">
-    <w:abstractNumId w:val="35"/>
+    <w:abstractNumId w:val="13"/>
   </w:num>
   <w:num w:numId="2">
+    <w:abstractNumId w:val="9"/>
+  </w:num>
+  <w:num w:numId="3">
+    <w:abstractNumId w:val="14"/>
+  </w:num>
+  <w:num w:numId="4">
+    <w:abstractNumId w:val="8"/>
+  </w:num>
+  <w:num w:numId="5">
+    <w:abstractNumId w:val="4"/>
+  </w:num>
+  <w:num w:numId="6">
+    <w:abstractNumId w:val="2"/>
+  </w:num>
+  <w:num w:numId="7">
+    <w:abstractNumId w:val="7"/>
+  </w:num>
+  <w:num w:numId="8">
+    <w:abstractNumId w:val="1"/>
+  </w:num>
+  <w:num w:numId="9">
+    <w:abstractNumId w:val="5"/>
+  </w:num>
+  <w:num w:numId="10">
+    <w:abstractNumId w:val="3"/>
+  </w:num>
+  <w:num w:numId="11">
     <w:abstractNumId w:val="6"/>
   </w:num>
-  <w:num w:numId="3">
+  <w:num w:numId="12">
+    <w:abstractNumId w:val="15"/>
+  </w:num>
+  <w:num w:numId="13">
     <w:abstractNumId w:val="12"/>
   </w:num>
-  <w:num w:numId="4">
-    <w:abstractNumId w:val="23"/>
-  </w:num>
-  <w:num w:numId="5">
-    <w:abstractNumId w:val="17"/>
-  </w:num>
-  <w:num w:numId="6">
-    <w:abstractNumId w:val="18"/>
-  </w:num>
-  <w:num w:numId="7">
-    <w:abstractNumId w:val="34"/>
-  </w:num>
-  <w:num w:numId="8">
-    <w:abstractNumId w:val="18"/>
-    <w:lvlOverride w:ilvl="0">
-      <w:startOverride w:val="1"/>
-    </w:lvlOverride>
-    <w:lvlOverride w:ilvl="1">
-      <w:startOverride w:val="1"/>
-    </w:lvlOverride>
-    <w:lvlOverride w:ilvl="2">
-      <w:startOverride w:val="1"/>
-    </w:lvlOverride>
-    <w:lvlOverride w:ilvl="3">
-      <w:startOverride w:val="1"/>
-    </w:lvlOverride>
-    <w:lvlOverride w:ilvl="4">
-      <w:startOverride w:val="1"/>
-    </w:lvlOverride>
-    <w:lvlOverride w:ilvl="5">
-      <w:startOverride w:val="1"/>
-    </w:lvlOverride>
-    <w:lvlOverride w:ilvl="6">
-      <w:startOverride w:val="1"/>
-    </w:lvlOverride>
-    <w:lvlOverride w:ilvl="7">
-      <w:startOverride w:val="1"/>
-    </w:lvlOverride>
-    <w:lvlOverride w:ilvl="8">
-      <w:startOverride w:val="1"/>
-    </w:lvlOverride>
-  </w:num>
-  <w:num w:numId="9">
-    <w:abstractNumId w:val="31"/>
-  </w:num>
-  <w:num w:numId="10">
-    <w:abstractNumId w:val="39"/>
-  </w:num>
-  <w:num w:numId="11">
-    <w:abstractNumId w:val="15"/>
-  </w:num>
-  <w:num w:numId="12">
-    <w:abstractNumId w:val="22"/>
-  </w:num>
-  <w:num w:numId="13">
-    <w:abstractNumId w:val="25"/>
-  </w:num>
   <w:num w:numId="14">
-    <w:abstractNumId w:val="32"/>
+    <w:abstractNumId w:val="11"/>
   </w:num>
   <w:num w:numId="15">
-    <w:abstractNumId w:val="7"/>
+    <w:abstractNumId w:val="0"/>
   </w:num>
   <w:num w:numId="16">
-    <w:abstractNumId w:val="0"/>
-  </w:num>
-  <w:num w:numId="17">
-    <w:abstractNumId w:val="36"/>
-  </w:num>
-  <w:num w:numId="18">
-    <w:abstractNumId w:val="26"/>
-  </w:num>
-  <w:num w:numId="19">
-    <w:abstractNumId w:val="13"/>
-  </w:num>
-  <w:num w:numId="20">
-    <w:abstractNumId w:val="16"/>
-  </w:num>
-  <w:num w:numId="21">
-    <w:abstractNumId w:val="38"/>
-  </w:num>
-  <w:num w:numId="22">
-    <w:abstractNumId w:val="19"/>
-  </w:num>
-  <w:num w:numId="23">
-    <w:abstractNumId w:val="28"/>
-  </w:num>
-  <w:num w:numId="24">
-    <w:abstractNumId w:val="30"/>
-  </w:num>
-  <w:num w:numId="25">
-    <w:abstractNumId w:val="29"/>
-  </w:num>
-  <w:num w:numId="26">
-    <w:abstractNumId w:val="21"/>
-  </w:num>
-  <w:num w:numId="27">
-    <w:abstractNumId w:val="14"/>
-  </w:num>
-  <w:num w:numId="28">
-    <w:abstractNumId w:val="33"/>
-  </w:num>
-  <w:num w:numId="29">
-    <w:abstractNumId w:val="11"/>
-  </w:num>
-  <w:num w:numId="30">
-    <w:abstractNumId w:val="5"/>
-  </w:num>
-  <w:num w:numId="31">
-    <w:abstractNumId w:val="3"/>
-  </w:num>
-  <w:num w:numId="32">
     <w:abstractNumId w:val="10"/>
-  </w:num>
-  <w:num w:numId="33">
-    <w:abstractNumId w:val="2"/>
-  </w:num>
-  <w:num w:numId="34">
-    <w:abstractNumId w:val="8"/>
-  </w:num>
-  <w:num w:numId="35">
-    <w:abstractNumId w:val="4"/>
-  </w:num>
-  <w:num w:numId="36">
-    <w:abstractNumId w:val="9"/>
-  </w:num>
-  <w:num w:numId="37">
-    <w:abstractNumId w:val="37"/>
-  </w:num>
-  <w:num w:numId="38">
-    <w:abstractNumId w:val="27"/>
-  </w:num>
-  <w:num w:numId="39">
-    <w:abstractNumId w:val="24"/>
-  </w:num>
-  <w:num w:numId="40">
-    <w:abstractNumId w:val="1"/>
-  </w:num>
-  <w:num w:numId="41">
-    <w:abstractNumId w:val="20"/>
   </w:num>
 </w:numbering>
 </file>
